--- a/SHS/Chapters.docx
+++ b/SHS/Chapters.docx
@@ -5212,13 +5212,25 @@
         <w:rPr>
           <w:rFonts w:ascii="Arial" w:hAnsi="Arial" w:cs="Arial"/>
         </w:rPr>
-        <w:t>would</w:t>
-      </w:r>
-      <w:r>
-        <w:rPr>
-          <w:rFonts w:ascii="Arial" w:hAnsi="Arial" w:cs="Arial"/>
-        </w:rPr>
-        <w:t xml:space="preserve"> be evaluated by the researchers using survey questionnaire</w:t>
+        <w:t>has</w:t>
+      </w:r>
+      <w:r>
+        <w:rPr>
+          <w:rFonts w:ascii="Arial" w:hAnsi="Arial" w:cs="Arial"/>
+        </w:rPr>
+        <w:t xml:space="preserve"> be</w:t>
+      </w:r>
+      <w:r>
+        <w:rPr>
+          <w:rFonts w:ascii="Arial" w:hAnsi="Arial" w:cs="Arial"/>
+        </w:rPr>
+        <w:t>en</w:t>
+      </w:r>
+      <w:r>
+        <w:rPr>
+          <w:rFonts w:ascii="Arial" w:hAnsi="Arial" w:cs="Arial"/>
+        </w:rPr>
+        <w:t xml:space="preserve"> evaluated by the researchers using survey questionnaire</w:t>
       </w:r>
       <w:r>
         <w:rPr>
@@ -5272,7 +5284,7 @@
         <w:rPr>
           <w:rFonts w:ascii="Arial" w:hAnsi="Arial" w:cs="Arial"/>
         </w:rPr>
-        <w:t>would</w:t>
+        <w:t>did</w:t>
       </w:r>
       <w:r>
         <w:rPr>
@@ -5344,31 +5356,51 @@
         <w:rPr>
           <w:rFonts w:ascii="Arial" w:hAnsi="Arial" w:cs="Arial"/>
         </w:rPr>
-        <w:t xml:space="preserve"> This study </w:t>
-      </w:r>
-      <w:r>
-        <w:rPr>
-          <w:rFonts w:ascii="Arial" w:hAnsi="Arial" w:cs="Arial"/>
-        </w:rPr>
-        <w:t>would</w:t>
-      </w:r>
-      <w:r>
-        <w:rPr>
-          <w:rFonts w:ascii="Arial" w:hAnsi="Arial" w:cs="Arial"/>
-        </w:rPr>
-        <w:t xml:space="preserve"> not be focusing on the market and </w:t>
-      </w:r>
-      <w:r>
-        <w:rPr>
-          <w:rFonts w:ascii="Arial" w:hAnsi="Arial" w:cs="Arial"/>
-        </w:rPr>
-        <w:t>would</w:t>
-      </w:r>
-      <w:r>
-        <w:rPr>
-          <w:rFonts w:ascii="Arial" w:hAnsi="Arial" w:cs="Arial"/>
-        </w:rPr>
-        <w:t xml:space="preserve"> mainly focus on the actual application.</w:t>
+        <w:t xml:space="preserve"> This study</w:t>
+      </w:r>
+      <w:r>
+        <w:rPr>
+          <w:rFonts w:ascii="Arial" w:hAnsi="Arial" w:cs="Arial"/>
+        </w:rPr>
+        <w:t xml:space="preserve"> did</w:t>
+      </w:r>
+      <w:r>
+        <w:rPr>
+          <w:rFonts w:ascii="Arial" w:hAnsi="Arial" w:cs="Arial"/>
+        </w:rPr>
+        <w:t xml:space="preserve"> not </w:t>
+      </w:r>
+      <w:proofErr w:type="gramStart"/>
+      <w:r>
+        <w:rPr>
+          <w:rFonts w:ascii="Arial" w:hAnsi="Arial" w:cs="Arial"/>
+        </w:rPr>
+        <w:t>focus</w:t>
+      </w:r>
+      <w:r>
+        <w:rPr>
+          <w:rFonts w:ascii="Arial" w:hAnsi="Arial" w:cs="Arial"/>
+        </w:rPr>
+        <w:t>ed</w:t>
+      </w:r>
+      <w:proofErr w:type="gramEnd"/>
+      <w:r>
+        <w:rPr>
+          <w:rFonts w:ascii="Arial" w:hAnsi="Arial" w:cs="Arial"/>
+        </w:rPr>
+        <w:t xml:space="preserve"> on the market and mainly focus</w:t>
+      </w:r>
+      <w:r>
+        <w:rPr>
+          <w:rFonts w:ascii="Arial" w:hAnsi="Arial" w:cs="Arial"/>
+        </w:rPr>
+        <w:t>ed</w:t>
+      </w:r>
+      <w:r>
+        <w:rPr>
+          <w:rFonts w:ascii="Arial" w:hAnsi="Arial" w:cs="Arial"/>
+        </w:rPr>
+        <w:t xml:space="preserve"> on the actual application.</w:t>
       </w:r>
       <w:r>
         <w:rPr>
@@ -5422,13 +5454,13 @@
         <w:rPr>
           <w:rFonts w:ascii="Arial" w:hAnsi="Arial" w:cs="Arial"/>
         </w:rPr>
-        <w:t>would</w:t>
-      </w:r>
-      <w:r>
-        <w:rPr>
-          <w:rFonts w:ascii="Arial" w:hAnsi="Arial" w:cs="Arial"/>
-        </w:rPr>
-        <w:t xml:space="preserve"> be the</w:t>
+        <w:t>were</w:t>
+      </w:r>
+      <w:r>
+        <w:rPr>
+          <w:rFonts w:ascii="Arial" w:hAnsi="Arial" w:cs="Arial"/>
+        </w:rPr>
+        <w:t xml:space="preserve"> the</w:t>
       </w:r>
       <w:r>
         <w:rPr>
@@ -7013,14 +7045,14 @@
           <w:rFonts w:ascii="Arial" w:hAnsi="Arial" w:cs="Arial"/>
           <w:bCs/>
         </w:rPr>
-        <w:t>would</w:t>
-      </w:r>
-      <w:r>
-        <w:rPr>
-          <w:rFonts w:ascii="Arial" w:hAnsi="Arial" w:cs="Arial"/>
-          <w:bCs/>
-        </w:rPr>
-        <w:t xml:space="preserve"> be the subject of the trial of the application.</w:t>
+        <w:t>are</w:t>
+      </w:r>
+      <w:r>
+        <w:rPr>
+          <w:rFonts w:ascii="Arial" w:hAnsi="Arial" w:cs="Arial"/>
+          <w:bCs/>
+        </w:rPr>
+        <w:t xml:space="preserve"> the subject of the trial of the application.</w:t>
       </w:r>
     </w:p>
     <w:p>
@@ -8502,7 +8534,21 @@
           <w:rFonts w:ascii="Arial" w:hAnsi="Arial" w:cs="Arial"/>
           <w:bCs/>
         </w:rPr>
-        <w:t xml:space="preserve"> inspected and assessed by the researchers to make sure it will be accurate and effective before it </w:t>
+        <w:t xml:space="preserve"> inspected and assessed by the researchers to make sure it w</w:t>
+      </w:r>
+      <w:r>
+        <w:rPr>
+          <w:rFonts w:ascii="Arial" w:hAnsi="Arial" w:cs="Arial"/>
+          <w:bCs/>
+        </w:rPr>
+        <w:t xml:space="preserve">as </w:t>
+      </w:r>
+      <w:r>
+        <w:rPr>
+          <w:rFonts w:ascii="Arial" w:hAnsi="Arial" w:cs="Arial"/>
+          <w:bCs/>
+        </w:rPr>
+        <w:t xml:space="preserve">accurate and effective before it </w:t>
       </w:r>
       <w:r>
         <w:rPr>
@@ -22891,7 +22937,19 @@
         <w:rPr>
           <w:rFonts w:ascii="Arial" w:hAnsi="Arial" w:cs="Arial"/>
         </w:rPr>
-        <w:t xml:space="preserve">is an acceptable </w:t>
+        <w:t>is a</w:t>
+      </w:r>
+      <w:r>
+        <w:rPr>
+          <w:rFonts w:ascii="Arial" w:hAnsi="Arial" w:cs="Arial"/>
+        </w:rPr>
+        <w:t xml:space="preserve"> highly</w:t>
+      </w:r>
+      <w:r>
+        <w:rPr>
+          <w:rFonts w:ascii="Arial" w:hAnsi="Arial" w:cs="Arial"/>
+        </w:rPr>
+        <w:t xml:space="preserve"> acceptable </w:t>
       </w:r>
       <w:r>
         <w:rPr>
@@ -22944,7 +23002,13 @@
         <w:rPr>
           <w:rFonts w:ascii="Arial" w:hAnsi="Arial" w:cs="Arial"/>
         </w:rPr>
-        <w:t>Quieazy is a</w:t>
+        <w:t xml:space="preserve">Quieazy </w:t>
+      </w:r>
+      <w:r>
+        <w:rPr>
+          <w:rFonts w:ascii="Arial" w:hAnsi="Arial" w:cs="Arial"/>
+        </w:rPr>
+        <w:t>was observed to be a highly</w:t>
       </w:r>
       <w:r>
         <w:rPr>
@@ -22968,19 +23032,54 @@
         <w:rPr>
           <w:rFonts w:ascii="Arial" w:hAnsi="Arial" w:cs="Arial"/>
         </w:rPr>
-        <w:t>digital tool for learners, based on its graphical</w:t>
-      </w:r>
-      <w:r>
-        <w:rPr>
-          <w:rFonts w:ascii="Arial" w:hAnsi="Arial" w:cs="Arial"/>
-        </w:rPr>
-        <w:br/>
+        <w:t xml:space="preserve">digital tool for learners, </w:t>
+      </w:r>
+      <w:proofErr w:type="spellStart"/>
+      <w:r>
+        <w:rPr>
+          <w:rFonts w:ascii="Arial" w:hAnsi="Arial" w:cs="Arial"/>
+        </w:rPr>
+        <w:t>based</w:t>
+      </w:r>
+      <w:proofErr w:type="spellEnd"/>
+    </w:p>
+    <w:p>
+      <w:pPr>
+        <w:tabs>
+          <w:tab w:val="left" w:pos="720"/>
+          <w:tab w:val="left" w:pos="1440"/>
+          <w:tab w:val="left" w:pos="2160"/>
+          <w:tab w:val="left" w:pos="2880"/>
+          <w:tab w:val="left" w:pos="3600"/>
+          <w:tab w:val="left" w:pos="5383"/>
+        </w:tabs>
+        <w:spacing w:after="0" w:line="480" w:lineRule="auto"/>
+        <w:rPr>
+          <w:rFonts w:ascii="Arial" w:hAnsi="Arial" w:cs="Arial"/>
+        </w:rPr>
+      </w:pPr>
+      <w:r>
+        <w:rPr>
+          <w:rFonts w:ascii="Arial" w:hAnsi="Arial" w:cs="Arial"/>
+        </w:rPr>
         <w:t xml:space="preserve">    </w:t>
       </w:r>
       <w:r>
         <w:rPr>
           <w:rFonts w:ascii="Arial" w:hAnsi="Arial" w:cs="Arial"/>
         </w:rPr>
+        <w:t>on its graphical</w:t>
+      </w:r>
+      <w:r>
+        <w:rPr>
+          <w:rFonts w:ascii="Arial" w:hAnsi="Arial" w:cs="Arial"/>
+        </w:rPr>
+        <w:t xml:space="preserve"> </w:t>
+      </w:r>
+      <w:r>
+        <w:rPr>
+          <w:rFonts w:ascii="Arial" w:hAnsi="Arial" w:cs="Arial"/>
+        </w:rPr>
         <w:t>performance and transmission continuity.</w:t>
       </w:r>
     </w:p>
@@ -23021,14 +23120,53 @@
         <w:rPr>
           <w:rFonts w:ascii="Arial" w:hAnsi="Arial" w:cs="Arial"/>
         </w:rPr>
-        <w:t xml:space="preserve"> acceptability and performance</w:t>
-      </w:r>
-      <w:r>
-        <w:rPr>
-          <w:rFonts w:ascii="Arial" w:hAnsi="Arial" w:cs="Arial"/>
-        </w:rPr>
-        <w:br/>
-        <w:t xml:space="preserve">    </w:t>
+        <w:t xml:space="preserve"> </w:t>
+      </w:r>
+      <w:r>
+        <w:rPr>
+          <w:rFonts w:ascii="Arial" w:hAnsi="Arial" w:cs="Arial"/>
+        </w:rPr>
+        <w:t xml:space="preserve">level of </w:t>
+      </w:r>
+      <w:r>
+        <w:rPr>
+          <w:rFonts w:ascii="Arial" w:hAnsi="Arial" w:cs="Arial"/>
+        </w:rPr>
+        <w:t>acceptability and</w:t>
+      </w:r>
+    </w:p>
+    <w:p>
+      <w:pPr>
+        <w:tabs>
+          <w:tab w:val="left" w:pos="720"/>
+          <w:tab w:val="left" w:pos="1440"/>
+          <w:tab w:val="left" w:pos="2160"/>
+          <w:tab w:val="left" w:pos="2880"/>
+          <w:tab w:val="left" w:pos="3600"/>
+          <w:tab w:val="left" w:pos="5383"/>
+        </w:tabs>
+        <w:spacing w:after="0" w:line="480" w:lineRule="auto"/>
+        <w:rPr>
+          <w:rFonts w:ascii="Arial" w:hAnsi="Arial" w:cs="Arial"/>
+        </w:rPr>
+      </w:pPr>
+      <w:r>
+        <w:rPr>
+          <w:rFonts w:ascii="Arial" w:hAnsi="Arial" w:cs="Arial"/>
+        </w:rPr>
+        <w:t xml:space="preserve">    level of </w:t>
+      </w:r>
+      <w:r>
+        <w:rPr>
+          <w:rFonts w:ascii="Arial" w:hAnsi="Arial" w:cs="Arial"/>
+        </w:rPr>
+        <w:t>performance</w:t>
+      </w:r>
+      <w:r>
+        <w:rPr>
+          <w:rFonts w:ascii="Arial" w:hAnsi="Arial" w:cs="Arial"/>
+        </w:rPr>
+        <w:t xml:space="preserve"> </w:t>
       </w:r>
       <w:r>
         <w:rPr>
@@ -23056,154 +23194,13 @@
           <w:lang w:val="en-US"/>
         </w:rPr>
       </w:pPr>
-    </w:p>
-    <w:p>
-      <w:pPr>
-        <w:tabs>
-          <w:tab w:val="left" w:pos="720"/>
-          <w:tab w:val="left" w:pos="1440"/>
-          <w:tab w:val="left" w:pos="2160"/>
-          <w:tab w:val="left" w:pos="2880"/>
-          <w:tab w:val="left" w:pos="3600"/>
-          <w:tab w:val="left" w:pos="5383"/>
-        </w:tabs>
-        <w:spacing w:after="0" w:line="480" w:lineRule="auto"/>
-        <w:jc w:val="both"/>
+      <w:r>
         <w:rPr>
           <w:rFonts w:ascii="Arial" w:hAnsi="Arial" w:cs="Arial"/>
           <w:b/>
           <w:bCs/>
           <w:lang w:val="en-US"/>
         </w:rPr>
-      </w:pPr>
-    </w:p>
-    <w:p>
-      <w:pPr>
-        <w:tabs>
-          <w:tab w:val="left" w:pos="720"/>
-          <w:tab w:val="left" w:pos="1440"/>
-          <w:tab w:val="left" w:pos="2160"/>
-          <w:tab w:val="left" w:pos="2880"/>
-          <w:tab w:val="left" w:pos="3600"/>
-          <w:tab w:val="left" w:pos="5383"/>
-        </w:tabs>
-        <w:spacing w:after="0" w:line="480" w:lineRule="auto"/>
-        <w:jc w:val="both"/>
-        <w:rPr>
-          <w:rFonts w:ascii="Arial" w:hAnsi="Arial" w:cs="Arial"/>
-          <w:b/>
-          <w:bCs/>
-          <w:lang w:val="en-US"/>
-        </w:rPr>
-      </w:pPr>
-    </w:p>
-    <w:p>
-      <w:pPr>
-        <w:tabs>
-          <w:tab w:val="left" w:pos="720"/>
-          <w:tab w:val="left" w:pos="1440"/>
-          <w:tab w:val="left" w:pos="2160"/>
-          <w:tab w:val="left" w:pos="2880"/>
-          <w:tab w:val="left" w:pos="3600"/>
-          <w:tab w:val="left" w:pos="5383"/>
-        </w:tabs>
-        <w:spacing w:after="0" w:line="480" w:lineRule="auto"/>
-        <w:jc w:val="both"/>
-        <w:rPr>
-          <w:rFonts w:ascii="Arial" w:hAnsi="Arial" w:cs="Arial"/>
-          <w:b/>
-          <w:bCs/>
-          <w:lang w:val="en-US"/>
-        </w:rPr>
-      </w:pPr>
-    </w:p>
-    <w:p>
-      <w:pPr>
-        <w:tabs>
-          <w:tab w:val="left" w:pos="720"/>
-          <w:tab w:val="left" w:pos="1440"/>
-          <w:tab w:val="left" w:pos="2160"/>
-          <w:tab w:val="left" w:pos="2880"/>
-          <w:tab w:val="left" w:pos="3600"/>
-          <w:tab w:val="left" w:pos="5383"/>
-        </w:tabs>
-        <w:spacing w:after="0" w:line="480" w:lineRule="auto"/>
-        <w:jc w:val="both"/>
-        <w:rPr>
-          <w:rFonts w:ascii="Arial" w:hAnsi="Arial" w:cs="Arial"/>
-          <w:b/>
-          <w:bCs/>
-          <w:lang w:val="en-US"/>
-        </w:rPr>
-      </w:pPr>
-    </w:p>
-    <w:p>
-      <w:pPr>
-        <w:tabs>
-          <w:tab w:val="left" w:pos="720"/>
-          <w:tab w:val="left" w:pos="1440"/>
-          <w:tab w:val="left" w:pos="2160"/>
-          <w:tab w:val="left" w:pos="2880"/>
-          <w:tab w:val="left" w:pos="3600"/>
-          <w:tab w:val="left" w:pos="5383"/>
-        </w:tabs>
-        <w:spacing w:after="0" w:line="480" w:lineRule="auto"/>
-        <w:jc w:val="both"/>
-        <w:rPr>
-          <w:rFonts w:ascii="Arial" w:hAnsi="Arial" w:cs="Arial"/>
-          <w:b/>
-          <w:bCs/>
-          <w:lang w:val="en-US"/>
-        </w:rPr>
-      </w:pPr>
-    </w:p>
-    <w:p>
-      <w:pPr>
-        <w:tabs>
-          <w:tab w:val="left" w:pos="720"/>
-          <w:tab w:val="left" w:pos="1440"/>
-          <w:tab w:val="left" w:pos="2160"/>
-          <w:tab w:val="left" w:pos="2880"/>
-          <w:tab w:val="left" w:pos="3600"/>
-          <w:tab w:val="left" w:pos="5383"/>
-        </w:tabs>
-        <w:spacing w:after="0" w:line="480" w:lineRule="auto"/>
-        <w:jc w:val="both"/>
-        <w:rPr>
-          <w:rFonts w:ascii="Arial" w:hAnsi="Arial" w:cs="Arial"/>
-          <w:b/>
-          <w:bCs/>
-          <w:lang w:val="en-US"/>
-        </w:rPr>
-      </w:pPr>
-    </w:p>
-    <w:p>
-      <w:pPr>
-        <w:tabs>
-          <w:tab w:val="left" w:pos="720"/>
-          <w:tab w:val="left" w:pos="1440"/>
-          <w:tab w:val="left" w:pos="2160"/>
-          <w:tab w:val="left" w:pos="2880"/>
-          <w:tab w:val="left" w:pos="3600"/>
-          <w:tab w:val="left" w:pos="5383"/>
-        </w:tabs>
-        <w:spacing w:after="0" w:line="480" w:lineRule="auto"/>
-        <w:jc w:val="both"/>
-        <w:rPr>
-          <w:rFonts w:ascii="Arial" w:hAnsi="Arial" w:cs="Arial"/>
-          <w:b/>
-          <w:bCs/>
-          <w:lang w:val="en-US"/>
-        </w:rPr>
-      </w:pPr>
-      <w:r>
-        <w:rPr>
-          <w:rFonts w:ascii="Arial" w:hAnsi="Arial" w:cs="Arial"/>
-          <w:b/>
-          <w:bCs/>
-          <w:lang w:val="en-US"/>
-        </w:rPr>
-        <w:lastRenderedPageBreak/>
         <w:t>R</w:t>
       </w:r>
       <w:r>
@@ -23337,6 +23334,7 @@
           <w:rFonts w:ascii="Arial" w:hAnsi="Arial" w:cs="Arial"/>
           <w:color w:val="000000" w:themeColor="text1"/>
         </w:rPr>
+        <w:lastRenderedPageBreak/>
         <w:t>2.</w:t>
       </w:r>
       <w:r>

--- a/SHS/Chapters.docx
+++ b/SHS/Chapters.docx
@@ -1,6 +1,6 @@
 
 <file path=word/document.xml><?xml version="1.0" encoding="utf-8"?>
-<w:document xmlns:wpc="http://schemas.microsoft.com/office/word/2010/wordprocessingCanvas" xmlns:cx="http://schemas.microsoft.com/office/drawing/2014/chartex" xmlns:cx1="http://schemas.microsoft.com/office/drawing/2015/9/8/chartex" xmlns:cx2="http://schemas.microsoft.com/office/drawing/2015/10/21/chartex" xmlns:cx3="http://schemas.microsoft.com/office/drawing/2016/5/9/chartex" xmlns:cx4="http://schemas.microsoft.com/office/drawing/2016/5/10/chartex" xmlns:cx5="http://schemas.microsoft.com/office/drawing/2016/5/11/chartex" xmlns:cx6="http://schemas.microsoft.com/office/drawing/2016/5/12/chartex" xmlns:cx7="http://schemas.microsoft.com/office/drawing/2016/5/13/chartex" xmlns:cx8="http://schemas.microsoft.com/office/drawing/2016/5/14/chartex" xmlns:mc="http://schemas.openxmlformats.org/markup-compatibility/2006" xmlns:aink="http://schemas.microsoft.com/office/drawing/2016/ink" xmlns:am3d="http://schemas.microsoft.com/office/drawing/2017/model3d" xmlns:o="urn:schemas-microsoft-com:office:office" xmlns:oel="http://schemas.microsoft.com/office/2019/extlst" xmlns:r="http://schemas.openxmlformats.org/officeDocument/2006/relationships" xmlns:m="http://schemas.openxmlformats.org/officeDocument/2006/math" xmlns:v="urn:schemas-microsoft-com:vml" xmlns:wp14="http://schemas.microsoft.com/office/word/2010/wordprocessingDrawing" xmlns:wp="http://schemas.openxmlformats.org/drawingml/2006/wordprocessingDrawing" xmlns:w10="urn:schemas-microsoft-com:office:word" xmlns:w="http://schemas.openxmlformats.org/wordprocessingml/2006/main" xmlns:w14="http://schemas.microsoft.com/office/word/2010/wordml" xmlns:w15="http://schemas.microsoft.com/office/word/2012/wordml" xmlns:w16cex="http://schemas.microsoft.com/office/word/2018/wordml/cex" xmlns:w16cid="http://schemas.microsoft.com/office/word/2016/wordml/cid" xmlns:w16="http://schemas.microsoft.com/office/word/2018/wordml" xmlns:w16du="http://schemas.microsoft.com/office/word/2023/wordml/word16du" xmlns:w16sdtdh="http://schemas.microsoft.com/office/word/2020/wordml/sdtdatahash" xmlns:w16sdtfl="http://schemas.microsoft.com/office/word/2024/wordml/sdtformatlock" xmlns:w16se="http://schemas.microsoft.com/office/word/2015/wordml/symex" xmlns:wpg="http://schemas.microsoft.com/office/word/2010/wordprocessingGroup" xmlns:wpi="http://schemas.microsoft.com/office/word/2010/wordprocessingInk" xmlns:wne="http://schemas.microsoft.com/office/word/2006/wordml" xmlns:wps="http://schemas.microsoft.com/office/word/2010/wordprocessingShape" mc:Ignorable="w14 w15 w16se w16cid w16 w16cex w16sdtdh w16sdtfl w16du wp14">
+<w:document xmlns:wpc="http://schemas.microsoft.com/office/word/2010/wordprocessingCanvas" xmlns:cx="http://schemas.microsoft.com/office/drawing/2014/chartex" xmlns:cx1="http://schemas.microsoft.com/office/drawing/2015/9/8/chartex" xmlns:cx2="http://schemas.microsoft.com/office/drawing/2015/10/21/chartex" xmlns:cx3="http://schemas.microsoft.com/office/drawing/2016/5/9/chartex" xmlns:cx4="http://schemas.microsoft.com/office/drawing/2016/5/10/chartex" xmlns:cx5="http://schemas.microsoft.com/office/drawing/2016/5/11/chartex" xmlns:cx6="http://schemas.microsoft.com/office/drawing/2016/5/12/chartex" xmlns:cx7="http://schemas.microsoft.com/office/drawing/2016/5/13/chartex" xmlns:cx8="http://schemas.microsoft.com/office/drawing/2016/5/14/chartex" xmlns:mc="http://schemas.openxmlformats.org/markup-compatibility/2006" xmlns:aink="http://schemas.microsoft.com/office/drawing/2016/ink" xmlns:am3d="http://schemas.microsoft.com/office/drawing/2017/model3d" xmlns:o="urn:schemas-microsoft-com:office:office" xmlns:r="http://schemas.openxmlformats.org/officeDocument/2006/relationships" xmlns:m="http://schemas.openxmlformats.org/officeDocument/2006/math" xmlns:v="urn:schemas-microsoft-com:vml" xmlns:wp14="http://schemas.microsoft.com/office/word/2010/wordprocessingDrawing" xmlns:wp="http://schemas.openxmlformats.org/drawingml/2006/wordprocessingDrawing" xmlns:w10="urn:schemas-microsoft-com:office:word" xmlns:w="http://schemas.openxmlformats.org/wordprocessingml/2006/main" xmlns:w14="http://schemas.microsoft.com/office/word/2010/wordml" xmlns:w15="http://schemas.microsoft.com/office/word/2012/wordml" xmlns:w16cex="http://schemas.microsoft.com/office/word/2018/wordml/cex" xmlns:w16cid="http://schemas.microsoft.com/office/word/2016/wordml/cid" xmlns:w16="http://schemas.microsoft.com/office/word/2018/wordml" xmlns:w16sdtdh="http://schemas.microsoft.com/office/word/2020/wordml/sdtdatahash" xmlns:w16se="http://schemas.microsoft.com/office/word/2015/wordml/symex" xmlns:wpg="http://schemas.microsoft.com/office/word/2010/wordprocessingGroup" xmlns:wpi="http://schemas.microsoft.com/office/word/2010/wordprocessingInk" xmlns:wne="http://schemas.microsoft.com/office/word/2006/wordml" xmlns:wps="http://schemas.microsoft.com/office/word/2010/wordprocessingShape" mc:Ignorable="w14 w15 w16se w16cid w16 w16cex w16sdtdh wp14">
   <w:body>
     <w:bookmarkStart w:id="0" w:name="_Hlk187313069"/>
     <w:bookmarkStart w:id="1" w:name="_Hlk190974941"/>
@@ -83,7 +83,7 @@
               </wp:anchor>
             </w:drawing>
           </mc:Choice>
-          <mc:Fallback>
+          <mc:Fallback xmlns:w16sdtfl="http://schemas.microsoft.com/office/word/2024/wordml/sdtformatlock" xmlns:w16du="http://schemas.microsoft.com/office/word/2023/wordml/word16du" xmlns:oel="http://schemas.microsoft.com/office/2019/extlst">
             <w:pict>
               <v:rect w14:anchorId="3704AD25" id="Rectangle 35" o:spid="_x0000_s1026" style="position:absolute;margin-left:414.7pt;margin-top:-41.45pt;width:31.3pt;height:22.55pt;z-index:251667456;visibility:visible;mso-wrap-style:square;mso-wrap-distance-left:9pt;mso-wrap-distance-top:0;mso-wrap-distance-right:9pt;mso-wrap-distance-bottom:0;mso-position-horizontal:absolute;mso-position-horizontal-relative:text;mso-position-vertical:absolute;mso-position-vertical-relative:text;v-text-anchor:middle" o:gfxdata="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" fillcolor="white [3212]" strokecolor="white [3212]" strokeweight="1pt"/>
             </w:pict>
@@ -556,7 +556,7 @@
               </wp:anchor>
             </w:drawing>
           </mc:Choice>
-          <mc:Fallback>
+          <mc:Fallback xmlns:w16sdtfl="http://schemas.microsoft.com/office/word/2024/wordml/sdtformatlock" xmlns:w16du="http://schemas.microsoft.com/office/word/2023/wordml/word16du" xmlns:oel="http://schemas.microsoft.com/office/2019/extlst">
             <w:pict>
               <v:rect w14:anchorId="3A5F7886" id="Rectangle 36" o:spid="_x0000_s1026" style="position:absolute;margin-left:409.15pt;margin-top:-38.8pt;width:39.45pt;height:25.05pt;z-index:251668480;visibility:visible;mso-wrap-style:square;mso-wrap-distance-left:9pt;mso-wrap-distance-top:0;mso-wrap-distance-right:9pt;mso-wrap-distance-bottom:0;mso-position-horizontal:absolute;mso-position-horizontal-relative:text;mso-position-vertical:absolute;mso-position-vertical-relative:text;v-text-anchor:middle" o:gfxdata="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" fillcolor="white [3212]" strokecolor="white [3212]" strokeweight="1pt"/>
             </w:pict>
@@ -2337,7 +2337,7 @@
               </wp:anchor>
             </w:drawing>
           </mc:Choice>
-          <mc:Fallback>
+          <mc:Fallback xmlns:w16sdtfl="http://schemas.microsoft.com/office/word/2024/wordml/sdtformatlock" xmlns:w16du="http://schemas.microsoft.com/office/word/2023/wordml/word16du" xmlns:oel="http://schemas.microsoft.com/office/2019/extlst">
             <w:pict>
               <v:shapetype w14:anchorId="31AE831C" id="_x0000_t202" coordsize="21600,21600" o:spt="202" path="m,l,21600r21600,l21600,xe">
                 <v:stroke joinstyle="miter"/>
@@ -2629,7 +2629,7 @@
               </wp:anchor>
             </w:drawing>
           </mc:Choice>
-          <mc:Fallback>
+          <mc:Fallback xmlns:w16sdtfl="http://schemas.microsoft.com/office/word/2024/wordml/sdtformatlock" xmlns:w16du="http://schemas.microsoft.com/office/word/2023/wordml/word16du" xmlns:oel="http://schemas.microsoft.com/office/2019/extlst">
             <w:pict>
               <v:shape w14:anchorId="76AC04FD" id="_x0000_s1027" type="#_x0000_t202" style="position:absolute;left:0;text-align:left;margin-left:152.85pt;margin-top:1.2pt;width:118.5pt;height:305.7pt;z-index:-251656192;visibility:visible;mso-wrap-style:square;mso-height-percent:0;mso-wrap-distance-left:9pt;mso-wrap-distance-top:3.6pt;mso-wrap-distance-right:9pt;mso-wrap-distance-bottom:3.6pt;mso-position-horizontal:absolute;mso-position-horizontal-relative:margin;mso-position-vertical:absolute;mso-position-vertical-relative:text;mso-height-percent:0;mso-height-relative:margin;v-text-anchor:top" o:gfxdata="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" fillcolor="white [3201]" strokecolor="black [3200]" strokeweight="1pt">
                 <v:textbox>
@@ -3195,7 +3195,7 @@
               </wp:anchor>
             </w:drawing>
           </mc:Choice>
-          <mc:Fallback>
+          <mc:Fallback xmlns:w16sdtfl="http://schemas.microsoft.com/office/word/2024/wordml/sdtformatlock" xmlns:w16du="http://schemas.microsoft.com/office/word/2023/wordml/word16du" xmlns:oel="http://schemas.microsoft.com/office/2019/extlst">
             <w:pict>
               <v:shape w14:anchorId="0D58208D" id="_x0000_s1028" type="#_x0000_t202" style="position:absolute;left:0;text-align:left;margin-left:1.1pt;margin-top:.65pt;width:118.5pt;height:306.3pt;z-index:-251657216;visibility:visible;mso-wrap-style:square;mso-height-percent:0;mso-wrap-distance-left:9pt;mso-wrap-distance-top:3.6pt;mso-wrap-distance-right:9pt;mso-wrap-distance-bottom:3.6pt;mso-position-horizontal:absolute;mso-position-horizontal-relative:margin;mso-position-vertical:absolute;mso-position-vertical-relative:text;mso-height-percent:0;mso-height-relative:margin;v-text-anchor:top" o:gfxdata="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" fillcolor="white [3201]" strokecolor="black [3200]" strokeweight="1pt">
                 <v:textbox>
@@ -3676,7 +3676,7 @@
               </wp:anchor>
             </w:drawing>
           </mc:Choice>
-          <mc:Fallback>
+          <mc:Fallback xmlns:w16sdtfl="http://schemas.microsoft.com/office/word/2024/wordml/sdtformatlock" xmlns:w16du="http://schemas.microsoft.com/office/word/2023/wordml/word16du" xmlns:oel="http://schemas.microsoft.com/office/2019/extlst">
             <w:pict>
               <v:shapetype w14:anchorId="1C92D50A" id="_x0000_t13" coordsize="21600,21600" o:spt="13" adj="16200,5400" path="m@0,l@0@1,0@1,0@2@0@2@0,21600,21600,10800xe">
                 <v:stroke joinstyle="miter"/>
@@ -3785,7 +3785,7 @@
               </wp:anchor>
             </w:drawing>
           </mc:Choice>
-          <mc:Fallback>
+          <mc:Fallback xmlns:w16sdtfl="http://schemas.microsoft.com/office/word/2024/wordml/sdtformatlock" xmlns:w16du="http://schemas.microsoft.com/office/word/2023/wordml/word16du" xmlns:oel="http://schemas.microsoft.com/office/2019/extlst">
             <w:pict>
               <v:shape w14:anchorId="1AB3673F" id="Arrow: Right 3" o:spid="_x0000_s1030" type="#_x0000_t13" style="position:absolute;left:0;text-align:left;margin-left:123.9pt;margin-top:19.3pt;width:24.05pt;height:17.45pt;z-index:-251654144;visibility:visible;mso-wrap-style:square;mso-width-percent:0;mso-height-percent:0;mso-wrap-distance-left:9pt;mso-wrap-distance-top:0;mso-wrap-distance-right:9pt;mso-wrap-distance-bottom:0;mso-position-horizontal:absolute;mso-position-horizontal-relative:text;mso-position-vertical:absolute;mso-position-vertical-relative:text;mso-width-percent:0;mso-height-percent:0;mso-width-relative:margin;mso-height-relative:margin;v-text-anchor:middle" o:gfxdata="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" adj="13764" fillcolor="black [3200]" strokecolor="black [1600]" strokeweight="1pt">
                 <v:textbox>
@@ -5368,14 +5368,7 @@
         <w:rPr>
           <w:rFonts w:ascii="Arial" w:hAnsi="Arial" w:cs="Arial"/>
         </w:rPr>
-        <w:t xml:space="preserve"> not </w:t>
-      </w:r>
-      <w:proofErr w:type="gramStart"/>
-      <w:r>
-        <w:rPr>
-          <w:rFonts w:ascii="Arial" w:hAnsi="Arial" w:cs="Arial"/>
-        </w:rPr>
-        <w:t>focus</w:t>
+        <w:t xml:space="preserve"> not focus</w:t>
       </w:r>
       <w:r>
         <w:rPr>
@@ -5383,7 +5376,6 @@
         </w:rPr>
         <w:t>ed</w:t>
       </w:r>
-      <w:proofErr w:type="gramEnd"/>
       <w:r>
         <w:rPr>
           <w:rFonts w:ascii="Arial" w:hAnsi="Arial" w:cs="Arial"/>
@@ -5608,7 +5600,7 @@
               </wp:anchor>
             </w:drawing>
           </mc:Choice>
-          <mc:Fallback>
+          <mc:Fallback xmlns:w16sdtfl="http://schemas.microsoft.com/office/word/2024/wordml/sdtformatlock" xmlns:w16du="http://schemas.microsoft.com/office/word/2023/wordml/word16du" xmlns:oel="http://schemas.microsoft.com/office/2019/extlst">
             <w:pict>
               <v:rect w14:anchorId="6AC356D5" id="Rectangle 27" o:spid="_x0000_s1026" style="position:absolute;margin-left:406.65pt;margin-top:-40.7pt;width:43.85pt;height:26.3pt;z-index:251663360;visibility:visible;mso-wrap-style:square;mso-wrap-distance-left:9pt;mso-wrap-distance-top:0;mso-wrap-distance-right:9pt;mso-wrap-distance-bottom:0;mso-position-horizontal:absolute;mso-position-horizontal-relative:text;mso-position-vertical:absolute;mso-position-vertical-relative:text;v-text-anchor:middle" o:gfxdata="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" fillcolor="white [3201]" strokecolor="white [3212]" strokeweight="1pt"/>
             </w:pict>
@@ -5764,7 +5756,35 @@
         <w:rPr>
           <w:rFonts w:ascii="Arial" w:hAnsi="Arial" w:cs="Arial"/>
         </w:rPr>
-        <w:t xml:space="preserve">Electron is a framework for building apps for desktops using both web technologies and Node.js. It is reliable, secure, and stable. It is the leading choice for most companies when building their most important product. Chat apps like Slack, Discord, and Signal are built with Electron. AI applications also use Electron, including both OpenAI’s ChatGPT and </w:t>
+        <w:t xml:space="preserve">Electron is a framework for building apps for desktops using both web technologies and Node.js. It is reliable, secure, and stable. It is the leading choice for most companies when building their most important product. Chat apps like Slack, Discord, and Signal are built with Electron. AI applications also use Electron, including both </w:t>
+      </w:r>
+      <w:proofErr w:type="spellStart"/>
+      <w:r>
+        <w:rPr>
+          <w:rFonts w:ascii="Arial" w:hAnsi="Arial" w:cs="Arial"/>
+        </w:rPr>
+        <w:t>OpenAI’s</w:t>
+      </w:r>
+      <w:proofErr w:type="spellEnd"/>
+      <w:r>
+        <w:rPr>
+          <w:rFonts w:ascii="Arial" w:hAnsi="Arial" w:cs="Arial"/>
+        </w:rPr>
+        <w:t xml:space="preserve"> </w:t>
+      </w:r>
+      <w:proofErr w:type="spellStart"/>
+      <w:r>
+        <w:rPr>
+          <w:rFonts w:ascii="Arial" w:hAnsi="Arial" w:cs="Arial"/>
+        </w:rPr>
+        <w:t>ChatGPT</w:t>
+      </w:r>
+      <w:proofErr w:type="spellEnd"/>
+      <w:r>
+        <w:rPr>
+          <w:rFonts w:ascii="Arial" w:hAnsi="Arial" w:cs="Arial"/>
+        </w:rPr>
+        <w:t xml:space="preserve"> and </w:t>
       </w:r>
       <w:proofErr w:type="spellStart"/>
       <w:r>
@@ -6728,7 +6748,7 @@
               </wp:anchor>
             </w:drawing>
           </mc:Choice>
-          <mc:Fallback>
+          <mc:Fallback xmlns:w16sdtfl="http://schemas.microsoft.com/office/word/2024/wordml/sdtformatlock" xmlns:w16du="http://schemas.microsoft.com/office/word/2023/wordml/word16du" xmlns:oel="http://schemas.microsoft.com/office/2019/extlst">
             <w:pict>
               <v:rect w14:anchorId="0559B352" id="Rectangle 29" o:spid="_x0000_s1026" style="position:absolute;margin-left:404.75pt;margin-top:-44.45pt;width:36.3pt;height:28.8pt;z-index:251664384;visibility:visible;mso-wrap-style:square;mso-wrap-distance-left:9pt;mso-wrap-distance-top:0;mso-wrap-distance-right:9pt;mso-wrap-distance-bottom:0;mso-position-horizontal:absolute;mso-position-horizontal-relative:text;mso-position-vertical:absolute;mso-position-vertical-relative:text;v-text-anchor:middle" o:gfxdata="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" fillcolor="white [3201]" strokecolor="white [3212]" strokeweight="1pt"/>
             </w:pict>
@@ -7570,25 +7590,7 @@
                 <w:b/>
                 <w:bCs/>
               </w:rPr>
-              <w:t>Amount (</w:t>
-            </w:r>
-            <w:proofErr w:type="spellStart"/>
-            <w:r>
-              <w:rPr>
-                <w:rFonts w:ascii="Arial" w:hAnsi="Arial" w:cs="Arial"/>
-                <w:b/>
-                <w:bCs/>
-              </w:rPr>
-              <w:t>Php</w:t>
-            </w:r>
-            <w:proofErr w:type="spellEnd"/>
-            <w:r>
-              <w:rPr>
-                <w:rFonts w:ascii="Arial" w:hAnsi="Arial" w:cs="Arial"/>
-                <w:b/>
-                <w:bCs/>
-              </w:rPr>
-              <w:t>)</w:t>
+              <w:t>Amount (Php)</w:t>
             </w:r>
           </w:p>
         </w:tc>
@@ -10103,7 +10105,7 @@
               </wp:anchor>
             </w:drawing>
           </mc:Choice>
-          <mc:Fallback>
+          <mc:Fallback xmlns:w16sdtfl="http://schemas.microsoft.com/office/word/2024/wordml/sdtformatlock" xmlns:w16du="http://schemas.microsoft.com/office/word/2023/wordml/word16du" xmlns:oel="http://schemas.microsoft.com/office/2019/extlst">
             <w:pict>
               <v:rect w14:anchorId="10AF8543" id="Rectangle 31" o:spid="_x0000_s1026" style="position:absolute;margin-left:411.05pt;margin-top:-37.55pt;width:35.7pt;height:23.8pt;z-index:251665408;visibility:visible;mso-wrap-style:square;mso-wrap-distance-left:9pt;mso-wrap-distance-top:0;mso-wrap-distance-right:9pt;mso-wrap-distance-bottom:0;mso-position-horizontal:absolute;mso-position-horizontal-relative:text;mso-position-vertical:absolute;mso-position-vertical-relative:text;v-text-anchor:middle" o:gfxdata="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" fillcolor="white [3201]" strokecolor="white [3212]" strokeweight="1pt"/>
             </w:pict>
@@ -11798,7 +11800,21 @@
         <w:rPr>
           <w:rFonts w:ascii="Arial" w:hAnsi="Arial" w:cs="Arial"/>
         </w:rPr>
-        <w:t xml:space="preserve"> &amp; Yau, 2020). Such tools reduce manual workload and improve the accuracy of performance tracking, making the process easier and more effective.</w:t>
+        <w:t xml:space="preserve"> &amp; </w:t>
+      </w:r>
+      <w:proofErr w:type="spellStart"/>
+      <w:r>
+        <w:rPr>
+          <w:rFonts w:ascii="Arial" w:hAnsi="Arial" w:cs="Arial"/>
+        </w:rPr>
+        <w:t>Yau</w:t>
+      </w:r>
+      <w:proofErr w:type="spellEnd"/>
+      <w:r>
+        <w:rPr>
+          <w:rFonts w:ascii="Arial" w:hAnsi="Arial" w:cs="Arial"/>
+        </w:rPr>
+        <w:t>, 2020). Such tools reduce manual workload and improve the accuracy of performance tracking, making the process easier and more effective.</w:t>
       </w:r>
     </w:p>
     <w:p>
@@ -17635,7 +17651,6 @@
                 <w:szCs w:val="18"/>
               </w:rPr>
             </w:pPr>
-            <w:proofErr w:type="spellStart"/>
             <w:r>
               <w:rPr>
                 <w:rFonts w:ascii="Arial" w:hAnsi="Arial" w:cs="Arial"/>
@@ -17646,7 +17661,6 @@
               </w:rPr>
               <w:t>df</w:t>
             </w:r>
-            <w:proofErr w:type="spellEnd"/>
           </w:p>
         </w:tc>
         <w:tc>
@@ -19180,7 +19194,6 @@
                 <w:szCs w:val="18"/>
               </w:rPr>
             </w:pPr>
-            <w:proofErr w:type="spellStart"/>
             <w:r>
               <w:rPr>
                 <w:rFonts w:ascii="Arial" w:hAnsi="Arial" w:cs="Arial"/>
@@ -19191,7 +19204,6 @@
               </w:rPr>
               <w:t>df</w:t>
             </w:r>
-            <w:proofErr w:type="spellEnd"/>
           </w:p>
         </w:tc>
         <w:tc>
@@ -20666,7 +20678,6 @@
                 <w:szCs w:val="18"/>
               </w:rPr>
             </w:pPr>
-            <w:proofErr w:type="spellStart"/>
             <w:r>
               <w:rPr>
                 <w:rFonts w:ascii="Arial" w:hAnsi="Arial" w:cs="Arial"/>
@@ -20677,7 +20688,6 @@
               </w:rPr>
               <w:t>df</w:t>
             </w:r>
-            <w:proofErr w:type="spellEnd"/>
           </w:p>
         </w:tc>
         <w:tc>
@@ -22021,7 +22031,7 @@
               </wp:anchor>
             </w:drawing>
           </mc:Choice>
-          <mc:Fallback>
+          <mc:Fallback xmlns:w16sdtfl="http://schemas.microsoft.com/office/word/2024/wordml/sdtformatlock" xmlns:w16du="http://schemas.microsoft.com/office/word/2023/wordml/word16du" xmlns:oel="http://schemas.microsoft.com/office/2019/extlst">
             <w:pict>
               <v:rect w14:anchorId="40D94F4F" id="Rectangle 32" o:spid="_x0000_s1026" style="position:absolute;margin-left:413pt;margin-top:-38pt;width:30.5pt;height:25.5pt;z-index:251666432;visibility:visible;mso-wrap-style:square;mso-wrap-distance-left:9pt;mso-wrap-distance-top:0;mso-wrap-distance-right:9pt;mso-wrap-distance-bottom:0;mso-position-horizontal:absolute;mso-position-horizontal-relative:text;mso-position-vertical:absolute;mso-position-vertical-relative:text;v-text-anchor:middle" o:gfxdata="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" fillcolor="white [3201]" strokecolor="white [3212]" strokeweight="1pt"/>
             </w:pict>
@@ -23032,16 +23042,8 @@
         <w:rPr>
           <w:rFonts w:ascii="Arial" w:hAnsi="Arial" w:cs="Arial"/>
         </w:rPr>
-        <w:t xml:space="preserve">digital tool for learners, </w:t>
-      </w:r>
-      <w:proofErr w:type="spellStart"/>
-      <w:r>
-        <w:rPr>
-          <w:rFonts w:ascii="Arial" w:hAnsi="Arial" w:cs="Arial"/>
-        </w:rPr>
-        <w:t>based</w:t>
-      </w:r>
-      <w:proofErr w:type="spellEnd"/>
+        <w:t>digital tool for learners, based</w:t>
+      </w:r>
     </w:p>
     <w:p>
       <w:pPr>
@@ -23257,31 +23259,34 @@
       <w:pPr>
         <w:spacing w:line="480" w:lineRule="auto"/>
         <w:ind w:left="-90"/>
+      </w:pPr>
+      <w:r>
         <w:rPr>
           <w:rFonts w:ascii="Arial" w:hAnsi="Arial" w:cs="Arial"/>
           <w:color w:val="000000" w:themeColor="text1"/>
         </w:rPr>
-      </w:pPr>
+        <w:t xml:space="preserve">1. </w:t>
+      </w:r>
       <w:r>
         <w:rPr>
           <w:rFonts w:ascii="Arial" w:hAnsi="Arial" w:cs="Arial"/>
           <w:color w:val="000000" w:themeColor="text1"/>
         </w:rPr>
-        <w:t xml:space="preserve">1. </w:t>
+        <w:t>The researchers recommend t</w:t>
       </w:r>
       <w:r>
         <w:rPr>
           <w:rFonts w:ascii="Arial" w:hAnsi="Arial" w:cs="Arial"/>
           <w:color w:val="000000" w:themeColor="text1"/>
         </w:rPr>
-        <w:t xml:space="preserve">The researchers recommend that </w:t>
+        <w:t>o maximize the usage of the</w:t>
       </w:r>
       <w:r>
         <w:rPr>
           <w:rFonts w:ascii="Arial" w:hAnsi="Arial" w:cs="Arial"/>
           <w:color w:val="000000" w:themeColor="text1"/>
         </w:rPr>
-        <w:t>the application</w:t>
+        <w:t xml:space="preserve"> application</w:t>
       </w:r>
       <w:r>
         <w:rPr>
@@ -23295,14 +23300,7 @@
           <w:rFonts w:ascii="Arial" w:hAnsi="Arial" w:cs="Arial"/>
           <w:color w:val="000000" w:themeColor="text1"/>
         </w:rPr>
-        <w:t xml:space="preserve">to </w:t>
-      </w:r>
-      <w:r>
-        <w:rPr>
-          <w:rFonts w:ascii="Arial" w:hAnsi="Arial" w:cs="Arial"/>
-          <w:color w:val="000000" w:themeColor="text1"/>
-        </w:rPr>
-        <w:t>be continuously improved</w:t>
+        <w:t xml:space="preserve">due to </w:t>
       </w:r>
       <w:r>
         <w:rPr>
@@ -23317,7 +23315,35 @@
           <w:rFonts w:ascii="Arial" w:hAnsi="Arial" w:cs="Arial"/>
           <w:color w:val="000000" w:themeColor="text1"/>
         </w:rPr>
-        <w:t>to further enhance its usability, design, and security features</w:t>
+        <w:t>being</w:t>
+      </w:r>
+      <w:r>
+        <w:rPr>
+          <w:rFonts w:ascii="Arial" w:hAnsi="Arial" w:cs="Arial"/>
+          <w:color w:val="000000" w:themeColor="text1"/>
+        </w:rPr>
+        <w:t xml:space="preserve"> </w:t>
+      </w:r>
+      <w:r>
+        <w:rPr>
+          <w:rFonts w:ascii="Arial" w:hAnsi="Arial" w:cs="Arial"/>
+          <w:color w:val="000000" w:themeColor="text1"/>
+        </w:rPr>
+        <w:t>highly acceptable</w:t>
+      </w:r>
+      <w:r>
+        <w:rPr>
+          <w:rFonts w:ascii="Arial" w:hAnsi="Arial" w:cs="Arial"/>
+          <w:color w:val="000000" w:themeColor="text1"/>
+        </w:rPr>
+        <w:t xml:space="preserve"> with its usability, design and secur</w:t>
+      </w:r>
+      <w:r>
+        <w:rPr>
+          <w:rFonts w:ascii="Arial" w:hAnsi="Arial" w:cs="Arial"/>
+          <w:color w:val="000000" w:themeColor="text1"/>
+        </w:rPr>
+        <w:t>ity.</w:t>
       </w:r>
     </w:p>
     <w:p>
@@ -23360,21 +23386,7 @@
           <w:rFonts w:ascii="Arial" w:hAnsi="Arial" w:cs="Arial"/>
           <w:color w:val="000000" w:themeColor="text1"/>
         </w:rPr>
-        <w:t>performance to ensure a smooth</w:t>
-      </w:r>
-      <w:r>
-        <w:rPr>
-          <w:rFonts w:ascii="Arial" w:hAnsi="Arial" w:cs="Arial"/>
-          <w:color w:val="000000" w:themeColor="text1"/>
-        </w:rPr>
-        <w:t>er</w:t>
-      </w:r>
-      <w:r>
-        <w:rPr>
-          <w:rFonts w:ascii="Arial" w:hAnsi="Arial" w:cs="Arial"/>
-          <w:color w:val="000000" w:themeColor="text1"/>
-        </w:rPr>
-        <w:t xml:space="preserve"> user experience.</w:t>
+        <w:t>performance to ensure a smooth user experience.</w:t>
       </w:r>
     </w:p>
     <w:p>
@@ -23391,28 +23403,58 @@
           <w:rFonts w:ascii="Arial" w:hAnsi="Arial" w:cs="Arial"/>
           <w:color w:val="000000" w:themeColor="text1"/>
         </w:rPr>
-        <w:t xml:space="preserve">3.  </w:t>
+        <w:t>3.</w:t>
       </w:r>
       <w:r>
         <w:rPr>
           <w:rFonts w:ascii="Arial" w:hAnsi="Arial" w:cs="Arial"/>
           <w:color w:val="000000" w:themeColor="text1"/>
         </w:rPr>
-        <w:t xml:space="preserve">Educational institutions and educators may consider </w:t>
+        <w:t xml:space="preserve"> Future researchers may make changes to the application that could further</w:t>
       </w:r>
       <w:r>
         <w:rPr>
           <w:rFonts w:ascii="Arial" w:hAnsi="Arial" w:cs="Arial"/>
           <w:color w:val="000000" w:themeColor="text1"/>
         </w:rPr>
-        <w:t>using</w:t>
+        <w:br/>
+        <w:t xml:space="preserve">    strengthen</w:t>
       </w:r>
       <w:r>
         <w:rPr>
           <w:rFonts w:ascii="Arial" w:hAnsi="Arial" w:cs="Arial"/>
           <w:color w:val="000000" w:themeColor="text1"/>
         </w:rPr>
-        <w:t xml:space="preserve"> Quieazy.</w:t>
+        <w:t xml:space="preserve"> the</w:t>
+      </w:r>
+      <w:r>
+        <w:rPr>
+          <w:rFonts w:ascii="Arial" w:hAnsi="Arial" w:cs="Arial"/>
+          <w:color w:val="000000" w:themeColor="text1"/>
+        </w:rPr>
+        <w:t xml:space="preserve"> positive relationship of </w:t>
+      </w:r>
+      <w:r>
+        <w:rPr>
+          <w:rFonts w:ascii="Arial" w:hAnsi="Arial" w:cs="Arial"/>
+          <w:color w:val="000000" w:themeColor="text1"/>
+        </w:rPr>
+        <w:t>its</w:t>
+      </w:r>
+      <w:r>
+        <w:rPr>
+          <w:rFonts w:ascii="Arial" w:hAnsi="Arial" w:cs="Arial"/>
+          <w:color w:val="000000" w:themeColor="text1"/>
+        </w:rPr>
+        <w:t xml:space="preserve"> level of acceptability and</w:t>
+      </w:r>
+      <w:r>
+        <w:rPr>
+          <w:rFonts w:ascii="Arial" w:hAnsi="Arial" w:cs="Arial"/>
+          <w:color w:val="000000" w:themeColor="text1"/>
+        </w:rPr>
+        <w:br/>
+        <w:t xml:space="preserve">    performance. </w:t>
       </w:r>
       <w:r>
         <w:rPr>
@@ -23460,61 +23502,7 @@
           <w:bCs/>
           <w:color w:val="000000" w:themeColor="text1"/>
         </w:rPr>
-        <w:t xml:space="preserve">Ahmed, R. (2023). What Are </w:t>
-      </w:r>
-      <w:proofErr w:type="gramStart"/>
-      <w:r>
-        <w:rPr>
-          <w:rFonts w:ascii="Arial" w:hAnsi="Arial" w:cs="Arial"/>
-          <w:bCs/>
-          <w:color w:val="000000" w:themeColor="text1"/>
-        </w:rPr>
-        <w:t>The</w:t>
-      </w:r>
-      <w:proofErr w:type="gramEnd"/>
-      <w:r>
-        <w:rPr>
-          <w:rFonts w:ascii="Arial" w:hAnsi="Arial" w:cs="Arial"/>
-          <w:bCs/>
-          <w:color w:val="000000" w:themeColor="text1"/>
-        </w:rPr>
-        <w:t xml:space="preserve"> Advantages </w:t>
-      </w:r>
-      <w:proofErr w:type="gramStart"/>
-      <w:r>
-        <w:rPr>
-          <w:rFonts w:ascii="Arial" w:hAnsi="Arial" w:cs="Arial"/>
-          <w:bCs/>
-          <w:color w:val="000000" w:themeColor="text1"/>
-        </w:rPr>
-        <w:t>Of</w:t>
-      </w:r>
-      <w:proofErr w:type="gramEnd"/>
-      <w:r>
-        <w:rPr>
-          <w:rFonts w:ascii="Arial" w:hAnsi="Arial" w:cs="Arial"/>
-          <w:bCs/>
-          <w:color w:val="000000" w:themeColor="text1"/>
-        </w:rPr>
-        <w:t xml:space="preserve"> Learning Apps </w:t>
-      </w:r>
-      <w:proofErr w:type="gramStart"/>
-      <w:r>
-        <w:rPr>
-          <w:rFonts w:ascii="Arial" w:hAnsi="Arial" w:cs="Arial"/>
-          <w:bCs/>
-          <w:color w:val="000000" w:themeColor="text1"/>
-        </w:rPr>
-        <w:t>For</w:t>
-      </w:r>
-      <w:proofErr w:type="gramEnd"/>
-      <w:r>
-        <w:rPr>
-          <w:rFonts w:ascii="Arial" w:hAnsi="Arial" w:cs="Arial"/>
-          <w:bCs/>
-          <w:color w:val="000000" w:themeColor="text1"/>
-        </w:rPr>
-        <w:t xml:space="preserve"> Students Nowadays. https://elearningindustry.com/what-are-the-advantages-of-learning-apps-for-students-nowadays</w:t>
+        <w:t>Ahmed, R. (2023). What Are The Advantages Of Learning Apps For Students Nowadays. https://elearningindustry.com/what-are-the-advantages-of-learning-apps-for-students-nowadays</w:t>
       </w:r>
     </w:p>
     <w:p>
@@ -23690,25 +23678,7 @@
           <w:bCs/>
           <w:color w:val="000000" w:themeColor="text1"/>
         </w:rPr>
-        <w:t xml:space="preserve">What Is JavaScript Used </w:t>
-      </w:r>
-      <w:proofErr w:type="gramStart"/>
-      <w:r>
-        <w:rPr>
-          <w:rFonts w:ascii="Arial" w:hAnsi="Arial" w:cs="Arial"/>
-          <w:bCs/>
-          <w:color w:val="000000" w:themeColor="text1"/>
-        </w:rPr>
-        <w:t>For?.</w:t>
-      </w:r>
-      <w:proofErr w:type="gramEnd"/>
-      <w:r>
-        <w:rPr>
-          <w:rFonts w:ascii="Arial" w:hAnsi="Arial" w:cs="Arial"/>
-          <w:bCs/>
-          <w:color w:val="000000" w:themeColor="text1"/>
-        </w:rPr>
-        <w:t xml:space="preserve"> Coursera. https://www.coursera.org/articles/what-is-javascript-used-For</w:t>
+        <w:t>What Is JavaScript Used For?. Coursera. https://www.coursera.org/articles/what-is-javascript-used-For</w:t>
       </w:r>
     </w:p>
     <w:p>
@@ -23728,25 +23698,7 @@
           <w:color w:val="000000" w:themeColor="text1"/>
         </w:rPr>
         <w:lastRenderedPageBreak/>
-        <w:t xml:space="preserve">Dukes, E. (2023). How To Make </w:t>
-      </w:r>
-      <w:proofErr w:type="gramStart"/>
-      <w:r>
-        <w:rPr>
-          <w:rFonts w:ascii="Arial" w:hAnsi="Arial" w:cs="Arial"/>
-          <w:bCs/>
-          <w:color w:val="000000" w:themeColor="text1"/>
-        </w:rPr>
-        <w:t>An</w:t>
-      </w:r>
-      <w:proofErr w:type="gramEnd"/>
-      <w:r>
-        <w:rPr>
-          <w:rFonts w:ascii="Arial" w:hAnsi="Arial" w:cs="Arial"/>
-          <w:bCs/>
-          <w:color w:val="000000" w:themeColor="text1"/>
-        </w:rPr>
-        <w:t xml:space="preserve"> Educational Application. https://citizenside.com/technology/how-to-make-an-educational-application/</w:t>
+        <w:t>Dukes, E. (2023). How To Make An Educational Application. https://citizenside.com/technology/how-to-make-an-educational-application/</w:t>
       </w:r>
     </w:p>
     <w:p>
@@ -24256,43 +24208,7 @@
           <w:bCs/>
           <w:color w:val="000000" w:themeColor="text1"/>
         </w:rPr>
-        <w:t xml:space="preserve">, A. (2025). The Complete Guide </w:t>
-      </w:r>
-      <w:proofErr w:type="gramStart"/>
-      <w:r>
-        <w:rPr>
-          <w:rFonts w:ascii="Arial" w:hAnsi="Arial" w:cs="Arial"/>
-          <w:bCs/>
-          <w:color w:val="000000" w:themeColor="text1"/>
-        </w:rPr>
-        <w:t>To</w:t>
-      </w:r>
-      <w:proofErr w:type="gramEnd"/>
-      <w:r>
-        <w:rPr>
-          <w:rFonts w:ascii="Arial" w:hAnsi="Arial" w:cs="Arial"/>
-          <w:bCs/>
-          <w:color w:val="000000" w:themeColor="text1"/>
-        </w:rPr>
-        <w:t xml:space="preserve"> Building Educational Apps In 2024: From Concept </w:t>
-      </w:r>
-      <w:proofErr w:type="gramStart"/>
-      <w:r>
-        <w:rPr>
-          <w:rFonts w:ascii="Arial" w:hAnsi="Arial" w:cs="Arial"/>
-          <w:bCs/>
-          <w:color w:val="000000" w:themeColor="text1"/>
-        </w:rPr>
-        <w:t>To</w:t>
-      </w:r>
-      <w:proofErr w:type="gramEnd"/>
-      <w:r>
-        <w:rPr>
-          <w:rFonts w:ascii="Arial" w:hAnsi="Arial" w:cs="Arial"/>
-          <w:bCs/>
-          <w:color w:val="000000" w:themeColor="text1"/>
-        </w:rPr>
-        <w:t xml:space="preserve"> Launch. https://soloway.tech/blog/the-complete-guide-to-building-educational-apps/</w:t>
+        <w:t>, A. (2025). The Complete Guide To Building Educational Apps In 2024: From Concept To Launch. https://soloway.tech/blog/the-complete-guide-to-building-educational-apps/</w:t>
       </w:r>
     </w:p>
     <w:p>
@@ -25025,43 +24941,7 @@
           <w:bCs/>
           <w:color w:val="000000" w:themeColor="text1"/>
         </w:rPr>
-        <w:t xml:space="preserve">Patro, R. (2023). Application Development: The Significance </w:t>
-      </w:r>
-      <w:proofErr w:type="gramStart"/>
-      <w:r>
-        <w:rPr>
-          <w:rFonts w:ascii="Arial" w:hAnsi="Arial" w:cs="Arial"/>
-          <w:bCs/>
-          <w:color w:val="000000" w:themeColor="text1"/>
-        </w:rPr>
-        <w:t>Of</w:t>
-      </w:r>
-      <w:proofErr w:type="gramEnd"/>
-      <w:r>
-        <w:rPr>
-          <w:rFonts w:ascii="Arial" w:hAnsi="Arial" w:cs="Arial"/>
-          <w:bCs/>
-          <w:color w:val="000000" w:themeColor="text1"/>
-        </w:rPr>
-        <w:t xml:space="preserve"> Testing </w:t>
-      </w:r>
-      <w:proofErr w:type="gramStart"/>
-      <w:r>
-        <w:rPr>
-          <w:rFonts w:ascii="Arial" w:hAnsi="Arial" w:cs="Arial"/>
-          <w:bCs/>
-          <w:color w:val="000000" w:themeColor="text1"/>
-        </w:rPr>
-        <w:t>And</w:t>
-      </w:r>
-      <w:proofErr w:type="gramEnd"/>
-      <w:r>
-        <w:rPr>
-          <w:rFonts w:ascii="Arial" w:hAnsi="Arial" w:cs="Arial"/>
-          <w:bCs/>
-          <w:color w:val="000000" w:themeColor="text1"/>
-        </w:rPr>
-        <w:t xml:space="preserve"> Debugging. https://5datainc.com/application-development-the-significance-of-testing-and-debugging/</w:t>
+        <w:t>Patro, R. (2023). Application Development: The Significance Of Testing And Debugging. https://5datainc.com/application-development-the-significance-of-testing-and-debugging/</w:t>
       </w:r>
     </w:p>
     <w:p>
@@ -25176,7 +25056,25 @@
           <w:bCs/>
           <w:color w:val="000000" w:themeColor="text1"/>
         </w:rPr>
-        <w:t xml:space="preserve"> Tadris Bahasa </w:t>
+        <w:t xml:space="preserve"> </w:t>
+      </w:r>
+      <w:proofErr w:type="spellStart"/>
+      <w:r>
+        <w:rPr>
+          <w:rFonts w:ascii="Arial" w:hAnsi="Arial" w:cs="Arial"/>
+          <w:bCs/>
+          <w:color w:val="000000" w:themeColor="text1"/>
+        </w:rPr>
+        <w:t>Tadris</w:t>
+      </w:r>
+      <w:proofErr w:type="spellEnd"/>
+      <w:r>
+        <w:rPr>
+          <w:rFonts w:ascii="Arial" w:hAnsi="Arial" w:cs="Arial"/>
+          <w:bCs/>
+          <w:color w:val="000000" w:themeColor="text1"/>
+        </w:rPr>
+        <w:t xml:space="preserve"> Bahasa </w:t>
       </w:r>
       <w:proofErr w:type="spellStart"/>
       <w:r>
@@ -31910,7 +31808,7 @@
 </file>
 
 <file path=word/endnotes.xml><?xml version="1.0" encoding="utf-8"?>
-<w:endnotes xmlns:wpc="http://schemas.microsoft.com/office/word/2010/wordprocessingCanvas" xmlns:cx="http://schemas.microsoft.com/office/drawing/2014/chartex" xmlns:cx1="http://schemas.microsoft.com/office/drawing/2015/9/8/chartex" xmlns:cx2="http://schemas.microsoft.com/office/drawing/2015/10/21/chartex" xmlns:cx3="http://schemas.microsoft.com/office/drawing/2016/5/9/chartex" xmlns:cx4="http://schemas.microsoft.com/office/drawing/2016/5/10/chartex" xmlns:cx5="http://schemas.microsoft.com/office/drawing/2016/5/11/chartex" xmlns:cx6="http://schemas.microsoft.com/office/drawing/2016/5/12/chartex" xmlns:cx7="http://schemas.microsoft.com/office/drawing/2016/5/13/chartex" xmlns:cx8="http://schemas.microsoft.com/office/drawing/2016/5/14/chartex" xmlns:mc="http://schemas.openxmlformats.org/markup-compatibility/2006" xmlns:aink="http://schemas.microsoft.com/office/drawing/2016/ink" xmlns:am3d="http://schemas.microsoft.com/office/drawing/2017/model3d" xmlns:o="urn:schemas-microsoft-com:office:office" xmlns:oel="http://schemas.microsoft.com/office/2019/extlst" xmlns:r="http://schemas.openxmlformats.org/officeDocument/2006/relationships" xmlns:m="http://schemas.openxmlformats.org/officeDocument/2006/math" xmlns:v="urn:schemas-microsoft-com:vml" xmlns:wp14="http://schemas.microsoft.com/office/word/2010/wordprocessingDrawing" xmlns:wp="http://schemas.openxmlformats.org/drawingml/2006/wordprocessingDrawing" xmlns:w10="urn:schemas-microsoft-com:office:word" xmlns:w="http://schemas.openxmlformats.org/wordprocessingml/2006/main" xmlns:w14="http://schemas.microsoft.com/office/word/2010/wordml" xmlns:w15="http://schemas.microsoft.com/office/word/2012/wordml" xmlns:w16cex="http://schemas.microsoft.com/office/word/2018/wordml/cex" xmlns:w16cid="http://schemas.microsoft.com/office/word/2016/wordml/cid" xmlns:w16="http://schemas.microsoft.com/office/word/2018/wordml" xmlns:w16du="http://schemas.microsoft.com/office/word/2023/wordml/word16du" xmlns:w16sdtdh="http://schemas.microsoft.com/office/word/2020/wordml/sdtdatahash" xmlns:w16sdtfl="http://schemas.microsoft.com/office/word/2024/wordml/sdtformatlock" xmlns:w16se="http://schemas.microsoft.com/office/word/2015/wordml/symex" xmlns:wpg="http://schemas.microsoft.com/office/word/2010/wordprocessingGroup" xmlns:wpi="http://schemas.microsoft.com/office/word/2010/wordprocessingInk" xmlns:wne="http://schemas.microsoft.com/office/word/2006/wordml" xmlns:wps="http://schemas.microsoft.com/office/word/2010/wordprocessingShape" mc:Ignorable="w14 w15 w16se w16cid w16 w16cex w16sdtdh w16sdtfl w16du wp14">
+<w:endnotes xmlns:wpc="http://schemas.microsoft.com/office/word/2010/wordprocessingCanvas" xmlns:cx="http://schemas.microsoft.com/office/drawing/2014/chartex" xmlns:cx1="http://schemas.microsoft.com/office/drawing/2015/9/8/chartex" xmlns:cx2="http://schemas.microsoft.com/office/drawing/2015/10/21/chartex" xmlns:cx3="http://schemas.microsoft.com/office/drawing/2016/5/9/chartex" xmlns:cx4="http://schemas.microsoft.com/office/drawing/2016/5/10/chartex" xmlns:cx5="http://schemas.microsoft.com/office/drawing/2016/5/11/chartex" xmlns:cx6="http://schemas.microsoft.com/office/drawing/2016/5/12/chartex" xmlns:cx7="http://schemas.microsoft.com/office/drawing/2016/5/13/chartex" xmlns:cx8="http://schemas.microsoft.com/office/drawing/2016/5/14/chartex" xmlns:mc="http://schemas.openxmlformats.org/markup-compatibility/2006" xmlns:aink="http://schemas.microsoft.com/office/drawing/2016/ink" xmlns:am3d="http://schemas.microsoft.com/office/drawing/2017/model3d" xmlns:o="urn:schemas-microsoft-com:office:office" xmlns:r="http://schemas.openxmlformats.org/officeDocument/2006/relationships" xmlns:m="http://schemas.openxmlformats.org/officeDocument/2006/math" xmlns:v="urn:schemas-microsoft-com:vml" xmlns:wp14="http://schemas.microsoft.com/office/word/2010/wordprocessingDrawing" xmlns:wp="http://schemas.openxmlformats.org/drawingml/2006/wordprocessingDrawing" xmlns:w10="urn:schemas-microsoft-com:office:word" xmlns:w="http://schemas.openxmlformats.org/wordprocessingml/2006/main" xmlns:w14="http://schemas.microsoft.com/office/word/2010/wordml" xmlns:w15="http://schemas.microsoft.com/office/word/2012/wordml" xmlns:w16cex="http://schemas.microsoft.com/office/word/2018/wordml/cex" xmlns:w16cid="http://schemas.microsoft.com/office/word/2016/wordml/cid" xmlns:w16="http://schemas.microsoft.com/office/word/2018/wordml" xmlns:w16sdtdh="http://schemas.microsoft.com/office/word/2020/wordml/sdtdatahash" xmlns:w16se="http://schemas.microsoft.com/office/word/2015/wordml/symex" xmlns:wpg="http://schemas.microsoft.com/office/word/2010/wordprocessingGroup" xmlns:wpi="http://schemas.microsoft.com/office/word/2010/wordprocessingInk" xmlns:wne="http://schemas.microsoft.com/office/word/2006/wordml" xmlns:wps="http://schemas.microsoft.com/office/word/2010/wordprocessingShape" mc:Ignorable="w14 w15 w16se w16cid w16 w16cex w16sdtdh wp14">
   <w:endnote w:type="separator" w:id="-1">
     <w:p>
       <w:pPr>
@@ -31935,7 +31833,7 @@
 </file>
 
 <file path=word/footnotes.xml><?xml version="1.0" encoding="utf-8"?>
-<w:footnotes xmlns:wpc="http://schemas.microsoft.com/office/word/2010/wordprocessingCanvas" xmlns:cx="http://schemas.microsoft.com/office/drawing/2014/chartex" xmlns:cx1="http://schemas.microsoft.com/office/drawing/2015/9/8/chartex" xmlns:cx2="http://schemas.microsoft.com/office/drawing/2015/10/21/chartex" xmlns:cx3="http://schemas.microsoft.com/office/drawing/2016/5/9/chartex" xmlns:cx4="http://schemas.microsoft.com/office/drawing/2016/5/10/chartex" xmlns:cx5="http://schemas.microsoft.com/office/drawing/2016/5/11/chartex" xmlns:cx6="http://schemas.microsoft.com/office/drawing/2016/5/12/chartex" xmlns:cx7="http://schemas.microsoft.com/office/drawing/2016/5/13/chartex" xmlns:cx8="http://schemas.microsoft.com/office/drawing/2016/5/14/chartex" xmlns:mc="http://schemas.openxmlformats.org/markup-compatibility/2006" xmlns:aink="http://schemas.microsoft.com/office/drawing/2016/ink" xmlns:am3d="http://schemas.microsoft.com/office/drawing/2017/model3d" xmlns:o="urn:schemas-microsoft-com:office:office" xmlns:oel="http://schemas.microsoft.com/office/2019/extlst" xmlns:r="http://schemas.openxmlformats.org/officeDocument/2006/relationships" xmlns:m="http://schemas.openxmlformats.org/officeDocument/2006/math" xmlns:v="urn:schemas-microsoft-com:vml" xmlns:wp14="http://schemas.microsoft.com/office/word/2010/wordprocessingDrawing" xmlns:wp="http://schemas.openxmlformats.org/drawingml/2006/wordprocessingDrawing" xmlns:w10="urn:schemas-microsoft-com:office:word" xmlns:w="http://schemas.openxmlformats.org/wordprocessingml/2006/main" xmlns:w14="http://schemas.microsoft.com/office/word/2010/wordml" xmlns:w15="http://schemas.microsoft.com/office/word/2012/wordml" xmlns:w16cex="http://schemas.microsoft.com/office/word/2018/wordml/cex" xmlns:w16cid="http://schemas.microsoft.com/office/word/2016/wordml/cid" xmlns:w16="http://schemas.microsoft.com/office/word/2018/wordml" xmlns:w16du="http://schemas.microsoft.com/office/word/2023/wordml/word16du" xmlns:w16sdtdh="http://schemas.microsoft.com/office/word/2020/wordml/sdtdatahash" xmlns:w16sdtfl="http://schemas.microsoft.com/office/word/2024/wordml/sdtformatlock" xmlns:w16se="http://schemas.microsoft.com/office/word/2015/wordml/symex" xmlns:wpg="http://schemas.microsoft.com/office/word/2010/wordprocessingGroup" xmlns:wpi="http://schemas.microsoft.com/office/word/2010/wordprocessingInk" xmlns:wne="http://schemas.microsoft.com/office/word/2006/wordml" xmlns:wps="http://schemas.microsoft.com/office/word/2010/wordprocessingShape" mc:Ignorable="w14 w15 w16se w16cid w16 w16cex w16sdtdh w16sdtfl w16du wp14">
+<w:footnotes xmlns:wpc="http://schemas.microsoft.com/office/word/2010/wordprocessingCanvas" xmlns:cx="http://schemas.microsoft.com/office/drawing/2014/chartex" xmlns:cx1="http://schemas.microsoft.com/office/drawing/2015/9/8/chartex" xmlns:cx2="http://schemas.microsoft.com/office/drawing/2015/10/21/chartex" xmlns:cx3="http://schemas.microsoft.com/office/drawing/2016/5/9/chartex" xmlns:cx4="http://schemas.microsoft.com/office/drawing/2016/5/10/chartex" xmlns:cx5="http://schemas.microsoft.com/office/drawing/2016/5/11/chartex" xmlns:cx6="http://schemas.microsoft.com/office/drawing/2016/5/12/chartex" xmlns:cx7="http://schemas.microsoft.com/office/drawing/2016/5/13/chartex" xmlns:cx8="http://schemas.microsoft.com/office/drawing/2016/5/14/chartex" xmlns:mc="http://schemas.openxmlformats.org/markup-compatibility/2006" xmlns:aink="http://schemas.microsoft.com/office/drawing/2016/ink" xmlns:am3d="http://schemas.microsoft.com/office/drawing/2017/model3d" xmlns:o="urn:schemas-microsoft-com:office:office" xmlns:r="http://schemas.openxmlformats.org/officeDocument/2006/relationships" xmlns:m="http://schemas.openxmlformats.org/officeDocument/2006/math" xmlns:v="urn:schemas-microsoft-com:vml" xmlns:wp14="http://schemas.microsoft.com/office/word/2010/wordprocessingDrawing" xmlns:wp="http://schemas.openxmlformats.org/drawingml/2006/wordprocessingDrawing" xmlns:w10="urn:schemas-microsoft-com:office:word" xmlns:w="http://schemas.openxmlformats.org/wordprocessingml/2006/main" xmlns:w14="http://schemas.microsoft.com/office/word/2010/wordml" xmlns:w15="http://schemas.microsoft.com/office/word/2012/wordml" xmlns:w16cex="http://schemas.microsoft.com/office/word/2018/wordml/cex" xmlns:w16cid="http://schemas.microsoft.com/office/word/2016/wordml/cid" xmlns:w16="http://schemas.microsoft.com/office/word/2018/wordml" xmlns:w16sdtdh="http://schemas.microsoft.com/office/word/2020/wordml/sdtdatahash" xmlns:w16se="http://schemas.microsoft.com/office/word/2015/wordml/symex" xmlns:wpg="http://schemas.microsoft.com/office/word/2010/wordprocessingGroup" xmlns:wpi="http://schemas.microsoft.com/office/word/2010/wordprocessingInk" xmlns:wne="http://schemas.microsoft.com/office/word/2006/wordml" xmlns:wps="http://schemas.microsoft.com/office/word/2010/wordprocessingShape" mc:Ignorable="w14 w15 w16se w16cid w16 w16cex w16sdtdh wp14">
   <w:footnote w:type="separator" w:id="-1">
     <w:p>
       <w:pPr>
@@ -31960,7 +31858,7 @@
 </file>
 
 <file path=word/header1.xml><?xml version="1.0" encoding="utf-8"?>
-<w:hdr xmlns:wpc="http://schemas.microsoft.com/office/word/2010/wordprocessingCanvas" xmlns:cx="http://schemas.microsoft.com/office/drawing/2014/chartex" xmlns:cx1="http://schemas.microsoft.com/office/drawing/2015/9/8/chartex" xmlns:cx2="http://schemas.microsoft.com/office/drawing/2015/10/21/chartex" xmlns:cx3="http://schemas.microsoft.com/office/drawing/2016/5/9/chartex" xmlns:cx4="http://schemas.microsoft.com/office/drawing/2016/5/10/chartex" xmlns:cx5="http://schemas.microsoft.com/office/drawing/2016/5/11/chartex" xmlns:cx6="http://schemas.microsoft.com/office/drawing/2016/5/12/chartex" xmlns:cx7="http://schemas.microsoft.com/office/drawing/2016/5/13/chartex" xmlns:cx8="http://schemas.microsoft.com/office/drawing/2016/5/14/chartex" xmlns:mc="http://schemas.openxmlformats.org/markup-compatibility/2006" xmlns:aink="http://schemas.microsoft.com/office/drawing/2016/ink" xmlns:am3d="http://schemas.microsoft.com/office/drawing/2017/model3d" xmlns:o="urn:schemas-microsoft-com:office:office" xmlns:oel="http://schemas.microsoft.com/office/2019/extlst" xmlns:r="http://schemas.openxmlformats.org/officeDocument/2006/relationships" xmlns:m="http://schemas.openxmlformats.org/officeDocument/2006/math" xmlns:v="urn:schemas-microsoft-com:vml" xmlns:wp14="http://schemas.microsoft.com/office/word/2010/wordprocessingDrawing" xmlns:wp="http://schemas.openxmlformats.org/drawingml/2006/wordprocessingDrawing" xmlns:w10="urn:schemas-microsoft-com:office:word" xmlns:w="http://schemas.openxmlformats.org/wordprocessingml/2006/main" xmlns:w14="http://schemas.microsoft.com/office/word/2010/wordml" xmlns:w15="http://schemas.microsoft.com/office/word/2012/wordml" xmlns:w16cex="http://schemas.microsoft.com/office/word/2018/wordml/cex" xmlns:w16cid="http://schemas.microsoft.com/office/word/2016/wordml/cid" xmlns:w16="http://schemas.microsoft.com/office/word/2018/wordml" xmlns:w16du="http://schemas.microsoft.com/office/word/2023/wordml/word16du" xmlns:w16sdtdh="http://schemas.microsoft.com/office/word/2020/wordml/sdtdatahash" xmlns:w16sdtfl="http://schemas.microsoft.com/office/word/2024/wordml/sdtformatlock" xmlns:w16se="http://schemas.microsoft.com/office/word/2015/wordml/symex" xmlns:wpg="http://schemas.microsoft.com/office/word/2010/wordprocessingGroup" xmlns:wpi="http://schemas.microsoft.com/office/word/2010/wordprocessingInk" xmlns:wne="http://schemas.microsoft.com/office/word/2006/wordml" xmlns:wps="http://schemas.microsoft.com/office/word/2010/wordprocessingShape" mc:Ignorable="w14 w15 w16se w16cid w16 w16cex w16sdtdh w16sdtfl w16du wp14">
+<w:hdr xmlns:wpc="http://schemas.microsoft.com/office/word/2010/wordprocessingCanvas" xmlns:cx="http://schemas.microsoft.com/office/drawing/2014/chartex" xmlns:cx1="http://schemas.microsoft.com/office/drawing/2015/9/8/chartex" xmlns:cx2="http://schemas.microsoft.com/office/drawing/2015/10/21/chartex" xmlns:cx3="http://schemas.microsoft.com/office/drawing/2016/5/9/chartex" xmlns:cx4="http://schemas.microsoft.com/office/drawing/2016/5/10/chartex" xmlns:cx5="http://schemas.microsoft.com/office/drawing/2016/5/11/chartex" xmlns:cx6="http://schemas.microsoft.com/office/drawing/2016/5/12/chartex" xmlns:cx7="http://schemas.microsoft.com/office/drawing/2016/5/13/chartex" xmlns:cx8="http://schemas.microsoft.com/office/drawing/2016/5/14/chartex" xmlns:mc="http://schemas.openxmlformats.org/markup-compatibility/2006" xmlns:aink="http://schemas.microsoft.com/office/drawing/2016/ink" xmlns:am3d="http://schemas.microsoft.com/office/drawing/2017/model3d" xmlns:o="urn:schemas-microsoft-com:office:office" xmlns:r="http://schemas.openxmlformats.org/officeDocument/2006/relationships" xmlns:m="http://schemas.openxmlformats.org/officeDocument/2006/math" xmlns:v="urn:schemas-microsoft-com:vml" xmlns:wp14="http://schemas.microsoft.com/office/word/2010/wordprocessingDrawing" xmlns:wp="http://schemas.openxmlformats.org/drawingml/2006/wordprocessingDrawing" xmlns:w10="urn:schemas-microsoft-com:office:word" xmlns:w="http://schemas.openxmlformats.org/wordprocessingml/2006/main" xmlns:w14="http://schemas.microsoft.com/office/word/2010/wordml" xmlns:w15="http://schemas.microsoft.com/office/word/2012/wordml" xmlns:w16cex="http://schemas.microsoft.com/office/word/2018/wordml/cex" xmlns:w16cid="http://schemas.microsoft.com/office/word/2016/wordml/cid" xmlns:w16="http://schemas.microsoft.com/office/word/2018/wordml" xmlns:w16sdtdh="http://schemas.microsoft.com/office/word/2020/wordml/sdtdatahash" xmlns:w16se="http://schemas.microsoft.com/office/word/2015/wordml/symex" xmlns:wpg="http://schemas.microsoft.com/office/word/2010/wordprocessingGroup" xmlns:wpi="http://schemas.microsoft.com/office/word/2010/wordprocessingInk" xmlns:wne="http://schemas.microsoft.com/office/word/2006/wordml" xmlns:wps="http://schemas.microsoft.com/office/word/2010/wordprocessingShape" mc:Ignorable="w14 w15 w16se w16cid w16 w16cex w16sdtdh wp14">
   <w:sdt>
     <w:sdtPr>
       <w:id w:val="1971398715"/>
@@ -32013,7 +31911,7 @@
 </file>
 
 <file path=word/header2.xml><?xml version="1.0" encoding="utf-8"?>
-<w:hdr xmlns:wpc="http://schemas.microsoft.com/office/word/2010/wordprocessingCanvas" xmlns:cx="http://schemas.microsoft.com/office/drawing/2014/chartex" xmlns:cx1="http://schemas.microsoft.com/office/drawing/2015/9/8/chartex" xmlns:cx2="http://schemas.microsoft.com/office/drawing/2015/10/21/chartex" xmlns:cx3="http://schemas.microsoft.com/office/drawing/2016/5/9/chartex" xmlns:cx4="http://schemas.microsoft.com/office/drawing/2016/5/10/chartex" xmlns:cx5="http://schemas.microsoft.com/office/drawing/2016/5/11/chartex" xmlns:cx6="http://schemas.microsoft.com/office/drawing/2016/5/12/chartex" xmlns:cx7="http://schemas.microsoft.com/office/drawing/2016/5/13/chartex" xmlns:cx8="http://schemas.microsoft.com/office/drawing/2016/5/14/chartex" xmlns:mc="http://schemas.openxmlformats.org/markup-compatibility/2006" xmlns:aink="http://schemas.microsoft.com/office/drawing/2016/ink" xmlns:am3d="http://schemas.microsoft.com/office/drawing/2017/model3d" xmlns:o="urn:schemas-microsoft-com:office:office" xmlns:oel="http://schemas.microsoft.com/office/2019/extlst" xmlns:r="http://schemas.openxmlformats.org/officeDocument/2006/relationships" xmlns:m="http://schemas.openxmlformats.org/officeDocument/2006/math" xmlns:v="urn:schemas-microsoft-com:vml" xmlns:wp14="http://schemas.microsoft.com/office/word/2010/wordprocessingDrawing" xmlns:wp="http://schemas.openxmlformats.org/drawingml/2006/wordprocessingDrawing" xmlns:w10="urn:schemas-microsoft-com:office:word" xmlns:w="http://schemas.openxmlformats.org/wordprocessingml/2006/main" xmlns:w14="http://schemas.microsoft.com/office/word/2010/wordml" xmlns:w15="http://schemas.microsoft.com/office/word/2012/wordml" xmlns:w16cex="http://schemas.microsoft.com/office/word/2018/wordml/cex" xmlns:w16cid="http://schemas.microsoft.com/office/word/2016/wordml/cid" xmlns:w16="http://schemas.microsoft.com/office/word/2018/wordml" xmlns:w16du="http://schemas.microsoft.com/office/word/2023/wordml/word16du" xmlns:w16sdtdh="http://schemas.microsoft.com/office/word/2020/wordml/sdtdatahash" xmlns:w16sdtfl="http://schemas.microsoft.com/office/word/2024/wordml/sdtformatlock" xmlns:w16se="http://schemas.microsoft.com/office/word/2015/wordml/symex" xmlns:wpg="http://schemas.microsoft.com/office/word/2010/wordprocessingGroup" xmlns:wpi="http://schemas.microsoft.com/office/word/2010/wordprocessingInk" xmlns:wne="http://schemas.microsoft.com/office/word/2006/wordml" xmlns:wps="http://schemas.microsoft.com/office/word/2010/wordprocessingShape" mc:Ignorable="w14 w15 w16se w16cid w16 w16cex w16sdtdh w16sdtfl w16du wp14">
+<w:hdr xmlns:wpc="http://schemas.microsoft.com/office/word/2010/wordprocessingCanvas" xmlns:cx="http://schemas.microsoft.com/office/drawing/2014/chartex" xmlns:cx1="http://schemas.microsoft.com/office/drawing/2015/9/8/chartex" xmlns:cx2="http://schemas.microsoft.com/office/drawing/2015/10/21/chartex" xmlns:cx3="http://schemas.microsoft.com/office/drawing/2016/5/9/chartex" xmlns:cx4="http://schemas.microsoft.com/office/drawing/2016/5/10/chartex" xmlns:cx5="http://schemas.microsoft.com/office/drawing/2016/5/11/chartex" xmlns:cx6="http://schemas.microsoft.com/office/drawing/2016/5/12/chartex" xmlns:cx7="http://schemas.microsoft.com/office/drawing/2016/5/13/chartex" xmlns:cx8="http://schemas.microsoft.com/office/drawing/2016/5/14/chartex" xmlns:mc="http://schemas.openxmlformats.org/markup-compatibility/2006" xmlns:aink="http://schemas.microsoft.com/office/drawing/2016/ink" xmlns:am3d="http://schemas.microsoft.com/office/drawing/2017/model3d" xmlns:o="urn:schemas-microsoft-com:office:office" xmlns:r="http://schemas.openxmlformats.org/officeDocument/2006/relationships" xmlns:m="http://schemas.openxmlformats.org/officeDocument/2006/math" xmlns:v="urn:schemas-microsoft-com:vml" xmlns:wp14="http://schemas.microsoft.com/office/word/2010/wordprocessingDrawing" xmlns:wp="http://schemas.openxmlformats.org/drawingml/2006/wordprocessingDrawing" xmlns:w10="urn:schemas-microsoft-com:office:word" xmlns:w="http://schemas.openxmlformats.org/wordprocessingml/2006/main" xmlns:w14="http://schemas.microsoft.com/office/word/2010/wordml" xmlns:w15="http://schemas.microsoft.com/office/word/2012/wordml" xmlns:w16cex="http://schemas.microsoft.com/office/word/2018/wordml/cex" xmlns:w16cid="http://schemas.microsoft.com/office/word/2016/wordml/cid" xmlns:w16="http://schemas.microsoft.com/office/word/2018/wordml" xmlns:w16sdtdh="http://schemas.microsoft.com/office/word/2020/wordml/sdtdatahash" xmlns:w16se="http://schemas.microsoft.com/office/word/2015/wordml/symex" xmlns:wpg="http://schemas.microsoft.com/office/word/2010/wordprocessingGroup" xmlns:wpi="http://schemas.microsoft.com/office/word/2010/wordprocessingInk" xmlns:wne="http://schemas.microsoft.com/office/word/2006/wordml" xmlns:wps="http://schemas.microsoft.com/office/word/2010/wordprocessingShape" mc:Ignorable="w14 w15 w16se w16cid w16 w16cex w16sdtdh wp14">
   <w:sdt>
     <w:sdtPr>
       <w:id w:val="-942688282"/>
@@ -32066,7 +31964,7 @@
 </file>
 
 <file path=word/header3.xml><?xml version="1.0" encoding="utf-8"?>
-<w:hdr xmlns:wpc="http://schemas.microsoft.com/office/word/2010/wordprocessingCanvas" xmlns:cx="http://schemas.microsoft.com/office/drawing/2014/chartex" xmlns:cx1="http://schemas.microsoft.com/office/drawing/2015/9/8/chartex" xmlns:cx2="http://schemas.microsoft.com/office/drawing/2015/10/21/chartex" xmlns:cx3="http://schemas.microsoft.com/office/drawing/2016/5/9/chartex" xmlns:cx4="http://schemas.microsoft.com/office/drawing/2016/5/10/chartex" xmlns:cx5="http://schemas.microsoft.com/office/drawing/2016/5/11/chartex" xmlns:cx6="http://schemas.microsoft.com/office/drawing/2016/5/12/chartex" xmlns:cx7="http://schemas.microsoft.com/office/drawing/2016/5/13/chartex" xmlns:cx8="http://schemas.microsoft.com/office/drawing/2016/5/14/chartex" xmlns:mc="http://schemas.openxmlformats.org/markup-compatibility/2006" xmlns:aink="http://schemas.microsoft.com/office/drawing/2016/ink" xmlns:am3d="http://schemas.microsoft.com/office/drawing/2017/model3d" xmlns:o="urn:schemas-microsoft-com:office:office" xmlns:oel="http://schemas.microsoft.com/office/2019/extlst" xmlns:r="http://schemas.openxmlformats.org/officeDocument/2006/relationships" xmlns:m="http://schemas.openxmlformats.org/officeDocument/2006/math" xmlns:v="urn:schemas-microsoft-com:vml" xmlns:wp14="http://schemas.microsoft.com/office/word/2010/wordprocessingDrawing" xmlns:wp="http://schemas.openxmlformats.org/drawingml/2006/wordprocessingDrawing" xmlns:w10="urn:schemas-microsoft-com:office:word" xmlns:w="http://schemas.openxmlformats.org/wordprocessingml/2006/main" xmlns:w14="http://schemas.microsoft.com/office/word/2010/wordml" xmlns:w15="http://schemas.microsoft.com/office/word/2012/wordml" xmlns:w16cex="http://schemas.microsoft.com/office/word/2018/wordml/cex" xmlns:w16cid="http://schemas.microsoft.com/office/word/2016/wordml/cid" xmlns:w16="http://schemas.microsoft.com/office/word/2018/wordml" xmlns:w16du="http://schemas.microsoft.com/office/word/2023/wordml/word16du" xmlns:w16sdtdh="http://schemas.microsoft.com/office/word/2020/wordml/sdtdatahash" xmlns:w16sdtfl="http://schemas.microsoft.com/office/word/2024/wordml/sdtformatlock" xmlns:w16se="http://schemas.microsoft.com/office/word/2015/wordml/symex" xmlns:wpg="http://schemas.microsoft.com/office/word/2010/wordprocessingGroup" xmlns:wpi="http://schemas.microsoft.com/office/word/2010/wordprocessingInk" xmlns:wne="http://schemas.microsoft.com/office/word/2006/wordml" xmlns:wps="http://schemas.microsoft.com/office/word/2010/wordprocessingShape" mc:Ignorable="w14 w15 w16se w16cid w16 w16cex w16sdtdh w16sdtfl w16du wp14">
+<w:hdr xmlns:wpc="http://schemas.microsoft.com/office/word/2010/wordprocessingCanvas" xmlns:cx="http://schemas.microsoft.com/office/drawing/2014/chartex" xmlns:cx1="http://schemas.microsoft.com/office/drawing/2015/9/8/chartex" xmlns:cx2="http://schemas.microsoft.com/office/drawing/2015/10/21/chartex" xmlns:cx3="http://schemas.microsoft.com/office/drawing/2016/5/9/chartex" xmlns:cx4="http://schemas.microsoft.com/office/drawing/2016/5/10/chartex" xmlns:cx5="http://schemas.microsoft.com/office/drawing/2016/5/11/chartex" xmlns:cx6="http://schemas.microsoft.com/office/drawing/2016/5/12/chartex" xmlns:cx7="http://schemas.microsoft.com/office/drawing/2016/5/13/chartex" xmlns:cx8="http://schemas.microsoft.com/office/drawing/2016/5/14/chartex" xmlns:mc="http://schemas.openxmlformats.org/markup-compatibility/2006" xmlns:aink="http://schemas.microsoft.com/office/drawing/2016/ink" xmlns:am3d="http://schemas.microsoft.com/office/drawing/2017/model3d" xmlns:o="urn:schemas-microsoft-com:office:office" xmlns:r="http://schemas.openxmlformats.org/officeDocument/2006/relationships" xmlns:m="http://schemas.openxmlformats.org/officeDocument/2006/math" xmlns:v="urn:schemas-microsoft-com:vml" xmlns:wp14="http://schemas.microsoft.com/office/word/2010/wordprocessingDrawing" xmlns:wp="http://schemas.openxmlformats.org/drawingml/2006/wordprocessingDrawing" xmlns:w10="urn:schemas-microsoft-com:office:word" xmlns:w="http://schemas.openxmlformats.org/wordprocessingml/2006/main" xmlns:w14="http://schemas.microsoft.com/office/word/2010/wordml" xmlns:w15="http://schemas.microsoft.com/office/word/2012/wordml" xmlns:w16cex="http://schemas.microsoft.com/office/word/2018/wordml/cex" xmlns:w16cid="http://schemas.microsoft.com/office/word/2016/wordml/cid" xmlns:w16="http://schemas.microsoft.com/office/word/2018/wordml" xmlns:w16sdtdh="http://schemas.microsoft.com/office/word/2020/wordml/sdtdatahash" xmlns:w16se="http://schemas.microsoft.com/office/word/2015/wordml/symex" xmlns:wpg="http://schemas.microsoft.com/office/word/2010/wordprocessingGroup" xmlns:wpi="http://schemas.microsoft.com/office/word/2010/wordprocessingInk" xmlns:wne="http://schemas.microsoft.com/office/word/2006/wordml" xmlns:wps="http://schemas.microsoft.com/office/word/2010/wordprocessingShape" mc:Ignorable="w14 w15 w16se w16cid w16 w16cex w16sdtdh wp14">
   <w:sdt>
     <w:sdtPr>
       <w:id w:val="1373734080"/>
@@ -32119,7 +32017,7 @@
 </file>
 
 <file path=word/numbering.xml><?xml version="1.0" encoding="utf-8"?>
-<w:numbering xmlns:wpc="http://schemas.microsoft.com/office/word/2010/wordprocessingCanvas" xmlns:cx="http://schemas.microsoft.com/office/drawing/2014/chartex" xmlns:cx1="http://schemas.microsoft.com/office/drawing/2015/9/8/chartex" xmlns:cx2="http://schemas.microsoft.com/office/drawing/2015/10/21/chartex" xmlns:cx3="http://schemas.microsoft.com/office/drawing/2016/5/9/chartex" xmlns:cx4="http://schemas.microsoft.com/office/drawing/2016/5/10/chartex" xmlns:cx5="http://schemas.microsoft.com/office/drawing/2016/5/11/chartex" xmlns:cx6="http://schemas.microsoft.com/office/drawing/2016/5/12/chartex" xmlns:cx7="http://schemas.microsoft.com/office/drawing/2016/5/13/chartex" xmlns:cx8="http://schemas.microsoft.com/office/drawing/2016/5/14/chartex" xmlns:mc="http://schemas.openxmlformats.org/markup-compatibility/2006" xmlns:aink="http://schemas.microsoft.com/office/drawing/2016/ink" xmlns:am3d="http://schemas.microsoft.com/office/drawing/2017/model3d" xmlns:o="urn:schemas-microsoft-com:office:office" xmlns:oel="http://schemas.microsoft.com/office/2019/extlst" xmlns:r="http://schemas.openxmlformats.org/officeDocument/2006/relationships" xmlns:m="http://schemas.openxmlformats.org/officeDocument/2006/math" xmlns:v="urn:schemas-microsoft-com:vml" xmlns:wp14="http://schemas.microsoft.com/office/word/2010/wordprocessingDrawing" xmlns:wp="http://schemas.openxmlformats.org/drawingml/2006/wordprocessingDrawing" xmlns:w10="urn:schemas-microsoft-com:office:word" xmlns:w="http://schemas.openxmlformats.org/wordprocessingml/2006/main" xmlns:w14="http://schemas.microsoft.com/office/word/2010/wordml" xmlns:w15="http://schemas.microsoft.com/office/word/2012/wordml" xmlns:w16cex="http://schemas.microsoft.com/office/word/2018/wordml/cex" xmlns:w16cid="http://schemas.microsoft.com/office/word/2016/wordml/cid" xmlns:w16="http://schemas.microsoft.com/office/word/2018/wordml" xmlns:w16du="http://schemas.microsoft.com/office/word/2023/wordml/word16du" xmlns:w16sdtdh="http://schemas.microsoft.com/office/word/2020/wordml/sdtdatahash" xmlns:w16sdtfl="http://schemas.microsoft.com/office/word/2024/wordml/sdtformatlock" xmlns:w16se="http://schemas.microsoft.com/office/word/2015/wordml/symex" xmlns:wpg="http://schemas.microsoft.com/office/word/2010/wordprocessingGroup" xmlns:wpi="http://schemas.microsoft.com/office/word/2010/wordprocessingInk" xmlns:wne="http://schemas.microsoft.com/office/word/2006/wordml" xmlns:wps="http://schemas.microsoft.com/office/word/2010/wordprocessingShape" mc:Ignorable="w14 w15 w16se w16cid w16 w16cex w16sdtdh w16sdtfl w16du wp14">
+<w:numbering xmlns:wpc="http://schemas.microsoft.com/office/word/2010/wordprocessingCanvas" xmlns:cx="http://schemas.microsoft.com/office/drawing/2014/chartex" xmlns:cx1="http://schemas.microsoft.com/office/drawing/2015/9/8/chartex" xmlns:cx2="http://schemas.microsoft.com/office/drawing/2015/10/21/chartex" xmlns:cx3="http://schemas.microsoft.com/office/drawing/2016/5/9/chartex" xmlns:cx4="http://schemas.microsoft.com/office/drawing/2016/5/10/chartex" xmlns:cx5="http://schemas.microsoft.com/office/drawing/2016/5/11/chartex" xmlns:cx6="http://schemas.microsoft.com/office/drawing/2016/5/12/chartex" xmlns:cx7="http://schemas.microsoft.com/office/drawing/2016/5/13/chartex" xmlns:cx8="http://schemas.microsoft.com/office/drawing/2016/5/14/chartex" xmlns:mc="http://schemas.openxmlformats.org/markup-compatibility/2006" xmlns:aink="http://schemas.microsoft.com/office/drawing/2016/ink" xmlns:am3d="http://schemas.microsoft.com/office/drawing/2017/model3d" xmlns:o="urn:schemas-microsoft-com:office:office" xmlns:r="http://schemas.openxmlformats.org/officeDocument/2006/relationships" xmlns:m="http://schemas.openxmlformats.org/officeDocument/2006/math" xmlns:v="urn:schemas-microsoft-com:vml" xmlns:wp14="http://schemas.microsoft.com/office/word/2010/wordprocessingDrawing" xmlns:wp="http://schemas.openxmlformats.org/drawingml/2006/wordprocessingDrawing" xmlns:w10="urn:schemas-microsoft-com:office:word" xmlns:w="http://schemas.openxmlformats.org/wordprocessingml/2006/main" xmlns:w14="http://schemas.microsoft.com/office/word/2010/wordml" xmlns:w15="http://schemas.microsoft.com/office/word/2012/wordml" xmlns:w16cex="http://schemas.microsoft.com/office/word/2018/wordml/cex" xmlns:w16cid="http://schemas.microsoft.com/office/word/2016/wordml/cid" xmlns:w16="http://schemas.microsoft.com/office/word/2018/wordml" xmlns:w16sdtdh="http://schemas.microsoft.com/office/word/2020/wordml/sdtdatahash" xmlns:w16se="http://schemas.microsoft.com/office/word/2015/wordml/symex" xmlns:wpg="http://schemas.microsoft.com/office/word/2010/wordprocessingGroup" xmlns:wpi="http://schemas.microsoft.com/office/word/2010/wordprocessingInk" xmlns:wne="http://schemas.microsoft.com/office/word/2006/wordml" xmlns:wps="http://schemas.microsoft.com/office/word/2010/wordprocessingShape" mc:Ignorable="w14 w15 w16se w16cid w16 w16cex w16sdtdh wp14">
   <w:abstractNum w:abstractNumId="0" w15:restartNumberingAfterBreak="0">
     <w:nsid w:val="FFFFFF89"/>
     <w:multiLevelType w:val="singleLevel"/>
@@ -32852,13 +32750,13 @@
       </w:rPr>
     </w:lvl>
   </w:abstractNum>
-  <w:num w:numId="1" w16cid:durableId="882206246">
+  <w:num w:numId="1">
     <w:abstractNumId w:val="0"/>
   </w:num>
-  <w:num w:numId="2" w16cid:durableId="397048049">
+  <w:num w:numId="2">
     <w:abstractNumId w:val="7"/>
   </w:num>
-  <w:num w:numId="3" w16cid:durableId="2011564998">
+  <w:num w:numId="3">
     <w:abstractNumId w:val="7"/>
     <w:lvlOverride w:ilvl="0">
       <w:startOverride w:val="1"/>
@@ -32888,29 +32786,29 @@
       <w:startOverride w:val="1"/>
     </w:lvlOverride>
   </w:num>
-  <w:num w:numId="4" w16cid:durableId="1294678263">
+  <w:num w:numId="4">
     <w:abstractNumId w:val="6"/>
   </w:num>
-  <w:num w:numId="5" w16cid:durableId="2086101635">
+  <w:num w:numId="5">
     <w:abstractNumId w:val="4"/>
   </w:num>
-  <w:num w:numId="6" w16cid:durableId="62484528">
+  <w:num w:numId="6">
     <w:abstractNumId w:val="5"/>
   </w:num>
-  <w:num w:numId="7" w16cid:durableId="322512630">
+  <w:num w:numId="7">
     <w:abstractNumId w:val="2"/>
   </w:num>
-  <w:num w:numId="8" w16cid:durableId="1891377139">
+  <w:num w:numId="8">
     <w:abstractNumId w:val="3"/>
   </w:num>
-  <w:num w:numId="9" w16cid:durableId="2000109597">
+  <w:num w:numId="9">
     <w:abstractNumId w:val="1"/>
   </w:num>
 </w:numbering>
 </file>
 
 <file path=word/styles.xml><?xml version="1.0" encoding="utf-8"?>
-<w:styles xmlns:mc="http://schemas.openxmlformats.org/markup-compatibility/2006" xmlns:r="http://schemas.openxmlformats.org/officeDocument/2006/relationships" xmlns:w="http://schemas.openxmlformats.org/wordprocessingml/2006/main" xmlns:w14="http://schemas.microsoft.com/office/word/2010/wordml" xmlns:w15="http://schemas.microsoft.com/office/word/2012/wordml" xmlns:w16cex="http://schemas.microsoft.com/office/word/2018/wordml/cex" xmlns:w16cid="http://schemas.microsoft.com/office/word/2016/wordml/cid" xmlns:w16="http://schemas.microsoft.com/office/word/2018/wordml" xmlns:w16du="http://schemas.microsoft.com/office/word/2023/wordml/word16du" xmlns:w16sdtdh="http://schemas.microsoft.com/office/word/2020/wordml/sdtdatahash" xmlns:w16sdtfl="http://schemas.microsoft.com/office/word/2024/wordml/sdtformatlock" xmlns:w16se="http://schemas.microsoft.com/office/word/2015/wordml/symex" mc:Ignorable="w14 w15 w16se w16cid w16 w16cex w16sdtdh w16sdtfl w16du">
+<w:styles xmlns:mc="http://schemas.openxmlformats.org/markup-compatibility/2006" xmlns:r="http://schemas.openxmlformats.org/officeDocument/2006/relationships" xmlns:w="http://schemas.openxmlformats.org/wordprocessingml/2006/main" xmlns:w14="http://schemas.microsoft.com/office/word/2010/wordml" xmlns:w15="http://schemas.microsoft.com/office/word/2012/wordml" xmlns:w16cex="http://schemas.microsoft.com/office/word/2018/wordml/cex" xmlns:w16cid="http://schemas.microsoft.com/office/word/2016/wordml/cid" xmlns:w16="http://schemas.microsoft.com/office/word/2018/wordml" xmlns:w16sdtdh="http://schemas.microsoft.com/office/word/2020/wordml/sdtdatahash" xmlns:w16se="http://schemas.microsoft.com/office/word/2015/wordml/symex" mc:Ignorable="w14 w15 w16se w16cid w16 w16cex w16sdtdh">
   <w:docDefaults>
     <w:rPrDefault>
       <w:rPr>
@@ -33520,7 +33418,6 @@
   <w:style w:type="character" w:default="1" w:styleId="DefaultParagraphFont">
     <w:name w:val="Default Paragraph Font"/>
     <w:uiPriority w:val="1"/>
-    <w:semiHidden/>
     <w:unhideWhenUsed/>
   </w:style>
   <w:style w:type="table" w:default="1" w:styleId="TableNormal">

--- a/SHS/Chapters.docx
+++ b/SHS/Chapters.docx
@@ -83,7 +83,7 @@
               </wp:anchor>
             </w:drawing>
           </mc:Choice>
-          <mc:Fallback xmlns:w16sdtfl="http://schemas.microsoft.com/office/word/2024/wordml/sdtformatlock" xmlns:w16du="http://schemas.microsoft.com/office/word/2023/wordml/word16du" xmlns:oel="http://schemas.microsoft.com/office/2019/extlst">
+          <mc:Fallback xmlns:oel="http://schemas.microsoft.com/office/2019/extlst" xmlns:w16du="http://schemas.microsoft.com/office/word/2023/wordml/word16du" xmlns:w16sdtfl="http://schemas.microsoft.com/office/word/2024/wordml/sdtformatlock">
             <w:pict>
               <v:rect w14:anchorId="3704AD25" id="Rectangle 35" o:spid="_x0000_s1026" style="position:absolute;margin-left:414.7pt;margin-top:-41.45pt;width:31.3pt;height:22.55pt;z-index:251667456;visibility:visible;mso-wrap-style:square;mso-wrap-distance-left:9pt;mso-wrap-distance-top:0;mso-wrap-distance-right:9pt;mso-wrap-distance-bottom:0;mso-position-horizontal:absolute;mso-position-horizontal-relative:text;mso-position-vertical:absolute;mso-position-vertical-relative:text;v-text-anchor:middle" o:gfxdata="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" fillcolor="white [3212]" strokecolor="white [3212]" strokeweight="1pt"/>
             </w:pict>
@@ -556,7 +556,7 @@
               </wp:anchor>
             </w:drawing>
           </mc:Choice>
-          <mc:Fallback xmlns:w16sdtfl="http://schemas.microsoft.com/office/word/2024/wordml/sdtformatlock" xmlns:w16du="http://schemas.microsoft.com/office/word/2023/wordml/word16du" xmlns:oel="http://schemas.microsoft.com/office/2019/extlst">
+          <mc:Fallback xmlns:oel="http://schemas.microsoft.com/office/2019/extlst" xmlns:w16du="http://schemas.microsoft.com/office/word/2023/wordml/word16du" xmlns:w16sdtfl="http://schemas.microsoft.com/office/word/2024/wordml/sdtformatlock">
             <w:pict>
               <v:rect w14:anchorId="3A5F7886" id="Rectangle 36" o:spid="_x0000_s1026" style="position:absolute;margin-left:409.15pt;margin-top:-38.8pt;width:39.45pt;height:25.05pt;z-index:251668480;visibility:visible;mso-wrap-style:square;mso-wrap-distance-left:9pt;mso-wrap-distance-top:0;mso-wrap-distance-right:9pt;mso-wrap-distance-bottom:0;mso-position-horizontal:absolute;mso-position-horizontal-relative:text;mso-position-vertical:absolute;mso-position-vertical-relative:text;v-text-anchor:middle" o:gfxdata="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" fillcolor="white [3212]" strokecolor="white [3212]" strokeweight="1pt"/>
             </w:pict>
@@ -1109,23 +1109,7 @@
           <w:rFonts w:ascii="Arial" w:hAnsi="Arial" w:cs="Arial"/>
           <w:lang w:val="en-US"/>
         </w:rPr>
-        <w:t xml:space="preserve"> will enhance the interactivity of students to sessions in every class as according to </w:t>
-      </w:r>
-      <w:proofErr w:type="spellStart"/>
-      <w:r>
-        <w:rPr>
-          <w:rFonts w:ascii="Arial" w:hAnsi="Arial" w:cs="Arial"/>
-          <w:lang w:val="en-US"/>
-        </w:rPr>
-        <w:t>Gumasing</w:t>
-      </w:r>
-      <w:proofErr w:type="spellEnd"/>
-      <w:r>
-        <w:rPr>
-          <w:rFonts w:ascii="Arial" w:hAnsi="Arial" w:cs="Arial"/>
-          <w:lang w:val="en-US"/>
-        </w:rPr>
-        <w:t>, et. al. (2022)</w:t>
+        <w:t xml:space="preserve"> will enhance the interactivity of students to sessions in every class as according to Gumasing, et. al. (2022)</w:t>
       </w:r>
       <w:r>
         <w:rPr>
@@ -1803,14 +1787,12 @@
         </w:rPr>
         <w:t xml:space="preserve">and </w:t>
       </w:r>
-      <w:proofErr w:type="spellStart"/>
       <w:r>
         <w:rPr>
           <w:rFonts w:ascii="Arial" w:hAnsi="Arial" w:cs="Arial"/>
         </w:rPr>
         <w:t>npm</w:t>
       </w:r>
-      <w:proofErr w:type="spellEnd"/>
       <w:r>
         <w:rPr>
           <w:rFonts w:ascii="Arial" w:hAnsi="Arial" w:cs="Arial"/>
@@ -1853,14 +1835,12 @@
         </w:rPr>
         <w:t xml:space="preserve"> Node.js and </w:t>
       </w:r>
-      <w:proofErr w:type="spellStart"/>
       <w:r>
         <w:rPr>
           <w:rFonts w:ascii="Arial" w:hAnsi="Arial" w:cs="Arial"/>
         </w:rPr>
         <w:t>npm</w:t>
       </w:r>
-      <w:proofErr w:type="spellEnd"/>
       <w:r>
         <w:rPr>
           <w:rFonts w:ascii="Arial" w:hAnsi="Arial" w:cs="Arial"/>
@@ -2337,7 +2317,7 @@
               </wp:anchor>
             </w:drawing>
           </mc:Choice>
-          <mc:Fallback xmlns:w16sdtfl="http://schemas.microsoft.com/office/word/2024/wordml/sdtformatlock" xmlns:w16du="http://schemas.microsoft.com/office/word/2023/wordml/word16du" xmlns:oel="http://schemas.microsoft.com/office/2019/extlst">
+          <mc:Fallback xmlns:oel="http://schemas.microsoft.com/office/2019/extlst" xmlns:w16du="http://schemas.microsoft.com/office/word/2023/wordml/word16du" xmlns:w16sdtfl="http://schemas.microsoft.com/office/word/2024/wordml/sdtformatlock">
             <w:pict>
               <v:shapetype w14:anchorId="31AE831C" id="_x0000_t202" coordsize="21600,21600" o:spt="202" path="m,l,21600r21600,l21600,xe">
                 <v:stroke joinstyle="miter"/>
@@ -2629,7 +2609,7 @@
               </wp:anchor>
             </w:drawing>
           </mc:Choice>
-          <mc:Fallback xmlns:w16sdtfl="http://schemas.microsoft.com/office/word/2024/wordml/sdtformatlock" xmlns:w16du="http://schemas.microsoft.com/office/word/2023/wordml/word16du" xmlns:oel="http://schemas.microsoft.com/office/2019/extlst">
+          <mc:Fallback xmlns:oel="http://schemas.microsoft.com/office/2019/extlst" xmlns:w16du="http://schemas.microsoft.com/office/word/2023/wordml/word16du" xmlns:w16sdtfl="http://schemas.microsoft.com/office/word/2024/wordml/sdtformatlock">
             <w:pict>
               <v:shape w14:anchorId="76AC04FD" id="_x0000_s1027" type="#_x0000_t202" style="position:absolute;left:0;text-align:left;margin-left:152.85pt;margin-top:1.2pt;width:118.5pt;height:305.7pt;z-index:-251656192;visibility:visible;mso-wrap-style:square;mso-height-percent:0;mso-wrap-distance-left:9pt;mso-wrap-distance-top:3.6pt;mso-wrap-distance-right:9pt;mso-wrap-distance-bottom:3.6pt;mso-position-horizontal:absolute;mso-position-horizontal-relative:margin;mso-position-vertical:absolute;mso-position-vertical-relative:text;mso-height-percent:0;mso-height-relative:margin;v-text-anchor:top" o:gfxdata="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" fillcolor="white [3201]" strokecolor="black [3200]" strokeweight="1pt">
                 <v:textbox>
@@ -3195,7 +3175,7 @@
               </wp:anchor>
             </w:drawing>
           </mc:Choice>
-          <mc:Fallback xmlns:w16sdtfl="http://schemas.microsoft.com/office/word/2024/wordml/sdtformatlock" xmlns:w16du="http://schemas.microsoft.com/office/word/2023/wordml/word16du" xmlns:oel="http://schemas.microsoft.com/office/2019/extlst">
+          <mc:Fallback xmlns:oel="http://schemas.microsoft.com/office/2019/extlst" xmlns:w16du="http://schemas.microsoft.com/office/word/2023/wordml/word16du" xmlns:w16sdtfl="http://schemas.microsoft.com/office/word/2024/wordml/sdtformatlock">
             <w:pict>
               <v:shape w14:anchorId="0D58208D" id="_x0000_s1028" type="#_x0000_t202" style="position:absolute;left:0;text-align:left;margin-left:1.1pt;margin-top:.65pt;width:118.5pt;height:306.3pt;z-index:-251657216;visibility:visible;mso-wrap-style:square;mso-height-percent:0;mso-wrap-distance-left:9pt;mso-wrap-distance-top:3.6pt;mso-wrap-distance-right:9pt;mso-wrap-distance-bottom:3.6pt;mso-position-horizontal:absolute;mso-position-horizontal-relative:margin;mso-position-vertical:absolute;mso-position-vertical-relative:text;mso-height-percent:0;mso-height-relative:margin;v-text-anchor:top" o:gfxdata="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" fillcolor="white [3201]" strokecolor="black [3200]" strokeweight="1pt">
                 <v:textbox>
@@ -3676,7 +3656,7 @@
               </wp:anchor>
             </w:drawing>
           </mc:Choice>
-          <mc:Fallback xmlns:w16sdtfl="http://schemas.microsoft.com/office/word/2024/wordml/sdtformatlock" xmlns:w16du="http://schemas.microsoft.com/office/word/2023/wordml/word16du" xmlns:oel="http://schemas.microsoft.com/office/2019/extlst">
+          <mc:Fallback xmlns:oel="http://schemas.microsoft.com/office/2019/extlst" xmlns:w16du="http://schemas.microsoft.com/office/word/2023/wordml/word16du" xmlns:w16sdtfl="http://schemas.microsoft.com/office/word/2024/wordml/sdtformatlock">
             <w:pict>
               <v:shapetype w14:anchorId="1C92D50A" id="_x0000_t13" coordsize="21600,21600" o:spt="13" adj="16200,5400" path="m@0,l@0@1,0@1,0@2@0@2@0,21600,21600,10800xe">
                 <v:stroke joinstyle="miter"/>
@@ -3785,7 +3765,7 @@
               </wp:anchor>
             </w:drawing>
           </mc:Choice>
-          <mc:Fallback xmlns:w16sdtfl="http://schemas.microsoft.com/office/word/2024/wordml/sdtformatlock" xmlns:w16du="http://schemas.microsoft.com/office/word/2023/wordml/word16du" xmlns:oel="http://schemas.microsoft.com/office/2019/extlst">
+          <mc:Fallback xmlns:oel="http://schemas.microsoft.com/office/2019/extlst" xmlns:w16du="http://schemas.microsoft.com/office/word/2023/wordml/word16du" xmlns:w16sdtfl="http://schemas.microsoft.com/office/word/2024/wordml/sdtformatlock">
             <w:pict>
               <v:shape w14:anchorId="1AB3673F" id="Arrow: Right 3" o:spid="_x0000_s1030" type="#_x0000_t13" style="position:absolute;left:0;text-align:left;margin-left:123.9pt;margin-top:19.3pt;width:24.05pt;height:17.45pt;z-index:-251654144;visibility:visible;mso-wrap-style:square;mso-width-percent:0;mso-height-percent:0;mso-wrap-distance-left:9pt;mso-wrap-distance-top:0;mso-wrap-distance-right:9pt;mso-wrap-distance-bottom:0;mso-position-horizontal:absolute;mso-position-horizontal-relative:text;mso-position-vertical:absolute;mso-position-vertical-relative:text;mso-width-percent:0;mso-height-percent:0;mso-width-relative:margin;mso-height-relative:margin;v-text-anchor:middle" o:gfxdata="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" adj="13764" fillcolor="black [3200]" strokecolor="black [1600]" strokeweight="1pt">
                 <v:textbox>
@@ -5212,19 +5192,7 @@
         <w:rPr>
           <w:rFonts w:ascii="Arial" w:hAnsi="Arial" w:cs="Arial"/>
         </w:rPr>
-        <w:t>has</w:t>
-      </w:r>
-      <w:r>
-        <w:rPr>
-          <w:rFonts w:ascii="Arial" w:hAnsi="Arial" w:cs="Arial"/>
-        </w:rPr>
-        <w:t xml:space="preserve"> be</w:t>
-      </w:r>
-      <w:r>
-        <w:rPr>
-          <w:rFonts w:ascii="Arial" w:hAnsi="Arial" w:cs="Arial"/>
-        </w:rPr>
-        <w:t>en</w:t>
+        <w:t>was</w:t>
       </w:r>
       <w:r>
         <w:rPr>
@@ -5368,19 +5336,7 @@
         <w:rPr>
           <w:rFonts w:ascii="Arial" w:hAnsi="Arial" w:cs="Arial"/>
         </w:rPr>
-        <w:t xml:space="preserve"> not focus</w:t>
-      </w:r>
-      <w:r>
-        <w:rPr>
-          <w:rFonts w:ascii="Arial" w:hAnsi="Arial" w:cs="Arial"/>
-        </w:rPr>
-        <w:t>ed</w:t>
-      </w:r>
-      <w:r>
-        <w:rPr>
-          <w:rFonts w:ascii="Arial" w:hAnsi="Arial" w:cs="Arial"/>
-        </w:rPr>
-        <w:t xml:space="preserve"> on the market and mainly focus</w:t>
+        <w:t xml:space="preserve"> not focus on the market and mainly focus</w:t>
       </w:r>
       <w:r>
         <w:rPr>
@@ -5600,7 +5556,7 @@
               </wp:anchor>
             </w:drawing>
           </mc:Choice>
-          <mc:Fallback xmlns:w16sdtfl="http://schemas.microsoft.com/office/word/2024/wordml/sdtformatlock" xmlns:w16du="http://schemas.microsoft.com/office/word/2023/wordml/word16du" xmlns:oel="http://schemas.microsoft.com/office/2019/extlst">
+          <mc:Fallback xmlns:oel="http://schemas.microsoft.com/office/2019/extlst" xmlns:w16du="http://schemas.microsoft.com/office/word/2023/wordml/word16du" xmlns:w16sdtfl="http://schemas.microsoft.com/office/word/2024/wordml/sdtformatlock">
             <w:pict>
               <v:rect w14:anchorId="6AC356D5" id="Rectangle 27" o:spid="_x0000_s1026" style="position:absolute;margin-left:406.65pt;margin-top:-40.7pt;width:43.85pt;height:26.3pt;z-index:251663360;visibility:visible;mso-wrap-style:square;mso-wrap-distance-left:9pt;mso-wrap-distance-top:0;mso-wrap-distance-right:9pt;mso-wrap-distance-bottom:0;mso-position-horizontal:absolute;mso-position-horizontal-relative:text;mso-position-vertical:absolute;mso-position-vertical-relative:text;v-text-anchor:middle" o:gfxdata="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" fillcolor="white [3201]" strokecolor="white [3212]" strokeweight="1pt"/>
             </w:pict>
@@ -5756,49 +5712,7 @@
         <w:rPr>
           <w:rFonts w:ascii="Arial" w:hAnsi="Arial" w:cs="Arial"/>
         </w:rPr>
-        <w:t xml:space="preserve">Electron is a framework for building apps for desktops using both web technologies and Node.js. It is reliable, secure, and stable. It is the leading choice for most companies when building their most important product. Chat apps like Slack, Discord, and Signal are built with Electron. AI applications also use Electron, including both </w:t>
-      </w:r>
-      <w:proofErr w:type="spellStart"/>
-      <w:r>
-        <w:rPr>
-          <w:rFonts w:ascii="Arial" w:hAnsi="Arial" w:cs="Arial"/>
-        </w:rPr>
-        <w:t>OpenAI’s</w:t>
-      </w:r>
-      <w:proofErr w:type="spellEnd"/>
-      <w:r>
-        <w:rPr>
-          <w:rFonts w:ascii="Arial" w:hAnsi="Arial" w:cs="Arial"/>
-        </w:rPr>
-        <w:t xml:space="preserve"> </w:t>
-      </w:r>
-      <w:proofErr w:type="spellStart"/>
-      <w:r>
-        <w:rPr>
-          <w:rFonts w:ascii="Arial" w:hAnsi="Arial" w:cs="Arial"/>
-        </w:rPr>
-        <w:t>ChatGPT</w:t>
-      </w:r>
-      <w:proofErr w:type="spellEnd"/>
-      <w:r>
-        <w:rPr>
-          <w:rFonts w:ascii="Arial" w:hAnsi="Arial" w:cs="Arial"/>
-        </w:rPr>
-        <w:t xml:space="preserve"> and </w:t>
-      </w:r>
-      <w:proofErr w:type="spellStart"/>
-      <w:r>
-        <w:rPr>
-          <w:rFonts w:ascii="Arial" w:hAnsi="Arial" w:cs="Arial"/>
-        </w:rPr>
-        <w:t>Anthropic’s</w:t>
-      </w:r>
-      <w:proofErr w:type="spellEnd"/>
-      <w:r>
-        <w:rPr>
-          <w:rFonts w:ascii="Arial" w:hAnsi="Arial" w:cs="Arial"/>
-        </w:rPr>
-        <w:t xml:space="preserve"> Claude. Canva, Visual Studio </w:t>
+        <w:t xml:space="preserve">Electron is a framework for building apps for desktops using both web technologies and Node.js. It is reliable, secure, and stable. It is the leading choice for most companies when building their most important product. Chat apps like Slack, Discord, and Signal are built with Electron. AI applications also use Electron, including both OpenAI’s ChatGPT and Anthropic’s Claude. Canva, Visual Studio </w:t>
       </w:r>
       <w:r>
         <w:rPr>
@@ -5964,21 +5878,7 @@
         <w:rPr>
           <w:rFonts w:ascii="Arial" w:hAnsi="Arial" w:cs="Arial"/>
         </w:rPr>
-        <w:t xml:space="preserve">According to </w:t>
-      </w:r>
-      <w:proofErr w:type="spellStart"/>
-      <w:r>
-        <w:rPr>
-          <w:rFonts w:ascii="Arial" w:hAnsi="Arial" w:cs="Arial"/>
-        </w:rPr>
-        <w:t>Khomyn</w:t>
-      </w:r>
-      <w:proofErr w:type="spellEnd"/>
-      <w:r>
-        <w:rPr>
-          <w:rFonts w:ascii="Arial" w:hAnsi="Arial" w:cs="Arial"/>
-        </w:rPr>
-        <w:t xml:space="preserve"> (202</w:t>
+        <w:t>According to Khomyn (202</w:t>
       </w:r>
       <w:r>
         <w:rPr>
@@ -6029,21 +5929,7 @@
         <w:rPr>
           <w:rFonts w:ascii="Arial" w:hAnsi="Arial" w:cs="Arial"/>
         </w:rPr>
-        <w:t>The Transmission Control Protocol (TCP) stands out as a foundation of the internet protocol suite. Designed for robust communication over networks, TCP is one of the most crucial protocols allowing for the seamless exchange of data across the globe. It ensures that data packets sent from one computer to another arrive intact and in the correct order. It reliably works due to its design, which includes connection-oriented protocol, three-way handshake, reliable data transfer, flow control, congestion control, data segmentation, and error detection and correction. TCP offers various advantages that are crucial for successful data transmission over the internet. Advantages include reliability, order preservation, error recovery, standardization, and flexible data flow. TCP is used in web browsing, email services, file transfers, remote access, and streaming services (</w:t>
-      </w:r>
-      <w:proofErr w:type="spellStart"/>
-      <w:r>
-        <w:rPr>
-          <w:rFonts w:ascii="Arial" w:hAnsi="Arial" w:cs="Arial"/>
-        </w:rPr>
-        <w:t>UMATechnology</w:t>
-      </w:r>
-      <w:proofErr w:type="spellEnd"/>
-      <w:r>
-        <w:rPr>
-          <w:rFonts w:ascii="Arial" w:hAnsi="Arial" w:cs="Arial"/>
-        </w:rPr>
-        <w:t>, 202</w:t>
+        <w:t>The Transmission Control Protocol (TCP) stands out as a foundation of the internet protocol suite. Designed for robust communication over networks, TCP is one of the most crucial protocols allowing for the seamless exchange of data across the globe. It ensures that data packets sent from one computer to another arrive intact and in the correct order. It reliably works due to its design, which includes connection-oriented protocol, three-way handshake, reliable data transfer, flow control, congestion control, data segmentation, and error detection and correction. TCP offers various advantages that are crucial for successful data transmission over the internet. Advantages include reliability, order preservation, error recovery, standardization, and flexible data flow. TCP is used in web browsing, email services, file transfers, remote access, and streaming services (UMATechnology, 202</w:t>
       </w:r>
       <w:r>
         <w:rPr>
@@ -6093,56 +5979,14 @@
         <w:rPr>
           <w:rFonts w:ascii="Arial" w:hAnsi="Arial" w:cs="Arial"/>
         </w:rPr>
-        <w:t xml:space="preserve">Ortega (2023) stated that one of the key functions of </w:t>
-      </w:r>
-      <w:proofErr w:type="spellStart"/>
-      <w:r>
-        <w:rPr>
-          <w:rFonts w:ascii="Arial" w:hAnsi="Arial" w:cs="Arial"/>
-        </w:rPr>
-        <w:t>DevTools</w:t>
-      </w:r>
-      <w:proofErr w:type="spellEnd"/>
-      <w:r>
-        <w:rPr>
-          <w:rFonts w:ascii="Arial" w:hAnsi="Arial" w:cs="Arial"/>
-        </w:rPr>
-        <w:t xml:space="preserve"> is to inspect, debug errors, and optimize a site. It saves time and effort in the development process, allowing for an efficient identification and resolution of issues. In addition, </w:t>
+        <w:t xml:space="preserve">Ortega (2023) stated that one of the key functions of DevTools is to inspect, debug errors, and optimize a site. It saves time and effort in the development process, allowing for an efficient identification and resolution of issues. In addition, </w:t>
       </w:r>
       <w:r>
         <w:rPr>
           <w:rFonts w:ascii="Arial" w:hAnsi="Arial" w:cs="Arial"/>
         </w:rPr>
         <w:lastRenderedPageBreak/>
-        <w:t xml:space="preserve">the console in </w:t>
-      </w:r>
-      <w:proofErr w:type="spellStart"/>
-      <w:r>
-        <w:rPr>
-          <w:rFonts w:ascii="Arial" w:hAnsi="Arial" w:cs="Arial"/>
-        </w:rPr>
-        <w:t>DevTools</w:t>
-      </w:r>
-      <w:proofErr w:type="spellEnd"/>
-      <w:r>
-        <w:rPr>
-          <w:rFonts w:ascii="Arial" w:hAnsi="Arial" w:cs="Arial"/>
-        </w:rPr>
-        <w:t xml:space="preserve"> is an important tool that enables JavaScript testing, printing debugging messages, executing commands, and evaluating expressions. Another valuable tool in </w:t>
-      </w:r>
-      <w:proofErr w:type="spellStart"/>
-      <w:r>
-        <w:rPr>
-          <w:rFonts w:ascii="Arial" w:hAnsi="Arial" w:cs="Arial"/>
-        </w:rPr>
-        <w:t>DevTools</w:t>
-      </w:r>
-      <w:proofErr w:type="spellEnd"/>
-      <w:r>
-        <w:rPr>
-          <w:rFonts w:ascii="Arial" w:hAnsi="Arial" w:cs="Arial"/>
-        </w:rPr>
-        <w:t xml:space="preserve"> is network functionality. It helps to understand how the page communicates with the server, and it identifies the performance issues. Also, it facilitates data transfer optimization. </w:t>
+        <w:t xml:space="preserve">the console in DevTools is an important tool that enables JavaScript testing, printing debugging messages, executing commands, and evaluating expressions. Another valuable tool in DevTools is network functionality. It helps to understand how the page communicates with the server, and it identifies the performance issues. Also, it facilitates data transfer optimization. </w:t>
       </w:r>
     </w:p>
     <w:p>
@@ -6158,44 +6002,14 @@
         <w:rPr>
           <w:rFonts w:ascii="Arial" w:hAnsi="Arial" w:cs="Arial"/>
         </w:rPr>
-        <w:t xml:space="preserve">According to the </w:t>
-      </w:r>
-      <w:proofErr w:type="spellStart"/>
+        <w:t xml:space="preserve">According to the npm Docs (n.d.), the largest software registry in the world is Node Package Manager (npm). It is used to distribute software packages to open-source developers on many continents and by many organizations to oversee private work. It is also used to modify packages for apps, download standalone tools, run packages, and share code anywhere. </w:t>
+      </w:r>
       <w:r>
         <w:rPr>
           <w:rFonts w:ascii="Arial" w:hAnsi="Arial" w:cs="Arial"/>
         </w:rPr>
         <w:t>npm</w:t>
       </w:r>
-      <w:proofErr w:type="spellEnd"/>
-      <w:r>
-        <w:rPr>
-          <w:rFonts w:ascii="Arial" w:hAnsi="Arial" w:cs="Arial"/>
-        </w:rPr>
-        <w:t xml:space="preserve"> Docs (n.d.), the largest software registry in the world is Node Package Manager (</w:t>
-      </w:r>
-      <w:proofErr w:type="spellStart"/>
-      <w:r>
-        <w:rPr>
-          <w:rFonts w:ascii="Arial" w:hAnsi="Arial" w:cs="Arial"/>
-        </w:rPr>
-        <w:t>npm</w:t>
-      </w:r>
-      <w:proofErr w:type="spellEnd"/>
-      <w:r>
-        <w:rPr>
-          <w:rFonts w:ascii="Arial" w:hAnsi="Arial" w:cs="Arial"/>
-        </w:rPr>
-        <w:t xml:space="preserve">). It is used to distribute software packages to open-source developers on many continents and by many organizations to oversee private work. It is also used to modify packages for apps, download standalone tools, run packages, and share code anywhere. </w:t>
-      </w:r>
-      <w:proofErr w:type="spellStart"/>
-      <w:r>
-        <w:rPr>
-          <w:rFonts w:ascii="Arial" w:hAnsi="Arial" w:cs="Arial"/>
-        </w:rPr>
-        <w:t>npm</w:t>
-      </w:r>
-      <w:proofErr w:type="spellEnd"/>
       <w:r>
         <w:rPr>
           <w:rFonts w:ascii="Arial" w:hAnsi="Arial" w:cs="Arial"/>
@@ -6212,21 +6026,7 @@
         <w:rPr>
           <w:rFonts w:ascii="Arial" w:hAnsi="Arial" w:cs="Arial"/>
         </w:rPr>
-        <w:t>(</w:t>
-      </w:r>
-      <w:proofErr w:type="spellStart"/>
-      <w:r>
-        <w:rPr>
-          <w:rFonts w:ascii="Arial" w:hAnsi="Arial" w:cs="Arial"/>
-        </w:rPr>
-        <w:t>Harężlak</w:t>
-      </w:r>
-      <w:proofErr w:type="spellEnd"/>
-      <w:r>
-        <w:rPr>
-          <w:rFonts w:ascii="Arial" w:hAnsi="Arial" w:cs="Arial"/>
-        </w:rPr>
-        <w:t>, 2024)</w:t>
+        <w:t>(Harężlak, 2024)</w:t>
       </w:r>
       <w:r>
         <w:rPr>
@@ -6260,21 +6060,7 @@
         <w:rPr>
           <w:rFonts w:ascii="Arial" w:hAnsi="Arial" w:cs="Arial"/>
         </w:rPr>
-        <w:t xml:space="preserve">notes that package managers streamline software management by automating tasks such as installation, updates, configuration, and removal. A package typically consists of compressed files containing the software, settings, and dependency information. In addition, according to </w:t>
-      </w:r>
-      <w:proofErr w:type="spellStart"/>
-      <w:r>
-        <w:rPr>
-          <w:rFonts w:ascii="Arial" w:hAnsi="Arial" w:cs="Arial"/>
-        </w:rPr>
-        <w:t>Nineleaps</w:t>
-      </w:r>
-      <w:proofErr w:type="spellEnd"/>
-      <w:r>
-        <w:rPr>
-          <w:rFonts w:ascii="Arial" w:hAnsi="Arial" w:cs="Arial"/>
-        </w:rPr>
-        <w:t xml:space="preserve"> (2023), package management boosts productivity and streamlines development workflows, playing a crucial role in modern software development. Its key benefits include efficient dependency management, simplified version control, and optimized resource utilization, making a reliable package manager essential for contemporary software development. </w:t>
+        <w:t xml:space="preserve">notes that package managers streamline software management by automating tasks such as installation, updates, configuration, and removal. A package typically consists of compressed files containing the software, settings, and dependency information. In addition, according to Nineleaps (2023), package management boosts productivity and streamlines development workflows, playing a crucial role in modern software development. Its key benefits include efficient dependency management, simplified version control, and optimized resource utilization, making a reliable package manager essential for contemporary software development. </w:t>
       </w:r>
     </w:p>
     <w:p>
@@ -6338,21 +6124,7 @@
         <w:rPr>
           <w:rFonts w:ascii="Arial" w:hAnsi="Arial" w:cs="Arial"/>
         </w:rPr>
-        <w:t>(</w:t>
-      </w:r>
-      <w:proofErr w:type="spellStart"/>
-      <w:r>
-        <w:rPr>
-          <w:rFonts w:ascii="Arial" w:hAnsi="Arial" w:cs="Arial"/>
-        </w:rPr>
-        <w:t>Octorina</w:t>
-      </w:r>
-      <w:proofErr w:type="spellEnd"/>
-      <w:r>
-        <w:rPr>
-          <w:rFonts w:ascii="Arial" w:hAnsi="Arial" w:cs="Arial"/>
-        </w:rPr>
-        <w:t>, 2021)</w:t>
+        <w:t>(Octorina, 2021)</w:t>
       </w:r>
       <w:r>
         <w:rPr>
@@ -6374,21 +6146,7 @@
         <w:rPr>
           <w:rFonts w:ascii="Arial" w:hAnsi="Arial" w:cs="Arial"/>
         </w:rPr>
-        <w:t xml:space="preserve">As said by </w:t>
-      </w:r>
-      <w:proofErr w:type="spellStart"/>
-      <w:r>
-        <w:rPr>
-          <w:rFonts w:ascii="Arial" w:hAnsi="Arial" w:cs="Arial"/>
-        </w:rPr>
-        <w:t>Khairka</w:t>
-      </w:r>
-      <w:proofErr w:type="spellEnd"/>
-      <w:r>
-        <w:rPr>
-          <w:rFonts w:ascii="Arial" w:hAnsi="Arial" w:cs="Arial"/>
-        </w:rPr>
-        <w:t xml:space="preserve"> et al. (2024), the normal exam creation process is slow and difficult for both educators and learners, which leads to delays in result declaration. Multiple-choice questions (MCQs) are identified as the easy way of assessing student knowledge. </w:t>
+        <w:t xml:space="preserve">As said by Khairka et al. (2024), the normal exam creation process is slow and difficult for both educators and learners, which leads to delays in result declaration. Multiple-choice questions (MCQs) are identified as the easy way of assessing student knowledge. </w:t>
       </w:r>
     </w:p>
     <w:p>
@@ -6441,19 +6199,11 @@
           <w:rFonts w:ascii="Arial" w:hAnsi="Arial" w:cs="Arial"/>
         </w:rPr>
       </w:pPr>
-      <w:proofErr w:type="spellStart"/>
-      <w:r>
-        <w:rPr>
-          <w:rFonts w:ascii="Arial" w:hAnsi="Arial" w:cs="Arial"/>
-        </w:rPr>
-        <w:t>Rüth</w:t>
-      </w:r>
-      <w:proofErr w:type="spellEnd"/>
-      <w:r>
-        <w:rPr>
-          <w:rFonts w:ascii="Arial" w:hAnsi="Arial" w:cs="Arial"/>
-        </w:rPr>
-        <w:t xml:space="preserve"> et al. (2021) discussed the basis of mobile quiz apps. Quiz apps have the potential to facilitate remote and self-regulated learning. In this context, automated feedback plays a crucial role. They examined the effects of two feedback types of quiz apps on performance, namely, the standard corrective feedback and feedback that incorporates additional information related to the correct response option. </w:t>
+      <w:r>
+        <w:rPr>
+          <w:rFonts w:ascii="Arial" w:hAnsi="Arial" w:cs="Arial"/>
+        </w:rPr>
+        <w:t xml:space="preserve">Rüth et al. (2021) discussed the basis of mobile quiz apps. Quiz apps have the potential to facilitate remote and self-regulated learning. In this context, automated feedback plays a crucial role. They examined the effects of two feedback types of quiz apps on performance, namely, the standard corrective feedback and feedback that incorporates additional information related to the correct response option. </w:t>
       </w:r>
     </w:p>
     <w:p>
@@ -6497,21 +6247,7 @@
         <w:rPr>
           <w:rFonts w:ascii="Arial" w:hAnsi="Arial" w:cs="Arial"/>
         </w:rPr>
-        <w:t>(</w:t>
-      </w:r>
-      <w:proofErr w:type="spellStart"/>
-      <w:r>
-        <w:rPr>
-          <w:rFonts w:ascii="Arial" w:hAnsi="Arial" w:cs="Arial"/>
-        </w:rPr>
-        <w:t>Setyawan</w:t>
-      </w:r>
-      <w:proofErr w:type="spellEnd"/>
-      <w:r>
-        <w:rPr>
-          <w:rFonts w:ascii="Arial" w:hAnsi="Arial" w:cs="Arial"/>
-        </w:rPr>
-        <w:t>, 2019)</w:t>
+        <w:t>(Setyawan, 2019)</w:t>
       </w:r>
       <w:r>
         <w:rPr>
@@ -6533,21 +6269,7 @@
         <w:rPr>
           <w:rFonts w:ascii="Arial" w:hAnsi="Arial" w:cs="Arial"/>
         </w:rPr>
-        <w:t xml:space="preserve">According to </w:t>
-      </w:r>
-      <w:proofErr w:type="spellStart"/>
-      <w:r>
-        <w:rPr>
-          <w:rFonts w:ascii="Arial" w:hAnsi="Arial" w:cs="Arial"/>
-        </w:rPr>
-        <w:t>Munoto</w:t>
-      </w:r>
-      <w:proofErr w:type="spellEnd"/>
-      <w:r>
-        <w:rPr>
-          <w:rFonts w:ascii="Arial" w:hAnsi="Arial" w:cs="Arial"/>
-        </w:rPr>
-        <w:t xml:space="preserve"> et al. (2021), by using M-learning (mobile learning), learners attain more information and enhance their interest in learning due to entertainment. It is a combination of electronic learning (e-learning) and mobile </w:t>
+        <w:t xml:space="preserve">According to Munoto et al. (2021), by using M-learning (mobile learning), learners attain more information and enhance their interest in learning due to entertainment. It is a combination of electronic learning (e-learning) and mobile </w:t>
       </w:r>
       <w:r>
         <w:rPr>
@@ -6570,21 +6292,7 @@
         <w:rPr>
           <w:rFonts w:ascii="Arial" w:hAnsi="Arial" w:cs="Arial"/>
         </w:rPr>
-        <w:t xml:space="preserve">Based on the study of </w:t>
-      </w:r>
-      <w:proofErr w:type="spellStart"/>
-      <w:r>
-        <w:rPr>
-          <w:rFonts w:ascii="Arial" w:hAnsi="Arial" w:cs="Arial"/>
-        </w:rPr>
-        <w:t>Smiderle</w:t>
-      </w:r>
-      <w:proofErr w:type="spellEnd"/>
-      <w:r>
-        <w:rPr>
-          <w:rFonts w:ascii="Arial" w:hAnsi="Arial" w:cs="Arial"/>
-        </w:rPr>
-        <w:t xml:space="preserve"> et al. (2020), similar to how games can improve specific skills and maximize learning, gamification of education can increase student engagement levels. They have examined how gamification affects students' behavior, learning, and engagement based on their personality traits. Their findings indicated that the effect of gamification depends on the user's characteristics. </w:t>
+        <w:t xml:space="preserve">Based on the study of Smiderle et al. (2020), similar to how games can improve specific skills and maximize learning, gamification of education can increase student engagement levels. They have examined how gamification affects students' behavior, learning, and engagement based on their personality traits. Their findings indicated that the effect of gamification depends on the user's characteristics. </w:t>
       </w:r>
     </w:p>
     <w:p>
@@ -6612,21 +6320,7 @@
         <w:rPr>
           <w:rFonts w:ascii="Arial" w:hAnsi="Arial" w:cs="Arial"/>
         </w:rPr>
-        <w:t>(</w:t>
-      </w:r>
-      <w:proofErr w:type="spellStart"/>
-      <w:r>
-        <w:rPr>
-          <w:rFonts w:ascii="Arial" w:hAnsi="Arial" w:cs="Arial"/>
-        </w:rPr>
-        <w:t>Mutiawani</w:t>
-      </w:r>
-      <w:proofErr w:type="spellEnd"/>
-      <w:r>
-        <w:rPr>
-          <w:rFonts w:ascii="Arial" w:hAnsi="Arial" w:cs="Arial"/>
-        </w:rPr>
-        <w:t xml:space="preserve"> et al., 2020)</w:t>
+        <w:t>(Mutiawani et al., 2020)</w:t>
       </w:r>
       <w:r>
         <w:rPr>
@@ -6748,7 +6442,7 @@
               </wp:anchor>
             </w:drawing>
           </mc:Choice>
-          <mc:Fallback xmlns:w16sdtfl="http://schemas.microsoft.com/office/word/2024/wordml/sdtformatlock" xmlns:w16du="http://schemas.microsoft.com/office/word/2023/wordml/word16du" xmlns:oel="http://schemas.microsoft.com/office/2019/extlst">
+          <mc:Fallback xmlns:oel="http://schemas.microsoft.com/office/2019/extlst" xmlns:w16du="http://schemas.microsoft.com/office/word/2023/wordml/word16du" xmlns:w16sdtfl="http://schemas.microsoft.com/office/word/2024/wordml/sdtformatlock">
             <w:pict>
               <v:rect w14:anchorId="0559B352" id="Rectangle 29" o:spid="_x0000_s1026" style="position:absolute;margin-left:404.75pt;margin-top:-44.45pt;width:36.3pt;height:28.8pt;z-index:251664384;visibility:visible;mso-wrap-style:square;mso-wrap-distance-left:9pt;mso-wrap-distance-top:0;mso-wrap-distance-right:9pt;mso-wrap-distance-bottom:0;mso-position-horizontal:absolute;mso-position-horizontal-relative:text;mso-position-vertical:absolute;mso-position-vertical-relative:text;v-text-anchor:middle" o:gfxdata="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" fillcolor="white [3201]" strokecolor="white [3212]" strokeweight="1pt"/>
             </w:pict>
@@ -7065,7 +6759,14 @@
           <w:rFonts w:ascii="Arial" w:hAnsi="Arial" w:cs="Arial"/>
           <w:bCs/>
         </w:rPr>
-        <w:t>are</w:t>
+        <w:t>we</w:t>
+      </w:r>
+      <w:r>
+        <w:rPr>
+          <w:rFonts w:ascii="Arial" w:hAnsi="Arial" w:cs="Arial"/>
+          <w:bCs/>
+        </w:rPr>
+        <w:t>re</w:t>
       </w:r>
       <w:r>
         <w:rPr>
@@ -10105,7 +9806,7 @@
               </wp:anchor>
             </w:drawing>
           </mc:Choice>
-          <mc:Fallback xmlns:w16sdtfl="http://schemas.microsoft.com/office/word/2024/wordml/sdtformatlock" xmlns:w16du="http://schemas.microsoft.com/office/word/2023/wordml/word16du" xmlns:oel="http://schemas.microsoft.com/office/2019/extlst">
+          <mc:Fallback xmlns:oel="http://schemas.microsoft.com/office/2019/extlst" xmlns:w16du="http://schemas.microsoft.com/office/word/2023/wordml/word16du" xmlns:w16sdtfl="http://schemas.microsoft.com/office/word/2024/wordml/sdtformatlock">
             <w:pict>
               <v:rect w14:anchorId="10AF8543" id="Rectangle 31" o:spid="_x0000_s1026" style="position:absolute;margin-left:411.05pt;margin-top:-37.55pt;width:35.7pt;height:23.8pt;z-index:251665408;visibility:visible;mso-wrap-style:square;mso-wrap-distance-left:9pt;mso-wrap-distance-top:0;mso-wrap-distance-right:9pt;mso-wrap-distance-bottom:0;mso-position-horizontal:absolute;mso-position-horizontal-relative:text;mso-position-vertical:absolute;mso-position-vertical-relative:text;v-text-anchor:middle" o:gfxdata="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" fillcolor="white [3201]" strokecolor="white [3212]" strokeweight="1pt"/>
             </w:pict>
@@ -11788,33 +11489,11 @@
         </w:rPr>
         <w:t>(</w:t>
       </w:r>
-      <w:proofErr w:type="spellStart"/>
-      <w:r>
-        <w:rPr>
-          <w:rFonts w:ascii="Arial" w:hAnsi="Arial" w:cs="Arial"/>
-        </w:rPr>
-        <w:t>Ifenthaler</w:t>
-      </w:r>
-      <w:proofErr w:type="spellEnd"/>
-      <w:r>
-        <w:rPr>
-          <w:rFonts w:ascii="Arial" w:hAnsi="Arial" w:cs="Arial"/>
-        </w:rPr>
-        <w:t xml:space="preserve"> &amp; </w:t>
-      </w:r>
-      <w:proofErr w:type="spellStart"/>
-      <w:r>
-        <w:rPr>
-          <w:rFonts w:ascii="Arial" w:hAnsi="Arial" w:cs="Arial"/>
-        </w:rPr>
-        <w:t>Yau</w:t>
-      </w:r>
-      <w:proofErr w:type="spellEnd"/>
-      <w:r>
-        <w:rPr>
-          <w:rFonts w:ascii="Arial" w:hAnsi="Arial" w:cs="Arial"/>
-        </w:rPr>
-        <w:t>, 2020). Such tools reduce manual workload and improve the accuracy of performance tracking, making the process easier and more effective.</w:t>
+      <w:r>
+        <w:rPr>
+          <w:rFonts w:ascii="Arial" w:hAnsi="Arial" w:cs="Arial"/>
+        </w:rPr>
+        <w:t>Ifenthaler &amp; Yau, 2020). Such tools reduce manual workload and improve the accuracy of performance tracking, making the process easier and more effective.</w:t>
       </w:r>
     </w:p>
     <w:p>
@@ -13081,35 +12760,7 @@
         <w:rPr>
           <w:rFonts w:ascii="Arial" w:hAnsi="Arial" w:cs="Arial"/>
         </w:rPr>
-        <w:t xml:space="preserve">, simple fonts such as sans-serif styles (e.g., Arial, Calibri) improve reading speed and comprehension, especially on screens (Kurniawan &amp; </w:t>
-      </w:r>
-      <w:proofErr w:type="spellStart"/>
-      <w:r>
-        <w:rPr>
-          <w:rFonts w:ascii="Arial" w:hAnsi="Arial" w:cs="Arial"/>
-        </w:rPr>
-        <w:t>Zaphiris</w:t>
-      </w:r>
-      <w:proofErr w:type="spellEnd"/>
-      <w:r>
-        <w:rPr>
-          <w:rFonts w:ascii="Arial" w:hAnsi="Arial" w:cs="Arial"/>
-        </w:rPr>
-        <w:t>, 2021). Additionally, larger font sizes reduce eye strain and enhance accessibility, making reading easier for users with visual impairments or older adults (Al-</w:t>
-      </w:r>
-      <w:proofErr w:type="spellStart"/>
-      <w:r>
-        <w:rPr>
-          <w:rFonts w:ascii="Arial" w:hAnsi="Arial" w:cs="Arial"/>
-        </w:rPr>
-        <w:t>Wabil</w:t>
-      </w:r>
-      <w:proofErr w:type="spellEnd"/>
-      <w:r>
-        <w:rPr>
-          <w:rFonts w:ascii="Arial" w:hAnsi="Arial" w:cs="Arial"/>
-        </w:rPr>
-        <w:t xml:space="preserve"> et al., 2021).</w:t>
+        <w:t>, simple fonts such as sans-serif styles (e.g., Arial, Calibri) improve reading speed and comprehension, especially on screens (Kurniawan &amp; Zaphiris, 2021). Additionally, larger font sizes reduce eye strain and enhance accessibility, making reading easier for users with visual impairments or older adults (Al-Wabil et al., 2021).</w:t>
       </w:r>
     </w:p>
     <w:p>
@@ -14467,21 +14118,7 @@
         <w:rPr>
           <w:rFonts w:ascii="Arial" w:hAnsi="Arial" w:cs="Arial"/>
         </w:rPr>
-        <w:t xml:space="preserve"> (Obar &amp; </w:t>
-      </w:r>
-      <w:proofErr w:type="spellStart"/>
-      <w:r>
-        <w:rPr>
-          <w:rFonts w:ascii="Arial" w:hAnsi="Arial" w:cs="Arial"/>
-        </w:rPr>
-        <w:t>Oeldorf</w:t>
-      </w:r>
-      <w:proofErr w:type="spellEnd"/>
-      <w:r>
-        <w:rPr>
-          <w:rFonts w:ascii="Arial" w:hAnsi="Arial" w:cs="Arial"/>
-        </w:rPr>
-        <w:t>-Hirsch, 2020).</w:t>
+        <w:t xml:space="preserve"> (Obar &amp; Oeldorf-Hirsch, 2020).</w:t>
       </w:r>
     </w:p>
     <w:p>
@@ -18889,14 +18526,12 @@
         </w:rPr>
         <w:t xml:space="preserve"> </w:t>
       </w:r>
-      <w:proofErr w:type="spellStart"/>
       <w:r>
         <w:rPr>
           <w:rFonts w:ascii="Arial" w:hAnsi="Arial" w:cs="Arial"/>
         </w:rPr>
         <w:t>Alshamrani</w:t>
       </w:r>
-      <w:proofErr w:type="spellEnd"/>
       <w:r>
         <w:rPr>
           <w:rFonts w:ascii="Arial" w:hAnsi="Arial" w:cs="Arial"/>
@@ -18907,21 +18542,7 @@
         <w:rPr>
           <w:rFonts w:ascii="Arial" w:hAnsi="Arial" w:cs="Arial"/>
         </w:rPr>
-        <w:t xml:space="preserve"> </w:t>
-      </w:r>
-      <w:proofErr w:type="spellStart"/>
-      <w:r>
-        <w:rPr>
-          <w:rFonts w:ascii="Arial" w:hAnsi="Arial" w:cs="Arial"/>
-        </w:rPr>
-        <w:t>Bahattab</w:t>
-      </w:r>
-      <w:proofErr w:type="spellEnd"/>
-      <w:r>
-        <w:rPr>
-          <w:rFonts w:ascii="Arial" w:hAnsi="Arial" w:cs="Arial"/>
-        </w:rPr>
-        <w:t xml:space="preserve"> (2023)</w:t>
+        <w:t xml:space="preserve"> Bahattab (2023)</w:t>
       </w:r>
       <w:r>
         <w:rPr>
@@ -22031,7 +21652,7 @@
               </wp:anchor>
             </w:drawing>
           </mc:Choice>
-          <mc:Fallback xmlns:w16sdtfl="http://schemas.microsoft.com/office/word/2024/wordml/sdtformatlock" xmlns:w16du="http://schemas.microsoft.com/office/word/2023/wordml/word16du" xmlns:oel="http://schemas.microsoft.com/office/2019/extlst">
+          <mc:Fallback xmlns:oel="http://schemas.microsoft.com/office/2019/extlst" xmlns:w16du="http://schemas.microsoft.com/office/word/2023/wordml/word16du" xmlns:w16sdtfl="http://schemas.microsoft.com/office/word/2024/wordml/sdtformatlock">
             <w:pict>
               <v:rect w14:anchorId="40D94F4F" id="Rectangle 32" o:spid="_x0000_s1026" style="position:absolute;margin-left:413pt;margin-top:-38pt;width:30.5pt;height:25.5pt;z-index:251666432;visibility:visible;mso-wrap-style:square;mso-wrap-distance-left:9pt;mso-wrap-distance-top:0;mso-wrap-distance-right:9pt;mso-wrap-distance-bottom:0;mso-position-horizontal:absolute;mso-position-horizontal-relative:text;mso-position-vertical:absolute;mso-position-vertical-relative:text;v-text-anchor:middle" o:gfxdata="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" fillcolor="white [3201]" strokecolor="white [3212]" strokeweight="1pt"/>
             </w:pict>
@@ -23521,25 +23142,7 @@
           <w:bCs/>
           <w:color w:val="000000" w:themeColor="text1"/>
         </w:rPr>
-        <w:t>Al-</w:t>
-      </w:r>
-      <w:proofErr w:type="spellStart"/>
-      <w:r>
-        <w:rPr>
-          <w:rFonts w:ascii="Arial" w:hAnsi="Arial" w:cs="Arial"/>
-          <w:bCs/>
-          <w:color w:val="000000" w:themeColor="text1"/>
-        </w:rPr>
-        <w:t>Wabil</w:t>
-      </w:r>
-      <w:proofErr w:type="spellEnd"/>
-      <w:r>
-        <w:rPr>
-          <w:rFonts w:ascii="Arial" w:hAnsi="Arial" w:cs="Arial"/>
-          <w:bCs/>
-          <w:color w:val="000000" w:themeColor="text1"/>
-        </w:rPr>
-        <w:t>, A., Al-Salman, A., &amp; Alzahrani, A. (2021). Effect of font size and type on readability in digital content. Journal of Educational Computing Research, 59(2), 345–362. https://doi.org/10.1177/0735633120981234</w:t>
+        <w:t>Al-Wabil, A., Al-Salman, A., &amp; Alzahrani, A. (2021). Effect of font size and type on readability in digital content. Journal of Educational Computing Research, 59(2), 345–362. https://doi.org/10.1177/0735633120981234</w:t>
       </w:r>
     </w:p>
     <w:p>
@@ -23552,41 +23155,13 @@
           <w:color w:val="000000" w:themeColor="text1"/>
         </w:rPr>
       </w:pPr>
-      <w:proofErr w:type="spellStart"/>
       <w:r>
         <w:rPr>
           <w:rFonts w:ascii="Arial" w:hAnsi="Arial" w:cs="Arial"/>
           <w:bCs/>
           <w:color w:val="000000" w:themeColor="text1"/>
         </w:rPr>
-        <w:t>Alshamrani</w:t>
-      </w:r>
-      <w:proofErr w:type="spellEnd"/>
-      <w:r>
-        <w:rPr>
-          <w:rFonts w:ascii="Arial" w:hAnsi="Arial" w:cs="Arial"/>
-          <w:bCs/>
-          <w:color w:val="000000" w:themeColor="text1"/>
-        </w:rPr>
-        <w:t xml:space="preserve">, A., &amp; </w:t>
-      </w:r>
-      <w:proofErr w:type="spellStart"/>
-      <w:r>
-        <w:rPr>
-          <w:rFonts w:ascii="Arial" w:hAnsi="Arial" w:cs="Arial"/>
-          <w:bCs/>
-          <w:color w:val="000000" w:themeColor="text1"/>
-        </w:rPr>
-        <w:t>Bahattab</w:t>
-      </w:r>
-      <w:proofErr w:type="spellEnd"/>
-      <w:r>
-        <w:rPr>
-          <w:rFonts w:ascii="Arial" w:hAnsi="Arial" w:cs="Arial"/>
-          <w:bCs/>
-          <w:color w:val="000000" w:themeColor="text1"/>
-        </w:rPr>
-        <w:t>, A. (2023). Evaluating the impact of usability and graphical performance on user experience. Journal of Systems and Software, 198, 111345. https://doi.org/10.1016/j.jss.2023.111345</w:t>
+        <w:t>Alshamrani, A., &amp; Bahattab, A. (2023). Evaluating the impact of usability and graphical performance on user experience. Journal of Systems and Software, 198, 111345. https://doi.org/10.1016/j.jss.2023.111345</w:t>
       </w:r>
     </w:p>
     <w:p>
@@ -23827,23 +23402,13 @@
           <w:color w:val="000000" w:themeColor="text1"/>
         </w:rPr>
       </w:pPr>
-      <w:proofErr w:type="spellStart"/>
       <w:r>
         <w:rPr>
           <w:rFonts w:ascii="Arial" w:hAnsi="Arial" w:cs="Arial"/>
           <w:bCs/>
           <w:color w:val="000000" w:themeColor="text1"/>
         </w:rPr>
-        <w:t>Gumasing</w:t>
-      </w:r>
-      <w:proofErr w:type="spellEnd"/>
-      <w:r>
-        <w:rPr>
-          <w:rFonts w:ascii="Arial" w:hAnsi="Arial" w:cs="Arial"/>
-          <w:bCs/>
-          <w:color w:val="000000" w:themeColor="text1"/>
-        </w:rPr>
-        <w:t>, M. J. J., Dahilig, J. A. V., Taw, C. A. Y., &amp; Valeriano, C. (2022, June). Effects of Boredom on the Academic Engagement of Students during Online Class. In Proceeding of the 7th North American International Conference on Industrial Engineering and Operations Management, Orlando, Florida, USA (pp. 12-14).</w:t>
+        <w:t>Gumasing, M. J. J., Dahilig, J. A. V., Taw, C. A. Y., &amp; Valeriano, C. (2022, June). Effects of Boredom on the Academic Engagement of Students during Online Class. In Proceeding of the 7th North American International Conference on Industrial Engineering and Operations Management, Orlando, Florida, USA (pp. 12-14).</w:t>
       </w:r>
       <w:r>
         <w:rPr>
@@ -23879,25 +23444,7 @@
           <w:color w:val="000000" w:themeColor="text1"/>
         </w:rPr>
         <w:lastRenderedPageBreak/>
-        <w:t xml:space="preserve">Harężlak, R. (2024). 10 Successful Companies Using Node.js. </w:t>
-      </w:r>
-      <w:proofErr w:type="spellStart"/>
-      <w:r>
-        <w:rPr>
-          <w:rFonts w:ascii="Arial" w:hAnsi="Arial" w:cs="Arial"/>
-          <w:bCs/>
-          <w:color w:val="000000" w:themeColor="text1"/>
-        </w:rPr>
-        <w:t>Selleo</w:t>
-      </w:r>
-      <w:proofErr w:type="spellEnd"/>
-      <w:r>
-        <w:rPr>
-          <w:rFonts w:ascii="Arial" w:hAnsi="Arial" w:cs="Arial"/>
-          <w:bCs/>
-          <w:color w:val="000000" w:themeColor="text1"/>
-        </w:rPr>
-        <w:t>. https://selleo.com/blog/10-successful-companies-using-nodejs</w:t>
+        <w:t>Harężlak, R. (2024). 10 Successful Companies Using Node.js. Selleo. https://selleo.com/blog/10-successful-companies-using-nodejs</w:t>
       </w:r>
     </w:p>
     <w:p>
@@ -23975,25 +23522,7 @@
           <w:bCs/>
           <w:color w:val="000000" w:themeColor="text1"/>
         </w:rPr>
-        <w:t xml:space="preserve">Hussain, A., </w:t>
-      </w:r>
-      <w:proofErr w:type="spellStart"/>
-      <w:r>
-        <w:rPr>
-          <w:rFonts w:ascii="Arial" w:hAnsi="Arial" w:cs="Arial"/>
-          <w:bCs/>
-          <w:color w:val="000000" w:themeColor="text1"/>
-        </w:rPr>
-        <w:t>Mkpojiogu</w:t>
-      </w:r>
-      <w:proofErr w:type="spellEnd"/>
-      <w:r>
-        <w:rPr>
-          <w:rFonts w:ascii="Arial" w:hAnsi="Arial" w:cs="Arial"/>
-          <w:bCs/>
-          <w:color w:val="000000" w:themeColor="text1"/>
-        </w:rPr>
-        <w:t>, E. O. C., &amp; Kamal, F. M. (2021). Effects of graphical interface usability on user performance in mobile applications. International Journal of Interactive Mobile Technologies, 15(7), 17–34. https://doi.org/10.3991/ijim.v15i07.20677</w:t>
+        <w:t>Hussain, A., Mkpojiogu, E. O. C., &amp; Kamal, F. M. (2021). Effects of graphical interface usability on user performance in mobile applications. International Journal of Interactive Mobile Technologies, 15(7), 17–34. https://doi.org/10.3991/ijim.v15i07.20677</w:t>
       </w:r>
     </w:p>
     <w:p>
@@ -24006,59 +23535,13 @@
           <w:color w:val="000000" w:themeColor="text1"/>
         </w:rPr>
       </w:pPr>
-      <w:proofErr w:type="spellStart"/>
       <w:r>
         <w:rPr>
           <w:rFonts w:ascii="Arial" w:hAnsi="Arial" w:cs="Arial"/>
           <w:bCs/>
           <w:color w:val="000000" w:themeColor="text1"/>
         </w:rPr>
-        <w:t>Ifenthaler</w:t>
-      </w:r>
-      <w:proofErr w:type="spellEnd"/>
-      <w:r>
-        <w:rPr>
-          <w:rFonts w:ascii="Arial" w:hAnsi="Arial" w:cs="Arial"/>
-          <w:bCs/>
-          <w:color w:val="000000" w:themeColor="text1"/>
-        </w:rPr>
-        <w:t xml:space="preserve">, D., &amp; Yau, J. Y.-K. (2020). </w:t>
-      </w:r>
-      <w:proofErr w:type="spellStart"/>
-      <w:r>
-        <w:rPr>
-          <w:rFonts w:ascii="Arial" w:hAnsi="Arial" w:cs="Arial"/>
-          <w:bCs/>
-          <w:color w:val="000000" w:themeColor="text1"/>
-        </w:rPr>
-        <w:t>Utilising</w:t>
-      </w:r>
-      <w:proofErr w:type="spellEnd"/>
-      <w:r>
-        <w:rPr>
-          <w:rFonts w:ascii="Arial" w:hAnsi="Arial" w:cs="Arial"/>
-          <w:bCs/>
-          <w:color w:val="000000" w:themeColor="text1"/>
-        </w:rPr>
-        <w:t xml:space="preserve"> learning analytics for study success: Reflections on current empirical findings. In D. </w:t>
-      </w:r>
-      <w:proofErr w:type="spellStart"/>
-      <w:r>
-        <w:rPr>
-          <w:rFonts w:ascii="Arial" w:hAnsi="Arial" w:cs="Arial"/>
-          <w:bCs/>
-          <w:color w:val="000000" w:themeColor="text1"/>
-        </w:rPr>
-        <w:t>Ifenthaler</w:t>
-      </w:r>
-      <w:proofErr w:type="spellEnd"/>
-      <w:r>
-        <w:rPr>
-          <w:rFonts w:ascii="Arial" w:hAnsi="Arial" w:cs="Arial"/>
-          <w:bCs/>
-          <w:color w:val="000000" w:themeColor="text1"/>
-        </w:rPr>
-        <w:t>, N. Bellin-Mularski, &amp; D. Mah (Eds.), Implementing learning analytics in higher education (pp. 19–36). Springer. https://doi.org/10.1007/978-3-030-50160-0_2</w:t>
+        <w:t>Ifenthaler, D., &amp; Yau, J. Y.-K. (2020). Utilising learning analytics for study success: Reflections on current empirical findings. In D. Ifenthaler, N. Bellin-Mularski, &amp; D. Mah (Eds.), Implementing learning analytics in higher education (pp. 19–36). Springer. https://doi.org/10.1007/978-3-030-50160-0_2</w:t>
       </w:r>
     </w:p>
     <w:p>
@@ -24090,95 +23573,13 @@
           <w:color w:val="000000" w:themeColor="text1"/>
         </w:rPr>
       </w:pPr>
-      <w:proofErr w:type="spellStart"/>
       <w:r>
         <w:rPr>
           <w:rFonts w:ascii="Arial" w:hAnsi="Arial" w:cs="Arial"/>
           <w:bCs/>
           <w:color w:val="000000" w:themeColor="text1"/>
         </w:rPr>
-        <w:t>Khairkar</w:t>
-      </w:r>
-      <w:proofErr w:type="spellEnd"/>
-      <w:r>
-        <w:rPr>
-          <w:rFonts w:ascii="Arial" w:hAnsi="Arial" w:cs="Arial"/>
-          <w:bCs/>
-          <w:color w:val="000000" w:themeColor="text1"/>
-        </w:rPr>
-        <w:t xml:space="preserve">, A., </w:t>
-      </w:r>
-      <w:proofErr w:type="spellStart"/>
-      <w:r>
-        <w:rPr>
-          <w:rFonts w:ascii="Arial" w:hAnsi="Arial" w:cs="Arial"/>
-          <w:bCs/>
-          <w:color w:val="000000" w:themeColor="text1"/>
-        </w:rPr>
-        <w:t>Bulbule</w:t>
-      </w:r>
-      <w:proofErr w:type="spellEnd"/>
-      <w:r>
-        <w:rPr>
-          <w:rFonts w:ascii="Arial" w:hAnsi="Arial" w:cs="Arial"/>
-          <w:bCs/>
-          <w:color w:val="000000" w:themeColor="text1"/>
-        </w:rPr>
-        <w:t xml:space="preserve">, S., </w:t>
-      </w:r>
-      <w:proofErr w:type="spellStart"/>
-      <w:r>
-        <w:rPr>
-          <w:rFonts w:ascii="Arial" w:hAnsi="Arial" w:cs="Arial"/>
-          <w:bCs/>
-          <w:color w:val="000000" w:themeColor="text1"/>
-        </w:rPr>
-        <w:t>Manchalkar</w:t>
-      </w:r>
-      <w:proofErr w:type="spellEnd"/>
-      <w:r>
-        <w:rPr>
-          <w:rFonts w:ascii="Arial" w:hAnsi="Arial" w:cs="Arial"/>
-          <w:bCs/>
-          <w:color w:val="000000" w:themeColor="text1"/>
-        </w:rPr>
-        <w:t xml:space="preserve">, S., </w:t>
-      </w:r>
-      <w:proofErr w:type="spellStart"/>
-      <w:r>
-        <w:rPr>
-          <w:rFonts w:ascii="Arial" w:hAnsi="Arial" w:cs="Arial"/>
-          <w:bCs/>
-          <w:color w:val="000000" w:themeColor="text1"/>
-        </w:rPr>
-        <w:t>Phatate</w:t>
-      </w:r>
-      <w:proofErr w:type="spellEnd"/>
-      <w:r>
-        <w:rPr>
-          <w:rFonts w:ascii="Arial" w:hAnsi="Arial" w:cs="Arial"/>
-          <w:bCs/>
-          <w:color w:val="000000" w:themeColor="text1"/>
-        </w:rPr>
-        <w:t xml:space="preserve">, S., &amp; Soni, K. (2023). </w:t>
-      </w:r>
-      <w:proofErr w:type="spellStart"/>
-      <w:r>
-        <w:rPr>
-          <w:rFonts w:ascii="Arial" w:hAnsi="Arial" w:cs="Arial"/>
-          <w:bCs/>
-          <w:color w:val="000000" w:themeColor="text1"/>
-        </w:rPr>
-        <w:t>Eduassesspro</w:t>
-      </w:r>
-      <w:proofErr w:type="spellEnd"/>
-      <w:r>
-        <w:rPr>
-          <w:rFonts w:ascii="Arial" w:hAnsi="Arial" w:cs="Arial"/>
-          <w:bCs/>
-          <w:color w:val="000000" w:themeColor="text1"/>
-        </w:rPr>
-        <w:t>: An Automated Quiz Generator and Exam Creator. Journal of AI-Driven Educational Tools. https://doi.org/10.47392/IRJASH.2024.027</w:t>
+        <w:t>Khairkar, A., Bulbule, S., Manchalkar, S., Phatate, S., &amp; Soni, K. (2023). Eduassesspro: An Automated Quiz Generator and Exam Creator. Journal of AI-Driven Educational Tools. https://doi.org/10.47392/IRJASH.2024.027</w:t>
       </w:r>
     </w:p>
     <w:p>
@@ -24191,7 +23592,6 @@
           <w:color w:val="000000" w:themeColor="text1"/>
         </w:rPr>
       </w:pPr>
-      <w:proofErr w:type="spellStart"/>
       <w:r>
         <w:rPr>
           <w:rFonts w:ascii="Arial" w:hAnsi="Arial" w:cs="Arial"/>
@@ -24199,16 +23599,7 @@
           <w:color w:val="000000" w:themeColor="text1"/>
         </w:rPr>
         <w:lastRenderedPageBreak/>
-        <w:t>Khomyn</w:t>
-      </w:r>
-      <w:proofErr w:type="spellEnd"/>
-      <w:r>
-        <w:rPr>
-          <w:rFonts w:ascii="Arial" w:hAnsi="Arial" w:cs="Arial"/>
-          <w:bCs/>
-          <w:color w:val="000000" w:themeColor="text1"/>
-        </w:rPr>
-        <w:t>, A. (2025). The Complete Guide To Building Educational Apps In 2024: From Concept To Launch. https://soloway.tech/blog/the-complete-guide-to-building-educational-apps/</w:t>
+        <w:t>Khomyn, A. (2025). The Complete Guide To Building Educational Apps In 2024: From Concept To Launch. https://soloway.tech/blog/the-complete-guide-to-building-educational-apps/</w:t>
       </w:r>
     </w:p>
     <w:p>
@@ -24270,25 +23661,7 @@
           <w:bCs/>
           <w:color w:val="000000" w:themeColor="text1"/>
         </w:rPr>
-        <w:t xml:space="preserve">Kurniawan, S., &amp; </w:t>
-      </w:r>
-      <w:proofErr w:type="spellStart"/>
-      <w:r>
-        <w:rPr>
-          <w:rFonts w:ascii="Arial" w:hAnsi="Arial" w:cs="Arial"/>
-          <w:bCs/>
-          <w:color w:val="000000" w:themeColor="text1"/>
-        </w:rPr>
-        <w:t>Zaphiris</w:t>
-      </w:r>
-      <w:proofErr w:type="spellEnd"/>
-      <w:r>
-        <w:rPr>
-          <w:rFonts w:ascii="Arial" w:hAnsi="Arial" w:cs="Arial"/>
-          <w:bCs/>
-          <w:color w:val="000000" w:themeColor="text1"/>
-        </w:rPr>
-        <w:t>, P. (2021). The impact of font and text size on user reading performance. International Journal of Human-Computer Studies, 147, 102563. https://doi.org/10.1016/j.ijhcs.2020.102563</w:t>
+        <w:t>Kurniawan, S., &amp; Zaphiris, P. (2021). The impact of font and text size on user reading performance. International Journal of Human-Computer Studies, 147, 102563. https://doi.org/10.1016/j.ijhcs.2020.102563</w:t>
       </w:r>
     </w:p>
     <w:p>
@@ -24424,25 +23797,7 @@
           <w:bCs/>
           <w:color w:val="000000" w:themeColor="text1"/>
         </w:rPr>
-        <w:t>MDN (n.d.). The WebSocket API (</w:t>
-      </w:r>
-      <w:proofErr w:type="spellStart"/>
-      <w:r>
-        <w:rPr>
-          <w:rFonts w:ascii="Arial" w:hAnsi="Arial" w:cs="Arial"/>
-          <w:bCs/>
-          <w:color w:val="000000" w:themeColor="text1"/>
-        </w:rPr>
-        <w:t>WebSockets</w:t>
-      </w:r>
-      <w:proofErr w:type="spellEnd"/>
-      <w:r>
-        <w:rPr>
-          <w:rFonts w:ascii="Arial" w:hAnsi="Arial" w:cs="Arial"/>
-          <w:bCs/>
-          <w:color w:val="000000" w:themeColor="text1"/>
-        </w:rPr>
-        <w:t>). Retrieved August 23, 2025, from https://developer.mozilla.org/docs/Web/API/WebSockets_API</w:t>
+        <w:t>MDN (n.d.). The WebSocket API (WebSockets). Retrieved August 23, 2025, from https://developer.mozilla.org/docs/Web/API/WebSockets_API</w:t>
       </w:r>
     </w:p>
     <w:p>
@@ -24474,41 +23829,13 @@
           <w:color w:val="000000" w:themeColor="text1"/>
         </w:rPr>
       </w:pPr>
-      <w:proofErr w:type="spellStart"/>
       <w:r>
         <w:rPr>
           <w:rFonts w:ascii="Arial" w:hAnsi="Arial" w:cs="Arial"/>
           <w:bCs/>
           <w:color w:val="000000" w:themeColor="text1"/>
         </w:rPr>
-        <w:t>Munoto</w:t>
-      </w:r>
-      <w:proofErr w:type="spellEnd"/>
-      <w:r>
-        <w:rPr>
-          <w:rFonts w:ascii="Arial" w:hAnsi="Arial" w:cs="Arial"/>
-          <w:bCs/>
-          <w:color w:val="000000" w:themeColor="text1"/>
-        </w:rPr>
-        <w:t xml:space="preserve">, M., </w:t>
-      </w:r>
-      <w:proofErr w:type="spellStart"/>
-      <w:r>
-        <w:rPr>
-          <w:rFonts w:ascii="Arial" w:hAnsi="Arial" w:cs="Arial"/>
-          <w:bCs/>
-          <w:color w:val="000000" w:themeColor="text1"/>
-        </w:rPr>
-        <w:t>Sumbawati</w:t>
-      </w:r>
-      <w:proofErr w:type="spellEnd"/>
-      <w:r>
-        <w:rPr>
-          <w:rFonts w:ascii="Arial" w:hAnsi="Arial" w:cs="Arial"/>
-          <w:bCs/>
-          <w:color w:val="000000" w:themeColor="text1"/>
-        </w:rPr>
-        <w:t>, M. S., &amp; Sari, S. F. M. (2021). The use of mobile technology in learning with online and offline systems. International Journal of Information and Communication Technology Education (IJICTE), 17(2), 54-67. http://doi.org/10.4018/IJICTE.2021040104</w:t>
+        <w:t>Munoto, M., Sumbawati, M. S., &amp; Sari, S. F. M. (2021). The use of mobile technology in learning with online and offline systems. International Journal of Information and Communication Technology Education (IJICTE), 17(2), 54-67. http://doi.org/10.4018/IJICTE.2021040104</w:t>
       </w:r>
     </w:p>
     <w:p>
@@ -24521,41 +23848,13 @@
           <w:color w:val="000000" w:themeColor="text1"/>
         </w:rPr>
       </w:pPr>
-      <w:proofErr w:type="spellStart"/>
       <w:r>
         <w:rPr>
           <w:rFonts w:ascii="Arial" w:hAnsi="Arial" w:cs="Arial"/>
           <w:bCs/>
           <w:color w:val="000000" w:themeColor="text1"/>
         </w:rPr>
-        <w:t>Mutiawani</w:t>
-      </w:r>
-      <w:proofErr w:type="spellEnd"/>
-      <w:r>
-        <w:rPr>
-          <w:rFonts w:ascii="Arial" w:hAnsi="Arial" w:cs="Arial"/>
-          <w:bCs/>
-          <w:color w:val="000000" w:themeColor="text1"/>
-        </w:rPr>
-        <w:t xml:space="preserve">, V., Amrin, N., Saputra, K., &amp; </w:t>
-      </w:r>
-      <w:proofErr w:type="spellStart"/>
-      <w:r>
-        <w:rPr>
-          <w:rFonts w:ascii="Arial" w:hAnsi="Arial" w:cs="Arial"/>
-          <w:bCs/>
-          <w:color w:val="000000" w:themeColor="text1"/>
-        </w:rPr>
-        <w:t>Yunardi</w:t>
-      </w:r>
-      <w:proofErr w:type="spellEnd"/>
-      <w:r>
-        <w:rPr>
-          <w:rFonts w:ascii="Arial" w:hAnsi="Arial" w:cs="Arial"/>
-          <w:bCs/>
-          <w:color w:val="000000" w:themeColor="text1"/>
-        </w:rPr>
-        <w:t>, D. H. (2020, November). Developing a Desktop-based Offline Quiz Application. In 2020 IEEE Conference on e-Learning, e-Management and e-Services (IC3e) (pp. 98-103). IEEE. http://doi.org/10.1109/IC3e50159.2020.9288376</w:t>
+        <w:t>Mutiawani, V., Amrin, N., Saputra, K., &amp; Yunardi, D. H. (2020, November). Developing a Desktop-based Offline Quiz Application. In 2020 IEEE Conference on e-Learning, e-Management and e-Services (IC3e) (pp. 98-103). IEEE. http://doi.org/10.1109/IC3e50159.2020.9288376</w:t>
       </w:r>
     </w:p>
     <w:p>
@@ -24587,23 +23886,13 @@
           <w:color w:val="000000" w:themeColor="text1"/>
         </w:rPr>
       </w:pPr>
-      <w:proofErr w:type="spellStart"/>
       <w:r>
         <w:rPr>
           <w:rFonts w:ascii="Arial" w:hAnsi="Arial" w:cs="Arial"/>
           <w:bCs/>
           <w:color w:val="000000" w:themeColor="text1"/>
         </w:rPr>
-        <w:t>Nineleaps</w:t>
-      </w:r>
-      <w:proofErr w:type="spellEnd"/>
-      <w:r>
-        <w:rPr>
-          <w:rFonts w:ascii="Arial" w:hAnsi="Arial" w:cs="Arial"/>
-          <w:bCs/>
-          <w:color w:val="000000" w:themeColor="text1"/>
-        </w:rPr>
-        <w:t xml:space="preserve"> (2025). Package management. Medium. https://medium.com/technology-nineleaps/package-management-d5059784dae4</w:t>
+        <w:t>Nineleaps (2025). Package management. Medium. https://medium.com/technology-nineleaps/package-management-d5059784dae4</w:t>
       </w:r>
     </w:p>
     <w:p>
@@ -24616,41 +23905,13 @@
           <w:color w:val="000000" w:themeColor="text1"/>
         </w:rPr>
       </w:pPr>
-      <w:proofErr w:type="spellStart"/>
       <w:r>
         <w:rPr>
           <w:rFonts w:ascii="Arial" w:hAnsi="Arial" w:cs="Arial"/>
           <w:bCs/>
           <w:color w:val="000000" w:themeColor="text1"/>
         </w:rPr>
-        <w:t>npm</w:t>
-      </w:r>
-      <w:proofErr w:type="spellEnd"/>
-      <w:r>
-        <w:rPr>
-          <w:rFonts w:ascii="Arial" w:hAnsi="Arial" w:cs="Arial"/>
-          <w:bCs/>
-          <w:color w:val="000000" w:themeColor="text1"/>
-        </w:rPr>
-        <w:t xml:space="preserve"> Docs (n.d.). About </w:t>
-      </w:r>
-      <w:proofErr w:type="spellStart"/>
-      <w:r>
-        <w:rPr>
-          <w:rFonts w:ascii="Arial" w:hAnsi="Arial" w:cs="Arial"/>
-          <w:bCs/>
-          <w:color w:val="000000" w:themeColor="text1"/>
-        </w:rPr>
-        <w:t>npm</w:t>
-      </w:r>
-      <w:proofErr w:type="spellEnd"/>
-      <w:r>
-        <w:rPr>
-          <w:rFonts w:ascii="Arial" w:hAnsi="Arial" w:cs="Arial"/>
-          <w:bCs/>
-          <w:color w:val="000000" w:themeColor="text1"/>
-        </w:rPr>
-        <w:t>. Retrieved August 25, 2025, from. https://docs.npmjs.com/about-npm#learn-more</w:t>
+        <w:t>npm Docs (n.d.). About npm. Retrieved August 25, 2025, from. https://docs.npmjs.com/about-npm#learn-more</w:t>
       </w:r>
     </w:p>
     <w:p>
@@ -24663,7 +23924,6 @@
           <w:color w:val="000000" w:themeColor="text1"/>
         </w:rPr>
       </w:pPr>
-      <w:proofErr w:type="spellStart"/>
       <w:r>
         <w:rPr>
           <w:rFonts w:ascii="Arial" w:hAnsi="Arial" w:cs="Arial"/>
@@ -24671,160 +23931,7 @@
           <w:color w:val="000000" w:themeColor="text1"/>
         </w:rPr>
         <w:lastRenderedPageBreak/>
-        <w:t>Octorina</w:t>
-      </w:r>
-      <w:proofErr w:type="spellEnd"/>
-      <w:r>
-        <w:rPr>
-          <w:rFonts w:ascii="Arial" w:hAnsi="Arial" w:cs="Arial"/>
-          <w:bCs/>
-          <w:color w:val="000000" w:themeColor="text1"/>
-        </w:rPr>
-        <w:t xml:space="preserve">, A. (2021). </w:t>
-      </w:r>
-      <w:proofErr w:type="spellStart"/>
-      <w:r>
-        <w:rPr>
-          <w:rFonts w:ascii="Arial" w:hAnsi="Arial" w:cs="Arial"/>
-          <w:bCs/>
-          <w:color w:val="000000" w:themeColor="text1"/>
-        </w:rPr>
-        <w:t>Implementasi</w:t>
-      </w:r>
-      <w:proofErr w:type="spellEnd"/>
-      <w:r>
-        <w:rPr>
-          <w:rFonts w:ascii="Arial" w:hAnsi="Arial" w:cs="Arial"/>
-          <w:bCs/>
-          <w:color w:val="000000" w:themeColor="text1"/>
-        </w:rPr>
-        <w:t xml:space="preserve"> </w:t>
-      </w:r>
-      <w:proofErr w:type="spellStart"/>
-      <w:r>
-        <w:rPr>
-          <w:rFonts w:ascii="Arial" w:hAnsi="Arial" w:cs="Arial"/>
-          <w:bCs/>
-          <w:color w:val="000000" w:themeColor="text1"/>
-        </w:rPr>
-        <w:t>aplikasi</w:t>
-      </w:r>
-      <w:proofErr w:type="spellEnd"/>
-      <w:r>
-        <w:rPr>
-          <w:rFonts w:ascii="Arial" w:hAnsi="Arial" w:cs="Arial"/>
-          <w:bCs/>
-          <w:color w:val="000000" w:themeColor="text1"/>
-        </w:rPr>
-        <w:t xml:space="preserve"> </w:t>
-      </w:r>
-      <w:proofErr w:type="spellStart"/>
-      <w:r>
-        <w:rPr>
-          <w:rFonts w:ascii="Arial" w:hAnsi="Arial" w:cs="Arial"/>
-          <w:bCs/>
-          <w:color w:val="000000" w:themeColor="text1"/>
-        </w:rPr>
-        <w:t>quizizz</w:t>
-      </w:r>
-      <w:proofErr w:type="spellEnd"/>
-      <w:r>
-        <w:rPr>
-          <w:rFonts w:ascii="Arial" w:hAnsi="Arial" w:cs="Arial"/>
-          <w:bCs/>
-          <w:color w:val="000000" w:themeColor="text1"/>
-        </w:rPr>
-        <w:t xml:space="preserve"> </w:t>
-      </w:r>
-      <w:proofErr w:type="spellStart"/>
-      <w:r>
-        <w:rPr>
-          <w:rFonts w:ascii="Arial" w:hAnsi="Arial" w:cs="Arial"/>
-          <w:bCs/>
-          <w:color w:val="000000" w:themeColor="text1"/>
-        </w:rPr>
-        <w:t>untuk</w:t>
-      </w:r>
-      <w:proofErr w:type="spellEnd"/>
-      <w:r>
-        <w:rPr>
-          <w:rFonts w:ascii="Arial" w:hAnsi="Arial" w:cs="Arial"/>
-          <w:bCs/>
-          <w:color w:val="000000" w:themeColor="text1"/>
-        </w:rPr>
-        <w:t xml:space="preserve"> </w:t>
-      </w:r>
-      <w:proofErr w:type="spellStart"/>
-      <w:r>
-        <w:rPr>
-          <w:rFonts w:ascii="Arial" w:hAnsi="Arial" w:cs="Arial"/>
-          <w:bCs/>
-          <w:color w:val="000000" w:themeColor="text1"/>
-        </w:rPr>
-        <w:t>meningkatkan</w:t>
-      </w:r>
-      <w:proofErr w:type="spellEnd"/>
-      <w:r>
-        <w:rPr>
-          <w:rFonts w:ascii="Arial" w:hAnsi="Arial" w:cs="Arial"/>
-          <w:bCs/>
-          <w:color w:val="000000" w:themeColor="text1"/>
-        </w:rPr>
-        <w:t xml:space="preserve"> </w:t>
-      </w:r>
-      <w:proofErr w:type="spellStart"/>
-      <w:r>
-        <w:rPr>
-          <w:rFonts w:ascii="Arial" w:hAnsi="Arial" w:cs="Arial"/>
-          <w:bCs/>
-          <w:color w:val="000000" w:themeColor="text1"/>
-        </w:rPr>
-        <w:t>kehadiran</w:t>
-      </w:r>
-      <w:proofErr w:type="spellEnd"/>
-      <w:r>
-        <w:rPr>
-          <w:rFonts w:ascii="Arial" w:hAnsi="Arial" w:cs="Arial"/>
-          <w:bCs/>
-          <w:color w:val="000000" w:themeColor="text1"/>
-        </w:rPr>
-        <w:t xml:space="preserve"> dan </w:t>
-      </w:r>
-      <w:proofErr w:type="spellStart"/>
-      <w:r>
-        <w:rPr>
-          <w:rFonts w:ascii="Arial" w:hAnsi="Arial" w:cs="Arial"/>
-          <w:bCs/>
-          <w:color w:val="000000" w:themeColor="text1"/>
-        </w:rPr>
-        <w:t>hasil</w:t>
-      </w:r>
-      <w:proofErr w:type="spellEnd"/>
-      <w:r>
-        <w:rPr>
-          <w:rFonts w:ascii="Arial" w:hAnsi="Arial" w:cs="Arial"/>
-          <w:bCs/>
-          <w:color w:val="000000" w:themeColor="text1"/>
-        </w:rPr>
-        <w:t xml:space="preserve"> </w:t>
-      </w:r>
-      <w:proofErr w:type="spellStart"/>
-      <w:r>
-        <w:rPr>
-          <w:rFonts w:ascii="Arial" w:hAnsi="Arial" w:cs="Arial"/>
-          <w:bCs/>
-          <w:color w:val="000000" w:themeColor="text1"/>
-        </w:rPr>
-        <w:t>belajar</w:t>
-      </w:r>
-      <w:proofErr w:type="spellEnd"/>
-      <w:r>
-        <w:rPr>
-          <w:rFonts w:ascii="Arial" w:hAnsi="Arial" w:cs="Arial"/>
-          <w:bCs/>
-          <w:color w:val="000000" w:themeColor="text1"/>
-        </w:rPr>
-        <w:t xml:space="preserve"> IPS. SOSEARCH: Social Science Educational Research, 1(2), 68-76. https://doi.org/10.26740/sosearch.v1n2.p68-76</w:t>
+        <w:t>Octorina, A. (2021). Implementasi aplikasi quizizz untuk meningkatkan kehadiran dan hasil belajar IPS. SOSEARCH: Social Science Educational Research, 1(2), 68-76. https://doi.org/10.26740/sosearch.v1n2.p68-76</w:t>
       </w:r>
     </w:p>
     <w:p>
@@ -24853,23 +23960,13 @@
         </w:rPr>
         <w:t xml:space="preserve"> </w:t>
       </w:r>
-      <w:proofErr w:type="spellStart"/>
       <w:r>
         <w:rPr>
           <w:rFonts w:ascii="Arial" w:hAnsi="Arial" w:cs="Arial"/>
           <w:bCs/>
           <w:color w:val="000000" w:themeColor="text1"/>
         </w:rPr>
-        <w:t>DevTools</w:t>
-      </w:r>
-      <w:proofErr w:type="spellEnd"/>
-      <w:r>
-        <w:rPr>
-          <w:rFonts w:ascii="Arial" w:hAnsi="Arial" w:cs="Arial"/>
-          <w:bCs/>
-          <w:color w:val="000000" w:themeColor="text1"/>
-        </w:rPr>
-        <w:t>: Essential Tricks for Web Development. https://itequia.com/en/essential-tips-to-maximize-the-potential-of-devtools/</w:t>
+        <w:t>DevTools: Essential Tricks for Web Development. https://itequia.com/en/essential-tips-to-maximize-the-potential-of-devtools/</w:t>
       </w:r>
     </w:p>
     <w:p>
@@ -24904,25 +24001,7 @@
           <w:bCs/>
           <w:color w:val="000000" w:themeColor="text1"/>
         </w:rPr>
-        <w:t xml:space="preserve">(2020). Package manager. </w:t>
-      </w:r>
-      <w:proofErr w:type="spellStart"/>
-      <w:r>
-        <w:rPr>
-          <w:rFonts w:ascii="Arial" w:hAnsi="Arial" w:cs="Arial"/>
-          <w:bCs/>
-          <w:color w:val="000000" w:themeColor="text1"/>
-        </w:rPr>
-        <w:t>Devopeida</w:t>
-      </w:r>
-      <w:proofErr w:type="spellEnd"/>
-      <w:r>
-        <w:rPr>
-          <w:rFonts w:ascii="Arial" w:hAnsi="Arial" w:cs="Arial"/>
-          <w:bCs/>
-          <w:color w:val="000000" w:themeColor="text1"/>
-        </w:rPr>
-        <w:t>. https://devopedia.org/package-manager</w:t>
+        <w:t>(2020). Package manager. Devopeida. https://devopedia.org/package-manager</w:t>
       </w:r>
     </w:p>
     <w:p>
@@ -24992,23 +24071,13 @@
           <w:color w:val="000000" w:themeColor="text1"/>
         </w:rPr>
       </w:pPr>
-      <w:proofErr w:type="spellStart"/>
       <w:r>
         <w:rPr>
           <w:rFonts w:ascii="Arial" w:hAnsi="Arial" w:cs="Arial"/>
           <w:bCs/>
           <w:color w:val="000000" w:themeColor="text1"/>
         </w:rPr>
-        <w:t>Rüth</w:t>
-      </w:r>
-      <w:proofErr w:type="spellEnd"/>
-      <w:r>
-        <w:rPr>
-          <w:rFonts w:ascii="Arial" w:hAnsi="Arial" w:cs="Arial"/>
-          <w:bCs/>
-          <w:color w:val="000000" w:themeColor="text1"/>
-        </w:rPr>
-        <w:t>, M., Breuer, J., Zimmermann, D., &amp; Kaspar, K. (2021). The effects of different feedback types on learning with mobile quiz apps. Frontiers in Psychology, 12, 665144. http://dx.doi.org/10.3389/fpsyg.2021.665144</w:t>
+        <w:t>Rüth, M., Breuer, J., Zimmermann, D., &amp; Kaspar, K. (2021). The effects of different feedback types on learning with mobile quiz apps. Frontiers in Psychology, 12, 665144. http://dx.doi.org/10.3389/fpsyg.2021.665144</w:t>
       </w:r>
     </w:p>
     <w:p>
@@ -25021,7 +24090,6 @@
           <w:color w:val="000000" w:themeColor="text1"/>
         </w:rPr>
       </w:pPr>
-      <w:proofErr w:type="spellStart"/>
       <w:r>
         <w:rPr>
           <w:rFonts w:ascii="Arial" w:hAnsi="Arial" w:cs="Arial"/>
@@ -25029,70 +24097,7 @@
           <w:color w:val="000000" w:themeColor="text1"/>
         </w:rPr>
         <w:lastRenderedPageBreak/>
-        <w:t>Setyawan</w:t>
-      </w:r>
-      <w:proofErr w:type="spellEnd"/>
-      <w:r>
-        <w:rPr>
-          <w:rFonts w:ascii="Arial" w:hAnsi="Arial" w:cs="Arial"/>
-          <w:bCs/>
-          <w:color w:val="000000" w:themeColor="text1"/>
-        </w:rPr>
-        <w:t xml:space="preserve">, H. (2019). Blended method: Online-offline teaching and learning, on students’ reading achievement. English Education: </w:t>
-      </w:r>
-      <w:proofErr w:type="spellStart"/>
-      <w:r>
-        <w:rPr>
-          <w:rFonts w:ascii="Arial" w:hAnsi="Arial" w:cs="Arial"/>
-          <w:bCs/>
-          <w:color w:val="000000" w:themeColor="text1"/>
-        </w:rPr>
-        <w:t>Jurnal</w:t>
-      </w:r>
-      <w:proofErr w:type="spellEnd"/>
-      <w:r>
-        <w:rPr>
-          <w:rFonts w:ascii="Arial" w:hAnsi="Arial" w:cs="Arial"/>
-          <w:bCs/>
-          <w:color w:val="000000" w:themeColor="text1"/>
-        </w:rPr>
-        <w:t xml:space="preserve"> </w:t>
-      </w:r>
-      <w:proofErr w:type="spellStart"/>
-      <w:r>
-        <w:rPr>
-          <w:rFonts w:ascii="Arial" w:hAnsi="Arial" w:cs="Arial"/>
-          <w:bCs/>
-          <w:color w:val="000000" w:themeColor="text1"/>
-        </w:rPr>
-        <w:t>Tadris</w:t>
-      </w:r>
-      <w:proofErr w:type="spellEnd"/>
-      <w:r>
-        <w:rPr>
-          <w:rFonts w:ascii="Arial" w:hAnsi="Arial" w:cs="Arial"/>
-          <w:bCs/>
-          <w:color w:val="000000" w:themeColor="text1"/>
-        </w:rPr>
-        <w:t xml:space="preserve"> Bahasa </w:t>
-      </w:r>
-      <w:proofErr w:type="spellStart"/>
-      <w:r>
-        <w:rPr>
-          <w:rFonts w:ascii="Arial" w:hAnsi="Arial" w:cs="Arial"/>
-          <w:bCs/>
-          <w:color w:val="000000" w:themeColor="text1"/>
-        </w:rPr>
-        <w:t>Inggris</w:t>
-      </w:r>
-      <w:proofErr w:type="spellEnd"/>
-      <w:r>
-        <w:rPr>
-          <w:rFonts w:ascii="Arial" w:hAnsi="Arial" w:cs="Arial"/>
-          <w:bCs/>
-          <w:color w:val="000000" w:themeColor="text1"/>
-        </w:rPr>
-        <w:t>, 12(1), 22-33. https://doi.org/10.2p4042/ee-jtbi.v12i1.4432</w:t>
+        <w:t>Setyawan, H. (2019). Blended method: Online-offline teaching and learning, on students’ reading achievement. English Education: Jurnal Tadris Bahasa Inggris, 12(1), 22-33. https://doi.org/10.2p4042/ee-jtbi.v12i1.4432</w:t>
       </w:r>
     </w:p>
     <w:p>
@@ -25178,23 +24183,13 @@
           <w:color w:val="000000" w:themeColor="text1"/>
         </w:rPr>
       </w:pPr>
-      <w:proofErr w:type="spellStart"/>
       <w:r>
         <w:rPr>
           <w:rFonts w:ascii="Arial" w:hAnsi="Arial" w:cs="Arial"/>
           <w:bCs/>
           <w:color w:val="000000" w:themeColor="text1"/>
         </w:rPr>
-        <w:t>UMATechnology</w:t>
-      </w:r>
-      <w:proofErr w:type="spellEnd"/>
-      <w:r>
-        <w:rPr>
-          <w:rFonts w:ascii="Arial" w:hAnsi="Arial" w:cs="Arial"/>
-          <w:bCs/>
-          <w:color w:val="000000" w:themeColor="text1"/>
-        </w:rPr>
-        <w:t>. (2025). TCP Protocol: What It Is and Why It’s Important. TCP Protocol: What It Is and Why It’s Important - UMA Technology</w:t>
+        <w:t>UMATechnology. (2025). TCP Protocol: What It Is and Why It’s Important. TCP Protocol: What It Is and Why It’s Important - UMA Technology</w:t>
       </w:r>
       <w:r>
         <w:rPr>
@@ -25327,25 +24322,7 @@
           <w:bCs/>
           <w:color w:val="000000" w:themeColor="text1"/>
         </w:rPr>
-        <w:t xml:space="preserve">Xie, X., Li, Y., Ning, Z., Purwanto, E., Li, N., &amp; Wong, K. H. (2023, September). </w:t>
-      </w:r>
-      <w:proofErr w:type="spellStart"/>
-      <w:r>
-        <w:rPr>
-          <w:rFonts w:ascii="Arial" w:hAnsi="Arial" w:cs="Arial"/>
-          <w:bCs/>
-          <w:color w:val="000000" w:themeColor="text1"/>
-        </w:rPr>
-        <w:t>SwiftQuiz</w:t>
-      </w:r>
-      <w:proofErr w:type="spellEnd"/>
-      <w:r>
-        <w:rPr>
-          <w:rFonts w:ascii="Arial" w:hAnsi="Arial" w:cs="Arial"/>
-          <w:bCs/>
-          <w:color w:val="000000" w:themeColor="text1"/>
-        </w:rPr>
-        <w:t>-An interactive module to help teachers swiftly create questions and get rich feedback. In 2023 3rd International Conference on Educational Technology (ICET) (pp. 76-80). IEEE. https://doi.org/10.1109/icet59358.2023.10424127</w:t>
+        <w:t>Xie, X., Li, Y., Ning, Z., Purwanto, E., Li, N., &amp; Wong, K. H. (2023, September). SwiftQuiz-An interactive module to help teachers swiftly create questions and get rich feedback. In 2023 3rd International Conference on Educational Technology (ICET) (pp. 76-80). IEEE. https://doi.org/10.1109/icet59358.2023.10424127</w:t>
       </w:r>
     </w:p>
     <w:p>
@@ -33418,6 +32395,7 @@
   <w:style w:type="character" w:default="1" w:styleId="DefaultParagraphFont">
     <w:name w:val="Default Paragraph Font"/>
     <w:uiPriority w:val="1"/>
+    <w:semiHidden/>
     <w:unhideWhenUsed/>
   </w:style>
   <w:style w:type="table" w:default="1" w:styleId="TableNormal">

--- a/SHS/Chapters.docx
+++ b/SHS/Chapters.docx
@@ -1,6 +1,6 @@
 
 <file path=word/document.xml><?xml version="1.0" encoding="utf-8"?>
-<w:document xmlns:wpc="http://schemas.microsoft.com/office/word/2010/wordprocessingCanvas" xmlns:cx="http://schemas.microsoft.com/office/drawing/2014/chartex" xmlns:cx1="http://schemas.microsoft.com/office/drawing/2015/9/8/chartex" xmlns:cx2="http://schemas.microsoft.com/office/drawing/2015/10/21/chartex" xmlns:cx3="http://schemas.microsoft.com/office/drawing/2016/5/9/chartex" xmlns:cx4="http://schemas.microsoft.com/office/drawing/2016/5/10/chartex" xmlns:cx5="http://schemas.microsoft.com/office/drawing/2016/5/11/chartex" xmlns:cx6="http://schemas.microsoft.com/office/drawing/2016/5/12/chartex" xmlns:cx7="http://schemas.microsoft.com/office/drawing/2016/5/13/chartex" xmlns:cx8="http://schemas.microsoft.com/office/drawing/2016/5/14/chartex" xmlns:mc="http://schemas.openxmlformats.org/markup-compatibility/2006" xmlns:aink="http://schemas.microsoft.com/office/drawing/2016/ink" xmlns:am3d="http://schemas.microsoft.com/office/drawing/2017/model3d" xmlns:o="urn:schemas-microsoft-com:office:office" xmlns:r="http://schemas.openxmlformats.org/officeDocument/2006/relationships" xmlns:m="http://schemas.openxmlformats.org/officeDocument/2006/math" xmlns:v="urn:schemas-microsoft-com:vml" xmlns:wp14="http://schemas.microsoft.com/office/word/2010/wordprocessingDrawing" xmlns:wp="http://schemas.openxmlformats.org/drawingml/2006/wordprocessingDrawing" xmlns:w10="urn:schemas-microsoft-com:office:word" xmlns:w="http://schemas.openxmlformats.org/wordprocessingml/2006/main" xmlns:w14="http://schemas.microsoft.com/office/word/2010/wordml" xmlns:w15="http://schemas.microsoft.com/office/word/2012/wordml" xmlns:w16cex="http://schemas.microsoft.com/office/word/2018/wordml/cex" xmlns:w16cid="http://schemas.microsoft.com/office/word/2016/wordml/cid" xmlns:w16="http://schemas.microsoft.com/office/word/2018/wordml" xmlns:w16sdtdh="http://schemas.microsoft.com/office/word/2020/wordml/sdtdatahash" xmlns:w16se="http://schemas.microsoft.com/office/word/2015/wordml/symex" xmlns:wpg="http://schemas.microsoft.com/office/word/2010/wordprocessingGroup" xmlns:wpi="http://schemas.microsoft.com/office/word/2010/wordprocessingInk" xmlns:wne="http://schemas.microsoft.com/office/word/2006/wordml" xmlns:wps="http://schemas.microsoft.com/office/word/2010/wordprocessingShape" mc:Ignorable="w14 w15 w16se w16cid w16 w16cex w16sdtdh wp14">
+<w:document xmlns:wpc="http://schemas.microsoft.com/office/word/2010/wordprocessingCanvas" xmlns:cx="http://schemas.microsoft.com/office/drawing/2014/chartex" xmlns:cx1="http://schemas.microsoft.com/office/drawing/2015/9/8/chartex" xmlns:cx2="http://schemas.microsoft.com/office/drawing/2015/10/21/chartex" xmlns:cx3="http://schemas.microsoft.com/office/drawing/2016/5/9/chartex" xmlns:cx4="http://schemas.microsoft.com/office/drawing/2016/5/10/chartex" xmlns:cx5="http://schemas.microsoft.com/office/drawing/2016/5/11/chartex" xmlns:cx6="http://schemas.microsoft.com/office/drawing/2016/5/12/chartex" xmlns:cx7="http://schemas.microsoft.com/office/drawing/2016/5/13/chartex" xmlns:cx8="http://schemas.microsoft.com/office/drawing/2016/5/14/chartex" xmlns:mc="http://schemas.openxmlformats.org/markup-compatibility/2006" xmlns:aink="http://schemas.microsoft.com/office/drawing/2016/ink" xmlns:am3d="http://schemas.microsoft.com/office/drawing/2017/model3d" xmlns:o="urn:schemas-microsoft-com:office:office" xmlns:oel="http://schemas.microsoft.com/office/2019/extlst" xmlns:r="http://schemas.openxmlformats.org/officeDocument/2006/relationships" xmlns:m="http://schemas.openxmlformats.org/officeDocument/2006/math" xmlns:v="urn:schemas-microsoft-com:vml" xmlns:wp14="http://schemas.microsoft.com/office/word/2010/wordprocessingDrawing" xmlns:wp="http://schemas.openxmlformats.org/drawingml/2006/wordprocessingDrawing" xmlns:w10="urn:schemas-microsoft-com:office:word" xmlns:w="http://schemas.openxmlformats.org/wordprocessingml/2006/main" xmlns:w14="http://schemas.microsoft.com/office/word/2010/wordml" xmlns:w15="http://schemas.microsoft.com/office/word/2012/wordml" xmlns:w16cex="http://schemas.microsoft.com/office/word/2018/wordml/cex" xmlns:w16cid="http://schemas.microsoft.com/office/word/2016/wordml/cid" xmlns:w16="http://schemas.microsoft.com/office/word/2018/wordml" xmlns:w16du="http://schemas.microsoft.com/office/word/2023/wordml/word16du" xmlns:w16sdtdh="http://schemas.microsoft.com/office/word/2020/wordml/sdtdatahash" xmlns:w16sdtfl="http://schemas.microsoft.com/office/word/2024/wordml/sdtformatlock" xmlns:w16se="http://schemas.microsoft.com/office/word/2015/wordml/symex" xmlns:wpg="http://schemas.microsoft.com/office/word/2010/wordprocessingGroup" xmlns:wpi="http://schemas.microsoft.com/office/word/2010/wordprocessingInk" xmlns:wne="http://schemas.microsoft.com/office/word/2006/wordml" xmlns:wps="http://schemas.microsoft.com/office/word/2010/wordprocessingShape" mc:Ignorable="w14 w15 w16se w16cid w16 w16cex w16sdtdh w16sdtfl w16du wp14">
   <w:body>
     <w:bookmarkStart w:id="0" w:name="_Hlk187313069"/>
     <w:bookmarkStart w:id="1" w:name="_Hlk190974941"/>
@@ -83,7 +83,7 @@
               </wp:anchor>
             </w:drawing>
           </mc:Choice>
-          <mc:Fallback xmlns:oel="http://schemas.microsoft.com/office/2019/extlst" xmlns:w16du="http://schemas.microsoft.com/office/word/2023/wordml/word16du" xmlns:w16sdtfl="http://schemas.microsoft.com/office/word/2024/wordml/sdtformatlock">
+          <mc:Fallback>
             <w:pict>
               <v:rect w14:anchorId="3704AD25" id="Rectangle 35" o:spid="_x0000_s1026" style="position:absolute;margin-left:414.7pt;margin-top:-41.45pt;width:31.3pt;height:22.55pt;z-index:251667456;visibility:visible;mso-wrap-style:square;mso-wrap-distance-left:9pt;mso-wrap-distance-top:0;mso-wrap-distance-right:9pt;mso-wrap-distance-bottom:0;mso-position-horizontal:absolute;mso-position-horizontal-relative:text;mso-position-vertical:absolute;mso-position-vertical-relative:text;v-text-anchor:middle" o:gfxdata="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" fillcolor="white [3212]" strokecolor="white [3212]" strokeweight="1pt"/>
             </w:pict>
@@ -556,7 +556,7 @@
               </wp:anchor>
             </w:drawing>
           </mc:Choice>
-          <mc:Fallback xmlns:oel="http://schemas.microsoft.com/office/2019/extlst" xmlns:w16du="http://schemas.microsoft.com/office/word/2023/wordml/word16du" xmlns:w16sdtfl="http://schemas.microsoft.com/office/word/2024/wordml/sdtformatlock">
+          <mc:Fallback>
             <w:pict>
               <v:rect w14:anchorId="3A5F7886" id="Rectangle 36" o:spid="_x0000_s1026" style="position:absolute;margin-left:409.15pt;margin-top:-38.8pt;width:39.45pt;height:25.05pt;z-index:251668480;visibility:visible;mso-wrap-style:square;mso-wrap-distance-left:9pt;mso-wrap-distance-top:0;mso-wrap-distance-right:9pt;mso-wrap-distance-bottom:0;mso-position-horizontal:absolute;mso-position-horizontal-relative:text;mso-position-vertical:absolute;mso-position-vertical-relative:text;v-text-anchor:middle" o:gfxdata="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" fillcolor="white [3212]" strokecolor="white [3212]" strokeweight="1pt"/>
             </w:pict>
@@ -1027,8 +1027,19 @@
           <w:bCs/>
           <w:lang w:val="en-US"/>
         </w:rPr>
-        <w:t>Background of the Study</w:t>
-      </w:r>
+        <w:t xml:space="preserve">Background of </w:t>
+      </w:r>
+      <w:proofErr w:type="gramStart"/>
+      <w:r>
+        <w:rPr>
+          <w:rFonts w:ascii="Arial" w:hAnsi="Arial" w:cs="Arial"/>
+          <w:b/>
+          <w:bCs/>
+          <w:lang w:val="en-US"/>
+        </w:rPr>
+        <w:t>the Study</w:t>
+      </w:r>
+      <w:proofErr w:type="gramEnd"/>
     </w:p>
     <w:p>
       <w:pPr>
@@ -1109,13 +1120,37 @@
           <w:rFonts w:ascii="Arial" w:hAnsi="Arial" w:cs="Arial"/>
           <w:lang w:val="en-US"/>
         </w:rPr>
-        <w:t xml:space="preserve"> will enhance the interactivity of students to sessions in every class as according to Gumasing, et. al. (2022)</w:t>
-      </w:r>
+        <w:t xml:space="preserve"> will enhance the interactivity of students to sessions in every class as according to </w:t>
+      </w:r>
+      <w:proofErr w:type="spellStart"/>
       <w:r>
         <w:rPr>
           <w:rFonts w:ascii="Arial" w:hAnsi="Arial" w:cs="Arial"/>
           <w:lang w:val="en-US"/>
         </w:rPr>
+        <w:t>Gumasing</w:t>
+      </w:r>
+      <w:proofErr w:type="spellEnd"/>
+      <w:r>
+        <w:rPr>
+          <w:rFonts w:ascii="Arial" w:hAnsi="Arial" w:cs="Arial"/>
+          <w:lang w:val="en-US"/>
+        </w:rPr>
+        <w:t xml:space="preserve">, et. </w:t>
+      </w:r>
+      <w:proofErr w:type="gramStart"/>
+      <w:r>
+        <w:rPr>
+          <w:rFonts w:ascii="Arial" w:hAnsi="Arial" w:cs="Arial"/>
+          <w:lang w:val="en-US"/>
+        </w:rPr>
+        <w:t>al. (2022)</w:t>
+      </w:r>
+      <w:r>
+        <w:rPr>
+          <w:rFonts w:ascii="Arial" w:hAnsi="Arial" w:cs="Arial"/>
+          <w:lang w:val="en-US"/>
+        </w:rPr>
         <w:t>,</w:t>
       </w:r>
       <w:r>
@@ -1123,7 +1158,15 @@
           <w:rFonts w:ascii="Arial" w:hAnsi="Arial" w:cs="Arial"/>
           <w:lang w:val="en-US"/>
         </w:rPr>
-        <w:t xml:space="preserve"> learners feel bored in some classes because of the lack of interaction, by providing creative and helpful programs during class such as interactive games, so that the students can focus on learning while having fun. Moreover, the application is particularly beneficial in areas with limited or no internet </w:t>
+        <w:t xml:space="preserve"> learners</w:t>
+      </w:r>
+      <w:proofErr w:type="gramEnd"/>
+      <w:r>
+        <w:rPr>
+          <w:rFonts w:ascii="Arial" w:hAnsi="Arial" w:cs="Arial"/>
+          <w:lang w:val="en-US"/>
+        </w:rPr>
+        <w:t xml:space="preserve"> feel bored in some classes because of the lack of interaction, by providing creative and helpful programs during class such as interactive games, so that the students can focus on learning while having fun. Moreover, the application is particularly beneficial in areas with limited or no internet </w:t>
       </w:r>
       <w:r>
         <w:rPr>
@@ -1787,12 +1830,14 @@
         </w:rPr>
         <w:t xml:space="preserve">and </w:t>
       </w:r>
+      <w:proofErr w:type="spellStart"/>
       <w:r>
         <w:rPr>
           <w:rFonts w:ascii="Arial" w:hAnsi="Arial" w:cs="Arial"/>
         </w:rPr>
         <w:t>npm</w:t>
       </w:r>
+      <w:proofErr w:type="spellEnd"/>
       <w:r>
         <w:rPr>
           <w:rFonts w:ascii="Arial" w:hAnsi="Arial" w:cs="Arial"/>
@@ -1835,12 +1880,14 @@
         </w:rPr>
         <w:t xml:space="preserve"> Node.js and </w:t>
       </w:r>
+      <w:proofErr w:type="spellStart"/>
       <w:r>
         <w:rPr>
           <w:rFonts w:ascii="Arial" w:hAnsi="Arial" w:cs="Arial"/>
         </w:rPr>
         <w:t>npm</w:t>
       </w:r>
+      <w:proofErr w:type="spellEnd"/>
       <w:r>
         <w:rPr>
           <w:rFonts w:ascii="Arial" w:hAnsi="Arial" w:cs="Arial"/>
@@ -2317,7 +2364,7 @@
               </wp:anchor>
             </w:drawing>
           </mc:Choice>
-          <mc:Fallback xmlns:oel="http://schemas.microsoft.com/office/2019/extlst" xmlns:w16du="http://schemas.microsoft.com/office/word/2023/wordml/word16du" xmlns:w16sdtfl="http://schemas.microsoft.com/office/word/2024/wordml/sdtformatlock">
+          <mc:Fallback>
             <w:pict>
               <v:shapetype w14:anchorId="31AE831C" id="_x0000_t202" coordsize="21600,21600" o:spt="202" path="m,l,21600r21600,l21600,xe">
                 <v:stroke joinstyle="miter"/>
@@ -2609,7 +2656,7 @@
               </wp:anchor>
             </w:drawing>
           </mc:Choice>
-          <mc:Fallback xmlns:oel="http://schemas.microsoft.com/office/2019/extlst" xmlns:w16du="http://schemas.microsoft.com/office/word/2023/wordml/word16du" xmlns:w16sdtfl="http://schemas.microsoft.com/office/word/2024/wordml/sdtformatlock">
+          <mc:Fallback>
             <w:pict>
               <v:shape w14:anchorId="76AC04FD" id="_x0000_s1027" type="#_x0000_t202" style="position:absolute;left:0;text-align:left;margin-left:152.85pt;margin-top:1.2pt;width:118.5pt;height:305.7pt;z-index:-251656192;visibility:visible;mso-wrap-style:square;mso-height-percent:0;mso-wrap-distance-left:9pt;mso-wrap-distance-top:3.6pt;mso-wrap-distance-right:9pt;mso-wrap-distance-bottom:3.6pt;mso-position-horizontal:absolute;mso-position-horizontal-relative:margin;mso-position-vertical:absolute;mso-position-vertical-relative:text;mso-height-percent:0;mso-height-relative:margin;v-text-anchor:top" o:gfxdata="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" fillcolor="white [3201]" strokecolor="black [3200]" strokeweight="1pt">
                 <v:textbox>
@@ -3175,7 +3222,7 @@
               </wp:anchor>
             </w:drawing>
           </mc:Choice>
-          <mc:Fallback xmlns:oel="http://schemas.microsoft.com/office/2019/extlst" xmlns:w16du="http://schemas.microsoft.com/office/word/2023/wordml/word16du" xmlns:w16sdtfl="http://schemas.microsoft.com/office/word/2024/wordml/sdtformatlock">
+          <mc:Fallback>
             <w:pict>
               <v:shape w14:anchorId="0D58208D" id="_x0000_s1028" type="#_x0000_t202" style="position:absolute;left:0;text-align:left;margin-left:1.1pt;margin-top:.65pt;width:118.5pt;height:306.3pt;z-index:-251657216;visibility:visible;mso-wrap-style:square;mso-height-percent:0;mso-wrap-distance-left:9pt;mso-wrap-distance-top:3.6pt;mso-wrap-distance-right:9pt;mso-wrap-distance-bottom:3.6pt;mso-position-horizontal:absolute;mso-position-horizontal-relative:margin;mso-position-vertical:absolute;mso-position-vertical-relative:text;mso-height-percent:0;mso-height-relative:margin;v-text-anchor:top" o:gfxdata="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" fillcolor="white [3201]" strokecolor="black [3200]" strokeweight="1pt">
                 <v:textbox>
@@ -3656,7 +3703,7 @@
               </wp:anchor>
             </w:drawing>
           </mc:Choice>
-          <mc:Fallback xmlns:oel="http://schemas.microsoft.com/office/2019/extlst" xmlns:w16du="http://schemas.microsoft.com/office/word/2023/wordml/word16du" xmlns:w16sdtfl="http://schemas.microsoft.com/office/word/2024/wordml/sdtformatlock">
+          <mc:Fallback>
             <w:pict>
               <v:shapetype w14:anchorId="1C92D50A" id="_x0000_t13" coordsize="21600,21600" o:spt="13" adj="16200,5400" path="m@0,l@0@1,0@1,0@2@0@2@0,21600,21600,10800xe">
                 <v:stroke joinstyle="miter"/>
@@ -3765,7 +3812,7 @@
               </wp:anchor>
             </w:drawing>
           </mc:Choice>
-          <mc:Fallback xmlns:oel="http://schemas.microsoft.com/office/2019/extlst" xmlns:w16du="http://schemas.microsoft.com/office/word/2023/wordml/word16du" xmlns:w16sdtfl="http://schemas.microsoft.com/office/word/2024/wordml/sdtformatlock">
+          <mc:Fallback>
             <w:pict>
               <v:shape w14:anchorId="1AB3673F" id="Arrow: Right 3" o:spid="_x0000_s1030" type="#_x0000_t13" style="position:absolute;left:0;text-align:left;margin-left:123.9pt;margin-top:19.3pt;width:24.05pt;height:17.45pt;z-index:-251654144;visibility:visible;mso-wrap-style:square;mso-width-percent:0;mso-height-percent:0;mso-wrap-distance-left:9pt;mso-wrap-distance-top:0;mso-wrap-distance-right:9pt;mso-wrap-distance-bottom:0;mso-position-horizontal:absolute;mso-position-horizontal-relative:text;mso-position-vertical:absolute;mso-position-vertical-relative:text;mso-width-percent:0;mso-height-percent:0;mso-width-relative:margin;mso-height-relative:margin;v-text-anchor:middle" o:gfxdata="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" adj="13764" fillcolor="black [3200]" strokecolor="black [1600]" strokeweight="1pt">
                 <v:textbox>
@@ -4158,6 +4205,7 @@
           <w14:ligatures w14:val="none"/>
         </w:rPr>
       </w:pPr>
+      <w:proofErr w:type="gramStart"/>
       <w:r>
         <w:rPr>
           <w:rFonts w:ascii="Arial" w:eastAsiaTheme="minorEastAsia" w:hAnsi="Arial" w:cs="Arial"/>
@@ -4176,6 +4224,7 @@
         </w:rPr>
         <w:t>;</w:t>
       </w:r>
+      <w:proofErr w:type="gramEnd"/>
     </w:p>
     <w:p>
       <w:pPr>
@@ -5556,7 +5605,7 @@
               </wp:anchor>
             </w:drawing>
           </mc:Choice>
-          <mc:Fallback xmlns:oel="http://schemas.microsoft.com/office/2019/extlst" xmlns:w16du="http://schemas.microsoft.com/office/word/2023/wordml/word16du" xmlns:w16sdtfl="http://schemas.microsoft.com/office/word/2024/wordml/sdtformatlock">
+          <mc:Fallback>
             <w:pict>
               <v:rect w14:anchorId="6AC356D5" id="Rectangle 27" o:spid="_x0000_s1026" style="position:absolute;margin-left:406.65pt;margin-top:-40.7pt;width:43.85pt;height:26.3pt;z-index:251663360;visibility:visible;mso-wrap-style:square;mso-wrap-distance-left:9pt;mso-wrap-distance-top:0;mso-wrap-distance-right:9pt;mso-wrap-distance-bottom:0;mso-position-horizontal:absolute;mso-position-horizontal-relative:text;mso-position-vertical:absolute;mso-position-vertical-relative:text;v-text-anchor:middle" o:gfxdata="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" fillcolor="white [3201]" strokecolor="white [3212]" strokeweight="1pt"/>
             </w:pict>
@@ -5712,7 +5761,21 @@
         <w:rPr>
           <w:rFonts w:ascii="Arial" w:hAnsi="Arial" w:cs="Arial"/>
         </w:rPr>
-        <w:t xml:space="preserve">Electron is a framework for building apps for desktops using both web technologies and Node.js. It is reliable, secure, and stable. It is the leading choice for most companies when building their most important product. Chat apps like Slack, Discord, and Signal are built with Electron. AI applications also use Electron, including both OpenAI’s ChatGPT and Anthropic’s Claude. Canva, Visual Studio </w:t>
+        <w:t xml:space="preserve">Electron is a framework for building apps for desktops using both web technologies and Node.js. It is reliable, secure, and stable. It is the leading choice for most companies when building their most important product. Chat apps like Slack, Discord, and Signal are built with Electron. AI applications also use Electron, including both OpenAI’s ChatGPT and </w:t>
+      </w:r>
+      <w:proofErr w:type="spellStart"/>
+      <w:r>
+        <w:rPr>
+          <w:rFonts w:ascii="Arial" w:hAnsi="Arial" w:cs="Arial"/>
+        </w:rPr>
+        <w:t>Anthropic’s</w:t>
+      </w:r>
+      <w:proofErr w:type="spellEnd"/>
+      <w:r>
+        <w:rPr>
+          <w:rFonts w:ascii="Arial" w:hAnsi="Arial" w:cs="Arial"/>
+        </w:rPr>
+        <w:t xml:space="preserve"> Claude. Canva, Visual Studio </w:t>
       </w:r>
       <w:r>
         <w:rPr>
@@ -5878,7 +5941,21 @@
         <w:rPr>
           <w:rFonts w:ascii="Arial" w:hAnsi="Arial" w:cs="Arial"/>
         </w:rPr>
-        <w:t>According to Khomyn (202</w:t>
+        <w:t xml:space="preserve">According to </w:t>
+      </w:r>
+      <w:proofErr w:type="spellStart"/>
+      <w:r>
+        <w:rPr>
+          <w:rFonts w:ascii="Arial" w:hAnsi="Arial" w:cs="Arial"/>
+        </w:rPr>
+        <w:t>Khomyn</w:t>
+      </w:r>
+      <w:proofErr w:type="spellEnd"/>
+      <w:r>
+        <w:rPr>
+          <w:rFonts w:ascii="Arial" w:hAnsi="Arial" w:cs="Arial"/>
+        </w:rPr>
+        <w:t xml:space="preserve"> (202</w:t>
       </w:r>
       <w:r>
         <w:rPr>
@@ -5929,7 +6006,21 @@
         <w:rPr>
           <w:rFonts w:ascii="Arial" w:hAnsi="Arial" w:cs="Arial"/>
         </w:rPr>
-        <w:t>The Transmission Control Protocol (TCP) stands out as a foundation of the internet protocol suite. Designed for robust communication over networks, TCP is one of the most crucial protocols allowing for the seamless exchange of data across the globe. It ensures that data packets sent from one computer to another arrive intact and in the correct order. It reliably works due to its design, which includes connection-oriented protocol, three-way handshake, reliable data transfer, flow control, congestion control, data segmentation, and error detection and correction. TCP offers various advantages that are crucial for successful data transmission over the internet. Advantages include reliability, order preservation, error recovery, standardization, and flexible data flow. TCP is used in web browsing, email services, file transfers, remote access, and streaming services (UMATechnology, 202</w:t>
+        <w:t>The Transmission Control Protocol (TCP) stands out as a foundation of the internet protocol suite. Designed for robust communication over networks, TCP is one of the most crucial protocols allowing for the seamless exchange of data across the globe. It ensures that data packets sent from one computer to another arrive intact and in the correct order. It reliably works due to its design, which includes connection-oriented protocol, three-way handshake, reliable data transfer, flow control, congestion control, data segmentation, and error detection and correction. TCP offers various advantages that are crucial for successful data transmission over the internet. Advantages include reliability, order preservation, error recovery, standardization, and flexible data flow. TCP is used in web browsing, email services, file transfers, remote access, and streaming services (</w:t>
+      </w:r>
+      <w:proofErr w:type="spellStart"/>
+      <w:r>
+        <w:rPr>
+          <w:rFonts w:ascii="Arial" w:hAnsi="Arial" w:cs="Arial"/>
+        </w:rPr>
+        <w:t>UMATechnology</w:t>
+      </w:r>
+      <w:proofErr w:type="spellEnd"/>
+      <w:r>
+        <w:rPr>
+          <w:rFonts w:ascii="Arial" w:hAnsi="Arial" w:cs="Arial"/>
+        </w:rPr>
+        <w:t>, 202</w:t>
       </w:r>
       <w:r>
         <w:rPr>
@@ -5979,14 +6070,56 @@
         <w:rPr>
           <w:rFonts w:ascii="Arial" w:hAnsi="Arial" w:cs="Arial"/>
         </w:rPr>
-        <w:t xml:space="preserve">Ortega (2023) stated that one of the key functions of DevTools is to inspect, debug errors, and optimize a site. It saves time and effort in the development process, allowing for an efficient identification and resolution of issues. In addition, </w:t>
+        <w:t xml:space="preserve">Ortega (2023) stated that one of the key functions of </w:t>
+      </w:r>
+      <w:proofErr w:type="spellStart"/>
+      <w:r>
+        <w:rPr>
+          <w:rFonts w:ascii="Arial" w:hAnsi="Arial" w:cs="Arial"/>
+        </w:rPr>
+        <w:t>DevTools</w:t>
+      </w:r>
+      <w:proofErr w:type="spellEnd"/>
+      <w:r>
+        <w:rPr>
+          <w:rFonts w:ascii="Arial" w:hAnsi="Arial" w:cs="Arial"/>
+        </w:rPr>
+        <w:t xml:space="preserve"> is to inspect, debug errors, and optimize a site. It saves time and effort in the development process, allowing for an efficient identification and resolution of issues. In addition, </w:t>
       </w:r>
       <w:r>
         <w:rPr>
           <w:rFonts w:ascii="Arial" w:hAnsi="Arial" w:cs="Arial"/>
         </w:rPr>
         <w:lastRenderedPageBreak/>
-        <w:t xml:space="preserve">the console in DevTools is an important tool that enables JavaScript testing, printing debugging messages, executing commands, and evaluating expressions. Another valuable tool in DevTools is network functionality. It helps to understand how the page communicates with the server, and it identifies the performance issues. Also, it facilitates data transfer optimization. </w:t>
+        <w:t xml:space="preserve">the console in </w:t>
+      </w:r>
+      <w:proofErr w:type="spellStart"/>
+      <w:r>
+        <w:rPr>
+          <w:rFonts w:ascii="Arial" w:hAnsi="Arial" w:cs="Arial"/>
+        </w:rPr>
+        <w:t>DevTools</w:t>
+      </w:r>
+      <w:proofErr w:type="spellEnd"/>
+      <w:r>
+        <w:rPr>
+          <w:rFonts w:ascii="Arial" w:hAnsi="Arial" w:cs="Arial"/>
+        </w:rPr>
+        <w:t xml:space="preserve"> is an important tool that enables JavaScript testing, printing debugging messages, executing commands, and evaluating expressions. Another valuable tool in </w:t>
+      </w:r>
+      <w:proofErr w:type="spellStart"/>
+      <w:r>
+        <w:rPr>
+          <w:rFonts w:ascii="Arial" w:hAnsi="Arial" w:cs="Arial"/>
+        </w:rPr>
+        <w:t>DevTools</w:t>
+      </w:r>
+      <w:proofErr w:type="spellEnd"/>
+      <w:r>
+        <w:rPr>
+          <w:rFonts w:ascii="Arial" w:hAnsi="Arial" w:cs="Arial"/>
+        </w:rPr>
+        <w:t xml:space="preserve"> is network functionality. It helps to understand how the page communicates with the server, and it identifies the performance issues. Also, it facilitates data transfer optimization. </w:t>
       </w:r>
     </w:p>
     <w:p>
@@ -6002,14 +6135,44 @@
         <w:rPr>
           <w:rFonts w:ascii="Arial" w:hAnsi="Arial" w:cs="Arial"/>
         </w:rPr>
-        <w:t xml:space="preserve">According to the npm Docs (n.d.), the largest software registry in the world is Node Package Manager (npm). It is used to distribute software packages to open-source developers on many continents and by many organizations to oversee private work. It is also used to modify packages for apps, download standalone tools, run packages, and share code anywhere. </w:t>
-      </w:r>
+        <w:t xml:space="preserve">According to the </w:t>
+      </w:r>
+      <w:proofErr w:type="spellStart"/>
       <w:r>
         <w:rPr>
           <w:rFonts w:ascii="Arial" w:hAnsi="Arial" w:cs="Arial"/>
         </w:rPr>
         <w:t>npm</w:t>
       </w:r>
+      <w:proofErr w:type="spellEnd"/>
+      <w:r>
+        <w:rPr>
+          <w:rFonts w:ascii="Arial" w:hAnsi="Arial" w:cs="Arial"/>
+        </w:rPr>
+        <w:t xml:space="preserve"> Docs (n.d.), the largest software registry in the world is Node Package Manager (</w:t>
+      </w:r>
+      <w:proofErr w:type="spellStart"/>
+      <w:r>
+        <w:rPr>
+          <w:rFonts w:ascii="Arial" w:hAnsi="Arial" w:cs="Arial"/>
+        </w:rPr>
+        <w:t>npm</w:t>
+      </w:r>
+      <w:proofErr w:type="spellEnd"/>
+      <w:r>
+        <w:rPr>
+          <w:rFonts w:ascii="Arial" w:hAnsi="Arial" w:cs="Arial"/>
+        </w:rPr>
+        <w:t xml:space="preserve">). It is used to distribute software packages to open-source developers on many continents and by many organizations to oversee private work. It is also used to modify packages for apps, download standalone tools, run packages, and share code anywhere. </w:t>
+      </w:r>
+      <w:proofErr w:type="spellStart"/>
+      <w:r>
+        <w:rPr>
+          <w:rFonts w:ascii="Arial" w:hAnsi="Arial" w:cs="Arial"/>
+        </w:rPr>
+        <w:t>npm</w:t>
+      </w:r>
+      <w:proofErr w:type="spellEnd"/>
       <w:r>
         <w:rPr>
           <w:rFonts w:ascii="Arial" w:hAnsi="Arial" w:cs="Arial"/>
@@ -6026,7 +6189,21 @@
         <w:rPr>
           <w:rFonts w:ascii="Arial" w:hAnsi="Arial" w:cs="Arial"/>
         </w:rPr>
-        <w:t>(Harężlak, 2024)</w:t>
+        <w:t>(</w:t>
+      </w:r>
+      <w:proofErr w:type="spellStart"/>
+      <w:r>
+        <w:rPr>
+          <w:rFonts w:ascii="Arial" w:hAnsi="Arial" w:cs="Arial"/>
+        </w:rPr>
+        <w:t>Harężlak</w:t>
+      </w:r>
+      <w:proofErr w:type="spellEnd"/>
+      <w:r>
+        <w:rPr>
+          <w:rFonts w:ascii="Arial" w:hAnsi="Arial" w:cs="Arial"/>
+        </w:rPr>
+        <w:t>, 2024)</w:t>
       </w:r>
       <w:r>
         <w:rPr>
@@ -6060,7 +6237,21 @@
         <w:rPr>
           <w:rFonts w:ascii="Arial" w:hAnsi="Arial" w:cs="Arial"/>
         </w:rPr>
-        <w:t xml:space="preserve">notes that package managers streamline software management by automating tasks such as installation, updates, configuration, and removal. A package typically consists of compressed files containing the software, settings, and dependency information. In addition, according to Nineleaps (2023), package management boosts productivity and streamlines development workflows, playing a crucial role in modern software development. Its key benefits include efficient dependency management, simplified version control, and optimized resource utilization, making a reliable package manager essential for contemporary software development. </w:t>
+        <w:t xml:space="preserve">notes that package managers streamline software management by automating tasks such as installation, updates, configuration, and removal. A package typically consists of compressed files containing the software, settings, and dependency information. In addition, according to </w:t>
+      </w:r>
+      <w:proofErr w:type="spellStart"/>
+      <w:r>
+        <w:rPr>
+          <w:rFonts w:ascii="Arial" w:hAnsi="Arial" w:cs="Arial"/>
+        </w:rPr>
+        <w:t>Nineleaps</w:t>
+      </w:r>
+      <w:proofErr w:type="spellEnd"/>
+      <w:r>
+        <w:rPr>
+          <w:rFonts w:ascii="Arial" w:hAnsi="Arial" w:cs="Arial"/>
+        </w:rPr>
+        <w:t xml:space="preserve"> (2023), package management boosts productivity and streamlines development workflows, playing a crucial role in modern software development. Its key benefits include efficient dependency management, simplified version control, and optimized resource utilization, making a reliable package manager essential for contemporary software development. </w:t>
       </w:r>
     </w:p>
     <w:p>
@@ -6112,7 +6303,21 @@
         <w:rPr>
           <w:rFonts w:ascii="Arial" w:hAnsi="Arial" w:cs="Arial"/>
         </w:rPr>
-        <w:t>When the COVID-19 pandemic started, teachers and learners faced difficulties in having quizzes online. The educators made an effort to search trusted media for them to have online quizzes. And with the help of QUIZIZZ, educators were able to teach online. It also has an entertainment area, where there are games. It helped learners to be more engaged in taking quizzes</w:t>
+        <w:t xml:space="preserve">When the COVID-19 pandemic started, teachers and learners faced difficulties in having quizzes online. The educators </w:t>
+      </w:r>
+      <w:proofErr w:type="gramStart"/>
+      <w:r>
+        <w:rPr>
+          <w:rFonts w:ascii="Arial" w:hAnsi="Arial" w:cs="Arial"/>
+        </w:rPr>
+        <w:t>made an effort</w:t>
+      </w:r>
+      <w:proofErr w:type="gramEnd"/>
+      <w:r>
+        <w:rPr>
+          <w:rFonts w:ascii="Arial" w:hAnsi="Arial" w:cs="Arial"/>
+        </w:rPr>
+        <w:t xml:space="preserve"> to search trusted media for them to have online quizzes. And with the help of QUIZIZZ, educators were able to teach online. It also has an entertainment area, where there are games. It helped learners to be more engaged in taking quizzes</w:t>
       </w:r>
       <w:r>
         <w:rPr>
@@ -6124,7 +6329,21 @@
         <w:rPr>
           <w:rFonts w:ascii="Arial" w:hAnsi="Arial" w:cs="Arial"/>
         </w:rPr>
-        <w:t>(Octorina, 2021)</w:t>
+        <w:t>(</w:t>
+      </w:r>
+      <w:proofErr w:type="spellStart"/>
+      <w:r>
+        <w:rPr>
+          <w:rFonts w:ascii="Arial" w:hAnsi="Arial" w:cs="Arial"/>
+        </w:rPr>
+        <w:t>Octorina</w:t>
+      </w:r>
+      <w:proofErr w:type="spellEnd"/>
+      <w:r>
+        <w:rPr>
+          <w:rFonts w:ascii="Arial" w:hAnsi="Arial" w:cs="Arial"/>
+        </w:rPr>
+        <w:t>, 2021)</w:t>
       </w:r>
       <w:r>
         <w:rPr>
@@ -6146,7 +6365,21 @@
         <w:rPr>
           <w:rFonts w:ascii="Arial" w:hAnsi="Arial" w:cs="Arial"/>
         </w:rPr>
-        <w:t xml:space="preserve">As said by Khairka et al. (2024), the normal exam creation process is slow and difficult for both educators and learners, which leads to delays in result declaration. Multiple-choice questions (MCQs) are identified as the easy way of assessing student knowledge. </w:t>
+        <w:t xml:space="preserve">As said by </w:t>
+      </w:r>
+      <w:proofErr w:type="spellStart"/>
+      <w:r>
+        <w:rPr>
+          <w:rFonts w:ascii="Arial" w:hAnsi="Arial" w:cs="Arial"/>
+        </w:rPr>
+        <w:t>Khairka</w:t>
+      </w:r>
+      <w:proofErr w:type="spellEnd"/>
+      <w:r>
+        <w:rPr>
+          <w:rFonts w:ascii="Arial" w:hAnsi="Arial" w:cs="Arial"/>
+        </w:rPr>
+        <w:t xml:space="preserve"> et al. (2024), the normal exam creation process is slow and difficult for both educators and learners, which leads to delays in result declaration. Multiple-choice questions (MCQs) are identified as the easy way of assessing student knowledge. </w:t>
       </w:r>
     </w:p>
     <w:p>
@@ -6199,11 +6432,19 @@
           <w:rFonts w:ascii="Arial" w:hAnsi="Arial" w:cs="Arial"/>
         </w:rPr>
       </w:pPr>
-      <w:r>
-        <w:rPr>
-          <w:rFonts w:ascii="Arial" w:hAnsi="Arial" w:cs="Arial"/>
-        </w:rPr>
-        <w:t xml:space="preserve">Rüth et al. (2021) discussed the basis of mobile quiz apps. Quiz apps have the potential to facilitate remote and self-regulated learning. In this context, automated feedback plays a crucial role. They examined the effects of two feedback types of quiz apps on performance, namely, the standard corrective feedback and feedback that incorporates additional information related to the correct response option. </w:t>
+      <w:proofErr w:type="spellStart"/>
+      <w:r>
+        <w:rPr>
+          <w:rFonts w:ascii="Arial" w:hAnsi="Arial" w:cs="Arial"/>
+        </w:rPr>
+        <w:t>Rüth</w:t>
+      </w:r>
+      <w:proofErr w:type="spellEnd"/>
+      <w:r>
+        <w:rPr>
+          <w:rFonts w:ascii="Arial" w:hAnsi="Arial" w:cs="Arial"/>
+        </w:rPr>
+        <w:t xml:space="preserve"> et al. (2021) discussed the basis of mobile quiz apps. Quiz apps have the potential to facilitate remote and self-regulated learning. In this context, automated feedback plays a crucial role. They examined the effects of two feedback types of quiz apps on performance, namely, the standard corrective feedback and feedback that incorporates additional information related to the correct response option. </w:t>
       </w:r>
     </w:p>
     <w:p>
@@ -6247,7 +6488,21 @@
         <w:rPr>
           <w:rFonts w:ascii="Arial" w:hAnsi="Arial" w:cs="Arial"/>
         </w:rPr>
-        <w:t>(Setyawan, 2019)</w:t>
+        <w:t>(</w:t>
+      </w:r>
+      <w:proofErr w:type="spellStart"/>
+      <w:r>
+        <w:rPr>
+          <w:rFonts w:ascii="Arial" w:hAnsi="Arial" w:cs="Arial"/>
+        </w:rPr>
+        <w:t>Setyawan</w:t>
+      </w:r>
+      <w:proofErr w:type="spellEnd"/>
+      <w:r>
+        <w:rPr>
+          <w:rFonts w:ascii="Arial" w:hAnsi="Arial" w:cs="Arial"/>
+        </w:rPr>
+        <w:t>, 2019)</w:t>
       </w:r>
       <w:r>
         <w:rPr>
@@ -6269,7 +6524,21 @@
         <w:rPr>
           <w:rFonts w:ascii="Arial" w:hAnsi="Arial" w:cs="Arial"/>
         </w:rPr>
-        <w:t xml:space="preserve">According to Munoto et al. (2021), by using M-learning (mobile learning), learners attain more information and enhance their interest in learning due to entertainment. It is a combination of electronic learning (e-learning) and mobile </w:t>
+        <w:t xml:space="preserve">According to </w:t>
+      </w:r>
+      <w:proofErr w:type="spellStart"/>
+      <w:r>
+        <w:rPr>
+          <w:rFonts w:ascii="Arial" w:hAnsi="Arial" w:cs="Arial"/>
+        </w:rPr>
+        <w:t>Munoto</w:t>
+      </w:r>
+      <w:proofErr w:type="spellEnd"/>
+      <w:r>
+        <w:rPr>
+          <w:rFonts w:ascii="Arial" w:hAnsi="Arial" w:cs="Arial"/>
+        </w:rPr>
+        <w:t xml:space="preserve"> et al. (2021), by using M-learning (mobile learning), learners attain more information and enhance their interest in learning due to entertainment. It is a combination of electronic learning (e-learning) and mobile </w:t>
       </w:r>
       <w:r>
         <w:rPr>
@@ -6292,7 +6561,35 @@
         <w:rPr>
           <w:rFonts w:ascii="Arial" w:hAnsi="Arial" w:cs="Arial"/>
         </w:rPr>
-        <w:t xml:space="preserve">Based on the study of Smiderle et al. (2020), similar to how games can improve specific skills and maximize learning, gamification of education can increase student engagement levels. They have examined how gamification affects students' behavior, learning, and engagement based on their personality traits. Their findings indicated that the effect of gamification depends on the user's characteristics. </w:t>
+        <w:t xml:space="preserve">Based on the study of </w:t>
+      </w:r>
+      <w:proofErr w:type="spellStart"/>
+      <w:r>
+        <w:rPr>
+          <w:rFonts w:ascii="Arial" w:hAnsi="Arial" w:cs="Arial"/>
+        </w:rPr>
+        <w:t>Smiderle</w:t>
+      </w:r>
+      <w:proofErr w:type="spellEnd"/>
+      <w:r>
+        <w:rPr>
+          <w:rFonts w:ascii="Arial" w:hAnsi="Arial" w:cs="Arial"/>
+        </w:rPr>
+        <w:t xml:space="preserve"> et al. (2020), </w:t>
+      </w:r>
+      <w:proofErr w:type="gramStart"/>
+      <w:r>
+        <w:rPr>
+          <w:rFonts w:ascii="Arial" w:hAnsi="Arial" w:cs="Arial"/>
+        </w:rPr>
+        <w:t>similar to</w:t>
+      </w:r>
+      <w:proofErr w:type="gramEnd"/>
+      <w:r>
+        <w:rPr>
+          <w:rFonts w:ascii="Arial" w:hAnsi="Arial" w:cs="Arial"/>
+        </w:rPr>
+        <w:t xml:space="preserve"> how games can improve specific skills and maximize learning, gamification of education can increase student engagement levels. They have examined how gamification affects students' behavior, learning, and engagement based on their personality traits. Their findings indicated that the effect of gamification depends on the user's characteristics. </w:t>
       </w:r>
     </w:p>
     <w:p>
@@ -6308,7 +6605,21 @@
         <w:rPr>
           <w:rFonts w:ascii="Arial" w:hAnsi="Arial" w:cs="Arial"/>
         </w:rPr>
-        <w:t>Quizzes are used to test the understanding of a given material. And in e-learning, quizzes are typically conducted online. Online quizzes often have a time schedule, a time limit, and a limited number of attempts to answer. If students take tests at the same time, most are extremely likely to fail, especially if the network is unstable. To address this issue, a desktop-based offline quiz application was developed. Students use the offline quiz program to view all of the available quizzes. While answering is completed offline, downloading and uploading processes still require an internet connection</w:t>
+        <w:t xml:space="preserve">Quizzes are used to test the understanding of a given material. And in e-learning, quizzes are typically conducted online. Online quizzes often have a time schedule, a time limit, and a limited number of attempts to answer. If students take tests at the same time, most are extremely likely to fail, especially if the network is unstable. To address this issue, a desktop-based offline quiz application was developed. Students use the offline quiz program to view </w:t>
+      </w:r>
+      <w:proofErr w:type="gramStart"/>
+      <w:r>
+        <w:rPr>
+          <w:rFonts w:ascii="Arial" w:hAnsi="Arial" w:cs="Arial"/>
+        </w:rPr>
+        <w:t>all of</w:t>
+      </w:r>
+      <w:proofErr w:type="gramEnd"/>
+      <w:r>
+        <w:rPr>
+          <w:rFonts w:ascii="Arial" w:hAnsi="Arial" w:cs="Arial"/>
+        </w:rPr>
+        <w:t xml:space="preserve"> the available quizzes. While answering is completed offline, downloading and uploading processes still require an internet connection</w:t>
       </w:r>
       <w:r>
         <w:rPr>
@@ -6320,7 +6631,21 @@
         <w:rPr>
           <w:rFonts w:ascii="Arial" w:hAnsi="Arial" w:cs="Arial"/>
         </w:rPr>
-        <w:t>(Mutiawani et al., 2020)</w:t>
+        <w:t>(</w:t>
+      </w:r>
+      <w:proofErr w:type="spellStart"/>
+      <w:r>
+        <w:rPr>
+          <w:rFonts w:ascii="Arial" w:hAnsi="Arial" w:cs="Arial"/>
+        </w:rPr>
+        <w:t>Mutiawani</w:t>
+      </w:r>
+      <w:proofErr w:type="spellEnd"/>
+      <w:r>
+        <w:rPr>
+          <w:rFonts w:ascii="Arial" w:hAnsi="Arial" w:cs="Arial"/>
+        </w:rPr>
+        <w:t xml:space="preserve"> et al., 2020)</w:t>
       </w:r>
       <w:r>
         <w:rPr>
@@ -6442,7 +6767,7 @@
               </wp:anchor>
             </w:drawing>
           </mc:Choice>
-          <mc:Fallback xmlns:oel="http://schemas.microsoft.com/office/2019/extlst" xmlns:w16du="http://schemas.microsoft.com/office/word/2023/wordml/word16du" xmlns:w16sdtfl="http://schemas.microsoft.com/office/word/2024/wordml/sdtformatlock">
+          <mc:Fallback>
             <w:pict>
               <v:rect w14:anchorId="0559B352" id="Rectangle 29" o:spid="_x0000_s1026" style="position:absolute;margin-left:404.75pt;margin-top:-44.45pt;width:36.3pt;height:28.8pt;z-index:251664384;visibility:visible;mso-wrap-style:square;mso-wrap-distance-left:9pt;mso-wrap-distance-top:0;mso-wrap-distance-right:9pt;mso-wrap-distance-bottom:0;mso-position-horizontal:absolute;mso-position-horizontal-relative:text;mso-position-vertical:absolute;mso-position-vertical-relative:text;v-text-anchor:middle" o:gfxdata="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" fillcolor="white [3201]" strokecolor="white [3212]" strokeweight="1pt"/>
             </w:pict>
@@ -7291,7 +7616,25 @@
                 <w:b/>
                 <w:bCs/>
               </w:rPr>
-              <w:t>Amount (Php)</w:t>
+              <w:t>Amount (</w:t>
+            </w:r>
+            <w:proofErr w:type="spellStart"/>
+            <w:r>
+              <w:rPr>
+                <w:rFonts w:ascii="Arial" w:hAnsi="Arial" w:cs="Arial"/>
+                <w:b/>
+                <w:bCs/>
+              </w:rPr>
+              <w:t>Php</w:t>
+            </w:r>
+            <w:proofErr w:type="spellEnd"/>
+            <w:r>
+              <w:rPr>
+                <w:rFonts w:ascii="Arial" w:hAnsi="Arial" w:cs="Arial"/>
+                <w:b/>
+                <w:bCs/>
+              </w:rPr>
+              <w:t>)</w:t>
             </w:r>
           </w:p>
         </w:tc>
@@ -9806,7 +10149,7 @@
               </wp:anchor>
             </w:drawing>
           </mc:Choice>
-          <mc:Fallback xmlns:oel="http://schemas.microsoft.com/office/2019/extlst" xmlns:w16du="http://schemas.microsoft.com/office/word/2023/wordml/word16du" xmlns:w16sdtfl="http://schemas.microsoft.com/office/word/2024/wordml/sdtformatlock">
+          <mc:Fallback>
             <w:pict>
               <v:rect w14:anchorId="10AF8543" id="Rectangle 31" o:spid="_x0000_s1026" style="position:absolute;margin-left:411.05pt;margin-top:-37.55pt;width:35.7pt;height:23.8pt;z-index:251665408;visibility:visible;mso-wrap-style:square;mso-wrap-distance-left:9pt;mso-wrap-distance-top:0;mso-wrap-distance-right:9pt;mso-wrap-distance-bottom:0;mso-position-horizontal:absolute;mso-position-horizontal-relative:text;mso-position-vertical:absolute;mso-position-vertical-relative:text;v-text-anchor:middle" o:gfxdata="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" fillcolor="white [3201]" strokecolor="white [3212]" strokeweight="1pt"/>
             </w:pict>
@@ -11489,11 +11832,19 @@
         </w:rPr>
         <w:t>(</w:t>
       </w:r>
-      <w:r>
-        <w:rPr>
-          <w:rFonts w:ascii="Arial" w:hAnsi="Arial" w:cs="Arial"/>
-        </w:rPr>
-        <w:t>Ifenthaler &amp; Yau, 2020). Such tools reduce manual workload and improve the accuracy of performance tracking, making the process easier and more effective.</w:t>
+      <w:proofErr w:type="spellStart"/>
+      <w:r>
+        <w:rPr>
+          <w:rFonts w:ascii="Arial" w:hAnsi="Arial" w:cs="Arial"/>
+        </w:rPr>
+        <w:t>Ifenthaler</w:t>
+      </w:r>
+      <w:proofErr w:type="spellEnd"/>
+      <w:r>
+        <w:rPr>
+          <w:rFonts w:ascii="Arial" w:hAnsi="Arial" w:cs="Arial"/>
+        </w:rPr>
+        <w:t xml:space="preserve"> &amp; Yau, 2020). Such tools reduce manual workload and improve the accuracy of performance tracking, making the process easier and more effective.</w:t>
       </w:r>
     </w:p>
     <w:p>
@@ -12760,7 +13111,35 @@
         <w:rPr>
           <w:rFonts w:ascii="Arial" w:hAnsi="Arial" w:cs="Arial"/>
         </w:rPr>
-        <w:t>, simple fonts such as sans-serif styles (e.g., Arial, Calibri) improve reading speed and comprehension, especially on screens (Kurniawan &amp; Zaphiris, 2021). Additionally, larger font sizes reduce eye strain and enhance accessibility, making reading easier for users with visual impairments or older adults (Al-Wabil et al., 2021).</w:t>
+        <w:t xml:space="preserve">, simple fonts such as sans-serif styles (e.g., Arial, Calibri) improve reading speed and comprehension, especially on screens (Kurniawan &amp; </w:t>
+      </w:r>
+      <w:proofErr w:type="spellStart"/>
+      <w:r>
+        <w:rPr>
+          <w:rFonts w:ascii="Arial" w:hAnsi="Arial" w:cs="Arial"/>
+        </w:rPr>
+        <w:t>Zaphiris</w:t>
+      </w:r>
+      <w:proofErr w:type="spellEnd"/>
+      <w:r>
+        <w:rPr>
+          <w:rFonts w:ascii="Arial" w:hAnsi="Arial" w:cs="Arial"/>
+        </w:rPr>
+        <w:t>, 2021). Additionally, larger font sizes reduce eye strain and enhance accessibility, making reading easier for users with visual impairments or older adults (Al-</w:t>
+      </w:r>
+      <w:proofErr w:type="spellStart"/>
+      <w:r>
+        <w:rPr>
+          <w:rFonts w:ascii="Arial" w:hAnsi="Arial" w:cs="Arial"/>
+        </w:rPr>
+        <w:t>Wabil</w:t>
+      </w:r>
+      <w:proofErr w:type="spellEnd"/>
+      <w:r>
+        <w:rPr>
+          <w:rFonts w:ascii="Arial" w:hAnsi="Arial" w:cs="Arial"/>
+        </w:rPr>
+        <w:t xml:space="preserve"> et al., 2021).</w:t>
       </w:r>
     </w:p>
     <w:p>
@@ -14118,7 +14497,21 @@
         <w:rPr>
           <w:rFonts w:ascii="Arial" w:hAnsi="Arial" w:cs="Arial"/>
         </w:rPr>
-        <w:t xml:space="preserve"> (Obar &amp; Oeldorf-Hirsch, 2020).</w:t>
+        <w:t xml:space="preserve"> (Obar &amp; </w:t>
+      </w:r>
+      <w:proofErr w:type="spellStart"/>
+      <w:r>
+        <w:rPr>
+          <w:rFonts w:ascii="Arial" w:hAnsi="Arial" w:cs="Arial"/>
+        </w:rPr>
+        <w:t>Oeldorf</w:t>
+      </w:r>
+      <w:proofErr w:type="spellEnd"/>
+      <w:r>
+        <w:rPr>
+          <w:rFonts w:ascii="Arial" w:hAnsi="Arial" w:cs="Arial"/>
+        </w:rPr>
+        <w:t>-Hirsch, 2020).</w:t>
       </w:r>
     </w:p>
     <w:p>
@@ -17288,6 +17681,7 @@
                 <w:szCs w:val="18"/>
               </w:rPr>
             </w:pPr>
+            <w:proofErr w:type="spellStart"/>
             <w:r>
               <w:rPr>
                 <w:rFonts w:ascii="Arial" w:hAnsi="Arial" w:cs="Arial"/>
@@ -17298,6 +17692,7 @@
               </w:rPr>
               <w:t>df</w:t>
             </w:r>
+            <w:proofErr w:type="spellEnd"/>
           </w:p>
         </w:tc>
         <w:tc>
@@ -18526,12 +18921,14 @@
         </w:rPr>
         <w:t xml:space="preserve"> </w:t>
       </w:r>
+      <w:proofErr w:type="spellStart"/>
       <w:r>
         <w:rPr>
           <w:rFonts w:ascii="Arial" w:hAnsi="Arial" w:cs="Arial"/>
         </w:rPr>
         <w:t>Alshamrani</w:t>
       </w:r>
+      <w:proofErr w:type="spellEnd"/>
       <w:r>
         <w:rPr>
           <w:rFonts w:ascii="Arial" w:hAnsi="Arial" w:cs="Arial"/>
@@ -18542,7 +18939,21 @@
         <w:rPr>
           <w:rFonts w:ascii="Arial" w:hAnsi="Arial" w:cs="Arial"/>
         </w:rPr>
-        <w:t xml:space="preserve"> Bahattab (2023)</w:t>
+        <w:t xml:space="preserve"> </w:t>
+      </w:r>
+      <w:proofErr w:type="spellStart"/>
+      <w:r>
+        <w:rPr>
+          <w:rFonts w:ascii="Arial" w:hAnsi="Arial" w:cs="Arial"/>
+        </w:rPr>
+        <w:t>Bahattab</w:t>
+      </w:r>
+      <w:proofErr w:type="spellEnd"/>
+      <w:r>
+        <w:rPr>
+          <w:rFonts w:ascii="Arial" w:hAnsi="Arial" w:cs="Arial"/>
+        </w:rPr>
+        <w:t xml:space="preserve"> (2023)</w:t>
       </w:r>
       <w:r>
         <w:rPr>
@@ -18815,6 +19226,7 @@
                 <w:szCs w:val="18"/>
               </w:rPr>
             </w:pPr>
+            <w:proofErr w:type="spellStart"/>
             <w:r>
               <w:rPr>
                 <w:rFonts w:ascii="Arial" w:hAnsi="Arial" w:cs="Arial"/>
@@ -18825,6 +19237,7 @@
               </w:rPr>
               <w:t>df</w:t>
             </w:r>
+            <w:proofErr w:type="spellEnd"/>
           </w:p>
         </w:tc>
         <w:tc>
@@ -20299,6 +20712,7 @@
                 <w:szCs w:val="18"/>
               </w:rPr>
             </w:pPr>
+            <w:proofErr w:type="spellStart"/>
             <w:r>
               <w:rPr>
                 <w:rFonts w:ascii="Arial" w:hAnsi="Arial" w:cs="Arial"/>
@@ -20309,6 +20723,7 @@
               </w:rPr>
               <w:t>df</w:t>
             </w:r>
+            <w:proofErr w:type="spellEnd"/>
           </w:p>
         </w:tc>
         <w:tc>
@@ -21652,7 +22067,7 @@
               </wp:anchor>
             </w:drawing>
           </mc:Choice>
-          <mc:Fallback xmlns:oel="http://schemas.microsoft.com/office/2019/extlst" xmlns:w16du="http://schemas.microsoft.com/office/word/2023/wordml/word16du" xmlns:w16sdtfl="http://schemas.microsoft.com/office/word/2024/wordml/sdtformatlock">
+          <mc:Fallback>
             <w:pict>
               <v:rect w14:anchorId="40D94F4F" id="Rectangle 32" o:spid="_x0000_s1026" style="position:absolute;margin-left:413pt;margin-top:-38pt;width:30.5pt;height:25.5pt;z-index:251666432;visibility:visible;mso-wrap-style:square;mso-wrap-distance-left:9pt;mso-wrap-distance-top:0;mso-wrap-distance-right:9pt;mso-wrap-distance-bottom:0;mso-position-horizontal:absolute;mso-position-horizontal-relative:text;mso-position-vertical:absolute;mso-position-vertical-relative:text;v-text-anchor:middle" o:gfxdata="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" fillcolor="white [3201]" strokecolor="white [3212]" strokeweight="1pt"/>
             </w:pict>
@@ -22893,14 +23308,21 @@
           <w:rFonts w:ascii="Arial" w:hAnsi="Arial" w:cs="Arial"/>
           <w:color w:val="000000" w:themeColor="text1"/>
         </w:rPr>
-        <w:t>The researchers recommend t</w:t>
+        <w:t xml:space="preserve">The researchers recommend </w:t>
       </w:r>
       <w:r>
         <w:rPr>
           <w:rFonts w:ascii="Arial" w:hAnsi="Arial" w:cs="Arial"/>
           <w:color w:val="000000" w:themeColor="text1"/>
         </w:rPr>
-        <w:t>o maximize the usage of the</w:t>
+        <w:t>maximizing</w:t>
+      </w:r>
+      <w:r>
+        <w:rPr>
+          <w:rFonts w:ascii="Arial" w:hAnsi="Arial" w:cs="Arial"/>
+          <w:color w:val="000000" w:themeColor="text1"/>
+        </w:rPr>
+        <w:t xml:space="preserve"> the usage of the</w:t>
       </w:r>
       <w:r>
         <w:rPr>
@@ -23123,7 +23545,61 @@
           <w:bCs/>
           <w:color w:val="000000" w:themeColor="text1"/>
         </w:rPr>
-        <w:t>Ahmed, R. (2023). What Are The Advantages Of Learning Apps For Students Nowadays. https://elearningindustry.com/what-are-the-advantages-of-learning-apps-for-students-nowadays</w:t>
+        <w:t xml:space="preserve">Ahmed, R. (2023). What Are </w:t>
+      </w:r>
+      <w:proofErr w:type="gramStart"/>
+      <w:r>
+        <w:rPr>
+          <w:rFonts w:ascii="Arial" w:hAnsi="Arial" w:cs="Arial"/>
+          <w:bCs/>
+          <w:color w:val="000000" w:themeColor="text1"/>
+        </w:rPr>
+        <w:t>The</w:t>
+      </w:r>
+      <w:proofErr w:type="gramEnd"/>
+      <w:r>
+        <w:rPr>
+          <w:rFonts w:ascii="Arial" w:hAnsi="Arial" w:cs="Arial"/>
+          <w:bCs/>
+          <w:color w:val="000000" w:themeColor="text1"/>
+        </w:rPr>
+        <w:t xml:space="preserve"> Advantages </w:t>
+      </w:r>
+      <w:proofErr w:type="gramStart"/>
+      <w:r>
+        <w:rPr>
+          <w:rFonts w:ascii="Arial" w:hAnsi="Arial" w:cs="Arial"/>
+          <w:bCs/>
+          <w:color w:val="000000" w:themeColor="text1"/>
+        </w:rPr>
+        <w:t>Of</w:t>
+      </w:r>
+      <w:proofErr w:type="gramEnd"/>
+      <w:r>
+        <w:rPr>
+          <w:rFonts w:ascii="Arial" w:hAnsi="Arial" w:cs="Arial"/>
+          <w:bCs/>
+          <w:color w:val="000000" w:themeColor="text1"/>
+        </w:rPr>
+        <w:t xml:space="preserve"> Learning Apps </w:t>
+      </w:r>
+      <w:proofErr w:type="gramStart"/>
+      <w:r>
+        <w:rPr>
+          <w:rFonts w:ascii="Arial" w:hAnsi="Arial" w:cs="Arial"/>
+          <w:bCs/>
+          <w:color w:val="000000" w:themeColor="text1"/>
+        </w:rPr>
+        <w:t>For</w:t>
+      </w:r>
+      <w:proofErr w:type="gramEnd"/>
+      <w:r>
+        <w:rPr>
+          <w:rFonts w:ascii="Arial" w:hAnsi="Arial" w:cs="Arial"/>
+          <w:bCs/>
+          <w:color w:val="000000" w:themeColor="text1"/>
+        </w:rPr>
+        <w:t xml:space="preserve"> Students Nowadays. https://elearningindustry.com/what-are-the-advantages-of-learning-apps-for-students-nowadays</w:t>
       </w:r>
     </w:p>
     <w:p>
@@ -23142,7 +23618,25 @@
           <w:bCs/>
           <w:color w:val="000000" w:themeColor="text1"/>
         </w:rPr>
-        <w:t>Al-Wabil, A., Al-Salman, A., &amp; Alzahrani, A. (2021). Effect of font size and type on readability in digital content. Journal of Educational Computing Research, 59(2), 345–362. https://doi.org/10.1177/0735633120981234</w:t>
+        <w:t>Al-</w:t>
+      </w:r>
+      <w:proofErr w:type="spellStart"/>
+      <w:r>
+        <w:rPr>
+          <w:rFonts w:ascii="Arial" w:hAnsi="Arial" w:cs="Arial"/>
+          <w:bCs/>
+          <w:color w:val="000000" w:themeColor="text1"/>
+        </w:rPr>
+        <w:t>Wabil</w:t>
+      </w:r>
+      <w:proofErr w:type="spellEnd"/>
+      <w:r>
+        <w:rPr>
+          <w:rFonts w:ascii="Arial" w:hAnsi="Arial" w:cs="Arial"/>
+          <w:bCs/>
+          <w:color w:val="000000" w:themeColor="text1"/>
+        </w:rPr>
+        <w:t>, A., Al-Salman, A., &amp; Alzahrani, A. (2021). Effect of font size and type on readability in digital content. Journal of Educational Computing Research, 59(2), 345–362. https://doi.org/10.1177/0735633120981234</w:t>
       </w:r>
     </w:p>
     <w:p>
@@ -23155,13 +23649,41 @@
           <w:color w:val="000000" w:themeColor="text1"/>
         </w:rPr>
       </w:pPr>
+      <w:proofErr w:type="spellStart"/>
       <w:r>
         <w:rPr>
           <w:rFonts w:ascii="Arial" w:hAnsi="Arial" w:cs="Arial"/>
           <w:bCs/>
           <w:color w:val="000000" w:themeColor="text1"/>
         </w:rPr>
-        <w:t>Alshamrani, A., &amp; Bahattab, A. (2023). Evaluating the impact of usability and graphical performance on user experience. Journal of Systems and Software, 198, 111345. https://doi.org/10.1016/j.jss.2023.111345</w:t>
+        <w:t>Alshamrani</w:t>
+      </w:r>
+      <w:proofErr w:type="spellEnd"/>
+      <w:r>
+        <w:rPr>
+          <w:rFonts w:ascii="Arial" w:hAnsi="Arial" w:cs="Arial"/>
+          <w:bCs/>
+          <w:color w:val="000000" w:themeColor="text1"/>
+        </w:rPr>
+        <w:t xml:space="preserve">, A., &amp; </w:t>
+      </w:r>
+      <w:proofErr w:type="spellStart"/>
+      <w:r>
+        <w:rPr>
+          <w:rFonts w:ascii="Arial" w:hAnsi="Arial" w:cs="Arial"/>
+          <w:bCs/>
+          <w:color w:val="000000" w:themeColor="text1"/>
+        </w:rPr>
+        <w:t>Bahattab</w:t>
+      </w:r>
+      <w:proofErr w:type="spellEnd"/>
+      <w:r>
+        <w:rPr>
+          <w:rFonts w:ascii="Arial" w:hAnsi="Arial" w:cs="Arial"/>
+          <w:bCs/>
+          <w:color w:val="000000" w:themeColor="text1"/>
+        </w:rPr>
+        <w:t>, A. (2023). Evaluating the impact of usability and graphical performance on user experience. Journal of Systems and Software, 198, 111345. https://doi.org/10.1016/j.jss.2023.111345</w:t>
       </w:r>
     </w:p>
     <w:p>
@@ -23253,7 +23775,25 @@
           <w:bCs/>
           <w:color w:val="000000" w:themeColor="text1"/>
         </w:rPr>
-        <w:t>What Is JavaScript Used For?. Coursera. https://www.coursera.org/articles/what-is-javascript-used-For</w:t>
+        <w:t xml:space="preserve">What Is JavaScript Used </w:t>
+      </w:r>
+      <w:proofErr w:type="gramStart"/>
+      <w:r>
+        <w:rPr>
+          <w:rFonts w:ascii="Arial" w:hAnsi="Arial" w:cs="Arial"/>
+          <w:bCs/>
+          <w:color w:val="000000" w:themeColor="text1"/>
+        </w:rPr>
+        <w:t>For?.</w:t>
+      </w:r>
+      <w:proofErr w:type="gramEnd"/>
+      <w:r>
+        <w:rPr>
+          <w:rFonts w:ascii="Arial" w:hAnsi="Arial" w:cs="Arial"/>
+          <w:bCs/>
+          <w:color w:val="000000" w:themeColor="text1"/>
+        </w:rPr>
+        <w:t xml:space="preserve"> Coursera. https://www.coursera.org/articles/what-is-javascript-used-For</w:t>
       </w:r>
     </w:p>
     <w:p>
@@ -23273,7 +23813,25 @@
           <w:color w:val="000000" w:themeColor="text1"/>
         </w:rPr>
         <w:lastRenderedPageBreak/>
-        <w:t>Dukes, E. (2023). How To Make An Educational Application. https://citizenside.com/technology/how-to-make-an-educational-application/</w:t>
+        <w:t xml:space="preserve">Dukes, E. (2023). How To Make </w:t>
+      </w:r>
+      <w:proofErr w:type="gramStart"/>
+      <w:r>
+        <w:rPr>
+          <w:rFonts w:ascii="Arial" w:hAnsi="Arial" w:cs="Arial"/>
+          <w:bCs/>
+          <w:color w:val="000000" w:themeColor="text1"/>
+        </w:rPr>
+        <w:t>An</w:t>
+      </w:r>
+      <w:proofErr w:type="gramEnd"/>
+      <w:r>
+        <w:rPr>
+          <w:rFonts w:ascii="Arial" w:hAnsi="Arial" w:cs="Arial"/>
+          <w:bCs/>
+          <w:color w:val="000000" w:themeColor="text1"/>
+        </w:rPr>
+        <w:t xml:space="preserve"> Educational Application. https://citizenside.com/technology/how-to-make-an-educational-application/</w:t>
       </w:r>
     </w:p>
     <w:p>
@@ -23402,13 +23960,23 @@
           <w:color w:val="000000" w:themeColor="text1"/>
         </w:rPr>
       </w:pPr>
+      <w:proofErr w:type="spellStart"/>
       <w:r>
         <w:rPr>
           <w:rFonts w:ascii="Arial" w:hAnsi="Arial" w:cs="Arial"/>
           <w:bCs/>
           <w:color w:val="000000" w:themeColor="text1"/>
         </w:rPr>
-        <w:t>Gumasing, M. J. J., Dahilig, J. A. V., Taw, C. A. Y., &amp; Valeriano, C. (2022, June). Effects of Boredom on the Academic Engagement of Students during Online Class. In Proceeding of the 7th North American International Conference on Industrial Engineering and Operations Management, Orlando, Florida, USA (pp. 12-14).</w:t>
+        <w:t>Gumasing</w:t>
+      </w:r>
+      <w:proofErr w:type="spellEnd"/>
+      <w:r>
+        <w:rPr>
+          <w:rFonts w:ascii="Arial" w:hAnsi="Arial" w:cs="Arial"/>
+          <w:bCs/>
+          <w:color w:val="000000" w:themeColor="text1"/>
+        </w:rPr>
+        <w:t>, M. J. J., Dahilig, J. A. V., Taw, C. A. Y., &amp; Valeriano, C. (2022, June). Effects of Boredom on the Academic Engagement of Students during Online Class. In Proceeding of the 7th North American International Conference on Industrial Engineering and Operations Management, Orlando, Florida, USA (pp. 12-14).</w:t>
       </w:r>
       <w:r>
         <w:rPr>
@@ -23444,7 +24012,25 @@
           <w:color w:val="000000" w:themeColor="text1"/>
         </w:rPr>
         <w:lastRenderedPageBreak/>
-        <w:t>Harężlak, R. (2024). 10 Successful Companies Using Node.js. Selleo. https://selleo.com/blog/10-successful-companies-using-nodejs</w:t>
+        <w:t xml:space="preserve">Harężlak, R. (2024). 10 Successful Companies Using Node.js. </w:t>
+      </w:r>
+      <w:proofErr w:type="spellStart"/>
+      <w:r>
+        <w:rPr>
+          <w:rFonts w:ascii="Arial" w:hAnsi="Arial" w:cs="Arial"/>
+          <w:bCs/>
+          <w:color w:val="000000" w:themeColor="text1"/>
+        </w:rPr>
+        <w:t>Selleo</w:t>
+      </w:r>
+      <w:proofErr w:type="spellEnd"/>
+      <w:r>
+        <w:rPr>
+          <w:rFonts w:ascii="Arial" w:hAnsi="Arial" w:cs="Arial"/>
+          <w:bCs/>
+          <w:color w:val="000000" w:themeColor="text1"/>
+        </w:rPr>
+        <w:t>. https://selleo.com/blog/10-successful-companies-using-nodejs</w:t>
       </w:r>
     </w:p>
     <w:p>
@@ -23522,7 +24108,25 @@
           <w:bCs/>
           <w:color w:val="000000" w:themeColor="text1"/>
         </w:rPr>
-        <w:t>Hussain, A., Mkpojiogu, E. O. C., &amp; Kamal, F. M. (2021). Effects of graphical interface usability on user performance in mobile applications. International Journal of Interactive Mobile Technologies, 15(7), 17–34. https://doi.org/10.3991/ijim.v15i07.20677</w:t>
+        <w:t xml:space="preserve">Hussain, A., </w:t>
+      </w:r>
+      <w:proofErr w:type="spellStart"/>
+      <w:r>
+        <w:rPr>
+          <w:rFonts w:ascii="Arial" w:hAnsi="Arial" w:cs="Arial"/>
+          <w:bCs/>
+          <w:color w:val="000000" w:themeColor="text1"/>
+        </w:rPr>
+        <w:t>Mkpojiogu</w:t>
+      </w:r>
+      <w:proofErr w:type="spellEnd"/>
+      <w:r>
+        <w:rPr>
+          <w:rFonts w:ascii="Arial" w:hAnsi="Arial" w:cs="Arial"/>
+          <w:bCs/>
+          <w:color w:val="000000" w:themeColor="text1"/>
+        </w:rPr>
+        <w:t>, E. O. C., &amp; Kamal, F. M. (2021). Effects of graphical interface usability on user performance in mobile applications. International Journal of Interactive Mobile Technologies, 15(7), 17–34. https://doi.org/10.3991/ijim.v15i07.20677</w:t>
       </w:r>
     </w:p>
     <w:p>
@@ -23535,13 +24139,59 @@
           <w:color w:val="000000" w:themeColor="text1"/>
         </w:rPr>
       </w:pPr>
+      <w:proofErr w:type="spellStart"/>
       <w:r>
         <w:rPr>
           <w:rFonts w:ascii="Arial" w:hAnsi="Arial" w:cs="Arial"/>
           <w:bCs/>
           <w:color w:val="000000" w:themeColor="text1"/>
         </w:rPr>
-        <w:t>Ifenthaler, D., &amp; Yau, J. Y.-K. (2020). Utilising learning analytics for study success: Reflections on current empirical findings. In D. Ifenthaler, N. Bellin-Mularski, &amp; D. Mah (Eds.), Implementing learning analytics in higher education (pp. 19–36). Springer. https://doi.org/10.1007/978-3-030-50160-0_2</w:t>
+        <w:t>Ifenthaler</w:t>
+      </w:r>
+      <w:proofErr w:type="spellEnd"/>
+      <w:r>
+        <w:rPr>
+          <w:rFonts w:ascii="Arial" w:hAnsi="Arial" w:cs="Arial"/>
+          <w:bCs/>
+          <w:color w:val="000000" w:themeColor="text1"/>
+        </w:rPr>
+        <w:t xml:space="preserve">, D., &amp; Yau, J. Y.-K. (2020). </w:t>
+      </w:r>
+      <w:proofErr w:type="spellStart"/>
+      <w:r>
+        <w:rPr>
+          <w:rFonts w:ascii="Arial" w:hAnsi="Arial" w:cs="Arial"/>
+          <w:bCs/>
+          <w:color w:val="000000" w:themeColor="text1"/>
+        </w:rPr>
+        <w:t>Utilising</w:t>
+      </w:r>
+      <w:proofErr w:type="spellEnd"/>
+      <w:r>
+        <w:rPr>
+          <w:rFonts w:ascii="Arial" w:hAnsi="Arial" w:cs="Arial"/>
+          <w:bCs/>
+          <w:color w:val="000000" w:themeColor="text1"/>
+        </w:rPr>
+        <w:t xml:space="preserve"> learning analytics for study success: Reflections on current empirical findings. In D. </w:t>
+      </w:r>
+      <w:proofErr w:type="spellStart"/>
+      <w:r>
+        <w:rPr>
+          <w:rFonts w:ascii="Arial" w:hAnsi="Arial" w:cs="Arial"/>
+          <w:bCs/>
+          <w:color w:val="000000" w:themeColor="text1"/>
+        </w:rPr>
+        <w:t>Ifenthaler</w:t>
+      </w:r>
+      <w:proofErr w:type="spellEnd"/>
+      <w:r>
+        <w:rPr>
+          <w:rFonts w:ascii="Arial" w:hAnsi="Arial" w:cs="Arial"/>
+          <w:bCs/>
+          <w:color w:val="000000" w:themeColor="text1"/>
+        </w:rPr>
+        <w:t>, N. Bellin-Mularski, &amp; D. Mah (Eds.), Implementing learning analytics in higher education (pp. 19–36). Springer. https://doi.org/10.1007/978-3-030-50160-0_2</w:t>
       </w:r>
     </w:p>
     <w:p>
@@ -23573,13 +24223,95 @@
           <w:color w:val="000000" w:themeColor="text1"/>
         </w:rPr>
       </w:pPr>
+      <w:proofErr w:type="spellStart"/>
       <w:r>
         <w:rPr>
           <w:rFonts w:ascii="Arial" w:hAnsi="Arial" w:cs="Arial"/>
           <w:bCs/>
           <w:color w:val="000000" w:themeColor="text1"/>
         </w:rPr>
-        <w:t>Khairkar, A., Bulbule, S., Manchalkar, S., Phatate, S., &amp; Soni, K. (2023). Eduassesspro: An Automated Quiz Generator and Exam Creator. Journal of AI-Driven Educational Tools. https://doi.org/10.47392/IRJASH.2024.027</w:t>
+        <w:t>Khairkar</w:t>
+      </w:r>
+      <w:proofErr w:type="spellEnd"/>
+      <w:r>
+        <w:rPr>
+          <w:rFonts w:ascii="Arial" w:hAnsi="Arial" w:cs="Arial"/>
+          <w:bCs/>
+          <w:color w:val="000000" w:themeColor="text1"/>
+        </w:rPr>
+        <w:t xml:space="preserve">, A., </w:t>
+      </w:r>
+      <w:proofErr w:type="spellStart"/>
+      <w:r>
+        <w:rPr>
+          <w:rFonts w:ascii="Arial" w:hAnsi="Arial" w:cs="Arial"/>
+          <w:bCs/>
+          <w:color w:val="000000" w:themeColor="text1"/>
+        </w:rPr>
+        <w:t>Bulbule</w:t>
+      </w:r>
+      <w:proofErr w:type="spellEnd"/>
+      <w:r>
+        <w:rPr>
+          <w:rFonts w:ascii="Arial" w:hAnsi="Arial" w:cs="Arial"/>
+          <w:bCs/>
+          <w:color w:val="000000" w:themeColor="text1"/>
+        </w:rPr>
+        <w:t xml:space="preserve">, S., </w:t>
+      </w:r>
+      <w:proofErr w:type="spellStart"/>
+      <w:r>
+        <w:rPr>
+          <w:rFonts w:ascii="Arial" w:hAnsi="Arial" w:cs="Arial"/>
+          <w:bCs/>
+          <w:color w:val="000000" w:themeColor="text1"/>
+        </w:rPr>
+        <w:t>Manchalkar</w:t>
+      </w:r>
+      <w:proofErr w:type="spellEnd"/>
+      <w:r>
+        <w:rPr>
+          <w:rFonts w:ascii="Arial" w:hAnsi="Arial" w:cs="Arial"/>
+          <w:bCs/>
+          <w:color w:val="000000" w:themeColor="text1"/>
+        </w:rPr>
+        <w:t xml:space="preserve">, S., </w:t>
+      </w:r>
+      <w:proofErr w:type="spellStart"/>
+      <w:r>
+        <w:rPr>
+          <w:rFonts w:ascii="Arial" w:hAnsi="Arial" w:cs="Arial"/>
+          <w:bCs/>
+          <w:color w:val="000000" w:themeColor="text1"/>
+        </w:rPr>
+        <w:t>Phatate</w:t>
+      </w:r>
+      <w:proofErr w:type="spellEnd"/>
+      <w:r>
+        <w:rPr>
+          <w:rFonts w:ascii="Arial" w:hAnsi="Arial" w:cs="Arial"/>
+          <w:bCs/>
+          <w:color w:val="000000" w:themeColor="text1"/>
+        </w:rPr>
+        <w:t xml:space="preserve">, S., &amp; Soni, K. (2023). </w:t>
+      </w:r>
+      <w:proofErr w:type="spellStart"/>
+      <w:r>
+        <w:rPr>
+          <w:rFonts w:ascii="Arial" w:hAnsi="Arial" w:cs="Arial"/>
+          <w:bCs/>
+          <w:color w:val="000000" w:themeColor="text1"/>
+        </w:rPr>
+        <w:t>Eduassesspro</w:t>
+      </w:r>
+      <w:proofErr w:type="spellEnd"/>
+      <w:r>
+        <w:rPr>
+          <w:rFonts w:ascii="Arial" w:hAnsi="Arial" w:cs="Arial"/>
+          <w:bCs/>
+          <w:color w:val="000000" w:themeColor="text1"/>
+        </w:rPr>
+        <w:t>: An Automated Quiz Generator and Exam Creator. Journal of AI-Driven Educational Tools. https://doi.org/10.47392/IRJASH.2024.027</w:t>
       </w:r>
     </w:p>
     <w:p>
@@ -23592,6 +24324,7 @@
           <w:color w:val="000000" w:themeColor="text1"/>
         </w:rPr>
       </w:pPr>
+      <w:proofErr w:type="spellStart"/>
       <w:r>
         <w:rPr>
           <w:rFonts w:ascii="Arial" w:hAnsi="Arial" w:cs="Arial"/>
@@ -23599,7 +24332,52 @@
           <w:color w:val="000000" w:themeColor="text1"/>
         </w:rPr>
         <w:lastRenderedPageBreak/>
-        <w:t>Khomyn, A. (2025). The Complete Guide To Building Educational Apps In 2024: From Concept To Launch. https://soloway.tech/blog/the-complete-guide-to-building-educational-apps/</w:t>
+        <w:t>Khomyn</w:t>
+      </w:r>
+      <w:proofErr w:type="spellEnd"/>
+      <w:r>
+        <w:rPr>
+          <w:rFonts w:ascii="Arial" w:hAnsi="Arial" w:cs="Arial"/>
+          <w:bCs/>
+          <w:color w:val="000000" w:themeColor="text1"/>
+        </w:rPr>
+        <w:t xml:space="preserve">, A. (2025). The Complete Guide </w:t>
+      </w:r>
+      <w:proofErr w:type="gramStart"/>
+      <w:r>
+        <w:rPr>
+          <w:rFonts w:ascii="Arial" w:hAnsi="Arial" w:cs="Arial"/>
+          <w:bCs/>
+          <w:color w:val="000000" w:themeColor="text1"/>
+        </w:rPr>
+        <w:t>To</w:t>
+      </w:r>
+      <w:proofErr w:type="gramEnd"/>
+      <w:r>
+        <w:rPr>
+          <w:rFonts w:ascii="Arial" w:hAnsi="Arial" w:cs="Arial"/>
+          <w:bCs/>
+          <w:color w:val="000000" w:themeColor="text1"/>
+        </w:rPr>
+        <w:t xml:space="preserve"> Building Educational Apps In 2024: From Concept </w:t>
+      </w:r>
+      <w:proofErr w:type="gramStart"/>
+      <w:r>
+        <w:rPr>
+          <w:rFonts w:ascii="Arial" w:hAnsi="Arial" w:cs="Arial"/>
+          <w:bCs/>
+          <w:color w:val="000000" w:themeColor="text1"/>
+        </w:rPr>
+        <w:t>To</w:t>
+      </w:r>
+      <w:proofErr w:type="gramEnd"/>
+      <w:r>
+        <w:rPr>
+          <w:rFonts w:ascii="Arial" w:hAnsi="Arial" w:cs="Arial"/>
+          <w:bCs/>
+          <w:color w:val="000000" w:themeColor="text1"/>
+        </w:rPr>
+        <w:t xml:space="preserve"> Launch. https://soloway.tech/blog/the-complete-guide-to-building-educational-apps/</w:t>
       </w:r>
     </w:p>
     <w:p>
@@ -23661,7 +24439,25 @@
           <w:bCs/>
           <w:color w:val="000000" w:themeColor="text1"/>
         </w:rPr>
-        <w:t>Kurniawan, S., &amp; Zaphiris, P. (2021). The impact of font and text size on user reading performance. International Journal of Human-Computer Studies, 147, 102563. https://doi.org/10.1016/j.ijhcs.2020.102563</w:t>
+        <w:t xml:space="preserve">Kurniawan, S., &amp; </w:t>
+      </w:r>
+      <w:proofErr w:type="spellStart"/>
+      <w:r>
+        <w:rPr>
+          <w:rFonts w:ascii="Arial" w:hAnsi="Arial" w:cs="Arial"/>
+          <w:bCs/>
+          <w:color w:val="000000" w:themeColor="text1"/>
+        </w:rPr>
+        <w:t>Zaphiris</w:t>
+      </w:r>
+      <w:proofErr w:type="spellEnd"/>
+      <w:r>
+        <w:rPr>
+          <w:rFonts w:ascii="Arial" w:hAnsi="Arial" w:cs="Arial"/>
+          <w:bCs/>
+          <w:color w:val="000000" w:themeColor="text1"/>
+        </w:rPr>
+        <w:t>, P. (2021). The impact of font and text size on user reading performance. International Journal of Human-Computer Studies, 147, 102563. https://doi.org/10.1016/j.ijhcs.2020.102563</w:t>
       </w:r>
     </w:p>
     <w:p>
@@ -23797,7 +24593,25 @@
           <w:bCs/>
           <w:color w:val="000000" w:themeColor="text1"/>
         </w:rPr>
-        <w:t>MDN (n.d.). The WebSocket API (WebSockets). Retrieved August 23, 2025, from https://developer.mozilla.org/docs/Web/API/WebSockets_API</w:t>
+        <w:t>MDN (n.d.). The WebSocket API (</w:t>
+      </w:r>
+      <w:proofErr w:type="spellStart"/>
+      <w:r>
+        <w:rPr>
+          <w:rFonts w:ascii="Arial" w:hAnsi="Arial" w:cs="Arial"/>
+          <w:bCs/>
+          <w:color w:val="000000" w:themeColor="text1"/>
+        </w:rPr>
+        <w:t>WebSockets</w:t>
+      </w:r>
+      <w:proofErr w:type="spellEnd"/>
+      <w:r>
+        <w:rPr>
+          <w:rFonts w:ascii="Arial" w:hAnsi="Arial" w:cs="Arial"/>
+          <w:bCs/>
+          <w:color w:val="000000" w:themeColor="text1"/>
+        </w:rPr>
+        <w:t>). Retrieved August 23, 2025, from https://developer.mozilla.org/docs/Web/API/WebSockets_API</w:t>
       </w:r>
     </w:p>
     <w:p>
@@ -23829,13 +24643,41 @@
           <w:color w:val="000000" w:themeColor="text1"/>
         </w:rPr>
       </w:pPr>
+      <w:proofErr w:type="spellStart"/>
       <w:r>
         <w:rPr>
           <w:rFonts w:ascii="Arial" w:hAnsi="Arial" w:cs="Arial"/>
           <w:bCs/>
           <w:color w:val="000000" w:themeColor="text1"/>
         </w:rPr>
-        <w:t>Munoto, M., Sumbawati, M. S., &amp; Sari, S. F. M. (2021). The use of mobile technology in learning with online and offline systems. International Journal of Information and Communication Technology Education (IJICTE), 17(2), 54-67. http://doi.org/10.4018/IJICTE.2021040104</w:t>
+        <w:t>Munoto</w:t>
+      </w:r>
+      <w:proofErr w:type="spellEnd"/>
+      <w:r>
+        <w:rPr>
+          <w:rFonts w:ascii="Arial" w:hAnsi="Arial" w:cs="Arial"/>
+          <w:bCs/>
+          <w:color w:val="000000" w:themeColor="text1"/>
+        </w:rPr>
+        <w:t xml:space="preserve">, M., </w:t>
+      </w:r>
+      <w:proofErr w:type="spellStart"/>
+      <w:r>
+        <w:rPr>
+          <w:rFonts w:ascii="Arial" w:hAnsi="Arial" w:cs="Arial"/>
+          <w:bCs/>
+          <w:color w:val="000000" w:themeColor="text1"/>
+        </w:rPr>
+        <w:t>Sumbawati</w:t>
+      </w:r>
+      <w:proofErr w:type="spellEnd"/>
+      <w:r>
+        <w:rPr>
+          <w:rFonts w:ascii="Arial" w:hAnsi="Arial" w:cs="Arial"/>
+          <w:bCs/>
+          <w:color w:val="000000" w:themeColor="text1"/>
+        </w:rPr>
+        <w:t>, M. S., &amp; Sari, S. F. M. (2021). The use of mobile technology in learning with online and offline systems. International Journal of Information and Communication Technology Education (IJICTE), 17(2), 54-67. http://doi.org/10.4018/IJICTE.2021040104</w:t>
       </w:r>
     </w:p>
     <w:p>
@@ -23848,13 +24690,41 @@
           <w:color w:val="000000" w:themeColor="text1"/>
         </w:rPr>
       </w:pPr>
+      <w:proofErr w:type="spellStart"/>
       <w:r>
         <w:rPr>
           <w:rFonts w:ascii="Arial" w:hAnsi="Arial" w:cs="Arial"/>
           <w:bCs/>
           <w:color w:val="000000" w:themeColor="text1"/>
         </w:rPr>
-        <w:t>Mutiawani, V., Amrin, N., Saputra, K., &amp; Yunardi, D. H. (2020, November). Developing a Desktop-based Offline Quiz Application. In 2020 IEEE Conference on e-Learning, e-Management and e-Services (IC3e) (pp. 98-103). IEEE. http://doi.org/10.1109/IC3e50159.2020.9288376</w:t>
+        <w:t>Mutiawani</w:t>
+      </w:r>
+      <w:proofErr w:type="spellEnd"/>
+      <w:r>
+        <w:rPr>
+          <w:rFonts w:ascii="Arial" w:hAnsi="Arial" w:cs="Arial"/>
+          <w:bCs/>
+          <w:color w:val="000000" w:themeColor="text1"/>
+        </w:rPr>
+        <w:t xml:space="preserve">, V., Amrin, N., Saputra, K., &amp; </w:t>
+      </w:r>
+      <w:proofErr w:type="spellStart"/>
+      <w:r>
+        <w:rPr>
+          <w:rFonts w:ascii="Arial" w:hAnsi="Arial" w:cs="Arial"/>
+          <w:bCs/>
+          <w:color w:val="000000" w:themeColor="text1"/>
+        </w:rPr>
+        <w:t>Yunardi</w:t>
+      </w:r>
+      <w:proofErr w:type="spellEnd"/>
+      <w:r>
+        <w:rPr>
+          <w:rFonts w:ascii="Arial" w:hAnsi="Arial" w:cs="Arial"/>
+          <w:bCs/>
+          <w:color w:val="000000" w:themeColor="text1"/>
+        </w:rPr>
+        <w:t>, D. H. (2020, November). Developing a Desktop-based Offline Quiz Application. In 2020 IEEE Conference on e-Learning, e-Management and e-Services (IC3e) (pp. 98-103). IEEE. http://doi.org/10.1109/IC3e50159.2020.9288376</w:t>
       </w:r>
     </w:p>
     <w:p>
@@ -23886,13 +24756,23 @@
           <w:color w:val="000000" w:themeColor="text1"/>
         </w:rPr>
       </w:pPr>
+      <w:proofErr w:type="spellStart"/>
       <w:r>
         <w:rPr>
           <w:rFonts w:ascii="Arial" w:hAnsi="Arial" w:cs="Arial"/>
           <w:bCs/>
           <w:color w:val="000000" w:themeColor="text1"/>
         </w:rPr>
-        <w:t>Nineleaps (2025). Package management. Medium. https://medium.com/technology-nineleaps/package-management-d5059784dae4</w:t>
+        <w:t>Nineleaps</w:t>
+      </w:r>
+      <w:proofErr w:type="spellEnd"/>
+      <w:r>
+        <w:rPr>
+          <w:rFonts w:ascii="Arial" w:hAnsi="Arial" w:cs="Arial"/>
+          <w:bCs/>
+          <w:color w:val="000000" w:themeColor="text1"/>
+        </w:rPr>
+        <w:t xml:space="preserve"> (2025). Package management. Medium. https://medium.com/technology-nineleaps/package-management-d5059784dae4</w:t>
       </w:r>
     </w:p>
     <w:p>
@@ -23905,13 +24785,41 @@
           <w:color w:val="000000" w:themeColor="text1"/>
         </w:rPr>
       </w:pPr>
+      <w:proofErr w:type="spellStart"/>
       <w:r>
         <w:rPr>
           <w:rFonts w:ascii="Arial" w:hAnsi="Arial" w:cs="Arial"/>
           <w:bCs/>
           <w:color w:val="000000" w:themeColor="text1"/>
         </w:rPr>
-        <w:t>npm Docs (n.d.). About npm. Retrieved August 25, 2025, from. https://docs.npmjs.com/about-npm#learn-more</w:t>
+        <w:t>npm</w:t>
+      </w:r>
+      <w:proofErr w:type="spellEnd"/>
+      <w:r>
+        <w:rPr>
+          <w:rFonts w:ascii="Arial" w:hAnsi="Arial" w:cs="Arial"/>
+          <w:bCs/>
+          <w:color w:val="000000" w:themeColor="text1"/>
+        </w:rPr>
+        <w:t xml:space="preserve"> Docs (n.d.). About </w:t>
+      </w:r>
+      <w:proofErr w:type="spellStart"/>
+      <w:r>
+        <w:rPr>
+          <w:rFonts w:ascii="Arial" w:hAnsi="Arial" w:cs="Arial"/>
+          <w:bCs/>
+          <w:color w:val="000000" w:themeColor="text1"/>
+        </w:rPr>
+        <w:t>npm</w:t>
+      </w:r>
+      <w:proofErr w:type="spellEnd"/>
+      <w:r>
+        <w:rPr>
+          <w:rFonts w:ascii="Arial" w:hAnsi="Arial" w:cs="Arial"/>
+          <w:bCs/>
+          <w:color w:val="000000" w:themeColor="text1"/>
+        </w:rPr>
+        <w:t>. Retrieved August 25, 2025, from. https://docs.npmjs.com/about-npm#learn-more</w:t>
       </w:r>
     </w:p>
     <w:p>
@@ -23924,6 +24832,7 @@
           <w:color w:val="000000" w:themeColor="text1"/>
         </w:rPr>
       </w:pPr>
+      <w:proofErr w:type="spellStart"/>
       <w:r>
         <w:rPr>
           <w:rFonts w:ascii="Arial" w:hAnsi="Arial" w:cs="Arial"/>
@@ -23931,7 +24840,160 @@
           <w:color w:val="000000" w:themeColor="text1"/>
         </w:rPr>
         <w:lastRenderedPageBreak/>
-        <w:t>Octorina, A. (2021). Implementasi aplikasi quizizz untuk meningkatkan kehadiran dan hasil belajar IPS. SOSEARCH: Social Science Educational Research, 1(2), 68-76. https://doi.org/10.26740/sosearch.v1n2.p68-76</w:t>
+        <w:t>Octorina</w:t>
+      </w:r>
+      <w:proofErr w:type="spellEnd"/>
+      <w:r>
+        <w:rPr>
+          <w:rFonts w:ascii="Arial" w:hAnsi="Arial" w:cs="Arial"/>
+          <w:bCs/>
+          <w:color w:val="000000" w:themeColor="text1"/>
+        </w:rPr>
+        <w:t xml:space="preserve">, A. (2021). </w:t>
+      </w:r>
+      <w:proofErr w:type="spellStart"/>
+      <w:r>
+        <w:rPr>
+          <w:rFonts w:ascii="Arial" w:hAnsi="Arial" w:cs="Arial"/>
+          <w:bCs/>
+          <w:color w:val="000000" w:themeColor="text1"/>
+        </w:rPr>
+        <w:t>Implementasi</w:t>
+      </w:r>
+      <w:proofErr w:type="spellEnd"/>
+      <w:r>
+        <w:rPr>
+          <w:rFonts w:ascii="Arial" w:hAnsi="Arial" w:cs="Arial"/>
+          <w:bCs/>
+          <w:color w:val="000000" w:themeColor="text1"/>
+        </w:rPr>
+        <w:t xml:space="preserve"> </w:t>
+      </w:r>
+      <w:proofErr w:type="spellStart"/>
+      <w:r>
+        <w:rPr>
+          <w:rFonts w:ascii="Arial" w:hAnsi="Arial" w:cs="Arial"/>
+          <w:bCs/>
+          <w:color w:val="000000" w:themeColor="text1"/>
+        </w:rPr>
+        <w:t>aplikasi</w:t>
+      </w:r>
+      <w:proofErr w:type="spellEnd"/>
+      <w:r>
+        <w:rPr>
+          <w:rFonts w:ascii="Arial" w:hAnsi="Arial" w:cs="Arial"/>
+          <w:bCs/>
+          <w:color w:val="000000" w:themeColor="text1"/>
+        </w:rPr>
+        <w:t xml:space="preserve"> </w:t>
+      </w:r>
+      <w:proofErr w:type="spellStart"/>
+      <w:r>
+        <w:rPr>
+          <w:rFonts w:ascii="Arial" w:hAnsi="Arial" w:cs="Arial"/>
+          <w:bCs/>
+          <w:color w:val="000000" w:themeColor="text1"/>
+        </w:rPr>
+        <w:t>quizizz</w:t>
+      </w:r>
+      <w:proofErr w:type="spellEnd"/>
+      <w:r>
+        <w:rPr>
+          <w:rFonts w:ascii="Arial" w:hAnsi="Arial" w:cs="Arial"/>
+          <w:bCs/>
+          <w:color w:val="000000" w:themeColor="text1"/>
+        </w:rPr>
+        <w:t xml:space="preserve"> </w:t>
+      </w:r>
+      <w:proofErr w:type="spellStart"/>
+      <w:r>
+        <w:rPr>
+          <w:rFonts w:ascii="Arial" w:hAnsi="Arial" w:cs="Arial"/>
+          <w:bCs/>
+          <w:color w:val="000000" w:themeColor="text1"/>
+        </w:rPr>
+        <w:t>untuk</w:t>
+      </w:r>
+      <w:proofErr w:type="spellEnd"/>
+      <w:r>
+        <w:rPr>
+          <w:rFonts w:ascii="Arial" w:hAnsi="Arial" w:cs="Arial"/>
+          <w:bCs/>
+          <w:color w:val="000000" w:themeColor="text1"/>
+        </w:rPr>
+        <w:t xml:space="preserve"> </w:t>
+      </w:r>
+      <w:proofErr w:type="spellStart"/>
+      <w:r>
+        <w:rPr>
+          <w:rFonts w:ascii="Arial" w:hAnsi="Arial" w:cs="Arial"/>
+          <w:bCs/>
+          <w:color w:val="000000" w:themeColor="text1"/>
+        </w:rPr>
+        <w:t>meningkatkan</w:t>
+      </w:r>
+      <w:proofErr w:type="spellEnd"/>
+      <w:r>
+        <w:rPr>
+          <w:rFonts w:ascii="Arial" w:hAnsi="Arial" w:cs="Arial"/>
+          <w:bCs/>
+          <w:color w:val="000000" w:themeColor="text1"/>
+        </w:rPr>
+        <w:t xml:space="preserve"> </w:t>
+      </w:r>
+      <w:proofErr w:type="spellStart"/>
+      <w:r>
+        <w:rPr>
+          <w:rFonts w:ascii="Arial" w:hAnsi="Arial" w:cs="Arial"/>
+          <w:bCs/>
+          <w:color w:val="000000" w:themeColor="text1"/>
+        </w:rPr>
+        <w:t>kehadiran</w:t>
+      </w:r>
+      <w:proofErr w:type="spellEnd"/>
+      <w:r>
+        <w:rPr>
+          <w:rFonts w:ascii="Arial" w:hAnsi="Arial" w:cs="Arial"/>
+          <w:bCs/>
+          <w:color w:val="000000" w:themeColor="text1"/>
+        </w:rPr>
+        <w:t xml:space="preserve"> dan </w:t>
+      </w:r>
+      <w:proofErr w:type="spellStart"/>
+      <w:r>
+        <w:rPr>
+          <w:rFonts w:ascii="Arial" w:hAnsi="Arial" w:cs="Arial"/>
+          <w:bCs/>
+          <w:color w:val="000000" w:themeColor="text1"/>
+        </w:rPr>
+        <w:t>hasil</w:t>
+      </w:r>
+      <w:proofErr w:type="spellEnd"/>
+      <w:r>
+        <w:rPr>
+          <w:rFonts w:ascii="Arial" w:hAnsi="Arial" w:cs="Arial"/>
+          <w:bCs/>
+          <w:color w:val="000000" w:themeColor="text1"/>
+        </w:rPr>
+        <w:t xml:space="preserve"> </w:t>
+      </w:r>
+      <w:proofErr w:type="spellStart"/>
+      <w:r>
+        <w:rPr>
+          <w:rFonts w:ascii="Arial" w:hAnsi="Arial" w:cs="Arial"/>
+          <w:bCs/>
+          <w:color w:val="000000" w:themeColor="text1"/>
+        </w:rPr>
+        <w:t>belajar</w:t>
+      </w:r>
+      <w:proofErr w:type="spellEnd"/>
+      <w:r>
+        <w:rPr>
+          <w:rFonts w:ascii="Arial" w:hAnsi="Arial" w:cs="Arial"/>
+          <w:bCs/>
+          <w:color w:val="000000" w:themeColor="text1"/>
+        </w:rPr>
+        <w:t xml:space="preserve"> IPS. SOSEARCH: Social Science Educational Research, 1(2), 68-76. https://doi.org/10.26740/sosearch.v1n2.p68-76</w:t>
       </w:r>
     </w:p>
     <w:p>
@@ -23960,13 +25022,23 @@
         </w:rPr>
         <w:t xml:space="preserve"> </w:t>
       </w:r>
+      <w:proofErr w:type="spellStart"/>
       <w:r>
         <w:rPr>
           <w:rFonts w:ascii="Arial" w:hAnsi="Arial" w:cs="Arial"/>
           <w:bCs/>
           <w:color w:val="000000" w:themeColor="text1"/>
         </w:rPr>
-        <w:t>DevTools: Essential Tricks for Web Development. https://itequia.com/en/essential-tips-to-maximize-the-potential-of-devtools/</w:t>
+        <w:t>DevTools</w:t>
+      </w:r>
+      <w:proofErr w:type="spellEnd"/>
+      <w:r>
+        <w:rPr>
+          <w:rFonts w:ascii="Arial" w:hAnsi="Arial" w:cs="Arial"/>
+          <w:bCs/>
+          <w:color w:val="000000" w:themeColor="text1"/>
+        </w:rPr>
+        <w:t>: Essential Tricks for Web Development. https://itequia.com/en/essential-tips-to-maximize-the-potential-of-devtools/</w:t>
       </w:r>
     </w:p>
     <w:p>
@@ -24001,7 +25073,25 @@
           <w:bCs/>
           <w:color w:val="000000" w:themeColor="text1"/>
         </w:rPr>
-        <w:t>(2020). Package manager. Devopeida. https://devopedia.org/package-manager</w:t>
+        <w:t xml:space="preserve">(2020). Package manager. </w:t>
+      </w:r>
+      <w:proofErr w:type="spellStart"/>
+      <w:r>
+        <w:rPr>
+          <w:rFonts w:ascii="Arial" w:hAnsi="Arial" w:cs="Arial"/>
+          <w:bCs/>
+          <w:color w:val="000000" w:themeColor="text1"/>
+        </w:rPr>
+        <w:t>Devopeida</w:t>
+      </w:r>
+      <w:proofErr w:type="spellEnd"/>
+      <w:r>
+        <w:rPr>
+          <w:rFonts w:ascii="Arial" w:hAnsi="Arial" w:cs="Arial"/>
+          <w:bCs/>
+          <w:color w:val="000000" w:themeColor="text1"/>
+        </w:rPr>
+        <w:t>. https://devopedia.org/package-manager</w:t>
       </w:r>
     </w:p>
     <w:p>
@@ -24020,7 +25110,43 @@
           <w:bCs/>
           <w:color w:val="000000" w:themeColor="text1"/>
         </w:rPr>
-        <w:t>Patro, R. (2023). Application Development: The Significance Of Testing And Debugging. https://5datainc.com/application-development-the-significance-of-testing-and-debugging/</w:t>
+        <w:t xml:space="preserve">Patro, R. (2023). Application Development: The Significance </w:t>
+      </w:r>
+      <w:proofErr w:type="gramStart"/>
+      <w:r>
+        <w:rPr>
+          <w:rFonts w:ascii="Arial" w:hAnsi="Arial" w:cs="Arial"/>
+          <w:bCs/>
+          <w:color w:val="000000" w:themeColor="text1"/>
+        </w:rPr>
+        <w:t>Of</w:t>
+      </w:r>
+      <w:proofErr w:type="gramEnd"/>
+      <w:r>
+        <w:rPr>
+          <w:rFonts w:ascii="Arial" w:hAnsi="Arial" w:cs="Arial"/>
+          <w:bCs/>
+          <w:color w:val="000000" w:themeColor="text1"/>
+        </w:rPr>
+        <w:t xml:space="preserve"> Testing </w:t>
+      </w:r>
+      <w:proofErr w:type="gramStart"/>
+      <w:r>
+        <w:rPr>
+          <w:rFonts w:ascii="Arial" w:hAnsi="Arial" w:cs="Arial"/>
+          <w:bCs/>
+          <w:color w:val="000000" w:themeColor="text1"/>
+        </w:rPr>
+        <w:t>And</w:t>
+      </w:r>
+      <w:proofErr w:type="gramEnd"/>
+      <w:r>
+        <w:rPr>
+          <w:rFonts w:ascii="Arial" w:hAnsi="Arial" w:cs="Arial"/>
+          <w:bCs/>
+          <w:color w:val="000000" w:themeColor="text1"/>
+        </w:rPr>
+        <w:t xml:space="preserve"> Debugging. https://5datainc.com/application-development-the-significance-of-testing-and-debugging/</w:t>
       </w:r>
     </w:p>
     <w:p>
@@ -24071,13 +25197,23 @@
           <w:color w:val="000000" w:themeColor="text1"/>
         </w:rPr>
       </w:pPr>
+      <w:proofErr w:type="spellStart"/>
       <w:r>
         <w:rPr>
           <w:rFonts w:ascii="Arial" w:hAnsi="Arial" w:cs="Arial"/>
           <w:bCs/>
           <w:color w:val="000000" w:themeColor="text1"/>
         </w:rPr>
-        <w:t>Rüth, M., Breuer, J., Zimmermann, D., &amp; Kaspar, K. (2021). The effects of different feedback types on learning with mobile quiz apps. Frontiers in Psychology, 12, 665144. http://dx.doi.org/10.3389/fpsyg.2021.665144</w:t>
+        <w:t>Rüth</w:t>
+      </w:r>
+      <w:proofErr w:type="spellEnd"/>
+      <w:r>
+        <w:rPr>
+          <w:rFonts w:ascii="Arial" w:hAnsi="Arial" w:cs="Arial"/>
+          <w:bCs/>
+          <w:color w:val="000000" w:themeColor="text1"/>
+        </w:rPr>
+        <w:t>, M., Breuer, J., Zimmermann, D., &amp; Kaspar, K. (2021). The effects of different feedback types on learning with mobile quiz apps. Frontiers in Psychology, 12, 665144. http://dx.doi.org/10.3389/fpsyg.2021.665144</w:t>
       </w:r>
     </w:p>
     <w:p>
@@ -24090,6 +25226,7 @@
           <w:color w:val="000000" w:themeColor="text1"/>
         </w:rPr>
       </w:pPr>
+      <w:proofErr w:type="spellStart"/>
       <w:r>
         <w:rPr>
           <w:rFonts w:ascii="Arial" w:hAnsi="Arial" w:cs="Arial"/>
@@ -24097,7 +25234,52 @@
           <w:color w:val="000000" w:themeColor="text1"/>
         </w:rPr>
         <w:lastRenderedPageBreak/>
-        <w:t>Setyawan, H. (2019). Blended method: Online-offline teaching and learning, on students’ reading achievement. English Education: Jurnal Tadris Bahasa Inggris, 12(1), 22-33. https://doi.org/10.2p4042/ee-jtbi.v12i1.4432</w:t>
+        <w:t>Setyawan</w:t>
+      </w:r>
+      <w:proofErr w:type="spellEnd"/>
+      <w:r>
+        <w:rPr>
+          <w:rFonts w:ascii="Arial" w:hAnsi="Arial" w:cs="Arial"/>
+          <w:bCs/>
+          <w:color w:val="000000" w:themeColor="text1"/>
+        </w:rPr>
+        <w:t xml:space="preserve">, H. (2019). Blended method: Online-offline teaching and learning, on students’ reading achievement. English Education: </w:t>
+      </w:r>
+      <w:proofErr w:type="spellStart"/>
+      <w:r>
+        <w:rPr>
+          <w:rFonts w:ascii="Arial" w:hAnsi="Arial" w:cs="Arial"/>
+          <w:bCs/>
+          <w:color w:val="000000" w:themeColor="text1"/>
+        </w:rPr>
+        <w:t>Jurnal</w:t>
+      </w:r>
+      <w:proofErr w:type="spellEnd"/>
+      <w:r>
+        <w:rPr>
+          <w:rFonts w:ascii="Arial" w:hAnsi="Arial" w:cs="Arial"/>
+          <w:bCs/>
+          <w:color w:val="000000" w:themeColor="text1"/>
+        </w:rPr>
+        <w:t xml:space="preserve"> Tadris Bahasa </w:t>
+      </w:r>
+      <w:proofErr w:type="spellStart"/>
+      <w:r>
+        <w:rPr>
+          <w:rFonts w:ascii="Arial" w:hAnsi="Arial" w:cs="Arial"/>
+          <w:bCs/>
+          <w:color w:val="000000" w:themeColor="text1"/>
+        </w:rPr>
+        <w:t>Inggris</w:t>
+      </w:r>
+      <w:proofErr w:type="spellEnd"/>
+      <w:r>
+        <w:rPr>
+          <w:rFonts w:ascii="Arial" w:hAnsi="Arial" w:cs="Arial"/>
+          <w:bCs/>
+          <w:color w:val="000000" w:themeColor="text1"/>
+        </w:rPr>
+        <w:t>, 12(1), 22-33. https://doi.org/10.2p4042/ee-jtbi.v12i1.4432</w:t>
       </w:r>
     </w:p>
     <w:p>
@@ -24183,13 +25365,23 @@
           <w:color w:val="000000" w:themeColor="text1"/>
         </w:rPr>
       </w:pPr>
+      <w:proofErr w:type="spellStart"/>
       <w:r>
         <w:rPr>
           <w:rFonts w:ascii="Arial" w:hAnsi="Arial" w:cs="Arial"/>
           <w:bCs/>
           <w:color w:val="000000" w:themeColor="text1"/>
         </w:rPr>
-        <w:t>UMATechnology. (2025). TCP Protocol: What It Is and Why It’s Important. TCP Protocol: What It Is and Why It’s Important - UMA Technology</w:t>
+        <w:t>UMATechnology</w:t>
+      </w:r>
+      <w:proofErr w:type="spellEnd"/>
+      <w:r>
+        <w:rPr>
+          <w:rFonts w:ascii="Arial" w:hAnsi="Arial" w:cs="Arial"/>
+          <w:bCs/>
+          <w:color w:val="000000" w:themeColor="text1"/>
+        </w:rPr>
+        <w:t>. (2025). TCP Protocol: What It Is and Why It’s Important. TCP Protocol: What It Is and Why It’s Important - UMA Technology</w:t>
       </w:r>
       <w:r>
         <w:rPr>
@@ -24322,7 +25514,25 @@
           <w:bCs/>
           <w:color w:val="000000" w:themeColor="text1"/>
         </w:rPr>
-        <w:t>Xie, X., Li, Y., Ning, Z., Purwanto, E., Li, N., &amp; Wong, K. H. (2023, September). SwiftQuiz-An interactive module to help teachers swiftly create questions and get rich feedback. In 2023 3rd International Conference on Educational Technology (ICET) (pp. 76-80). IEEE. https://doi.org/10.1109/icet59358.2023.10424127</w:t>
+        <w:t xml:space="preserve">Xie, X., Li, Y., Ning, Z., Purwanto, E., Li, N., &amp; Wong, K. H. (2023, September). </w:t>
+      </w:r>
+      <w:proofErr w:type="spellStart"/>
+      <w:r>
+        <w:rPr>
+          <w:rFonts w:ascii="Arial" w:hAnsi="Arial" w:cs="Arial"/>
+          <w:bCs/>
+          <w:color w:val="000000" w:themeColor="text1"/>
+        </w:rPr>
+        <w:t>SwiftQuiz</w:t>
+      </w:r>
+      <w:proofErr w:type="spellEnd"/>
+      <w:r>
+        <w:rPr>
+          <w:rFonts w:ascii="Arial" w:hAnsi="Arial" w:cs="Arial"/>
+          <w:bCs/>
+          <w:color w:val="000000" w:themeColor="text1"/>
+        </w:rPr>
+        <w:t>-An interactive module to help teachers swiftly create questions and get rich feedback. In 2023 3rd International Conference on Educational Technology (ICET) (pp. 76-80). IEEE. https://doi.org/10.1109/icet59358.2023.10424127</w:t>
       </w:r>
     </w:p>
     <w:p>
@@ -30785,7 +31995,7 @@
 </file>
 
 <file path=word/endnotes.xml><?xml version="1.0" encoding="utf-8"?>
-<w:endnotes xmlns:wpc="http://schemas.microsoft.com/office/word/2010/wordprocessingCanvas" xmlns:cx="http://schemas.microsoft.com/office/drawing/2014/chartex" xmlns:cx1="http://schemas.microsoft.com/office/drawing/2015/9/8/chartex" xmlns:cx2="http://schemas.microsoft.com/office/drawing/2015/10/21/chartex" xmlns:cx3="http://schemas.microsoft.com/office/drawing/2016/5/9/chartex" xmlns:cx4="http://schemas.microsoft.com/office/drawing/2016/5/10/chartex" xmlns:cx5="http://schemas.microsoft.com/office/drawing/2016/5/11/chartex" xmlns:cx6="http://schemas.microsoft.com/office/drawing/2016/5/12/chartex" xmlns:cx7="http://schemas.microsoft.com/office/drawing/2016/5/13/chartex" xmlns:cx8="http://schemas.microsoft.com/office/drawing/2016/5/14/chartex" xmlns:mc="http://schemas.openxmlformats.org/markup-compatibility/2006" xmlns:aink="http://schemas.microsoft.com/office/drawing/2016/ink" xmlns:am3d="http://schemas.microsoft.com/office/drawing/2017/model3d" xmlns:o="urn:schemas-microsoft-com:office:office" xmlns:r="http://schemas.openxmlformats.org/officeDocument/2006/relationships" xmlns:m="http://schemas.openxmlformats.org/officeDocument/2006/math" xmlns:v="urn:schemas-microsoft-com:vml" xmlns:wp14="http://schemas.microsoft.com/office/word/2010/wordprocessingDrawing" xmlns:wp="http://schemas.openxmlformats.org/drawingml/2006/wordprocessingDrawing" xmlns:w10="urn:schemas-microsoft-com:office:word" xmlns:w="http://schemas.openxmlformats.org/wordprocessingml/2006/main" xmlns:w14="http://schemas.microsoft.com/office/word/2010/wordml" xmlns:w15="http://schemas.microsoft.com/office/word/2012/wordml" xmlns:w16cex="http://schemas.microsoft.com/office/word/2018/wordml/cex" xmlns:w16cid="http://schemas.microsoft.com/office/word/2016/wordml/cid" xmlns:w16="http://schemas.microsoft.com/office/word/2018/wordml" xmlns:w16sdtdh="http://schemas.microsoft.com/office/word/2020/wordml/sdtdatahash" xmlns:w16se="http://schemas.microsoft.com/office/word/2015/wordml/symex" xmlns:wpg="http://schemas.microsoft.com/office/word/2010/wordprocessingGroup" xmlns:wpi="http://schemas.microsoft.com/office/word/2010/wordprocessingInk" xmlns:wne="http://schemas.microsoft.com/office/word/2006/wordml" xmlns:wps="http://schemas.microsoft.com/office/word/2010/wordprocessingShape" mc:Ignorable="w14 w15 w16se w16cid w16 w16cex w16sdtdh wp14">
+<w:endnotes xmlns:wpc="http://schemas.microsoft.com/office/word/2010/wordprocessingCanvas" xmlns:cx="http://schemas.microsoft.com/office/drawing/2014/chartex" xmlns:cx1="http://schemas.microsoft.com/office/drawing/2015/9/8/chartex" xmlns:cx2="http://schemas.microsoft.com/office/drawing/2015/10/21/chartex" xmlns:cx3="http://schemas.microsoft.com/office/drawing/2016/5/9/chartex" xmlns:cx4="http://schemas.microsoft.com/office/drawing/2016/5/10/chartex" xmlns:cx5="http://schemas.microsoft.com/office/drawing/2016/5/11/chartex" xmlns:cx6="http://schemas.microsoft.com/office/drawing/2016/5/12/chartex" xmlns:cx7="http://schemas.microsoft.com/office/drawing/2016/5/13/chartex" xmlns:cx8="http://schemas.microsoft.com/office/drawing/2016/5/14/chartex" xmlns:mc="http://schemas.openxmlformats.org/markup-compatibility/2006" xmlns:aink="http://schemas.microsoft.com/office/drawing/2016/ink" xmlns:am3d="http://schemas.microsoft.com/office/drawing/2017/model3d" xmlns:o="urn:schemas-microsoft-com:office:office" xmlns:oel="http://schemas.microsoft.com/office/2019/extlst" xmlns:r="http://schemas.openxmlformats.org/officeDocument/2006/relationships" xmlns:m="http://schemas.openxmlformats.org/officeDocument/2006/math" xmlns:v="urn:schemas-microsoft-com:vml" xmlns:wp14="http://schemas.microsoft.com/office/word/2010/wordprocessingDrawing" xmlns:wp="http://schemas.openxmlformats.org/drawingml/2006/wordprocessingDrawing" xmlns:w10="urn:schemas-microsoft-com:office:word" xmlns:w="http://schemas.openxmlformats.org/wordprocessingml/2006/main" xmlns:w14="http://schemas.microsoft.com/office/word/2010/wordml" xmlns:w15="http://schemas.microsoft.com/office/word/2012/wordml" xmlns:w16cex="http://schemas.microsoft.com/office/word/2018/wordml/cex" xmlns:w16cid="http://schemas.microsoft.com/office/word/2016/wordml/cid" xmlns:w16="http://schemas.microsoft.com/office/word/2018/wordml" xmlns:w16du="http://schemas.microsoft.com/office/word/2023/wordml/word16du" xmlns:w16sdtdh="http://schemas.microsoft.com/office/word/2020/wordml/sdtdatahash" xmlns:w16sdtfl="http://schemas.microsoft.com/office/word/2024/wordml/sdtformatlock" xmlns:w16se="http://schemas.microsoft.com/office/word/2015/wordml/symex" xmlns:wpg="http://schemas.microsoft.com/office/word/2010/wordprocessingGroup" xmlns:wpi="http://schemas.microsoft.com/office/word/2010/wordprocessingInk" xmlns:wne="http://schemas.microsoft.com/office/word/2006/wordml" xmlns:wps="http://schemas.microsoft.com/office/word/2010/wordprocessingShape" mc:Ignorable="w14 w15 w16se w16cid w16 w16cex w16sdtdh w16sdtfl w16du wp14">
   <w:endnote w:type="separator" w:id="-1">
     <w:p>
       <w:pPr>
@@ -30810,7 +32020,7 @@
 </file>
 
 <file path=word/footnotes.xml><?xml version="1.0" encoding="utf-8"?>
-<w:footnotes xmlns:wpc="http://schemas.microsoft.com/office/word/2010/wordprocessingCanvas" xmlns:cx="http://schemas.microsoft.com/office/drawing/2014/chartex" xmlns:cx1="http://schemas.microsoft.com/office/drawing/2015/9/8/chartex" xmlns:cx2="http://schemas.microsoft.com/office/drawing/2015/10/21/chartex" xmlns:cx3="http://schemas.microsoft.com/office/drawing/2016/5/9/chartex" xmlns:cx4="http://schemas.microsoft.com/office/drawing/2016/5/10/chartex" xmlns:cx5="http://schemas.microsoft.com/office/drawing/2016/5/11/chartex" xmlns:cx6="http://schemas.microsoft.com/office/drawing/2016/5/12/chartex" xmlns:cx7="http://schemas.microsoft.com/office/drawing/2016/5/13/chartex" xmlns:cx8="http://schemas.microsoft.com/office/drawing/2016/5/14/chartex" xmlns:mc="http://schemas.openxmlformats.org/markup-compatibility/2006" xmlns:aink="http://schemas.microsoft.com/office/drawing/2016/ink" xmlns:am3d="http://schemas.microsoft.com/office/drawing/2017/model3d" xmlns:o="urn:schemas-microsoft-com:office:office" xmlns:r="http://schemas.openxmlformats.org/officeDocument/2006/relationships" xmlns:m="http://schemas.openxmlformats.org/officeDocument/2006/math" xmlns:v="urn:schemas-microsoft-com:vml" xmlns:wp14="http://schemas.microsoft.com/office/word/2010/wordprocessingDrawing" xmlns:wp="http://schemas.openxmlformats.org/drawingml/2006/wordprocessingDrawing" xmlns:w10="urn:schemas-microsoft-com:office:word" xmlns:w="http://schemas.openxmlformats.org/wordprocessingml/2006/main" xmlns:w14="http://schemas.microsoft.com/office/word/2010/wordml" xmlns:w15="http://schemas.microsoft.com/office/word/2012/wordml" xmlns:w16cex="http://schemas.microsoft.com/office/word/2018/wordml/cex" xmlns:w16cid="http://schemas.microsoft.com/office/word/2016/wordml/cid" xmlns:w16="http://schemas.microsoft.com/office/word/2018/wordml" xmlns:w16sdtdh="http://schemas.microsoft.com/office/word/2020/wordml/sdtdatahash" xmlns:w16se="http://schemas.microsoft.com/office/word/2015/wordml/symex" xmlns:wpg="http://schemas.microsoft.com/office/word/2010/wordprocessingGroup" xmlns:wpi="http://schemas.microsoft.com/office/word/2010/wordprocessingInk" xmlns:wne="http://schemas.microsoft.com/office/word/2006/wordml" xmlns:wps="http://schemas.microsoft.com/office/word/2010/wordprocessingShape" mc:Ignorable="w14 w15 w16se w16cid w16 w16cex w16sdtdh wp14">
+<w:footnotes xmlns:wpc="http://schemas.microsoft.com/office/word/2010/wordprocessingCanvas" xmlns:cx="http://schemas.microsoft.com/office/drawing/2014/chartex" xmlns:cx1="http://schemas.microsoft.com/office/drawing/2015/9/8/chartex" xmlns:cx2="http://schemas.microsoft.com/office/drawing/2015/10/21/chartex" xmlns:cx3="http://schemas.microsoft.com/office/drawing/2016/5/9/chartex" xmlns:cx4="http://schemas.microsoft.com/office/drawing/2016/5/10/chartex" xmlns:cx5="http://schemas.microsoft.com/office/drawing/2016/5/11/chartex" xmlns:cx6="http://schemas.microsoft.com/office/drawing/2016/5/12/chartex" xmlns:cx7="http://schemas.microsoft.com/office/drawing/2016/5/13/chartex" xmlns:cx8="http://schemas.microsoft.com/office/drawing/2016/5/14/chartex" xmlns:mc="http://schemas.openxmlformats.org/markup-compatibility/2006" xmlns:aink="http://schemas.microsoft.com/office/drawing/2016/ink" xmlns:am3d="http://schemas.microsoft.com/office/drawing/2017/model3d" xmlns:o="urn:schemas-microsoft-com:office:office" xmlns:oel="http://schemas.microsoft.com/office/2019/extlst" xmlns:r="http://schemas.openxmlformats.org/officeDocument/2006/relationships" xmlns:m="http://schemas.openxmlformats.org/officeDocument/2006/math" xmlns:v="urn:schemas-microsoft-com:vml" xmlns:wp14="http://schemas.microsoft.com/office/word/2010/wordprocessingDrawing" xmlns:wp="http://schemas.openxmlformats.org/drawingml/2006/wordprocessingDrawing" xmlns:w10="urn:schemas-microsoft-com:office:word" xmlns:w="http://schemas.openxmlformats.org/wordprocessingml/2006/main" xmlns:w14="http://schemas.microsoft.com/office/word/2010/wordml" xmlns:w15="http://schemas.microsoft.com/office/word/2012/wordml" xmlns:w16cex="http://schemas.microsoft.com/office/word/2018/wordml/cex" xmlns:w16cid="http://schemas.microsoft.com/office/word/2016/wordml/cid" xmlns:w16="http://schemas.microsoft.com/office/word/2018/wordml" xmlns:w16du="http://schemas.microsoft.com/office/word/2023/wordml/word16du" xmlns:w16sdtdh="http://schemas.microsoft.com/office/word/2020/wordml/sdtdatahash" xmlns:w16sdtfl="http://schemas.microsoft.com/office/word/2024/wordml/sdtformatlock" xmlns:w16se="http://schemas.microsoft.com/office/word/2015/wordml/symex" xmlns:wpg="http://schemas.microsoft.com/office/word/2010/wordprocessingGroup" xmlns:wpi="http://schemas.microsoft.com/office/word/2010/wordprocessingInk" xmlns:wne="http://schemas.microsoft.com/office/word/2006/wordml" xmlns:wps="http://schemas.microsoft.com/office/word/2010/wordprocessingShape" mc:Ignorable="w14 w15 w16se w16cid w16 w16cex w16sdtdh w16sdtfl w16du wp14">
   <w:footnote w:type="separator" w:id="-1">
     <w:p>
       <w:pPr>
@@ -30835,7 +32045,7 @@
 </file>
 
 <file path=word/header1.xml><?xml version="1.0" encoding="utf-8"?>
-<w:hdr xmlns:wpc="http://schemas.microsoft.com/office/word/2010/wordprocessingCanvas" xmlns:cx="http://schemas.microsoft.com/office/drawing/2014/chartex" xmlns:cx1="http://schemas.microsoft.com/office/drawing/2015/9/8/chartex" xmlns:cx2="http://schemas.microsoft.com/office/drawing/2015/10/21/chartex" xmlns:cx3="http://schemas.microsoft.com/office/drawing/2016/5/9/chartex" xmlns:cx4="http://schemas.microsoft.com/office/drawing/2016/5/10/chartex" xmlns:cx5="http://schemas.microsoft.com/office/drawing/2016/5/11/chartex" xmlns:cx6="http://schemas.microsoft.com/office/drawing/2016/5/12/chartex" xmlns:cx7="http://schemas.microsoft.com/office/drawing/2016/5/13/chartex" xmlns:cx8="http://schemas.microsoft.com/office/drawing/2016/5/14/chartex" xmlns:mc="http://schemas.openxmlformats.org/markup-compatibility/2006" xmlns:aink="http://schemas.microsoft.com/office/drawing/2016/ink" xmlns:am3d="http://schemas.microsoft.com/office/drawing/2017/model3d" xmlns:o="urn:schemas-microsoft-com:office:office" xmlns:r="http://schemas.openxmlformats.org/officeDocument/2006/relationships" xmlns:m="http://schemas.openxmlformats.org/officeDocument/2006/math" xmlns:v="urn:schemas-microsoft-com:vml" xmlns:wp14="http://schemas.microsoft.com/office/word/2010/wordprocessingDrawing" xmlns:wp="http://schemas.openxmlformats.org/drawingml/2006/wordprocessingDrawing" xmlns:w10="urn:schemas-microsoft-com:office:word" xmlns:w="http://schemas.openxmlformats.org/wordprocessingml/2006/main" xmlns:w14="http://schemas.microsoft.com/office/word/2010/wordml" xmlns:w15="http://schemas.microsoft.com/office/word/2012/wordml" xmlns:w16cex="http://schemas.microsoft.com/office/word/2018/wordml/cex" xmlns:w16cid="http://schemas.microsoft.com/office/word/2016/wordml/cid" xmlns:w16="http://schemas.microsoft.com/office/word/2018/wordml" xmlns:w16sdtdh="http://schemas.microsoft.com/office/word/2020/wordml/sdtdatahash" xmlns:w16se="http://schemas.microsoft.com/office/word/2015/wordml/symex" xmlns:wpg="http://schemas.microsoft.com/office/word/2010/wordprocessingGroup" xmlns:wpi="http://schemas.microsoft.com/office/word/2010/wordprocessingInk" xmlns:wne="http://schemas.microsoft.com/office/word/2006/wordml" xmlns:wps="http://schemas.microsoft.com/office/word/2010/wordprocessingShape" mc:Ignorable="w14 w15 w16se w16cid w16 w16cex w16sdtdh wp14">
+<w:hdr xmlns:wpc="http://schemas.microsoft.com/office/word/2010/wordprocessingCanvas" xmlns:cx="http://schemas.microsoft.com/office/drawing/2014/chartex" xmlns:cx1="http://schemas.microsoft.com/office/drawing/2015/9/8/chartex" xmlns:cx2="http://schemas.microsoft.com/office/drawing/2015/10/21/chartex" xmlns:cx3="http://schemas.microsoft.com/office/drawing/2016/5/9/chartex" xmlns:cx4="http://schemas.microsoft.com/office/drawing/2016/5/10/chartex" xmlns:cx5="http://schemas.microsoft.com/office/drawing/2016/5/11/chartex" xmlns:cx6="http://schemas.microsoft.com/office/drawing/2016/5/12/chartex" xmlns:cx7="http://schemas.microsoft.com/office/drawing/2016/5/13/chartex" xmlns:cx8="http://schemas.microsoft.com/office/drawing/2016/5/14/chartex" xmlns:mc="http://schemas.openxmlformats.org/markup-compatibility/2006" xmlns:aink="http://schemas.microsoft.com/office/drawing/2016/ink" xmlns:am3d="http://schemas.microsoft.com/office/drawing/2017/model3d" xmlns:o="urn:schemas-microsoft-com:office:office" xmlns:oel="http://schemas.microsoft.com/office/2019/extlst" xmlns:r="http://schemas.openxmlformats.org/officeDocument/2006/relationships" xmlns:m="http://schemas.openxmlformats.org/officeDocument/2006/math" xmlns:v="urn:schemas-microsoft-com:vml" xmlns:wp14="http://schemas.microsoft.com/office/word/2010/wordprocessingDrawing" xmlns:wp="http://schemas.openxmlformats.org/drawingml/2006/wordprocessingDrawing" xmlns:w10="urn:schemas-microsoft-com:office:word" xmlns:w="http://schemas.openxmlformats.org/wordprocessingml/2006/main" xmlns:w14="http://schemas.microsoft.com/office/word/2010/wordml" xmlns:w15="http://schemas.microsoft.com/office/word/2012/wordml" xmlns:w16cex="http://schemas.microsoft.com/office/word/2018/wordml/cex" xmlns:w16cid="http://schemas.microsoft.com/office/word/2016/wordml/cid" xmlns:w16="http://schemas.microsoft.com/office/word/2018/wordml" xmlns:w16du="http://schemas.microsoft.com/office/word/2023/wordml/word16du" xmlns:w16sdtdh="http://schemas.microsoft.com/office/word/2020/wordml/sdtdatahash" xmlns:w16sdtfl="http://schemas.microsoft.com/office/word/2024/wordml/sdtformatlock" xmlns:w16se="http://schemas.microsoft.com/office/word/2015/wordml/symex" xmlns:wpg="http://schemas.microsoft.com/office/word/2010/wordprocessingGroup" xmlns:wpi="http://schemas.microsoft.com/office/word/2010/wordprocessingInk" xmlns:wne="http://schemas.microsoft.com/office/word/2006/wordml" xmlns:wps="http://schemas.microsoft.com/office/word/2010/wordprocessingShape" mc:Ignorable="w14 w15 w16se w16cid w16 w16cex w16sdtdh w16sdtfl w16du wp14">
   <w:sdt>
     <w:sdtPr>
       <w:id w:val="1971398715"/>
@@ -30888,7 +32098,7 @@
 </file>
 
 <file path=word/header2.xml><?xml version="1.0" encoding="utf-8"?>
-<w:hdr xmlns:wpc="http://schemas.microsoft.com/office/word/2010/wordprocessingCanvas" xmlns:cx="http://schemas.microsoft.com/office/drawing/2014/chartex" xmlns:cx1="http://schemas.microsoft.com/office/drawing/2015/9/8/chartex" xmlns:cx2="http://schemas.microsoft.com/office/drawing/2015/10/21/chartex" xmlns:cx3="http://schemas.microsoft.com/office/drawing/2016/5/9/chartex" xmlns:cx4="http://schemas.microsoft.com/office/drawing/2016/5/10/chartex" xmlns:cx5="http://schemas.microsoft.com/office/drawing/2016/5/11/chartex" xmlns:cx6="http://schemas.microsoft.com/office/drawing/2016/5/12/chartex" xmlns:cx7="http://schemas.microsoft.com/office/drawing/2016/5/13/chartex" xmlns:cx8="http://schemas.microsoft.com/office/drawing/2016/5/14/chartex" xmlns:mc="http://schemas.openxmlformats.org/markup-compatibility/2006" xmlns:aink="http://schemas.microsoft.com/office/drawing/2016/ink" xmlns:am3d="http://schemas.microsoft.com/office/drawing/2017/model3d" xmlns:o="urn:schemas-microsoft-com:office:office" xmlns:r="http://schemas.openxmlformats.org/officeDocument/2006/relationships" xmlns:m="http://schemas.openxmlformats.org/officeDocument/2006/math" xmlns:v="urn:schemas-microsoft-com:vml" xmlns:wp14="http://schemas.microsoft.com/office/word/2010/wordprocessingDrawing" xmlns:wp="http://schemas.openxmlformats.org/drawingml/2006/wordprocessingDrawing" xmlns:w10="urn:schemas-microsoft-com:office:word" xmlns:w="http://schemas.openxmlformats.org/wordprocessingml/2006/main" xmlns:w14="http://schemas.microsoft.com/office/word/2010/wordml" xmlns:w15="http://schemas.microsoft.com/office/word/2012/wordml" xmlns:w16cex="http://schemas.microsoft.com/office/word/2018/wordml/cex" xmlns:w16cid="http://schemas.microsoft.com/office/word/2016/wordml/cid" xmlns:w16="http://schemas.microsoft.com/office/word/2018/wordml" xmlns:w16sdtdh="http://schemas.microsoft.com/office/word/2020/wordml/sdtdatahash" xmlns:w16se="http://schemas.microsoft.com/office/word/2015/wordml/symex" xmlns:wpg="http://schemas.microsoft.com/office/word/2010/wordprocessingGroup" xmlns:wpi="http://schemas.microsoft.com/office/word/2010/wordprocessingInk" xmlns:wne="http://schemas.microsoft.com/office/word/2006/wordml" xmlns:wps="http://schemas.microsoft.com/office/word/2010/wordprocessingShape" mc:Ignorable="w14 w15 w16se w16cid w16 w16cex w16sdtdh wp14">
+<w:hdr xmlns:wpc="http://schemas.microsoft.com/office/word/2010/wordprocessingCanvas" xmlns:cx="http://schemas.microsoft.com/office/drawing/2014/chartex" xmlns:cx1="http://schemas.microsoft.com/office/drawing/2015/9/8/chartex" xmlns:cx2="http://schemas.microsoft.com/office/drawing/2015/10/21/chartex" xmlns:cx3="http://schemas.microsoft.com/office/drawing/2016/5/9/chartex" xmlns:cx4="http://schemas.microsoft.com/office/drawing/2016/5/10/chartex" xmlns:cx5="http://schemas.microsoft.com/office/drawing/2016/5/11/chartex" xmlns:cx6="http://schemas.microsoft.com/office/drawing/2016/5/12/chartex" xmlns:cx7="http://schemas.microsoft.com/office/drawing/2016/5/13/chartex" xmlns:cx8="http://schemas.microsoft.com/office/drawing/2016/5/14/chartex" xmlns:mc="http://schemas.openxmlformats.org/markup-compatibility/2006" xmlns:aink="http://schemas.microsoft.com/office/drawing/2016/ink" xmlns:am3d="http://schemas.microsoft.com/office/drawing/2017/model3d" xmlns:o="urn:schemas-microsoft-com:office:office" xmlns:oel="http://schemas.microsoft.com/office/2019/extlst" xmlns:r="http://schemas.openxmlformats.org/officeDocument/2006/relationships" xmlns:m="http://schemas.openxmlformats.org/officeDocument/2006/math" xmlns:v="urn:schemas-microsoft-com:vml" xmlns:wp14="http://schemas.microsoft.com/office/word/2010/wordprocessingDrawing" xmlns:wp="http://schemas.openxmlformats.org/drawingml/2006/wordprocessingDrawing" xmlns:w10="urn:schemas-microsoft-com:office:word" xmlns:w="http://schemas.openxmlformats.org/wordprocessingml/2006/main" xmlns:w14="http://schemas.microsoft.com/office/word/2010/wordml" xmlns:w15="http://schemas.microsoft.com/office/word/2012/wordml" xmlns:w16cex="http://schemas.microsoft.com/office/word/2018/wordml/cex" xmlns:w16cid="http://schemas.microsoft.com/office/word/2016/wordml/cid" xmlns:w16="http://schemas.microsoft.com/office/word/2018/wordml" xmlns:w16du="http://schemas.microsoft.com/office/word/2023/wordml/word16du" xmlns:w16sdtdh="http://schemas.microsoft.com/office/word/2020/wordml/sdtdatahash" xmlns:w16sdtfl="http://schemas.microsoft.com/office/word/2024/wordml/sdtformatlock" xmlns:w16se="http://schemas.microsoft.com/office/word/2015/wordml/symex" xmlns:wpg="http://schemas.microsoft.com/office/word/2010/wordprocessingGroup" xmlns:wpi="http://schemas.microsoft.com/office/word/2010/wordprocessingInk" xmlns:wne="http://schemas.microsoft.com/office/word/2006/wordml" xmlns:wps="http://schemas.microsoft.com/office/word/2010/wordprocessingShape" mc:Ignorable="w14 w15 w16se w16cid w16 w16cex w16sdtdh w16sdtfl w16du wp14">
   <w:sdt>
     <w:sdtPr>
       <w:id w:val="-942688282"/>
@@ -30941,7 +32151,7 @@
 </file>
 
 <file path=word/header3.xml><?xml version="1.0" encoding="utf-8"?>
-<w:hdr xmlns:wpc="http://schemas.microsoft.com/office/word/2010/wordprocessingCanvas" xmlns:cx="http://schemas.microsoft.com/office/drawing/2014/chartex" xmlns:cx1="http://schemas.microsoft.com/office/drawing/2015/9/8/chartex" xmlns:cx2="http://schemas.microsoft.com/office/drawing/2015/10/21/chartex" xmlns:cx3="http://schemas.microsoft.com/office/drawing/2016/5/9/chartex" xmlns:cx4="http://schemas.microsoft.com/office/drawing/2016/5/10/chartex" xmlns:cx5="http://schemas.microsoft.com/office/drawing/2016/5/11/chartex" xmlns:cx6="http://schemas.microsoft.com/office/drawing/2016/5/12/chartex" xmlns:cx7="http://schemas.microsoft.com/office/drawing/2016/5/13/chartex" xmlns:cx8="http://schemas.microsoft.com/office/drawing/2016/5/14/chartex" xmlns:mc="http://schemas.openxmlformats.org/markup-compatibility/2006" xmlns:aink="http://schemas.microsoft.com/office/drawing/2016/ink" xmlns:am3d="http://schemas.microsoft.com/office/drawing/2017/model3d" xmlns:o="urn:schemas-microsoft-com:office:office" xmlns:r="http://schemas.openxmlformats.org/officeDocument/2006/relationships" xmlns:m="http://schemas.openxmlformats.org/officeDocument/2006/math" xmlns:v="urn:schemas-microsoft-com:vml" xmlns:wp14="http://schemas.microsoft.com/office/word/2010/wordprocessingDrawing" xmlns:wp="http://schemas.openxmlformats.org/drawingml/2006/wordprocessingDrawing" xmlns:w10="urn:schemas-microsoft-com:office:word" xmlns:w="http://schemas.openxmlformats.org/wordprocessingml/2006/main" xmlns:w14="http://schemas.microsoft.com/office/word/2010/wordml" xmlns:w15="http://schemas.microsoft.com/office/word/2012/wordml" xmlns:w16cex="http://schemas.microsoft.com/office/word/2018/wordml/cex" xmlns:w16cid="http://schemas.microsoft.com/office/word/2016/wordml/cid" xmlns:w16="http://schemas.microsoft.com/office/word/2018/wordml" xmlns:w16sdtdh="http://schemas.microsoft.com/office/word/2020/wordml/sdtdatahash" xmlns:w16se="http://schemas.microsoft.com/office/word/2015/wordml/symex" xmlns:wpg="http://schemas.microsoft.com/office/word/2010/wordprocessingGroup" xmlns:wpi="http://schemas.microsoft.com/office/word/2010/wordprocessingInk" xmlns:wne="http://schemas.microsoft.com/office/word/2006/wordml" xmlns:wps="http://schemas.microsoft.com/office/word/2010/wordprocessingShape" mc:Ignorable="w14 w15 w16se w16cid w16 w16cex w16sdtdh wp14">
+<w:hdr xmlns:wpc="http://schemas.microsoft.com/office/word/2010/wordprocessingCanvas" xmlns:cx="http://schemas.microsoft.com/office/drawing/2014/chartex" xmlns:cx1="http://schemas.microsoft.com/office/drawing/2015/9/8/chartex" xmlns:cx2="http://schemas.microsoft.com/office/drawing/2015/10/21/chartex" xmlns:cx3="http://schemas.microsoft.com/office/drawing/2016/5/9/chartex" xmlns:cx4="http://schemas.microsoft.com/office/drawing/2016/5/10/chartex" xmlns:cx5="http://schemas.microsoft.com/office/drawing/2016/5/11/chartex" xmlns:cx6="http://schemas.microsoft.com/office/drawing/2016/5/12/chartex" xmlns:cx7="http://schemas.microsoft.com/office/drawing/2016/5/13/chartex" xmlns:cx8="http://schemas.microsoft.com/office/drawing/2016/5/14/chartex" xmlns:mc="http://schemas.openxmlformats.org/markup-compatibility/2006" xmlns:aink="http://schemas.microsoft.com/office/drawing/2016/ink" xmlns:am3d="http://schemas.microsoft.com/office/drawing/2017/model3d" xmlns:o="urn:schemas-microsoft-com:office:office" xmlns:oel="http://schemas.microsoft.com/office/2019/extlst" xmlns:r="http://schemas.openxmlformats.org/officeDocument/2006/relationships" xmlns:m="http://schemas.openxmlformats.org/officeDocument/2006/math" xmlns:v="urn:schemas-microsoft-com:vml" xmlns:wp14="http://schemas.microsoft.com/office/word/2010/wordprocessingDrawing" xmlns:wp="http://schemas.openxmlformats.org/drawingml/2006/wordprocessingDrawing" xmlns:w10="urn:schemas-microsoft-com:office:word" xmlns:w="http://schemas.openxmlformats.org/wordprocessingml/2006/main" xmlns:w14="http://schemas.microsoft.com/office/word/2010/wordml" xmlns:w15="http://schemas.microsoft.com/office/word/2012/wordml" xmlns:w16cex="http://schemas.microsoft.com/office/word/2018/wordml/cex" xmlns:w16cid="http://schemas.microsoft.com/office/word/2016/wordml/cid" xmlns:w16="http://schemas.microsoft.com/office/word/2018/wordml" xmlns:w16du="http://schemas.microsoft.com/office/word/2023/wordml/word16du" xmlns:w16sdtdh="http://schemas.microsoft.com/office/word/2020/wordml/sdtdatahash" xmlns:w16sdtfl="http://schemas.microsoft.com/office/word/2024/wordml/sdtformatlock" xmlns:w16se="http://schemas.microsoft.com/office/word/2015/wordml/symex" xmlns:wpg="http://schemas.microsoft.com/office/word/2010/wordprocessingGroup" xmlns:wpi="http://schemas.microsoft.com/office/word/2010/wordprocessingInk" xmlns:wne="http://schemas.microsoft.com/office/word/2006/wordml" xmlns:wps="http://schemas.microsoft.com/office/word/2010/wordprocessingShape" mc:Ignorable="w14 w15 w16se w16cid w16 w16cex w16sdtdh w16sdtfl w16du wp14">
   <w:sdt>
     <w:sdtPr>
       <w:id w:val="1373734080"/>
@@ -30994,7 +32204,7 @@
 </file>
 
 <file path=word/numbering.xml><?xml version="1.0" encoding="utf-8"?>
-<w:numbering xmlns:wpc="http://schemas.microsoft.com/office/word/2010/wordprocessingCanvas" xmlns:cx="http://schemas.microsoft.com/office/drawing/2014/chartex" xmlns:cx1="http://schemas.microsoft.com/office/drawing/2015/9/8/chartex" xmlns:cx2="http://schemas.microsoft.com/office/drawing/2015/10/21/chartex" xmlns:cx3="http://schemas.microsoft.com/office/drawing/2016/5/9/chartex" xmlns:cx4="http://schemas.microsoft.com/office/drawing/2016/5/10/chartex" xmlns:cx5="http://schemas.microsoft.com/office/drawing/2016/5/11/chartex" xmlns:cx6="http://schemas.microsoft.com/office/drawing/2016/5/12/chartex" xmlns:cx7="http://schemas.microsoft.com/office/drawing/2016/5/13/chartex" xmlns:cx8="http://schemas.microsoft.com/office/drawing/2016/5/14/chartex" xmlns:mc="http://schemas.openxmlformats.org/markup-compatibility/2006" xmlns:aink="http://schemas.microsoft.com/office/drawing/2016/ink" xmlns:am3d="http://schemas.microsoft.com/office/drawing/2017/model3d" xmlns:o="urn:schemas-microsoft-com:office:office" xmlns:r="http://schemas.openxmlformats.org/officeDocument/2006/relationships" xmlns:m="http://schemas.openxmlformats.org/officeDocument/2006/math" xmlns:v="urn:schemas-microsoft-com:vml" xmlns:wp14="http://schemas.microsoft.com/office/word/2010/wordprocessingDrawing" xmlns:wp="http://schemas.openxmlformats.org/drawingml/2006/wordprocessingDrawing" xmlns:w10="urn:schemas-microsoft-com:office:word" xmlns:w="http://schemas.openxmlformats.org/wordprocessingml/2006/main" xmlns:w14="http://schemas.microsoft.com/office/word/2010/wordml" xmlns:w15="http://schemas.microsoft.com/office/word/2012/wordml" xmlns:w16cex="http://schemas.microsoft.com/office/word/2018/wordml/cex" xmlns:w16cid="http://schemas.microsoft.com/office/word/2016/wordml/cid" xmlns:w16="http://schemas.microsoft.com/office/word/2018/wordml" xmlns:w16sdtdh="http://schemas.microsoft.com/office/word/2020/wordml/sdtdatahash" xmlns:w16se="http://schemas.microsoft.com/office/word/2015/wordml/symex" xmlns:wpg="http://schemas.microsoft.com/office/word/2010/wordprocessingGroup" xmlns:wpi="http://schemas.microsoft.com/office/word/2010/wordprocessingInk" xmlns:wne="http://schemas.microsoft.com/office/word/2006/wordml" xmlns:wps="http://schemas.microsoft.com/office/word/2010/wordprocessingShape" mc:Ignorable="w14 w15 w16se w16cid w16 w16cex w16sdtdh wp14">
+<w:numbering xmlns:wpc="http://schemas.microsoft.com/office/word/2010/wordprocessingCanvas" xmlns:cx="http://schemas.microsoft.com/office/drawing/2014/chartex" xmlns:cx1="http://schemas.microsoft.com/office/drawing/2015/9/8/chartex" xmlns:cx2="http://schemas.microsoft.com/office/drawing/2015/10/21/chartex" xmlns:cx3="http://schemas.microsoft.com/office/drawing/2016/5/9/chartex" xmlns:cx4="http://schemas.microsoft.com/office/drawing/2016/5/10/chartex" xmlns:cx5="http://schemas.microsoft.com/office/drawing/2016/5/11/chartex" xmlns:cx6="http://schemas.microsoft.com/office/drawing/2016/5/12/chartex" xmlns:cx7="http://schemas.microsoft.com/office/drawing/2016/5/13/chartex" xmlns:cx8="http://schemas.microsoft.com/office/drawing/2016/5/14/chartex" xmlns:mc="http://schemas.openxmlformats.org/markup-compatibility/2006" xmlns:aink="http://schemas.microsoft.com/office/drawing/2016/ink" xmlns:am3d="http://schemas.microsoft.com/office/drawing/2017/model3d" xmlns:o="urn:schemas-microsoft-com:office:office" xmlns:oel="http://schemas.microsoft.com/office/2019/extlst" xmlns:r="http://schemas.openxmlformats.org/officeDocument/2006/relationships" xmlns:m="http://schemas.openxmlformats.org/officeDocument/2006/math" xmlns:v="urn:schemas-microsoft-com:vml" xmlns:wp14="http://schemas.microsoft.com/office/word/2010/wordprocessingDrawing" xmlns:wp="http://schemas.openxmlformats.org/drawingml/2006/wordprocessingDrawing" xmlns:w10="urn:schemas-microsoft-com:office:word" xmlns:w="http://schemas.openxmlformats.org/wordprocessingml/2006/main" xmlns:w14="http://schemas.microsoft.com/office/word/2010/wordml" xmlns:w15="http://schemas.microsoft.com/office/word/2012/wordml" xmlns:w16cex="http://schemas.microsoft.com/office/word/2018/wordml/cex" xmlns:w16cid="http://schemas.microsoft.com/office/word/2016/wordml/cid" xmlns:w16="http://schemas.microsoft.com/office/word/2018/wordml" xmlns:w16du="http://schemas.microsoft.com/office/word/2023/wordml/word16du" xmlns:w16sdtdh="http://schemas.microsoft.com/office/word/2020/wordml/sdtdatahash" xmlns:w16sdtfl="http://schemas.microsoft.com/office/word/2024/wordml/sdtformatlock" xmlns:w16se="http://schemas.microsoft.com/office/word/2015/wordml/symex" xmlns:wpg="http://schemas.microsoft.com/office/word/2010/wordprocessingGroup" xmlns:wpi="http://schemas.microsoft.com/office/word/2010/wordprocessingInk" xmlns:wne="http://schemas.microsoft.com/office/word/2006/wordml" xmlns:wps="http://schemas.microsoft.com/office/word/2010/wordprocessingShape" mc:Ignorable="w14 w15 w16se w16cid w16 w16cex w16sdtdh w16sdtfl w16du wp14">
   <w:abstractNum w:abstractNumId="0" w15:restartNumberingAfterBreak="0">
     <w:nsid w:val="FFFFFF89"/>
     <w:multiLevelType w:val="singleLevel"/>
@@ -31727,13 +32937,13 @@
       </w:rPr>
     </w:lvl>
   </w:abstractNum>
-  <w:num w:numId="1">
+  <w:num w:numId="1" w16cid:durableId="1819111118">
     <w:abstractNumId w:val="0"/>
   </w:num>
-  <w:num w:numId="2">
+  <w:num w:numId="2" w16cid:durableId="1799950241">
     <w:abstractNumId w:val="7"/>
   </w:num>
-  <w:num w:numId="3">
+  <w:num w:numId="3" w16cid:durableId="1569605924">
     <w:abstractNumId w:val="7"/>
     <w:lvlOverride w:ilvl="0">
       <w:startOverride w:val="1"/>
@@ -31763,29 +32973,29 @@
       <w:startOverride w:val="1"/>
     </w:lvlOverride>
   </w:num>
-  <w:num w:numId="4">
+  <w:num w:numId="4" w16cid:durableId="1459300303">
     <w:abstractNumId w:val="6"/>
   </w:num>
-  <w:num w:numId="5">
+  <w:num w:numId="5" w16cid:durableId="1735665353">
     <w:abstractNumId w:val="4"/>
   </w:num>
-  <w:num w:numId="6">
+  <w:num w:numId="6" w16cid:durableId="190383656">
     <w:abstractNumId w:val="5"/>
   </w:num>
-  <w:num w:numId="7">
+  <w:num w:numId="7" w16cid:durableId="1017846191">
     <w:abstractNumId w:val="2"/>
   </w:num>
-  <w:num w:numId="8">
+  <w:num w:numId="8" w16cid:durableId="382945652">
     <w:abstractNumId w:val="3"/>
   </w:num>
-  <w:num w:numId="9">
+  <w:num w:numId="9" w16cid:durableId="283732431">
     <w:abstractNumId w:val="1"/>
   </w:num>
 </w:numbering>
 </file>
 
 <file path=word/styles.xml><?xml version="1.0" encoding="utf-8"?>
-<w:styles xmlns:mc="http://schemas.openxmlformats.org/markup-compatibility/2006" xmlns:r="http://schemas.openxmlformats.org/officeDocument/2006/relationships" xmlns:w="http://schemas.openxmlformats.org/wordprocessingml/2006/main" xmlns:w14="http://schemas.microsoft.com/office/word/2010/wordml" xmlns:w15="http://schemas.microsoft.com/office/word/2012/wordml" xmlns:w16cex="http://schemas.microsoft.com/office/word/2018/wordml/cex" xmlns:w16cid="http://schemas.microsoft.com/office/word/2016/wordml/cid" xmlns:w16="http://schemas.microsoft.com/office/word/2018/wordml" xmlns:w16sdtdh="http://schemas.microsoft.com/office/word/2020/wordml/sdtdatahash" xmlns:w16se="http://schemas.microsoft.com/office/word/2015/wordml/symex" mc:Ignorable="w14 w15 w16se w16cid w16 w16cex w16sdtdh">
+<w:styles xmlns:mc="http://schemas.openxmlformats.org/markup-compatibility/2006" xmlns:r="http://schemas.openxmlformats.org/officeDocument/2006/relationships" xmlns:w="http://schemas.openxmlformats.org/wordprocessingml/2006/main" xmlns:w14="http://schemas.microsoft.com/office/word/2010/wordml" xmlns:w15="http://schemas.microsoft.com/office/word/2012/wordml" xmlns:w16cex="http://schemas.microsoft.com/office/word/2018/wordml/cex" xmlns:w16cid="http://schemas.microsoft.com/office/word/2016/wordml/cid" xmlns:w16="http://schemas.microsoft.com/office/word/2018/wordml" xmlns:w16du="http://schemas.microsoft.com/office/word/2023/wordml/word16du" xmlns:w16sdtdh="http://schemas.microsoft.com/office/word/2020/wordml/sdtdatahash" xmlns:w16sdtfl="http://schemas.microsoft.com/office/word/2024/wordml/sdtformatlock" xmlns:w16se="http://schemas.microsoft.com/office/word/2015/wordml/symex" mc:Ignorable="w14 w15 w16se w16cid w16 w16cex w16sdtdh w16sdtfl w16du">
   <w:docDefaults>
     <w:rPrDefault>
       <w:rPr>

--- a/SHS/Chapters.docx
+++ b/SHS/Chapters.docx
@@ -32162,6 +32162,7 @@
     </w:sdtPr>
     <w:sdtEndPr>
       <w:rPr>
+        <w:rFonts w:ascii="Arial" w:hAnsi="Arial" w:cs="Arial"/>
         <w:noProof/>
       </w:rPr>
     </w:sdtEndPr>
@@ -32170,24 +32171,38 @@
         <w:pPr>
           <w:pStyle w:val="Header"/>
           <w:jc w:val="right"/>
+          <w:rPr>
+            <w:rFonts w:ascii="Arial" w:hAnsi="Arial" w:cs="Arial"/>
+          </w:rPr>
         </w:pPr>
         <w:r>
+          <w:rPr>
+            <w:rFonts w:ascii="Arial" w:hAnsi="Arial" w:cs="Arial"/>
+          </w:rPr>
           <w:fldChar w:fldCharType="begin"/>
         </w:r>
         <w:r>
+          <w:rPr>
+            <w:rFonts w:ascii="Arial" w:hAnsi="Arial" w:cs="Arial"/>
+          </w:rPr>
           <w:instrText xml:space="preserve"> PAGE   \* MERGEFORMAT </w:instrText>
         </w:r>
         <w:r>
+          <w:rPr>
+            <w:rFonts w:ascii="Arial" w:hAnsi="Arial" w:cs="Arial"/>
+          </w:rPr>
           <w:fldChar w:fldCharType="separate"/>
         </w:r>
         <w:r>
           <w:rPr>
+            <w:rFonts w:ascii="Arial" w:hAnsi="Arial" w:cs="Arial"/>
             <w:noProof/>
           </w:rPr>
           <w:t>2</w:t>
         </w:r>
         <w:r>
           <w:rPr>
+            <w:rFonts w:ascii="Arial" w:hAnsi="Arial" w:cs="Arial"/>
             <w:noProof/>
           </w:rPr>
           <w:fldChar w:fldCharType="end"/>

--- a/SHS/Chapters.docx
+++ b/SHS/Chapters.docx
@@ -1027,146 +1027,103 @@
           <w:bCs/>
           <w:lang w:val="en-US"/>
         </w:rPr>
-        <w:t xml:space="preserve">Background of </w:t>
-      </w:r>
-      <w:proofErr w:type="gramStart"/>
-      <w:r>
-        <w:rPr>
-          <w:rFonts w:ascii="Arial" w:hAnsi="Arial" w:cs="Arial"/>
-          <w:b/>
-          <w:bCs/>
+        <w:t>Background of the Study</w:t>
+      </w:r>
+    </w:p>
+    <w:p>
+      <w:pPr>
+        <w:spacing w:after="0" w:line="480" w:lineRule="auto"/>
+        <w:jc w:val="both"/>
+        <w:rPr>
+          <w:rFonts w:ascii="Arial" w:hAnsi="Arial" w:cs="Arial"/>
           <w:lang w:val="en-US"/>
         </w:rPr>
-        <w:t>the Study</w:t>
-      </w:r>
-      <w:proofErr w:type="gramEnd"/>
-    </w:p>
-    <w:p>
-      <w:pPr>
-        <w:spacing w:after="0" w:line="480" w:lineRule="auto"/>
-        <w:jc w:val="both"/>
-        <w:rPr>
-          <w:rFonts w:ascii="Arial" w:hAnsi="Arial" w:cs="Arial"/>
+      </w:pPr>
+      <w:r>
+        <w:rPr>
+          <w:rFonts w:ascii="Arial" w:hAnsi="Arial" w:cs="Arial"/>
+          <w:b/>
+          <w:bCs/>
           <w:lang w:val="en-US"/>
         </w:rPr>
-      </w:pPr>
-      <w:r>
-        <w:rPr>
-          <w:rFonts w:ascii="Arial" w:hAnsi="Arial" w:cs="Arial"/>
-          <w:b/>
-          <w:bCs/>
+        <w:tab/>
+      </w:r>
+      <w:r>
+        <w:rPr>
+          <w:rFonts w:ascii="Arial" w:hAnsi="Arial" w:cs="Arial"/>
           <w:lang w:val="en-US"/>
         </w:rPr>
-        <w:tab/>
+        <w:t xml:space="preserve">The goal of this study </w:t>
       </w:r>
       <w:r>
         <w:rPr>
           <w:rFonts w:ascii="Arial" w:hAnsi="Arial" w:cs="Arial"/>
           <w:lang w:val="en-US"/>
         </w:rPr>
-        <w:t xml:space="preserve">The goal of this study </w:t>
+        <w:t>is</w:t>
       </w:r>
       <w:r>
         <w:rPr>
           <w:rFonts w:ascii="Arial" w:hAnsi="Arial" w:cs="Arial"/>
           <w:lang w:val="en-US"/>
         </w:rPr>
-        <w:t>is</w:t>
+        <w:t xml:space="preserve"> to develop an alternative offline quiz application that enables teachers and students to administer and participate in assessments without internet connectivity. According to Enez (2024), an emotional attachment to smartphones can result in "nomophobia", it became a coping strategy to some individuals because of the entertainment giving them peace of mind. Moreover, it acknowledges the increasing dependence of students on digital devices. Consequently, it will grant a clear and purposeful role </w:t>
       </w:r>
       <w:r>
         <w:rPr>
           <w:rFonts w:ascii="Arial" w:hAnsi="Arial" w:cs="Arial"/>
           <w:lang w:val="en-US"/>
         </w:rPr>
-        <w:t xml:space="preserve"> to develop an alternative offline quiz application that enables teachers and students to administer and participate in assessments without internet connectivity. According to Enez (2024), an emotional attachment to smartphones can result in "nomophobia", it became a coping strategy to some individuals because of the entertainment giving them peace of mind. Moreover, it acknowledges the increasing dependence of students on digital devices. Consequently, it will grant a clear and purposeful role </w:t>
+        <w:t>in</w:t>
       </w:r>
       <w:r>
         <w:rPr>
           <w:rFonts w:ascii="Arial" w:hAnsi="Arial" w:cs="Arial"/>
           <w:lang w:val="en-US"/>
         </w:rPr>
-        <w:t>in</w:t>
+        <w:t xml:space="preserve"> technology by promoting the practical use of devices. Also, using </w:t>
       </w:r>
       <w:r>
         <w:rPr>
           <w:rFonts w:ascii="Arial" w:hAnsi="Arial" w:cs="Arial"/>
           <w:lang w:val="en-US"/>
         </w:rPr>
-        <w:t xml:space="preserve"> technology by promoting the practical use of devices. Also, using </w:t>
+        <w:t xml:space="preserve">quiz </w:t>
       </w:r>
       <w:r>
         <w:rPr>
           <w:rFonts w:ascii="Arial" w:hAnsi="Arial" w:cs="Arial"/>
           <w:lang w:val="en-US"/>
         </w:rPr>
-        <w:t xml:space="preserve">quiz </w:t>
+        <w:t>application</w:t>
       </w:r>
       <w:r>
         <w:rPr>
           <w:rFonts w:ascii="Arial" w:hAnsi="Arial" w:cs="Arial"/>
           <w:lang w:val="en-US"/>
         </w:rPr>
-        <w:t>application</w:t>
+        <w:t>s</w:t>
       </w:r>
       <w:r>
         <w:rPr>
           <w:rFonts w:ascii="Arial" w:hAnsi="Arial" w:cs="Arial"/>
           <w:lang w:val="en-US"/>
         </w:rPr>
-        <w:t>s</w:t>
+        <w:t xml:space="preserve"> will enhance the interactivity of students to sessions in every class as according to Gumasing, et. al. (2022)</w:t>
       </w:r>
       <w:r>
         <w:rPr>
           <w:rFonts w:ascii="Arial" w:hAnsi="Arial" w:cs="Arial"/>
           <w:lang w:val="en-US"/>
         </w:rPr>
-        <w:t xml:space="preserve"> will enhance the interactivity of students to sessions in every class as according to </w:t>
-      </w:r>
-      <w:proofErr w:type="spellStart"/>
+        <w:t>,</w:t>
+      </w:r>
       <w:r>
         <w:rPr>
           <w:rFonts w:ascii="Arial" w:hAnsi="Arial" w:cs="Arial"/>
           <w:lang w:val="en-US"/>
         </w:rPr>
-        <w:t>Gumasing</w:t>
-      </w:r>
-      <w:proofErr w:type="spellEnd"/>
-      <w:r>
-        <w:rPr>
-          <w:rFonts w:ascii="Arial" w:hAnsi="Arial" w:cs="Arial"/>
-          <w:lang w:val="en-US"/>
-        </w:rPr>
-        <w:t xml:space="preserve">, et. </w:t>
-      </w:r>
-      <w:proofErr w:type="gramStart"/>
-      <w:r>
-        <w:rPr>
-          <w:rFonts w:ascii="Arial" w:hAnsi="Arial" w:cs="Arial"/>
-          <w:lang w:val="en-US"/>
-        </w:rPr>
-        <w:t>al. (2022)</w:t>
-      </w:r>
-      <w:r>
-        <w:rPr>
-          <w:rFonts w:ascii="Arial" w:hAnsi="Arial" w:cs="Arial"/>
-          <w:lang w:val="en-US"/>
-        </w:rPr>
-        <w:t>,</w:t>
-      </w:r>
-      <w:r>
-        <w:rPr>
-          <w:rFonts w:ascii="Arial" w:hAnsi="Arial" w:cs="Arial"/>
-          <w:lang w:val="en-US"/>
-        </w:rPr>
-        <w:t xml:space="preserve"> learners</w:t>
-      </w:r>
-      <w:proofErr w:type="gramEnd"/>
-      <w:r>
-        <w:rPr>
-          <w:rFonts w:ascii="Arial" w:hAnsi="Arial" w:cs="Arial"/>
-          <w:lang w:val="en-US"/>
-        </w:rPr>
-        <w:t xml:space="preserve"> feel bored in some classes because of the lack of interaction, by providing creative and helpful programs during class such as interactive games, so that the students can focus on learning while having fun. Moreover, the application is particularly beneficial in areas with limited or no internet </w:t>
+        <w:t xml:space="preserve"> learners feel bored in some classes because of the lack of interaction, by providing creative and helpful programs during class such as interactive games, so that the students can focus on learning while having fun. Moreover, the application is particularly beneficial in areas with limited or no internet </w:t>
       </w:r>
       <w:r>
         <w:rPr>
@@ -1830,14 +1787,12 @@
         </w:rPr>
         <w:t xml:space="preserve">and </w:t>
       </w:r>
-      <w:proofErr w:type="spellStart"/>
       <w:r>
         <w:rPr>
           <w:rFonts w:ascii="Arial" w:hAnsi="Arial" w:cs="Arial"/>
         </w:rPr>
         <w:t>npm</w:t>
       </w:r>
-      <w:proofErr w:type="spellEnd"/>
       <w:r>
         <w:rPr>
           <w:rFonts w:ascii="Arial" w:hAnsi="Arial" w:cs="Arial"/>
@@ -1880,14 +1835,12 @@
         </w:rPr>
         <w:t xml:space="preserve"> Node.js and </w:t>
       </w:r>
-      <w:proofErr w:type="spellStart"/>
       <w:r>
         <w:rPr>
           <w:rFonts w:ascii="Arial" w:hAnsi="Arial" w:cs="Arial"/>
         </w:rPr>
         <w:t>npm</w:t>
       </w:r>
-      <w:proofErr w:type="spellEnd"/>
       <w:r>
         <w:rPr>
           <w:rFonts w:ascii="Arial" w:hAnsi="Arial" w:cs="Arial"/>
@@ -4205,7 +4158,6 @@
           <w14:ligatures w14:val="none"/>
         </w:rPr>
       </w:pPr>
-      <w:proofErr w:type="gramStart"/>
       <w:r>
         <w:rPr>
           <w:rFonts w:ascii="Arial" w:eastAsiaTheme="minorEastAsia" w:hAnsi="Arial" w:cs="Arial"/>
@@ -4224,7 +4176,6 @@
         </w:rPr>
         <w:t>;</w:t>
       </w:r>
-      <w:proofErr w:type="gramEnd"/>
     </w:p>
     <w:p>
       <w:pPr>
@@ -5761,21 +5712,7 @@
         <w:rPr>
           <w:rFonts w:ascii="Arial" w:hAnsi="Arial" w:cs="Arial"/>
         </w:rPr>
-        <w:t xml:space="preserve">Electron is a framework for building apps for desktops using both web technologies and Node.js. It is reliable, secure, and stable. It is the leading choice for most companies when building their most important product. Chat apps like Slack, Discord, and Signal are built with Electron. AI applications also use Electron, including both OpenAI’s ChatGPT and </w:t>
-      </w:r>
-      <w:proofErr w:type="spellStart"/>
-      <w:r>
-        <w:rPr>
-          <w:rFonts w:ascii="Arial" w:hAnsi="Arial" w:cs="Arial"/>
-        </w:rPr>
-        <w:t>Anthropic’s</w:t>
-      </w:r>
-      <w:proofErr w:type="spellEnd"/>
-      <w:r>
-        <w:rPr>
-          <w:rFonts w:ascii="Arial" w:hAnsi="Arial" w:cs="Arial"/>
-        </w:rPr>
-        <w:t xml:space="preserve"> Claude. Canva, Visual Studio </w:t>
+        <w:t xml:space="preserve">Electron is a framework for building apps for desktops using both web technologies and Node.js. It is reliable, secure, and stable. It is the leading choice for most companies when building their most important product. Chat apps like Slack, Discord, and Signal are built with Electron. AI applications also use Electron, including both OpenAI’s ChatGPT and Anthropic’s Claude. Canva, Visual Studio </w:t>
       </w:r>
       <w:r>
         <w:rPr>
@@ -5941,21 +5878,7 @@
         <w:rPr>
           <w:rFonts w:ascii="Arial" w:hAnsi="Arial" w:cs="Arial"/>
         </w:rPr>
-        <w:t xml:space="preserve">According to </w:t>
-      </w:r>
-      <w:proofErr w:type="spellStart"/>
-      <w:r>
-        <w:rPr>
-          <w:rFonts w:ascii="Arial" w:hAnsi="Arial" w:cs="Arial"/>
-        </w:rPr>
-        <w:t>Khomyn</w:t>
-      </w:r>
-      <w:proofErr w:type="spellEnd"/>
-      <w:r>
-        <w:rPr>
-          <w:rFonts w:ascii="Arial" w:hAnsi="Arial" w:cs="Arial"/>
-        </w:rPr>
-        <w:t xml:space="preserve"> (202</w:t>
+        <w:t>According to Khomyn (202</w:t>
       </w:r>
       <w:r>
         <w:rPr>
@@ -6006,21 +5929,7 @@
         <w:rPr>
           <w:rFonts w:ascii="Arial" w:hAnsi="Arial" w:cs="Arial"/>
         </w:rPr>
-        <w:t>The Transmission Control Protocol (TCP) stands out as a foundation of the internet protocol suite. Designed for robust communication over networks, TCP is one of the most crucial protocols allowing for the seamless exchange of data across the globe. It ensures that data packets sent from one computer to another arrive intact and in the correct order. It reliably works due to its design, which includes connection-oriented protocol, three-way handshake, reliable data transfer, flow control, congestion control, data segmentation, and error detection and correction. TCP offers various advantages that are crucial for successful data transmission over the internet. Advantages include reliability, order preservation, error recovery, standardization, and flexible data flow. TCP is used in web browsing, email services, file transfers, remote access, and streaming services (</w:t>
-      </w:r>
-      <w:proofErr w:type="spellStart"/>
-      <w:r>
-        <w:rPr>
-          <w:rFonts w:ascii="Arial" w:hAnsi="Arial" w:cs="Arial"/>
-        </w:rPr>
-        <w:t>UMATechnology</w:t>
-      </w:r>
-      <w:proofErr w:type="spellEnd"/>
-      <w:r>
-        <w:rPr>
-          <w:rFonts w:ascii="Arial" w:hAnsi="Arial" w:cs="Arial"/>
-        </w:rPr>
-        <w:t>, 202</w:t>
+        <w:t>The Transmission Control Protocol (TCP) stands out as a foundation of the internet protocol suite. Designed for robust communication over networks, TCP is one of the most crucial protocols allowing for the seamless exchange of data across the globe. It ensures that data packets sent from one computer to another arrive intact and in the correct order. It reliably works due to its design, which includes connection-oriented protocol, three-way handshake, reliable data transfer, flow control, congestion control, data segmentation, and error detection and correction. TCP offers various advantages that are crucial for successful data transmission over the internet. Advantages include reliability, order preservation, error recovery, standardization, and flexible data flow. TCP is used in web browsing, email services, file transfers, remote access, and streaming services (UMATechnology, 202</w:t>
       </w:r>
       <w:r>
         <w:rPr>
@@ -6070,56 +5979,14 @@
         <w:rPr>
           <w:rFonts w:ascii="Arial" w:hAnsi="Arial" w:cs="Arial"/>
         </w:rPr>
-        <w:t xml:space="preserve">Ortega (2023) stated that one of the key functions of </w:t>
-      </w:r>
-      <w:proofErr w:type="spellStart"/>
-      <w:r>
-        <w:rPr>
-          <w:rFonts w:ascii="Arial" w:hAnsi="Arial" w:cs="Arial"/>
-        </w:rPr>
-        <w:t>DevTools</w:t>
-      </w:r>
-      <w:proofErr w:type="spellEnd"/>
-      <w:r>
-        <w:rPr>
-          <w:rFonts w:ascii="Arial" w:hAnsi="Arial" w:cs="Arial"/>
-        </w:rPr>
-        <w:t xml:space="preserve"> is to inspect, debug errors, and optimize a site. It saves time and effort in the development process, allowing for an efficient identification and resolution of issues. In addition, </w:t>
+        <w:t xml:space="preserve">Ortega (2023) stated that one of the key functions of DevTools is to inspect, debug errors, and optimize a site. It saves time and effort in the development process, allowing for an efficient identification and resolution of issues. In addition, </w:t>
       </w:r>
       <w:r>
         <w:rPr>
           <w:rFonts w:ascii="Arial" w:hAnsi="Arial" w:cs="Arial"/>
         </w:rPr>
         <w:lastRenderedPageBreak/>
-        <w:t xml:space="preserve">the console in </w:t>
-      </w:r>
-      <w:proofErr w:type="spellStart"/>
-      <w:r>
-        <w:rPr>
-          <w:rFonts w:ascii="Arial" w:hAnsi="Arial" w:cs="Arial"/>
-        </w:rPr>
-        <w:t>DevTools</w:t>
-      </w:r>
-      <w:proofErr w:type="spellEnd"/>
-      <w:r>
-        <w:rPr>
-          <w:rFonts w:ascii="Arial" w:hAnsi="Arial" w:cs="Arial"/>
-        </w:rPr>
-        <w:t xml:space="preserve"> is an important tool that enables JavaScript testing, printing debugging messages, executing commands, and evaluating expressions. Another valuable tool in </w:t>
-      </w:r>
-      <w:proofErr w:type="spellStart"/>
-      <w:r>
-        <w:rPr>
-          <w:rFonts w:ascii="Arial" w:hAnsi="Arial" w:cs="Arial"/>
-        </w:rPr>
-        <w:t>DevTools</w:t>
-      </w:r>
-      <w:proofErr w:type="spellEnd"/>
-      <w:r>
-        <w:rPr>
-          <w:rFonts w:ascii="Arial" w:hAnsi="Arial" w:cs="Arial"/>
-        </w:rPr>
-        <w:t xml:space="preserve"> is network functionality. It helps to understand how the page communicates with the server, and it identifies the performance issues. Also, it facilitates data transfer optimization. </w:t>
+        <w:t xml:space="preserve">the console in DevTools is an important tool that enables JavaScript testing, printing debugging messages, executing commands, and evaluating expressions. Another valuable tool in DevTools is network functionality. It helps to understand how the page communicates with the server, and it identifies the performance issues. Also, it facilitates data transfer optimization. </w:t>
       </w:r>
     </w:p>
     <w:p>
@@ -6135,44 +6002,14 @@
         <w:rPr>
           <w:rFonts w:ascii="Arial" w:hAnsi="Arial" w:cs="Arial"/>
         </w:rPr>
-        <w:t xml:space="preserve">According to the </w:t>
-      </w:r>
-      <w:proofErr w:type="spellStart"/>
+        <w:t xml:space="preserve">According to the npm Docs (n.d.), the largest software registry in the world is Node Package Manager (npm). It is used to distribute software packages to open-source developers on many continents and by many organizations to oversee private work. It is also used to modify packages for apps, download standalone tools, run packages, and share code anywhere. </w:t>
+      </w:r>
       <w:r>
         <w:rPr>
           <w:rFonts w:ascii="Arial" w:hAnsi="Arial" w:cs="Arial"/>
         </w:rPr>
         <w:t>npm</w:t>
       </w:r>
-      <w:proofErr w:type="spellEnd"/>
-      <w:r>
-        <w:rPr>
-          <w:rFonts w:ascii="Arial" w:hAnsi="Arial" w:cs="Arial"/>
-        </w:rPr>
-        <w:t xml:space="preserve"> Docs (n.d.), the largest software registry in the world is Node Package Manager (</w:t>
-      </w:r>
-      <w:proofErr w:type="spellStart"/>
-      <w:r>
-        <w:rPr>
-          <w:rFonts w:ascii="Arial" w:hAnsi="Arial" w:cs="Arial"/>
-        </w:rPr>
-        <w:t>npm</w:t>
-      </w:r>
-      <w:proofErr w:type="spellEnd"/>
-      <w:r>
-        <w:rPr>
-          <w:rFonts w:ascii="Arial" w:hAnsi="Arial" w:cs="Arial"/>
-        </w:rPr>
-        <w:t xml:space="preserve">). It is used to distribute software packages to open-source developers on many continents and by many organizations to oversee private work. It is also used to modify packages for apps, download standalone tools, run packages, and share code anywhere. </w:t>
-      </w:r>
-      <w:proofErr w:type="spellStart"/>
-      <w:r>
-        <w:rPr>
-          <w:rFonts w:ascii="Arial" w:hAnsi="Arial" w:cs="Arial"/>
-        </w:rPr>
-        <w:t>npm</w:t>
-      </w:r>
-      <w:proofErr w:type="spellEnd"/>
       <w:r>
         <w:rPr>
           <w:rFonts w:ascii="Arial" w:hAnsi="Arial" w:cs="Arial"/>
@@ -6189,21 +6026,7 @@
         <w:rPr>
           <w:rFonts w:ascii="Arial" w:hAnsi="Arial" w:cs="Arial"/>
         </w:rPr>
-        <w:t>(</w:t>
-      </w:r>
-      <w:proofErr w:type="spellStart"/>
-      <w:r>
-        <w:rPr>
-          <w:rFonts w:ascii="Arial" w:hAnsi="Arial" w:cs="Arial"/>
-        </w:rPr>
-        <w:t>Harężlak</w:t>
-      </w:r>
-      <w:proofErr w:type="spellEnd"/>
-      <w:r>
-        <w:rPr>
-          <w:rFonts w:ascii="Arial" w:hAnsi="Arial" w:cs="Arial"/>
-        </w:rPr>
-        <w:t>, 2024)</w:t>
+        <w:t>(Harężlak, 2024)</w:t>
       </w:r>
       <w:r>
         <w:rPr>
@@ -6237,21 +6060,7 @@
         <w:rPr>
           <w:rFonts w:ascii="Arial" w:hAnsi="Arial" w:cs="Arial"/>
         </w:rPr>
-        <w:t xml:space="preserve">notes that package managers streamline software management by automating tasks such as installation, updates, configuration, and removal. A package typically consists of compressed files containing the software, settings, and dependency information. In addition, according to </w:t>
-      </w:r>
-      <w:proofErr w:type="spellStart"/>
-      <w:r>
-        <w:rPr>
-          <w:rFonts w:ascii="Arial" w:hAnsi="Arial" w:cs="Arial"/>
-        </w:rPr>
-        <w:t>Nineleaps</w:t>
-      </w:r>
-      <w:proofErr w:type="spellEnd"/>
-      <w:r>
-        <w:rPr>
-          <w:rFonts w:ascii="Arial" w:hAnsi="Arial" w:cs="Arial"/>
-        </w:rPr>
-        <w:t xml:space="preserve"> (2023), package management boosts productivity and streamlines development workflows, playing a crucial role in modern software development. Its key benefits include efficient dependency management, simplified version control, and optimized resource utilization, making a reliable package manager essential for contemporary software development. </w:t>
+        <w:t xml:space="preserve">notes that package managers streamline software management by automating tasks such as installation, updates, configuration, and removal. A package typically consists of compressed files containing the software, settings, and dependency information. In addition, according to Nineleaps (2023), package management boosts productivity and streamlines development workflows, playing a crucial role in modern software development. Its key benefits include efficient dependency management, simplified version control, and optimized resource utilization, making a reliable package manager essential for contemporary software development. </w:t>
       </w:r>
     </w:p>
     <w:p>
@@ -6303,21 +6112,7 @@
         <w:rPr>
           <w:rFonts w:ascii="Arial" w:hAnsi="Arial" w:cs="Arial"/>
         </w:rPr>
-        <w:t xml:space="preserve">When the COVID-19 pandemic started, teachers and learners faced difficulties in having quizzes online. The educators </w:t>
-      </w:r>
-      <w:proofErr w:type="gramStart"/>
-      <w:r>
-        <w:rPr>
-          <w:rFonts w:ascii="Arial" w:hAnsi="Arial" w:cs="Arial"/>
-        </w:rPr>
-        <w:t>made an effort</w:t>
-      </w:r>
-      <w:proofErr w:type="gramEnd"/>
-      <w:r>
-        <w:rPr>
-          <w:rFonts w:ascii="Arial" w:hAnsi="Arial" w:cs="Arial"/>
-        </w:rPr>
-        <w:t xml:space="preserve"> to search trusted media for them to have online quizzes. And with the help of QUIZIZZ, educators were able to teach online. It also has an entertainment area, where there are games. It helped learners to be more engaged in taking quizzes</w:t>
+        <w:t>When the COVID-19 pandemic started, teachers and learners faced difficulties in having quizzes online. The educators made an effort to search trusted media for them to have online quizzes. And with the help of QUIZIZZ, educators were able to teach online. It also has an entertainment area, where there are games. It helped learners to be more engaged in taking quizzes</w:t>
       </w:r>
       <w:r>
         <w:rPr>
@@ -6329,21 +6124,7 @@
         <w:rPr>
           <w:rFonts w:ascii="Arial" w:hAnsi="Arial" w:cs="Arial"/>
         </w:rPr>
-        <w:t>(</w:t>
-      </w:r>
-      <w:proofErr w:type="spellStart"/>
-      <w:r>
-        <w:rPr>
-          <w:rFonts w:ascii="Arial" w:hAnsi="Arial" w:cs="Arial"/>
-        </w:rPr>
-        <w:t>Octorina</w:t>
-      </w:r>
-      <w:proofErr w:type="spellEnd"/>
-      <w:r>
-        <w:rPr>
-          <w:rFonts w:ascii="Arial" w:hAnsi="Arial" w:cs="Arial"/>
-        </w:rPr>
-        <w:t>, 2021)</w:t>
+        <w:t>(Octorina, 2021)</w:t>
       </w:r>
       <w:r>
         <w:rPr>
@@ -6365,21 +6146,7 @@
         <w:rPr>
           <w:rFonts w:ascii="Arial" w:hAnsi="Arial" w:cs="Arial"/>
         </w:rPr>
-        <w:t xml:space="preserve">As said by </w:t>
-      </w:r>
-      <w:proofErr w:type="spellStart"/>
-      <w:r>
-        <w:rPr>
-          <w:rFonts w:ascii="Arial" w:hAnsi="Arial" w:cs="Arial"/>
-        </w:rPr>
-        <w:t>Khairka</w:t>
-      </w:r>
-      <w:proofErr w:type="spellEnd"/>
-      <w:r>
-        <w:rPr>
-          <w:rFonts w:ascii="Arial" w:hAnsi="Arial" w:cs="Arial"/>
-        </w:rPr>
-        <w:t xml:space="preserve"> et al. (2024), the normal exam creation process is slow and difficult for both educators and learners, which leads to delays in result declaration. Multiple-choice questions (MCQs) are identified as the easy way of assessing student knowledge. </w:t>
+        <w:t xml:space="preserve">As said by Khairka et al. (2024), the normal exam creation process is slow and difficult for both educators and learners, which leads to delays in result declaration. Multiple-choice questions (MCQs) are identified as the easy way of assessing student knowledge. </w:t>
       </w:r>
     </w:p>
     <w:p>
@@ -6432,19 +6199,11 @@
           <w:rFonts w:ascii="Arial" w:hAnsi="Arial" w:cs="Arial"/>
         </w:rPr>
       </w:pPr>
-      <w:proofErr w:type="spellStart"/>
-      <w:r>
-        <w:rPr>
-          <w:rFonts w:ascii="Arial" w:hAnsi="Arial" w:cs="Arial"/>
-        </w:rPr>
-        <w:t>Rüth</w:t>
-      </w:r>
-      <w:proofErr w:type="spellEnd"/>
-      <w:r>
-        <w:rPr>
-          <w:rFonts w:ascii="Arial" w:hAnsi="Arial" w:cs="Arial"/>
-        </w:rPr>
-        <w:t xml:space="preserve"> et al. (2021) discussed the basis of mobile quiz apps. Quiz apps have the potential to facilitate remote and self-regulated learning. In this context, automated feedback plays a crucial role. They examined the effects of two feedback types of quiz apps on performance, namely, the standard corrective feedback and feedback that incorporates additional information related to the correct response option. </w:t>
+      <w:r>
+        <w:rPr>
+          <w:rFonts w:ascii="Arial" w:hAnsi="Arial" w:cs="Arial"/>
+        </w:rPr>
+        <w:t xml:space="preserve">Rüth et al. (2021) discussed the basis of mobile quiz apps. Quiz apps have the potential to facilitate remote and self-regulated learning. In this context, automated feedback plays a crucial role. They examined the effects of two feedback types of quiz apps on performance, namely, the standard corrective feedback and feedback that incorporates additional information related to the correct response option. </w:t>
       </w:r>
     </w:p>
     <w:p>
@@ -6488,21 +6247,7 @@
         <w:rPr>
           <w:rFonts w:ascii="Arial" w:hAnsi="Arial" w:cs="Arial"/>
         </w:rPr>
-        <w:t>(</w:t>
-      </w:r>
-      <w:proofErr w:type="spellStart"/>
-      <w:r>
-        <w:rPr>
-          <w:rFonts w:ascii="Arial" w:hAnsi="Arial" w:cs="Arial"/>
-        </w:rPr>
-        <w:t>Setyawan</w:t>
-      </w:r>
-      <w:proofErr w:type="spellEnd"/>
-      <w:r>
-        <w:rPr>
-          <w:rFonts w:ascii="Arial" w:hAnsi="Arial" w:cs="Arial"/>
-        </w:rPr>
-        <w:t>, 2019)</w:t>
+        <w:t>(Setyawan, 2019)</w:t>
       </w:r>
       <w:r>
         <w:rPr>
@@ -6524,21 +6269,7 @@
         <w:rPr>
           <w:rFonts w:ascii="Arial" w:hAnsi="Arial" w:cs="Arial"/>
         </w:rPr>
-        <w:t xml:space="preserve">According to </w:t>
-      </w:r>
-      <w:proofErr w:type="spellStart"/>
-      <w:r>
-        <w:rPr>
-          <w:rFonts w:ascii="Arial" w:hAnsi="Arial" w:cs="Arial"/>
-        </w:rPr>
-        <w:t>Munoto</w:t>
-      </w:r>
-      <w:proofErr w:type="spellEnd"/>
-      <w:r>
-        <w:rPr>
-          <w:rFonts w:ascii="Arial" w:hAnsi="Arial" w:cs="Arial"/>
-        </w:rPr>
-        <w:t xml:space="preserve"> et al. (2021), by using M-learning (mobile learning), learners attain more information and enhance their interest in learning due to entertainment. It is a combination of electronic learning (e-learning) and mobile </w:t>
+        <w:t xml:space="preserve">According to Munoto et al. (2021), by using M-learning (mobile learning), learners attain more information and enhance their interest in learning due to entertainment. It is a combination of electronic learning (e-learning) and mobile </w:t>
       </w:r>
       <w:r>
         <w:rPr>
@@ -6561,35 +6292,7 @@
         <w:rPr>
           <w:rFonts w:ascii="Arial" w:hAnsi="Arial" w:cs="Arial"/>
         </w:rPr>
-        <w:t xml:space="preserve">Based on the study of </w:t>
-      </w:r>
-      <w:proofErr w:type="spellStart"/>
-      <w:r>
-        <w:rPr>
-          <w:rFonts w:ascii="Arial" w:hAnsi="Arial" w:cs="Arial"/>
-        </w:rPr>
-        <w:t>Smiderle</w:t>
-      </w:r>
-      <w:proofErr w:type="spellEnd"/>
-      <w:r>
-        <w:rPr>
-          <w:rFonts w:ascii="Arial" w:hAnsi="Arial" w:cs="Arial"/>
-        </w:rPr>
-        <w:t xml:space="preserve"> et al. (2020), </w:t>
-      </w:r>
-      <w:proofErr w:type="gramStart"/>
-      <w:r>
-        <w:rPr>
-          <w:rFonts w:ascii="Arial" w:hAnsi="Arial" w:cs="Arial"/>
-        </w:rPr>
-        <w:t>similar to</w:t>
-      </w:r>
-      <w:proofErr w:type="gramEnd"/>
-      <w:r>
-        <w:rPr>
-          <w:rFonts w:ascii="Arial" w:hAnsi="Arial" w:cs="Arial"/>
-        </w:rPr>
-        <w:t xml:space="preserve"> how games can improve specific skills and maximize learning, gamification of education can increase student engagement levels. They have examined how gamification affects students' behavior, learning, and engagement based on their personality traits. Their findings indicated that the effect of gamification depends on the user's characteristics. </w:t>
+        <w:t xml:space="preserve">Based on the study of Smiderle et al. (2020), similar to how games can improve specific skills and maximize learning, gamification of education can increase student engagement levels. They have examined how gamification affects students' behavior, learning, and engagement based on their personality traits. Their findings indicated that the effect of gamification depends on the user's characteristics. </w:t>
       </w:r>
     </w:p>
     <w:p>
@@ -6605,21 +6308,7 @@
         <w:rPr>
           <w:rFonts w:ascii="Arial" w:hAnsi="Arial" w:cs="Arial"/>
         </w:rPr>
-        <w:t xml:space="preserve">Quizzes are used to test the understanding of a given material. And in e-learning, quizzes are typically conducted online. Online quizzes often have a time schedule, a time limit, and a limited number of attempts to answer. If students take tests at the same time, most are extremely likely to fail, especially if the network is unstable. To address this issue, a desktop-based offline quiz application was developed. Students use the offline quiz program to view </w:t>
-      </w:r>
-      <w:proofErr w:type="gramStart"/>
-      <w:r>
-        <w:rPr>
-          <w:rFonts w:ascii="Arial" w:hAnsi="Arial" w:cs="Arial"/>
-        </w:rPr>
-        <w:t>all of</w:t>
-      </w:r>
-      <w:proofErr w:type="gramEnd"/>
-      <w:r>
-        <w:rPr>
-          <w:rFonts w:ascii="Arial" w:hAnsi="Arial" w:cs="Arial"/>
-        </w:rPr>
-        <w:t xml:space="preserve"> the available quizzes. While answering is completed offline, downloading and uploading processes still require an internet connection</w:t>
+        <w:t>Quizzes are used to test the understanding of a given material. And in e-learning, quizzes are typically conducted online. Online quizzes often have a time schedule, a time limit, and a limited number of attempts to answer. If students take tests at the same time, most are extremely likely to fail, especially if the network is unstable. To address this issue, a desktop-based offline quiz application was developed. Students use the offline quiz program to view all of the available quizzes. While answering is completed offline, downloading and uploading processes still require an internet connection</w:t>
       </w:r>
       <w:r>
         <w:rPr>
@@ -6631,21 +6320,7 @@
         <w:rPr>
           <w:rFonts w:ascii="Arial" w:hAnsi="Arial" w:cs="Arial"/>
         </w:rPr>
-        <w:t>(</w:t>
-      </w:r>
-      <w:proofErr w:type="spellStart"/>
-      <w:r>
-        <w:rPr>
-          <w:rFonts w:ascii="Arial" w:hAnsi="Arial" w:cs="Arial"/>
-        </w:rPr>
-        <w:t>Mutiawani</w:t>
-      </w:r>
-      <w:proofErr w:type="spellEnd"/>
-      <w:r>
-        <w:rPr>
-          <w:rFonts w:ascii="Arial" w:hAnsi="Arial" w:cs="Arial"/>
-        </w:rPr>
-        <w:t xml:space="preserve"> et al., 2020)</w:t>
+        <w:t>(Mutiawani et al., 2020)</w:t>
       </w:r>
       <w:r>
         <w:rPr>
@@ -7616,25 +7291,7 @@
                 <w:b/>
                 <w:bCs/>
               </w:rPr>
-              <w:t>Amount (</w:t>
-            </w:r>
-            <w:proofErr w:type="spellStart"/>
-            <w:r>
-              <w:rPr>
-                <w:rFonts w:ascii="Arial" w:hAnsi="Arial" w:cs="Arial"/>
-                <w:b/>
-                <w:bCs/>
-              </w:rPr>
-              <w:t>Php</w:t>
-            </w:r>
-            <w:proofErr w:type="spellEnd"/>
-            <w:r>
-              <w:rPr>
-                <w:rFonts w:ascii="Arial" w:hAnsi="Arial" w:cs="Arial"/>
-                <w:b/>
-                <w:bCs/>
-              </w:rPr>
-              <w:t>)</w:t>
+              <w:t>Amount (Php)</w:t>
             </w:r>
           </w:p>
         </w:tc>
@@ -11832,19 +11489,11 @@
         </w:rPr>
         <w:t>(</w:t>
       </w:r>
-      <w:proofErr w:type="spellStart"/>
-      <w:r>
-        <w:rPr>
-          <w:rFonts w:ascii="Arial" w:hAnsi="Arial" w:cs="Arial"/>
-        </w:rPr>
-        <w:t>Ifenthaler</w:t>
-      </w:r>
-      <w:proofErr w:type="spellEnd"/>
-      <w:r>
-        <w:rPr>
-          <w:rFonts w:ascii="Arial" w:hAnsi="Arial" w:cs="Arial"/>
-        </w:rPr>
-        <w:t xml:space="preserve"> &amp; Yau, 2020). Such tools reduce manual workload and improve the accuracy of performance tracking, making the process easier and more effective.</w:t>
+      <w:r>
+        <w:rPr>
+          <w:rFonts w:ascii="Arial" w:hAnsi="Arial" w:cs="Arial"/>
+        </w:rPr>
+        <w:t>Ifenthaler &amp; Yau, 2020). Such tools reduce manual workload and improve the accuracy of performance tracking, making the process easier and more effective.</w:t>
       </w:r>
     </w:p>
     <w:p>
@@ -13111,35 +12760,7 @@
         <w:rPr>
           <w:rFonts w:ascii="Arial" w:hAnsi="Arial" w:cs="Arial"/>
         </w:rPr>
-        <w:t xml:space="preserve">, simple fonts such as sans-serif styles (e.g., Arial, Calibri) improve reading speed and comprehension, especially on screens (Kurniawan &amp; </w:t>
-      </w:r>
-      <w:proofErr w:type="spellStart"/>
-      <w:r>
-        <w:rPr>
-          <w:rFonts w:ascii="Arial" w:hAnsi="Arial" w:cs="Arial"/>
-        </w:rPr>
-        <w:t>Zaphiris</w:t>
-      </w:r>
-      <w:proofErr w:type="spellEnd"/>
-      <w:r>
-        <w:rPr>
-          <w:rFonts w:ascii="Arial" w:hAnsi="Arial" w:cs="Arial"/>
-        </w:rPr>
-        <w:t>, 2021). Additionally, larger font sizes reduce eye strain and enhance accessibility, making reading easier for users with visual impairments or older adults (Al-</w:t>
-      </w:r>
-      <w:proofErr w:type="spellStart"/>
-      <w:r>
-        <w:rPr>
-          <w:rFonts w:ascii="Arial" w:hAnsi="Arial" w:cs="Arial"/>
-        </w:rPr>
-        <w:t>Wabil</w:t>
-      </w:r>
-      <w:proofErr w:type="spellEnd"/>
-      <w:r>
-        <w:rPr>
-          <w:rFonts w:ascii="Arial" w:hAnsi="Arial" w:cs="Arial"/>
-        </w:rPr>
-        <w:t xml:space="preserve"> et al., 2021).</w:t>
+        <w:t>, simple fonts such as sans-serif styles (e.g., Arial, Calibri) improve reading speed and comprehension, especially on screens (Kurniawan &amp; Zaphiris, 2021). Additionally, larger font sizes reduce eye strain and enhance accessibility, making reading easier for users with visual impairments or older adults (Al-Wabil et al., 2021).</w:t>
       </w:r>
     </w:p>
     <w:p>
@@ -14497,21 +14118,7 @@
         <w:rPr>
           <w:rFonts w:ascii="Arial" w:hAnsi="Arial" w:cs="Arial"/>
         </w:rPr>
-        <w:t xml:space="preserve"> (Obar &amp; </w:t>
-      </w:r>
-      <w:proofErr w:type="spellStart"/>
-      <w:r>
-        <w:rPr>
-          <w:rFonts w:ascii="Arial" w:hAnsi="Arial" w:cs="Arial"/>
-        </w:rPr>
-        <w:t>Oeldorf</w:t>
-      </w:r>
-      <w:proofErr w:type="spellEnd"/>
-      <w:r>
-        <w:rPr>
-          <w:rFonts w:ascii="Arial" w:hAnsi="Arial" w:cs="Arial"/>
-        </w:rPr>
-        <w:t>-Hirsch, 2020).</w:t>
+        <w:t xml:space="preserve"> (Obar &amp; Oeldorf-Hirsch, 2020).</w:t>
       </w:r>
     </w:p>
     <w:p>
@@ -17681,7 +17288,6 @@
                 <w:szCs w:val="18"/>
               </w:rPr>
             </w:pPr>
-            <w:proofErr w:type="spellStart"/>
             <w:r>
               <w:rPr>
                 <w:rFonts w:ascii="Arial" w:hAnsi="Arial" w:cs="Arial"/>
@@ -17692,7 +17298,6 @@
               </w:rPr>
               <w:t>df</w:t>
             </w:r>
-            <w:proofErr w:type="spellEnd"/>
           </w:p>
         </w:tc>
         <w:tc>
@@ -18921,14 +18526,12 @@
         </w:rPr>
         <w:t xml:space="preserve"> </w:t>
       </w:r>
-      <w:proofErr w:type="spellStart"/>
       <w:r>
         <w:rPr>
           <w:rFonts w:ascii="Arial" w:hAnsi="Arial" w:cs="Arial"/>
         </w:rPr>
         <w:t>Alshamrani</w:t>
       </w:r>
-      <w:proofErr w:type="spellEnd"/>
       <w:r>
         <w:rPr>
           <w:rFonts w:ascii="Arial" w:hAnsi="Arial" w:cs="Arial"/>
@@ -18939,21 +18542,7 @@
         <w:rPr>
           <w:rFonts w:ascii="Arial" w:hAnsi="Arial" w:cs="Arial"/>
         </w:rPr>
-        <w:t xml:space="preserve"> </w:t>
-      </w:r>
-      <w:proofErr w:type="spellStart"/>
-      <w:r>
-        <w:rPr>
-          <w:rFonts w:ascii="Arial" w:hAnsi="Arial" w:cs="Arial"/>
-        </w:rPr>
-        <w:t>Bahattab</w:t>
-      </w:r>
-      <w:proofErr w:type="spellEnd"/>
-      <w:r>
-        <w:rPr>
-          <w:rFonts w:ascii="Arial" w:hAnsi="Arial" w:cs="Arial"/>
-        </w:rPr>
-        <w:t xml:space="preserve"> (2023)</w:t>
+        <w:t xml:space="preserve"> Bahattab (2023)</w:t>
       </w:r>
       <w:r>
         <w:rPr>
@@ -19226,7 +18815,6 @@
                 <w:szCs w:val="18"/>
               </w:rPr>
             </w:pPr>
-            <w:proofErr w:type="spellStart"/>
             <w:r>
               <w:rPr>
                 <w:rFonts w:ascii="Arial" w:hAnsi="Arial" w:cs="Arial"/>
@@ -19237,7 +18825,6 @@
               </w:rPr>
               <w:t>df</w:t>
             </w:r>
-            <w:proofErr w:type="spellEnd"/>
           </w:p>
         </w:tc>
         <w:tc>
@@ -20712,7 +20299,6 @@
                 <w:szCs w:val="18"/>
               </w:rPr>
             </w:pPr>
-            <w:proofErr w:type="spellStart"/>
             <w:r>
               <w:rPr>
                 <w:rFonts w:ascii="Arial" w:hAnsi="Arial" w:cs="Arial"/>
@@ -20723,7 +20309,6 @@
               </w:rPr>
               <w:t>df</w:t>
             </w:r>
-            <w:proofErr w:type="spellEnd"/>
           </w:p>
         </w:tc>
         <w:tc>
@@ -23453,51 +23038,21 @@
           <w:rFonts w:ascii="Arial" w:hAnsi="Arial" w:cs="Arial"/>
           <w:color w:val="000000" w:themeColor="text1"/>
         </w:rPr>
-        <w:t xml:space="preserve"> Future researchers may make changes to the application that could further</w:t>
+        <w:t xml:space="preserve"> </w:t>
       </w:r>
       <w:r>
         <w:rPr>
           <w:rFonts w:ascii="Arial" w:hAnsi="Arial" w:cs="Arial"/>
           <w:color w:val="000000" w:themeColor="text1"/>
         </w:rPr>
-        <w:br/>
-        <w:t xml:space="preserve">    strengthen</w:t>
+        <w:t>aaaaaaaaaaaaaaaaaaaaaaaaaaaaaaaaaaaaaaaaaaaa</w:t>
       </w:r>
       <w:r>
         <w:rPr>
           <w:rFonts w:ascii="Arial" w:hAnsi="Arial" w:cs="Arial"/>
           <w:color w:val="000000" w:themeColor="text1"/>
         </w:rPr>
-        <w:t xml:space="preserve"> the</w:t>
-      </w:r>
-      <w:r>
-        <w:rPr>
-          <w:rFonts w:ascii="Arial" w:hAnsi="Arial" w:cs="Arial"/>
-          <w:color w:val="000000" w:themeColor="text1"/>
-        </w:rPr>
-        <w:t xml:space="preserve"> positive relationship of </w:t>
-      </w:r>
-      <w:r>
-        <w:rPr>
-          <w:rFonts w:ascii="Arial" w:hAnsi="Arial" w:cs="Arial"/>
-          <w:color w:val="000000" w:themeColor="text1"/>
-        </w:rPr>
-        <w:t>its</w:t>
-      </w:r>
-      <w:r>
-        <w:rPr>
-          <w:rFonts w:ascii="Arial" w:hAnsi="Arial" w:cs="Arial"/>
-          <w:color w:val="000000" w:themeColor="text1"/>
-        </w:rPr>
-        <w:t xml:space="preserve"> level of acceptability and</w:t>
-      </w:r>
-      <w:r>
-        <w:rPr>
-          <w:rFonts w:ascii="Arial" w:hAnsi="Arial" w:cs="Arial"/>
-          <w:color w:val="000000" w:themeColor="text1"/>
-        </w:rPr>
-        <w:br/>
-        <w:t xml:space="preserve">    performance. </w:t>
+        <w:t xml:space="preserve"> </w:t>
       </w:r>
       <w:r>
         <w:rPr>
@@ -23545,61 +23100,7 @@
           <w:bCs/>
           <w:color w:val="000000" w:themeColor="text1"/>
         </w:rPr>
-        <w:t xml:space="preserve">Ahmed, R. (2023). What Are </w:t>
-      </w:r>
-      <w:proofErr w:type="gramStart"/>
-      <w:r>
-        <w:rPr>
-          <w:rFonts w:ascii="Arial" w:hAnsi="Arial" w:cs="Arial"/>
-          <w:bCs/>
-          <w:color w:val="000000" w:themeColor="text1"/>
-        </w:rPr>
-        <w:t>The</w:t>
-      </w:r>
-      <w:proofErr w:type="gramEnd"/>
-      <w:r>
-        <w:rPr>
-          <w:rFonts w:ascii="Arial" w:hAnsi="Arial" w:cs="Arial"/>
-          <w:bCs/>
-          <w:color w:val="000000" w:themeColor="text1"/>
-        </w:rPr>
-        <w:t xml:space="preserve"> Advantages </w:t>
-      </w:r>
-      <w:proofErr w:type="gramStart"/>
-      <w:r>
-        <w:rPr>
-          <w:rFonts w:ascii="Arial" w:hAnsi="Arial" w:cs="Arial"/>
-          <w:bCs/>
-          <w:color w:val="000000" w:themeColor="text1"/>
-        </w:rPr>
-        <w:t>Of</w:t>
-      </w:r>
-      <w:proofErr w:type="gramEnd"/>
-      <w:r>
-        <w:rPr>
-          <w:rFonts w:ascii="Arial" w:hAnsi="Arial" w:cs="Arial"/>
-          <w:bCs/>
-          <w:color w:val="000000" w:themeColor="text1"/>
-        </w:rPr>
-        <w:t xml:space="preserve"> Learning Apps </w:t>
-      </w:r>
-      <w:proofErr w:type="gramStart"/>
-      <w:r>
-        <w:rPr>
-          <w:rFonts w:ascii="Arial" w:hAnsi="Arial" w:cs="Arial"/>
-          <w:bCs/>
-          <w:color w:val="000000" w:themeColor="text1"/>
-        </w:rPr>
-        <w:t>For</w:t>
-      </w:r>
-      <w:proofErr w:type="gramEnd"/>
-      <w:r>
-        <w:rPr>
-          <w:rFonts w:ascii="Arial" w:hAnsi="Arial" w:cs="Arial"/>
-          <w:bCs/>
-          <w:color w:val="000000" w:themeColor="text1"/>
-        </w:rPr>
-        <w:t xml:space="preserve"> Students Nowadays. https://elearningindustry.com/what-are-the-advantages-of-learning-apps-for-students-nowadays</w:t>
+        <w:t>Ahmed, R. (2023). What Are The Advantages Of Learning Apps For Students Nowadays. https://elearningindustry.com/what-are-the-advantages-of-learning-apps-for-students-nowadays</w:t>
       </w:r>
     </w:p>
     <w:p>
@@ -23618,25 +23119,7 @@
           <w:bCs/>
           <w:color w:val="000000" w:themeColor="text1"/>
         </w:rPr>
-        <w:t>Al-</w:t>
-      </w:r>
-      <w:proofErr w:type="spellStart"/>
-      <w:r>
-        <w:rPr>
-          <w:rFonts w:ascii="Arial" w:hAnsi="Arial" w:cs="Arial"/>
-          <w:bCs/>
-          <w:color w:val="000000" w:themeColor="text1"/>
-        </w:rPr>
-        <w:t>Wabil</w:t>
-      </w:r>
-      <w:proofErr w:type="spellEnd"/>
-      <w:r>
-        <w:rPr>
-          <w:rFonts w:ascii="Arial" w:hAnsi="Arial" w:cs="Arial"/>
-          <w:bCs/>
-          <w:color w:val="000000" w:themeColor="text1"/>
-        </w:rPr>
-        <w:t>, A., Al-Salman, A., &amp; Alzahrani, A. (2021). Effect of font size and type on readability in digital content. Journal of Educational Computing Research, 59(2), 345–362. https://doi.org/10.1177/0735633120981234</w:t>
+        <w:t>Al-Wabil, A., Al-Salman, A., &amp; Alzahrani, A. (2021). Effect of font size and type on readability in digital content. Journal of Educational Computing Research, 59(2), 345–362. https://doi.org/10.1177/0735633120981234</w:t>
       </w:r>
     </w:p>
     <w:p>
@@ -23649,41 +23132,13 @@
           <w:color w:val="000000" w:themeColor="text1"/>
         </w:rPr>
       </w:pPr>
-      <w:proofErr w:type="spellStart"/>
       <w:r>
         <w:rPr>
           <w:rFonts w:ascii="Arial" w:hAnsi="Arial" w:cs="Arial"/>
           <w:bCs/>
           <w:color w:val="000000" w:themeColor="text1"/>
         </w:rPr>
-        <w:t>Alshamrani</w:t>
-      </w:r>
-      <w:proofErr w:type="spellEnd"/>
-      <w:r>
-        <w:rPr>
-          <w:rFonts w:ascii="Arial" w:hAnsi="Arial" w:cs="Arial"/>
-          <w:bCs/>
-          <w:color w:val="000000" w:themeColor="text1"/>
-        </w:rPr>
-        <w:t xml:space="preserve">, A., &amp; </w:t>
-      </w:r>
-      <w:proofErr w:type="spellStart"/>
-      <w:r>
-        <w:rPr>
-          <w:rFonts w:ascii="Arial" w:hAnsi="Arial" w:cs="Arial"/>
-          <w:bCs/>
-          <w:color w:val="000000" w:themeColor="text1"/>
-        </w:rPr>
-        <w:t>Bahattab</w:t>
-      </w:r>
-      <w:proofErr w:type="spellEnd"/>
-      <w:r>
-        <w:rPr>
-          <w:rFonts w:ascii="Arial" w:hAnsi="Arial" w:cs="Arial"/>
-          <w:bCs/>
-          <w:color w:val="000000" w:themeColor="text1"/>
-        </w:rPr>
-        <w:t>, A. (2023). Evaluating the impact of usability and graphical performance on user experience. Journal of Systems and Software, 198, 111345. https://doi.org/10.1016/j.jss.2023.111345</w:t>
+        <w:t>Alshamrani, A., &amp; Bahattab, A. (2023). Evaluating the impact of usability and graphical performance on user experience. Journal of Systems and Software, 198, 111345. https://doi.org/10.1016/j.jss.2023.111345</w:t>
       </w:r>
     </w:p>
     <w:p>
@@ -23775,25 +23230,7 @@
           <w:bCs/>
           <w:color w:val="000000" w:themeColor="text1"/>
         </w:rPr>
-        <w:t xml:space="preserve">What Is JavaScript Used </w:t>
-      </w:r>
-      <w:proofErr w:type="gramStart"/>
-      <w:r>
-        <w:rPr>
-          <w:rFonts w:ascii="Arial" w:hAnsi="Arial" w:cs="Arial"/>
-          <w:bCs/>
-          <w:color w:val="000000" w:themeColor="text1"/>
-        </w:rPr>
-        <w:t>For?.</w:t>
-      </w:r>
-      <w:proofErr w:type="gramEnd"/>
-      <w:r>
-        <w:rPr>
-          <w:rFonts w:ascii="Arial" w:hAnsi="Arial" w:cs="Arial"/>
-          <w:bCs/>
-          <w:color w:val="000000" w:themeColor="text1"/>
-        </w:rPr>
-        <w:t xml:space="preserve"> Coursera. https://www.coursera.org/articles/what-is-javascript-used-For</w:t>
+        <w:t>What Is JavaScript Used For?. Coursera. https://www.coursera.org/articles/what-is-javascript-used-For</w:t>
       </w:r>
     </w:p>
     <w:p>
@@ -23813,25 +23250,7 @@
           <w:color w:val="000000" w:themeColor="text1"/>
         </w:rPr>
         <w:lastRenderedPageBreak/>
-        <w:t xml:space="preserve">Dukes, E. (2023). How To Make </w:t>
-      </w:r>
-      <w:proofErr w:type="gramStart"/>
-      <w:r>
-        <w:rPr>
-          <w:rFonts w:ascii="Arial" w:hAnsi="Arial" w:cs="Arial"/>
-          <w:bCs/>
-          <w:color w:val="000000" w:themeColor="text1"/>
-        </w:rPr>
-        <w:t>An</w:t>
-      </w:r>
-      <w:proofErr w:type="gramEnd"/>
-      <w:r>
-        <w:rPr>
-          <w:rFonts w:ascii="Arial" w:hAnsi="Arial" w:cs="Arial"/>
-          <w:bCs/>
-          <w:color w:val="000000" w:themeColor="text1"/>
-        </w:rPr>
-        <w:t xml:space="preserve"> Educational Application. https://citizenside.com/technology/how-to-make-an-educational-application/</w:t>
+        <w:t>Dukes, E. (2023). How To Make An Educational Application. https://citizenside.com/technology/how-to-make-an-educational-application/</w:t>
       </w:r>
     </w:p>
     <w:p>
@@ -23960,23 +23379,13 @@
           <w:color w:val="000000" w:themeColor="text1"/>
         </w:rPr>
       </w:pPr>
-      <w:proofErr w:type="spellStart"/>
       <w:r>
         <w:rPr>
           <w:rFonts w:ascii="Arial" w:hAnsi="Arial" w:cs="Arial"/>
           <w:bCs/>
           <w:color w:val="000000" w:themeColor="text1"/>
         </w:rPr>
-        <w:t>Gumasing</w:t>
-      </w:r>
-      <w:proofErr w:type="spellEnd"/>
-      <w:r>
-        <w:rPr>
-          <w:rFonts w:ascii="Arial" w:hAnsi="Arial" w:cs="Arial"/>
-          <w:bCs/>
-          <w:color w:val="000000" w:themeColor="text1"/>
-        </w:rPr>
-        <w:t>, M. J. J., Dahilig, J. A. V., Taw, C. A. Y., &amp; Valeriano, C. (2022, June). Effects of Boredom on the Academic Engagement of Students during Online Class. In Proceeding of the 7th North American International Conference on Industrial Engineering and Operations Management, Orlando, Florida, USA (pp. 12-14).</w:t>
+        <w:t>Gumasing, M. J. J., Dahilig, J. A. V., Taw, C. A. Y., &amp; Valeriano, C. (2022, June). Effects of Boredom on the Academic Engagement of Students during Online Class. In Proceeding of the 7th North American International Conference on Industrial Engineering and Operations Management, Orlando, Florida, USA (pp. 12-14).</w:t>
       </w:r>
       <w:r>
         <w:rPr>
@@ -24012,25 +23421,7 @@
           <w:color w:val="000000" w:themeColor="text1"/>
         </w:rPr>
         <w:lastRenderedPageBreak/>
-        <w:t xml:space="preserve">Harężlak, R. (2024). 10 Successful Companies Using Node.js. </w:t>
-      </w:r>
-      <w:proofErr w:type="spellStart"/>
-      <w:r>
-        <w:rPr>
-          <w:rFonts w:ascii="Arial" w:hAnsi="Arial" w:cs="Arial"/>
-          <w:bCs/>
-          <w:color w:val="000000" w:themeColor="text1"/>
-        </w:rPr>
-        <w:t>Selleo</w:t>
-      </w:r>
-      <w:proofErr w:type="spellEnd"/>
-      <w:r>
-        <w:rPr>
-          <w:rFonts w:ascii="Arial" w:hAnsi="Arial" w:cs="Arial"/>
-          <w:bCs/>
-          <w:color w:val="000000" w:themeColor="text1"/>
-        </w:rPr>
-        <w:t>. https://selleo.com/blog/10-successful-companies-using-nodejs</w:t>
+        <w:t>Harężlak, R. (2024). 10 Successful Companies Using Node.js. Selleo. https://selleo.com/blog/10-successful-companies-using-nodejs</w:t>
       </w:r>
     </w:p>
     <w:p>
@@ -24108,25 +23499,7 @@
           <w:bCs/>
           <w:color w:val="000000" w:themeColor="text1"/>
         </w:rPr>
-        <w:t xml:space="preserve">Hussain, A., </w:t>
-      </w:r>
-      <w:proofErr w:type="spellStart"/>
-      <w:r>
-        <w:rPr>
-          <w:rFonts w:ascii="Arial" w:hAnsi="Arial" w:cs="Arial"/>
-          <w:bCs/>
-          <w:color w:val="000000" w:themeColor="text1"/>
-        </w:rPr>
-        <w:t>Mkpojiogu</w:t>
-      </w:r>
-      <w:proofErr w:type="spellEnd"/>
-      <w:r>
-        <w:rPr>
-          <w:rFonts w:ascii="Arial" w:hAnsi="Arial" w:cs="Arial"/>
-          <w:bCs/>
-          <w:color w:val="000000" w:themeColor="text1"/>
-        </w:rPr>
-        <w:t>, E. O. C., &amp; Kamal, F. M. (2021). Effects of graphical interface usability on user performance in mobile applications. International Journal of Interactive Mobile Technologies, 15(7), 17–34. https://doi.org/10.3991/ijim.v15i07.20677</w:t>
+        <w:t>Hussain, A., Mkpojiogu, E. O. C., &amp; Kamal, F. M. (2021). Effects of graphical interface usability on user performance in mobile applications. International Journal of Interactive Mobile Technologies, 15(7), 17–34. https://doi.org/10.3991/ijim.v15i07.20677</w:t>
       </w:r>
     </w:p>
     <w:p>
@@ -24139,59 +23512,13 @@
           <w:color w:val="000000" w:themeColor="text1"/>
         </w:rPr>
       </w:pPr>
-      <w:proofErr w:type="spellStart"/>
       <w:r>
         <w:rPr>
           <w:rFonts w:ascii="Arial" w:hAnsi="Arial" w:cs="Arial"/>
           <w:bCs/>
           <w:color w:val="000000" w:themeColor="text1"/>
         </w:rPr>
-        <w:t>Ifenthaler</w:t>
-      </w:r>
-      <w:proofErr w:type="spellEnd"/>
-      <w:r>
-        <w:rPr>
-          <w:rFonts w:ascii="Arial" w:hAnsi="Arial" w:cs="Arial"/>
-          <w:bCs/>
-          <w:color w:val="000000" w:themeColor="text1"/>
-        </w:rPr>
-        <w:t xml:space="preserve">, D., &amp; Yau, J. Y.-K. (2020). </w:t>
-      </w:r>
-      <w:proofErr w:type="spellStart"/>
-      <w:r>
-        <w:rPr>
-          <w:rFonts w:ascii="Arial" w:hAnsi="Arial" w:cs="Arial"/>
-          <w:bCs/>
-          <w:color w:val="000000" w:themeColor="text1"/>
-        </w:rPr>
-        <w:t>Utilising</w:t>
-      </w:r>
-      <w:proofErr w:type="spellEnd"/>
-      <w:r>
-        <w:rPr>
-          <w:rFonts w:ascii="Arial" w:hAnsi="Arial" w:cs="Arial"/>
-          <w:bCs/>
-          <w:color w:val="000000" w:themeColor="text1"/>
-        </w:rPr>
-        <w:t xml:space="preserve"> learning analytics for study success: Reflections on current empirical findings. In D. </w:t>
-      </w:r>
-      <w:proofErr w:type="spellStart"/>
-      <w:r>
-        <w:rPr>
-          <w:rFonts w:ascii="Arial" w:hAnsi="Arial" w:cs="Arial"/>
-          <w:bCs/>
-          <w:color w:val="000000" w:themeColor="text1"/>
-        </w:rPr>
-        <w:t>Ifenthaler</w:t>
-      </w:r>
-      <w:proofErr w:type="spellEnd"/>
-      <w:r>
-        <w:rPr>
-          <w:rFonts w:ascii="Arial" w:hAnsi="Arial" w:cs="Arial"/>
-          <w:bCs/>
-          <w:color w:val="000000" w:themeColor="text1"/>
-        </w:rPr>
-        <w:t>, N. Bellin-Mularski, &amp; D. Mah (Eds.), Implementing learning analytics in higher education (pp. 19–36). Springer. https://doi.org/10.1007/978-3-030-50160-0_2</w:t>
+        <w:t>Ifenthaler, D., &amp; Yau, J. Y.-K. (2020). Utilising learning analytics for study success: Reflections on current empirical findings. In D. Ifenthaler, N. Bellin-Mularski, &amp; D. Mah (Eds.), Implementing learning analytics in higher education (pp. 19–36). Springer. https://doi.org/10.1007/978-3-030-50160-0_2</w:t>
       </w:r>
     </w:p>
     <w:p>
@@ -24223,95 +23550,13 @@
           <w:color w:val="000000" w:themeColor="text1"/>
         </w:rPr>
       </w:pPr>
-      <w:proofErr w:type="spellStart"/>
       <w:r>
         <w:rPr>
           <w:rFonts w:ascii="Arial" w:hAnsi="Arial" w:cs="Arial"/>
           <w:bCs/>
           <w:color w:val="000000" w:themeColor="text1"/>
         </w:rPr>
-        <w:t>Khairkar</w:t>
-      </w:r>
-      <w:proofErr w:type="spellEnd"/>
-      <w:r>
-        <w:rPr>
-          <w:rFonts w:ascii="Arial" w:hAnsi="Arial" w:cs="Arial"/>
-          <w:bCs/>
-          <w:color w:val="000000" w:themeColor="text1"/>
-        </w:rPr>
-        <w:t xml:space="preserve">, A., </w:t>
-      </w:r>
-      <w:proofErr w:type="spellStart"/>
-      <w:r>
-        <w:rPr>
-          <w:rFonts w:ascii="Arial" w:hAnsi="Arial" w:cs="Arial"/>
-          <w:bCs/>
-          <w:color w:val="000000" w:themeColor="text1"/>
-        </w:rPr>
-        <w:t>Bulbule</w:t>
-      </w:r>
-      <w:proofErr w:type="spellEnd"/>
-      <w:r>
-        <w:rPr>
-          <w:rFonts w:ascii="Arial" w:hAnsi="Arial" w:cs="Arial"/>
-          <w:bCs/>
-          <w:color w:val="000000" w:themeColor="text1"/>
-        </w:rPr>
-        <w:t xml:space="preserve">, S., </w:t>
-      </w:r>
-      <w:proofErr w:type="spellStart"/>
-      <w:r>
-        <w:rPr>
-          <w:rFonts w:ascii="Arial" w:hAnsi="Arial" w:cs="Arial"/>
-          <w:bCs/>
-          <w:color w:val="000000" w:themeColor="text1"/>
-        </w:rPr>
-        <w:t>Manchalkar</w:t>
-      </w:r>
-      <w:proofErr w:type="spellEnd"/>
-      <w:r>
-        <w:rPr>
-          <w:rFonts w:ascii="Arial" w:hAnsi="Arial" w:cs="Arial"/>
-          <w:bCs/>
-          <w:color w:val="000000" w:themeColor="text1"/>
-        </w:rPr>
-        <w:t xml:space="preserve">, S., </w:t>
-      </w:r>
-      <w:proofErr w:type="spellStart"/>
-      <w:r>
-        <w:rPr>
-          <w:rFonts w:ascii="Arial" w:hAnsi="Arial" w:cs="Arial"/>
-          <w:bCs/>
-          <w:color w:val="000000" w:themeColor="text1"/>
-        </w:rPr>
-        <w:t>Phatate</w:t>
-      </w:r>
-      <w:proofErr w:type="spellEnd"/>
-      <w:r>
-        <w:rPr>
-          <w:rFonts w:ascii="Arial" w:hAnsi="Arial" w:cs="Arial"/>
-          <w:bCs/>
-          <w:color w:val="000000" w:themeColor="text1"/>
-        </w:rPr>
-        <w:t xml:space="preserve">, S., &amp; Soni, K. (2023). </w:t>
-      </w:r>
-      <w:proofErr w:type="spellStart"/>
-      <w:r>
-        <w:rPr>
-          <w:rFonts w:ascii="Arial" w:hAnsi="Arial" w:cs="Arial"/>
-          <w:bCs/>
-          <w:color w:val="000000" w:themeColor="text1"/>
-        </w:rPr>
-        <w:t>Eduassesspro</w:t>
-      </w:r>
-      <w:proofErr w:type="spellEnd"/>
-      <w:r>
-        <w:rPr>
-          <w:rFonts w:ascii="Arial" w:hAnsi="Arial" w:cs="Arial"/>
-          <w:bCs/>
-          <w:color w:val="000000" w:themeColor="text1"/>
-        </w:rPr>
-        <w:t>: An Automated Quiz Generator and Exam Creator. Journal of AI-Driven Educational Tools. https://doi.org/10.47392/IRJASH.2024.027</w:t>
+        <w:t>Khairkar, A., Bulbule, S., Manchalkar, S., Phatate, S., &amp; Soni, K. (2023). Eduassesspro: An Automated Quiz Generator and Exam Creator. Journal of AI-Driven Educational Tools. https://doi.org/10.47392/IRJASH.2024.027</w:t>
       </w:r>
     </w:p>
     <w:p>
@@ -24324,7 +23569,6 @@
           <w:color w:val="000000" w:themeColor="text1"/>
         </w:rPr>
       </w:pPr>
-      <w:proofErr w:type="spellStart"/>
       <w:r>
         <w:rPr>
           <w:rFonts w:ascii="Arial" w:hAnsi="Arial" w:cs="Arial"/>
@@ -24332,52 +23576,7 @@
           <w:color w:val="000000" w:themeColor="text1"/>
         </w:rPr>
         <w:lastRenderedPageBreak/>
-        <w:t>Khomyn</w:t>
-      </w:r>
-      <w:proofErr w:type="spellEnd"/>
-      <w:r>
-        <w:rPr>
-          <w:rFonts w:ascii="Arial" w:hAnsi="Arial" w:cs="Arial"/>
-          <w:bCs/>
-          <w:color w:val="000000" w:themeColor="text1"/>
-        </w:rPr>
-        <w:t xml:space="preserve">, A. (2025). The Complete Guide </w:t>
-      </w:r>
-      <w:proofErr w:type="gramStart"/>
-      <w:r>
-        <w:rPr>
-          <w:rFonts w:ascii="Arial" w:hAnsi="Arial" w:cs="Arial"/>
-          <w:bCs/>
-          <w:color w:val="000000" w:themeColor="text1"/>
-        </w:rPr>
-        <w:t>To</w:t>
-      </w:r>
-      <w:proofErr w:type="gramEnd"/>
-      <w:r>
-        <w:rPr>
-          <w:rFonts w:ascii="Arial" w:hAnsi="Arial" w:cs="Arial"/>
-          <w:bCs/>
-          <w:color w:val="000000" w:themeColor="text1"/>
-        </w:rPr>
-        <w:t xml:space="preserve"> Building Educational Apps In 2024: From Concept </w:t>
-      </w:r>
-      <w:proofErr w:type="gramStart"/>
-      <w:r>
-        <w:rPr>
-          <w:rFonts w:ascii="Arial" w:hAnsi="Arial" w:cs="Arial"/>
-          <w:bCs/>
-          <w:color w:val="000000" w:themeColor="text1"/>
-        </w:rPr>
-        <w:t>To</w:t>
-      </w:r>
-      <w:proofErr w:type="gramEnd"/>
-      <w:r>
-        <w:rPr>
-          <w:rFonts w:ascii="Arial" w:hAnsi="Arial" w:cs="Arial"/>
-          <w:bCs/>
-          <w:color w:val="000000" w:themeColor="text1"/>
-        </w:rPr>
-        <w:t xml:space="preserve"> Launch. https://soloway.tech/blog/the-complete-guide-to-building-educational-apps/</w:t>
+        <w:t>Khomyn, A. (2025). The Complete Guide To Building Educational Apps In 2024: From Concept To Launch. https://soloway.tech/blog/the-complete-guide-to-building-educational-apps/</w:t>
       </w:r>
     </w:p>
     <w:p>
@@ -24439,25 +23638,7 @@
           <w:bCs/>
           <w:color w:val="000000" w:themeColor="text1"/>
         </w:rPr>
-        <w:t xml:space="preserve">Kurniawan, S., &amp; </w:t>
-      </w:r>
-      <w:proofErr w:type="spellStart"/>
-      <w:r>
-        <w:rPr>
-          <w:rFonts w:ascii="Arial" w:hAnsi="Arial" w:cs="Arial"/>
-          <w:bCs/>
-          <w:color w:val="000000" w:themeColor="text1"/>
-        </w:rPr>
-        <w:t>Zaphiris</w:t>
-      </w:r>
-      <w:proofErr w:type="spellEnd"/>
-      <w:r>
-        <w:rPr>
-          <w:rFonts w:ascii="Arial" w:hAnsi="Arial" w:cs="Arial"/>
-          <w:bCs/>
-          <w:color w:val="000000" w:themeColor="text1"/>
-        </w:rPr>
-        <w:t>, P. (2021). The impact of font and text size on user reading performance. International Journal of Human-Computer Studies, 147, 102563. https://doi.org/10.1016/j.ijhcs.2020.102563</w:t>
+        <w:t>Kurniawan, S., &amp; Zaphiris, P. (2021). The impact of font and text size on user reading performance. International Journal of Human-Computer Studies, 147, 102563. https://doi.org/10.1016/j.ijhcs.2020.102563</w:t>
       </w:r>
     </w:p>
     <w:p>
@@ -24593,25 +23774,7 @@
           <w:bCs/>
           <w:color w:val="000000" w:themeColor="text1"/>
         </w:rPr>
-        <w:t>MDN (n.d.). The WebSocket API (</w:t>
-      </w:r>
-      <w:proofErr w:type="spellStart"/>
-      <w:r>
-        <w:rPr>
-          <w:rFonts w:ascii="Arial" w:hAnsi="Arial" w:cs="Arial"/>
-          <w:bCs/>
-          <w:color w:val="000000" w:themeColor="text1"/>
-        </w:rPr>
-        <w:t>WebSockets</w:t>
-      </w:r>
-      <w:proofErr w:type="spellEnd"/>
-      <w:r>
-        <w:rPr>
-          <w:rFonts w:ascii="Arial" w:hAnsi="Arial" w:cs="Arial"/>
-          <w:bCs/>
-          <w:color w:val="000000" w:themeColor="text1"/>
-        </w:rPr>
-        <w:t>). Retrieved August 23, 2025, from https://developer.mozilla.org/docs/Web/API/WebSockets_API</w:t>
+        <w:t>MDN (n.d.). The WebSocket API (WebSockets). Retrieved August 23, 2025, from https://developer.mozilla.org/docs/Web/API/WebSockets_API</w:t>
       </w:r>
     </w:p>
     <w:p>
@@ -24643,41 +23806,13 @@
           <w:color w:val="000000" w:themeColor="text1"/>
         </w:rPr>
       </w:pPr>
-      <w:proofErr w:type="spellStart"/>
       <w:r>
         <w:rPr>
           <w:rFonts w:ascii="Arial" w:hAnsi="Arial" w:cs="Arial"/>
           <w:bCs/>
           <w:color w:val="000000" w:themeColor="text1"/>
         </w:rPr>
-        <w:t>Munoto</w:t>
-      </w:r>
-      <w:proofErr w:type="spellEnd"/>
-      <w:r>
-        <w:rPr>
-          <w:rFonts w:ascii="Arial" w:hAnsi="Arial" w:cs="Arial"/>
-          <w:bCs/>
-          <w:color w:val="000000" w:themeColor="text1"/>
-        </w:rPr>
-        <w:t xml:space="preserve">, M., </w:t>
-      </w:r>
-      <w:proofErr w:type="spellStart"/>
-      <w:r>
-        <w:rPr>
-          <w:rFonts w:ascii="Arial" w:hAnsi="Arial" w:cs="Arial"/>
-          <w:bCs/>
-          <w:color w:val="000000" w:themeColor="text1"/>
-        </w:rPr>
-        <w:t>Sumbawati</w:t>
-      </w:r>
-      <w:proofErr w:type="spellEnd"/>
-      <w:r>
-        <w:rPr>
-          <w:rFonts w:ascii="Arial" w:hAnsi="Arial" w:cs="Arial"/>
-          <w:bCs/>
-          <w:color w:val="000000" w:themeColor="text1"/>
-        </w:rPr>
-        <w:t>, M. S., &amp; Sari, S. F. M. (2021). The use of mobile technology in learning with online and offline systems. International Journal of Information and Communication Technology Education (IJICTE), 17(2), 54-67. http://doi.org/10.4018/IJICTE.2021040104</w:t>
+        <w:t>Munoto, M., Sumbawati, M. S., &amp; Sari, S. F. M. (2021). The use of mobile technology in learning with online and offline systems. International Journal of Information and Communication Technology Education (IJICTE), 17(2), 54-67. http://doi.org/10.4018/IJICTE.2021040104</w:t>
       </w:r>
     </w:p>
     <w:p>
@@ -24690,41 +23825,13 @@
           <w:color w:val="000000" w:themeColor="text1"/>
         </w:rPr>
       </w:pPr>
-      <w:proofErr w:type="spellStart"/>
       <w:r>
         <w:rPr>
           <w:rFonts w:ascii="Arial" w:hAnsi="Arial" w:cs="Arial"/>
           <w:bCs/>
           <w:color w:val="000000" w:themeColor="text1"/>
         </w:rPr>
-        <w:t>Mutiawani</w:t>
-      </w:r>
-      <w:proofErr w:type="spellEnd"/>
-      <w:r>
-        <w:rPr>
-          <w:rFonts w:ascii="Arial" w:hAnsi="Arial" w:cs="Arial"/>
-          <w:bCs/>
-          <w:color w:val="000000" w:themeColor="text1"/>
-        </w:rPr>
-        <w:t xml:space="preserve">, V., Amrin, N., Saputra, K., &amp; </w:t>
-      </w:r>
-      <w:proofErr w:type="spellStart"/>
-      <w:r>
-        <w:rPr>
-          <w:rFonts w:ascii="Arial" w:hAnsi="Arial" w:cs="Arial"/>
-          <w:bCs/>
-          <w:color w:val="000000" w:themeColor="text1"/>
-        </w:rPr>
-        <w:t>Yunardi</w:t>
-      </w:r>
-      <w:proofErr w:type="spellEnd"/>
-      <w:r>
-        <w:rPr>
-          <w:rFonts w:ascii="Arial" w:hAnsi="Arial" w:cs="Arial"/>
-          <w:bCs/>
-          <w:color w:val="000000" w:themeColor="text1"/>
-        </w:rPr>
-        <w:t>, D. H. (2020, November). Developing a Desktop-based Offline Quiz Application. In 2020 IEEE Conference on e-Learning, e-Management and e-Services (IC3e) (pp. 98-103). IEEE. http://doi.org/10.1109/IC3e50159.2020.9288376</w:t>
+        <w:t>Mutiawani, V., Amrin, N., Saputra, K., &amp; Yunardi, D. H. (2020, November). Developing a Desktop-based Offline Quiz Application. In 2020 IEEE Conference on e-Learning, e-Management and e-Services (IC3e) (pp. 98-103). IEEE. http://doi.org/10.1109/IC3e50159.2020.9288376</w:t>
       </w:r>
     </w:p>
     <w:p>
@@ -24756,23 +23863,13 @@
           <w:color w:val="000000" w:themeColor="text1"/>
         </w:rPr>
       </w:pPr>
-      <w:proofErr w:type="spellStart"/>
       <w:r>
         <w:rPr>
           <w:rFonts w:ascii="Arial" w:hAnsi="Arial" w:cs="Arial"/>
           <w:bCs/>
           <w:color w:val="000000" w:themeColor="text1"/>
         </w:rPr>
-        <w:t>Nineleaps</w:t>
-      </w:r>
-      <w:proofErr w:type="spellEnd"/>
-      <w:r>
-        <w:rPr>
-          <w:rFonts w:ascii="Arial" w:hAnsi="Arial" w:cs="Arial"/>
-          <w:bCs/>
-          <w:color w:val="000000" w:themeColor="text1"/>
-        </w:rPr>
-        <w:t xml:space="preserve"> (2025). Package management. Medium. https://medium.com/technology-nineleaps/package-management-d5059784dae4</w:t>
+        <w:t>Nineleaps (2025). Package management. Medium. https://medium.com/technology-nineleaps/package-management-d5059784dae4</w:t>
       </w:r>
     </w:p>
     <w:p>
@@ -24785,41 +23882,13 @@
           <w:color w:val="000000" w:themeColor="text1"/>
         </w:rPr>
       </w:pPr>
-      <w:proofErr w:type="spellStart"/>
       <w:r>
         <w:rPr>
           <w:rFonts w:ascii="Arial" w:hAnsi="Arial" w:cs="Arial"/>
           <w:bCs/>
           <w:color w:val="000000" w:themeColor="text1"/>
         </w:rPr>
-        <w:t>npm</w:t>
-      </w:r>
-      <w:proofErr w:type="spellEnd"/>
-      <w:r>
-        <w:rPr>
-          <w:rFonts w:ascii="Arial" w:hAnsi="Arial" w:cs="Arial"/>
-          <w:bCs/>
-          <w:color w:val="000000" w:themeColor="text1"/>
-        </w:rPr>
-        <w:t xml:space="preserve"> Docs (n.d.). About </w:t>
-      </w:r>
-      <w:proofErr w:type="spellStart"/>
-      <w:r>
-        <w:rPr>
-          <w:rFonts w:ascii="Arial" w:hAnsi="Arial" w:cs="Arial"/>
-          <w:bCs/>
-          <w:color w:val="000000" w:themeColor="text1"/>
-        </w:rPr>
-        <w:t>npm</w:t>
-      </w:r>
-      <w:proofErr w:type="spellEnd"/>
-      <w:r>
-        <w:rPr>
-          <w:rFonts w:ascii="Arial" w:hAnsi="Arial" w:cs="Arial"/>
-          <w:bCs/>
-          <w:color w:val="000000" w:themeColor="text1"/>
-        </w:rPr>
-        <w:t>. Retrieved August 25, 2025, from. https://docs.npmjs.com/about-npm#learn-more</w:t>
+        <w:t>npm Docs (n.d.). About npm. Retrieved August 25, 2025, from. https://docs.npmjs.com/about-npm#learn-more</w:t>
       </w:r>
     </w:p>
     <w:p>
@@ -24832,7 +23901,6 @@
           <w:color w:val="000000" w:themeColor="text1"/>
         </w:rPr>
       </w:pPr>
-      <w:proofErr w:type="spellStart"/>
       <w:r>
         <w:rPr>
           <w:rFonts w:ascii="Arial" w:hAnsi="Arial" w:cs="Arial"/>
@@ -24840,160 +23908,7 @@
           <w:color w:val="000000" w:themeColor="text1"/>
         </w:rPr>
         <w:lastRenderedPageBreak/>
-        <w:t>Octorina</w:t>
-      </w:r>
-      <w:proofErr w:type="spellEnd"/>
-      <w:r>
-        <w:rPr>
-          <w:rFonts w:ascii="Arial" w:hAnsi="Arial" w:cs="Arial"/>
-          <w:bCs/>
-          <w:color w:val="000000" w:themeColor="text1"/>
-        </w:rPr>
-        <w:t xml:space="preserve">, A. (2021). </w:t>
-      </w:r>
-      <w:proofErr w:type="spellStart"/>
-      <w:r>
-        <w:rPr>
-          <w:rFonts w:ascii="Arial" w:hAnsi="Arial" w:cs="Arial"/>
-          <w:bCs/>
-          <w:color w:val="000000" w:themeColor="text1"/>
-        </w:rPr>
-        <w:t>Implementasi</w:t>
-      </w:r>
-      <w:proofErr w:type="spellEnd"/>
-      <w:r>
-        <w:rPr>
-          <w:rFonts w:ascii="Arial" w:hAnsi="Arial" w:cs="Arial"/>
-          <w:bCs/>
-          <w:color w:val="000000" w:themeColor="text1"/>
-        </w:rPr>
-        <w:t xml:space="preserve"> </w:t>
-      </w:r>
-      <w:proofErr w:type="spellStart"/>
-      <w:r>
-        <w:rPr>
-          <w:rFonts w:ascii="Arial" w:hAnsi="Arial" w:cs="Arial"/>
-          <w:bCs/>
-          <w:color w:val="000000" w:themeColor="text1"/>
-        </w:rPr>
-        <w:t>aplikasi</w:t>
-      </w:r>
-      <w:proofErr w:type="spellEnd"/>
-      <w:r>
-        <w:rPr>
-          <w:rFonts w:ascii="Arial" w:hAnsi="Arial" w:cs="Arial"/>
-          <w:bCs/>
-          <w:color w:val="000000" w:themeColor="text1"/>
-        </w:rPr>
-        <w:t xml:space="preserve"> </w:t>
-      </w:r>
-      <w:proofErr w:type="spellStart"/>
-      <w:r>
-        <w:rPr>
-          <w:rFonts w:ascii="Arial" w:hAnsi="Arial" w:cs="Arial"/>
-          <w:bCs/>
-          <w:color w:val="000000" w:themeColor="text1"/>
-        </w:rPr>
-        <w:t>quizizz</w:t>
-      </w:r>
-      <w:proofErr w:type="spellEnd"/>
-      <w:r>
-        <w:rPr>
-          <w:rFonts w:ascii="Arial" w:hAnsi="Arial" w:cs="Arial"/>
-          <w:bCs/>
-          <w:color w:val="000000" w:themeColor="text1"/>
-        </w:rPr>
-        <w:t xml:space="preserve"> </w:t>
-      </w:r>
-      <w:proofErr w:type="spellStart"/>
-      <w:r>
-        <w:rPr>
-          <w:rFonts w:ascii="Arial" w:hAnsi="Arial" w:cs="Arial"/>
-          <w:bCs/>
-          <w:color w:val="000000" w:themeColor="text1"/>
-        </w:rPr>
-        <w:t>untuk</w:t>
-      </w:r>
-      <w:proofErr w:type="spellEnd"/>
-      <w:r>
-        <w:rPr>
-          <w:rFonts w:ascii="Arial" w:hAnsi="Arial" w:cs="Arial"/>
-          <w:bCs/>
-          <w:color w:val="000000" w:themeColor="text1"/>
-        </w:rPr>
-        <w:t xml:space="preserve"> </w:t>
-      </w:r>
-      <w:proofErr w:type="spellStart"/>
-      <w:r>
-        <w:rPr>
-          <w:rFonts w:ascii="Arial" w:hAnsi="Arial" w:cs="Arial"/>
-          <w:bCs/>
-          <w:color w:val="000000" w:themeColor="text1"/>
-        </w:rPr>
-        <w:t>meningkatkan</w:t>
-      </w:r>
-      <w:proofErr w:type="spellEnd"/>
-      <w:r>
-        <w:rPr>
-          <w:rFonts w:ascii="Arial" w:hAnsi="Arial" w:cs="Arial"/>
-          <w:bCs/>
-          <w:color w:val="000000" w:themeColor="text1"/>
-        </w:rPr>
-        <w:t xml:space="preserve"> </w:t>
-      </w:r>
-      <w:proofErr w:type="spellStart"/>
-      <w:r>
-        <w:rPr>
-          <w:rFonts w:ascii="Arial" w:hAnsi="Arial" w:cs="Arial"/>
-          <w:bCs/>
-          <w:color w:val="000000" w:themeColor="text1"/>
-        </w:rPr>
-        <w:t>kehadiran</w:t>
-      </w:r>
-      <w:proofErr w:type="spellEnd"/>
-      <w:r>
-        <w:rPr>
-          <w:rFonts w:ascii="Arial" w:hAnsi="Arial" w:cs="Arial"/>
-          <w:bCs/>
-          <w:color w:val="000000" w:themeColor="text1"/>
-        </w:rPr>
-        <w:t xml:space="preserve"> dan </w:t>
-      </w:r>
-      <w:proofErr w:type="spellStart"/>
-      <w:r>
-        <w:rPr>
-          <w:rFonts w:ascii="Arial" w:hAnsi="Arial" w:cs="Arial"/>
-          <w:bCs/>
-          <w:color w:val="000000" w:themeColor="text1"/>
-        </w:rPr>
-        <w:t>hasil</w:t>
-      </w:r>
-      <w:proofErr w:type="spellEnd"/>
-      <w:r>
-        <w:rPr>
-          <w:rFonts w:ascii="Arial" w:hAnsi="Arial" w:cs="Arial"/>
-          <w:bCs/>
-          <w:color w:val="000000" w:themeColor="text1"/>
-        </w:rPr>
-        <w:t xml:space="preserve"> </w:t>
-      </w:r>
-      <w:proofErr w:type="spellStart"/>
-      <w:r>
-        <w:rPr>
-          <w:rFonts w:ascii="Arial" w:hAnsi="Arial" w:cs="Arial"/>
-          <w:bCs/>
-          <w:color w:val="000000" w:themeColor="text1"/>
-        </w:rPr>
-        <w:t>belajar</w:t>
-      </w:r>
-      <w:proofErr w:type="spellEnd"/>
-      <w:r>
-        <w:rPr>
-          <w:rFonts w:ascii="Arial" w:hAnsi="Arial" w:cs="Arial"/>
-          <w:bCs/>
-          <w:color w:val="000000" w:themeColor="text1"/>
-        </w:rPr>
-        <w:t xml:space="preserve"> IPS. SOSEARCH: Social Science Educational Research, 1(2), 68-76. https://doi.org/10.26740/sosearch.v1n2.p68-76</w:t>
+        <w:t>Octorina, A. (2021). Implementasi aplikasi quizizz untuk meningkatkan kehadiran dan hasil belajar IPS. SOSEARCH: Social Science Educational Research, 1(2), 68-76. https://doi.org/10.26740/sosearch.v1n2.p68-76</w:t>
       </w:r>
     </w:p>
     <w:p>
@@ -25022,23 +23937,13 @@
         </w:rPr>
         <w:t xml:space="preserve"> </w:t>
       </w:r>
-      <w:proofErr w:type="spellStart"/>
       <w:r>
         <w:rPr>
           <w:rFonts w:ascii="Arial" w:hAnsi="Arial" w:cs="Arial"/>
           <w:bCs/>
           <w:color w:val="000000" w:themeColor="text1"/>
         </w:rPr>
-        <w:t>DevTools</w:t>
-      </w:r>
-      <w:proofErr w:type="spellEnd"/>
-      <w:r>
-        <w:rPr>
-          <w:rFonts w:ascii="Arial" w:hAnsi="Arial" w:cs="Arial"/>
-          <w:bCs/>
-          <w:color w:val="000000" w:themeColor="text1"/>
-        </w:rPr>
-        <w:t>: Essential Tricks for Web Development. https://itequia.com/en/essential-tips-to-maximize-the-potential-of-devtools/</w:t>
+        <w:t>DevTools: Essential Tricks for Web Development. https://itequia.com/en/essential-tips-to-maximize-the-potential-of-devtools/</w:t>
       </w:r>
     </w:p>
     <w:p>
@@ -25073,25 +23978,7 @@
           <w:bCs/>
           <w:color w:val="000000" w:themeColor="text1"/>
         </w:rPr>
-        <w:t xml:space="preserve">(2020). Package manager. </w:t>
-      </w:r>
-      <w:proofErr w:type="spellStart"/>
-      <w:r>
-        <w:rPr>
-          <w:rFonts w:ascii="Arial" w:hAnsi="Arial" w:cs="Arial"/>
-          <w:bCs/>
-          <w:color w:val="000000" w:themeColor="text1"/>
-        </w:rPr>
-        <w:t>Devopeida</w:t>
-      </w:r>
-      <w:proofErr w:type="spellEnd"/>
-      <w:r>
-        <w:rPr>
-          <w:rFonts w:ascii="Arial" w:hAnsi="Arial" w:cs="Arial"/>
-          <w:bCs/>
-          <w:color w:val="000000" w:themeColor="text1"/>
-        </w:rPr>
-        <w:t>. https://devopedia.org/package-manager</w:t>
+        <w:t>(2020). Package manager. Devopeida. https://devopedia.org/package-manager</w:t>
       </w:r>
     </w:p>
     <w:p>
@@ -25110,43 +23997,7 @@
           <w:bCs/>
           <w:color w:val="000000" w:themeColor="text1"/>
         </w:rPr>
-        <w:t xml:space="preserve">Patro, R. (2023). Application Development: The Significance </w:t>
-      </w:r>
-      <w:proofErr w:type="gramStart"/>
-      <w:r>
-        <w:rPr>
-          <w:rFonts w:ascii="Arial" w:hAnsi="Arial" w:cs="Arial"/>
-          <w:bCs/>
-          <w:color w:val="000000" w:themeColor="text1"/>
-        </w:rPr>
-        <w:t>Of</w:t>
-      </w:r>
-      <w:proofErr w:type="gramEnd"/>
-      <w:r>
-        <w:rPr>
-          <w:rFonts w:ascii="Arial" w:hAnsi="Arial" w:cs="Arial"/>
-          <w:bCs/>
-          <w:color w:val="000000" w:themeColor="text1"/>
-        </w:rPr>
-        <w:t xml:space="preserve"> Testing </w:t>
-      </w:r>
-      <w:proofErr w:type="gramStart"/>
-      <w:r>
-        <w:rPr>
-          <w:rFonts w:ascii="Arial" w:hAnsi="Arial" w:cs="Arial"/>
-          <w:bCs/>
-          <w:color w:val="000000" w:themeColor="text1"/>
-        </w:rPr>
-        <w:t>And</w:t>
-      </w:r>
-      <w:proofErr w:type="gramEnd"/>
-      <w:r>
-        <w:rPr>
-          <w:rFonts w:ascii="Arial" w:hAnsi="Arial" w:cs="Arial"/>
-          <w:bCs/>
-          <w:color w:val="000000" w:themeColor="text1"/>
-        </w:rPr>
-        <w:t xml:space="preserve"> Debugging. https://5datainc.com/application-development-the-significance-of-testing-and-debugging/</w:t>
+        <w:t>Patro, R. (2023). Application Development: The Significance Of Testing And Debugging. https://5datainc.com/application-development-the-significance-of-testing-and-debugging/</w:t>
       </w:r>
     </w:p>
     <w:p>
@@ -25197,23 +24048,13 @@
           <w:color w:val="000000" w:themeColor="text1"/>
         </w:rPr>
       </w:pPr>
-      <w:proofErr w:type="spellStart"/>
       <w:r>
         <w:rPr>
           <w:rFonts w:ascii="Arial" w:hAnsi="Arial" w:cs="Arial"/>
           <w:bCs/>
           <w:color w:val="000000" w:themeColor="text1"/>
         </w:rPr>
-        <w:t>Rüth</w:t>
-      </w:r>
-      <w:proofErr w:type="spellEnd"/>
-      <w:r>
-        <w:rPr>
-          <w:rFonts w:ascii="Arial" w:hAnsi="Arial" w:cs="Arial"/>
-          <w:bCs/>
-          <w:color w:val="000000" w:themeColor="text1"/>
-        </w:rPr>
-        <w:t>, M., Breuer, J., Zimmermann, D., &amp; Kaspar, K. (2021). The effects of different feedback types on learning with mobile quiz apps. Frontiers in Psychology, 12, 665144. http://dx.doi.org/10.3389/fpsyg.2021.665144</w:t>
+        <w:t>Rüth, M., Breuer, J., Zimmermann, D., &amp; Kaspar, K. (2021). The effects of different feedback types on learning with mobile quiz apps. Frontiers in Psychology, 12, 665144. http://dx.doi.org/10.3389/fpsyg.2021.665144</w:t>
       </w:r>
     </w:p>
     <w:p>
@@ -25226,7 +24067,6 @@
           <w:color w:val="000000" w:themeColor="text1"/>
         </w:rPr>
       </w:pPr>
-      <w:proofErr w:type="spellStart"/>
       <w:r>
         <w:rPr>
           <w:rFonts w:ascii="Arial" w:hAnsi="Arial" w:cs="Arial"/>
@@ -25234,52 +24074,7 @@
           <w:color w:val="000000" w:themeColor="text1"/>
         </w:rPr>
         <w:lastRenderedPageBreak/>
-        <w:t>Setyawan</w:t>
-      </w:r>
-      <w:proofErr w:type="spellEnd"/>
-      <w:r>
-        <w:rPr>
-          <w:rFonts w:ascii="Arial" w:hAnsi="Arial" w:cs="Arial"/>
-          <w:bCs/>
-          <w:color w:val="000000" w:themeColor="text1"/>
-        </w:rPr>
-        <w:t xml:space="preserve">, H. (2019). Blended method: Online-offline teaching and learning, on students’ reading achievement. English Education: </w:t>
-      </w:r>
-      <w:proofErr w:type="spellStart"/>
-      <w:r>
-        <w:rPr>
-          <w:rFonts w:ascii="Arial" w:hAnsi="Arial" w:cs="Arial"/>
-          <w:bCs/>
-          <w:color w:val="000000" w:themeColor="text1"/>
-        </w:rPr>
-        <w:t>Jurnal</w:t>
-      </w:r>
-      <w:proofErr w:type="spellEnd"/>
-      <w:r>
-        <w:rPr>
-          <w:rFonts w:ascii="Arial" w:hAnsi="Arial" w:cs="Arial"/>
-          <w:bCs/>
-          <w:color w:val="000000" w:themeColor="text1"/>
-        </w:rPr>
-        <w:t xml:space="preserve"> Tadris Bahasa </w:t>
-      </w:r>
-      <w:proofErr w:type="spellStart"/>
-      <w:r>
-        <w:rPr>
-          <w:rFonts w:ascii="Arial" w:hAnsi="Arial" w:cs="Arial"/>
-          <w:bCs/>
-          <w:color w:val="000000" w:themeColor="text1"/>
-        </w:rPr>
-        <w:t>Inggris</w:t>
-      </w:r>
-      <w:proofErr w:type="spellEnd"/>
-      <w:r>
-        <w:rPr>
-          <w:rFonts w:ascii="Arial" w:hAnsi="Arial" w:cs="Arial"/>
-          <w:bCs/>
-          <w:color w:val="000000" w:themeColor="text1"/>
-        </w:rPr>
-        <w:t>, 12(1), 22-33. https://doi.org/10.2p4042/ee-jtbi.v12i1.4432</w:t>
+        <w:t>Setyawan, H. (2019). Blended method: Online-offline teaching and learning, on students’ reading achievement. English Education: Jurnal Tadris Bahasa Inggris, 12(1), 22-33. https://doi.org/10.2p4042/ee-jtbi.v12i1.4432</w:t>
       </w:r>
     </w:p>
     <w:p>
@@ -25365,23 +24160,13 @@
           <w:color w:val="000000" w:themeColor="text1"/>
         </w:rPr>
       </w:pPr>
-      <w:proofErr w:type="spellStart"/>
       <w:r>
         <w:rPr>
           <w:rFonts w:ascii="Arial" w:hAnsi="Arial" w:cs="Arial"/>
           <w:bCs/>
           <w:color w:val="000000" w:themeColor="text1"/>
         </w:rPr>
-        <w:t>UMATechnology</w:t>
-      </w:r>
-      <w:proofErr w:type="spellEnd"/>
-      <w:r>
-        <w:rPr>
-          <w:rFonts w:ascii="Arial" w:hAnsi="Arial" w:cs="Arial"/>
-          <w:bCs/>
-          <w:color w:val="000000" w:themeColor="text1"/>
-        </w:rPr>
-        <w:t>. (2025). TCP Protocol: What It Is and Why It’s Important. TCP Protocol: What It Is and Why It’s Important - UMA Technology</w:t>
+        <w:t>UMATechnology. (2025). TCP Protocol: What It Is and Why It’s Important. TCP Protocol: What It Is and Why It’s Important - UMA Technology</w:t>
       </w:r>
       <w:r>
         <w:rPr>
@@ -25514,25 +24299,7 @@
           <w:bCs/>
           <w:color w:val="000000" w:themeColor="text1"/>
         </w:rPr>
-        <w:t xml:space="preserve">Xie, X., Li, Y., Ning, Z., Purwanto, E., Li, N., &amp; Wong, K. H. (2023, September). </w:t>
-      </w:r>
-      <w:proofErr w:type="spellStart"/>
-      <w:r>
-        <w:rPr>
-          <w:rFonts w:ascii="Arial" w:hAnsi="Arial" w:cs="Arial"/>
-          <w:bCs/>
-          <w:color w:val="000000" w:themeColor="text1"/>
-        </w:rPr>
-        <w:t>SwiftQuiz</w:t>
-      </w:r>
-      <w:proofErr w:type="spellEnd"/>
-      <w:r>
-        <w:rPr>
-          <w:rFonts w:ascii="Arial" w:hAnsi="Arial" w:cs="Arial"/>
-          <w:bCs/>
-          <w:color w:val="000000" w:themeColor="text1"/>
-        </w:rPr>
-        <w:t>-An interactive module to help teachers swiftly create questions and get rich feedback. In 2023 3rd International Conference on Educational Technology (ICET) (pp. 76-80). IEEE. https://doi.org/10.1109/icet59358.2023.10424127</w:t>
+        <w:t>Xie, X., Li, Y., Ning, Z., Purwanto, E., Li, N., &amp; Wong, K. H. (2023, September). SwiftQuiz-An interactive module to help teachers swiftly create questions and get rich feedback. In 2023 3rd International Conference on Educational Technology (ICET) (pp. 76-80). IEEE. https://doi.org/10.1109/icet59358.2023.10424127</w:t>
       </w:r>
     </w:p>
     <w:p>

--- a/SHS/Chapters.docx
+++ b/SHS/Chapters.docx
@@ -1109,7 +1109,23 @@
           <w:rFonts w:ascii="Arial" w:hAnsi="Arial" w:cs="Arial"/>
           <w:lang w:val="en-US"/>
         </w:rPr>
-        <w:t xml:space="preserve"> will enhance the interactivity of students to sessions in every class as according to Gumasing, et. al. (2022)</w:t>
+        <w:t xml:space="preserve"> will enhance the interactivity of students to sessions in every class as according to </w:t>
+      </w:r>
+      <w:proofErr w:type="spellStart"/>
+      <w:r>
+        <w:rPr>
+          <w:rFonts w:ascii="Arial" w:hAnsi="Arial" w:cs="Arial"/>
+          <w:lang w:val="en-US"/>
+        </w:rPr>
+        <w:t>Gumasing</w:t>
+      </w:r>
+      <w:proofErr w:type="spellEnd"/>
+      <w:r>
+        <w:rPr>
+          <w:rFonts w:ascii="Arial" w:hAnsi="Arial" w:cs="Arial"/>
+          <w:lang w:val="en-US"/>
+        </w:rPr>
+        <w:t>, et. al. (2022)</w:t>
       </w:r>
       <w:r>
         <w:rPr>
@@ -1787,12 +1803,14 @@
         </w:rPr>
         <w:t xml:space="preserve">and </w:t>
       </w:r>
+      <w:proofErr w:type="spellStart"/>
       <w:r>
         <w:rPr>
           <w:rFonts w:ascii="Arial" w:hAnsi="Arial" w:cs="Arial"/>
         </w:rPr>
         <w:t>npm</w:t>
       </w:r>
+      <w:proofErr w:type="spellEnd"/>
       <w:r>
         <w:rPr>
           <w:rFonts w:ascii="Arial" w:hAnsi="Arial" w:cs="Arial"/>
@@ -1835,12 +1853,14 @@
         </w:rPr>
         <w:t xml:space="preserve"> Node.js and </w:t>
       </w:r>
+      <w:proofErr w:type="spellStart"/>
       <w:r>
         <w:rPr>
           <w:rFonts w:ascii="Arial" w:hAnsi="Arial" w:cs="Arial"/>
         </w:rPr>
         <w:t>npm</w:t>
       </w:r>
+      <w:proofErr w:type="spellEnd"/>
       <w:r>
         <w:rPr>
           <w:rFonts w:ascii="Arial" w:hAnsi="Arial" w:cs="Arial"/>
@@ -5712,7 +5732,21 @@
         <w:rPr>
           <w:rFonts w:ascii="Arial" w:hAnsi="Arial" w:cs="Arial"/>
         </w:rPr>
-        <w:t xml:space="preserve">Electron is a framework for building apps for desktops using both web technologies and Node.js. It is reliable, secure, and stable. It is the leading choice for most companies when building their most important product. Chat apps like Slack, Discord, and Signal are built with Electron. AI applications also use Electron, including both OpenAI’s ChatGPT and Anthropic’s Claude. Canva, Visual Studio </w:t>
+        <w:t xml:space="preserve">Electron is a framework for building apps for desktops using both web technologies and Node.js. It is reliable, secure, and stable. It is the leading choice for most companies when building their most important product. Chat apps like Slack, Discord, and Signal are built with Electron. AI applications also use Electron, including both OpenAI’s ChatGPT and </w:t>
+      </w:r>
+      <w:proofErr w:type="spellStart"/>
+      <w:r>
+        <w:rPr>
+          <w:rFonts w:ascii="Arial" w:hAnsi="Arial" w:cs="Arial"/>
+        </w:rPr>
+        <w:t>Anthropic’s</w:t>
+      </w:r>
+      <w:proofErr w:type="spellEnd"/>
+      <w:r>
+        <w:rPr>
+          <w:rFonts w:ascii="Arial" w:hAnsi="Arial" w:cs="Arial"/>
+        </w:rPr>
+        <w:t xml:space="preserve"> Claude. Canva, Visual Studio </w:t>
       </w:r>
       <w:r>
         <w:rPr>
@@ -5878,7 +5912,21 @@
         <w:rPr>
           <w:rFonts w:ascii="Arial" w:hAnsi="Arial" w:cs="Arial"/>
         </w:rPr>
-        <w:t>According to Khomyn (202</w:t>
+        <w:t xml:space="preserve">According to </w:t>
+      </w:r>
+      <w:proofErr w:type="spellStart"/>
+      <w:r>
+        <w:rPr>
+          <w:rFonts w:ascii="Arial" w:hAnsi="Arial" w:cs="Arial"/>
+        </w:rPr>
+        <w:t>Khomyn</w:t>
+      </w:r>
+      <w:proofErr w:type="spellEnd"/>
+      <w:r>
+        <w:rPr>
+          <w:rFonts w:ascii="Arial" w:hAnsi="Arial" w:cs="Arial"/>
+        </w:rPr>
+        <w:t xml:space="preserve"> (202</w:t>
       </w:r>
       <w:r>
         <w:rPr>
@@ -5929,7 +5977,21 @@
         <w:rPr>
           <w:rFonts w:ascii="Arial" w:hAnsi="Arial" w:cs="Arial"/>
         </w:rPr>
-        <w:t>The Transmission Control Protocol (TCP) stands out as a foundation of the internet protocol suite. Designed for robust communication over networks, TCP is one of the most crucial protocols allowing for the seamless exchange of data across the globe. It ensures that data packets sent from one computer to another arrive intact and in the correct order. It reliably works due to its design, which includes connection-oriented protocol, three-way handshake, reliable data transfer, flow control, congestion control, data segmentation, and error detection and correction. TCP offers various advantages that are crucial for successful data transmission over the internet. Advantages include reliability, order preservation, error recovery, standardization, and flexible data flow. TCP is used in web browsing, email services, file transfers, remote access, and streaming services (UMATechnology, 202</w:t>
+        <w:t>The Transmission Control Protocol (TCP) stands out as a foundation of the internet protocol suite. Designed for robust communication over networks, TCP is one of the most crucial protocols allowing for the seamless exchange of data across the globe. It ensures that data packets sent from one computer to another arrive intact and in the correct order. It reliably works due to its design, which includes connection-oriented protocol, three-way handshake, reliable data transfer, flow control, congestion control, data segmentation, and error detection and correction. TCP offers various advantages that are crucial for successful data transmission over the internet. Advantages include reliability, order preservation, error recovery, standardization, and flexible data flow. TCP is used in web browsing, email services, file transfers, remote access, and streaming services (</w:t>
+      </w:r>
+      <w:proofErr w:type="spellStart"/>
+      <w:r>
+        <w:rPr>
+          <w:rFonts w:ascii="Arial" w:hAnsi="Arial" w:cs="Arial"/>
+        </w:rPr>
+        <w:t>UMATechnology</w:t>
+      </w:r>
+      <w:proofErr w:type="spellEnd"/>
+      <w:r>
+        <w:rPr>
+          <w:rFonts w:ascii="Arial" w:hAnsi="Arial" w:cs="Arial"/>
+        </w:rPr>
+        <w:t>, 202</w:t>
       </w:r>
       <w:r>
         <w:rPr>
@@ -5979,14 +6041,56 @@
         <w:rPr>
           <w:rFonts w:ascii="Arial" w:hAnsi="Arial" w:cs="Arial"/>
         </w:rPr>
-        <w:t xml:space="preserve">Ortega (2023) stated that one of the key functions of DevTools is to inspect, debug errors, and optimize a site. It saves time and effort in the development process, allowing for an efficient identification and resolution of issues. In addition, </w:t>
+        <w:t xml:space="preserve">Ortega (2023) stated that one of the key functions of </w:t>
+      </w:r>
+      <w:proofErr w:type="spellStart"/>
+      <w:r>
+        <w:rPr>
+          <w:rFonts w:ascii="Arial" w:hAnsi="Arial" w:cs="Arial"/>
+        </w:rPr>
+        <w:t>DevTools</w:t>
+      </w:r>
+      <w:proofErr w:type="spellEnd"/>
+      <w:r>
+        <w:rPr>
+          <w:rFonts w:ascii="Arial" w:hAnsi="Arial" w:cs="Arial"/>
+        </w:rPr>
+        <w:t xml:space="preserve"> is to inspect, debug errors, and optimize a site. It saves time and effort in the development process, allowing for an efficient identification and resolution of issues. In addition, </w:t>
       </w:r>
       <w:r>
         <w:rPr>
           <w:rFonts w:ascii="Arial" w:hAnsi="Arial" w:cs="Arial"/>
         </w:rPr>
         <w:lastRenderedPageBreak/>
-        <w:t xml:space="preserve">the console in DevTools is an important tool that enables JavaScript testing, printing debugging messages, executing commands, and evaluating expressions. Another valuable tool in DevTools is network functionality. It helps to understand how the page communicates with the server, and it identifies the performance issues. Also, it facilitates data transfer optimization. </w:t>
+        <w:t xml:space="preserve">the console in </w:t>
+      </w:r>
+      <w:proofErr w:type="spellStart"/>
+      <w:r>
+        <w:rPr>
+          <w:rFonts w:ascii="Arial" w:hAnsi="Arial" w:cs="Arial"/>
+        </w:rPr>
+        <w:t>DevTools</w:t>
+      </w:r>
+      <w:proofErr w:type="spellEnd"/>
+      <w:r>
+        <w:rPr>
+          <w:rFonts w:ascii="Arial" w:hAnsi="Arial" w:cs="Arial"/>
+        </w:rPr>
+        <w:t xml:space="preserve"> is an important tool that enables JavaScript testing, printing debugging messages, executing commands, and evaluating expressions. Another valuable tool in </w:t>
+      </w:r>
+      <w:proofErr w:type="spellStart"/>
+      <w:r>
+        <w:rPr>
+          <w:rFonts w:ascii="Arial" w:hAnsi="Arial" w:cs="Arial"/>
+        </w:rPr>
+        <w:t>DevTools</w:t>
+      </w:r>
+      <w:proofErr w:type="spellEnd"/>
+      <w:r>
+        <w:rPr>
+          <w:rFonts w:ascii="Arial" w:hAnsi="Arial" w:cs="Arial"/>
+        </w:rPr>
+        <w:t xml:space="preserve"> is network functionality. It helps to understand how the page communicates with the server, and it identifies the performance issues. Also, it facilitates data transfer optimization. </w:t>
       </w:r>
     </w:p>
     <w:p>
@@ -6002,14 +6106,44 @@
         <w:rPr>
           <w:rFonts w:ascii="Arial" w:hAnsi="Arial" w:cs="Arial"/>
         </w:rPr>
-        <w:t xml:space="preserve">According to the npm Docs (n.d.), the largest software registry in the world is Node Package Manager (npm). It is used to distribute software packages to open-source developers on many continents and by many organizations to oversee private work. It is also used to modify packages for apps, download standalone tools, run packages, and share code anywhere. </w:t>
-      </w:r>
+        <w:t xml:space="preserve">According to the </w:t>
+      </w:r>
+      <w:proofErr w:type="spellStart"/>
       <w:r>
         <w:rPr>
           <w:rFonts w:ascii="Arial" w:hAnsi="Arial" w:cs="Arial"/>
         </w:rPr>
         <w:t>npm</w:t>
       </w:r>
+      <w:proofErr w:type="spellEnd"/>
+      <w:r>
+        <w:rPr>
+          <w:rFonts w:ascii="Arial" w:hAnsi="Arial" w:cs="Arial"/>
+        </w:rPr>
+        <w:t xml:space="preserve"> Docs (n.d.), the largest software registry in the world is Node Package Manager (</w:t>
+      </w:r>
+      <w:proofErr w:type="spellStart"/>
+      <w:r>
+        <w:rPr>
+          <w:rFonts w:ascii="Arial" w:hAnsi="Arial" w:cs="Arial"/>
+        </w:rPr>
+        <w:t>npm</w:t>
+      </w:r>
+      <w:proofErr w:type="spellEnd"/>
+      <w:r>
+        <w:rPr>
+          <w:rFonts w:ascii="Arial" w:hAnsi="Arial" w:cs="Arial"/>
+        </w:rPr>
+        <w:t xml:space="preserve">). It is used to distribute software packages to open-source developers on many continents and by many organizations to oversee private work. It is also used to modify packages for apps, download standalone tools, run packages, and share code anywhere. </w:t>
+      </w:r>
+      <w:proofErr w:type="spellStart"/>
+      <w:r>
+        <w:rPr>
+          <w:rFonts w:ascii="Arial" w:hAnsi="Arial" w:cs="Arial"/>
+        </w:rPr>
+        <w:t>npm</w:t>
+      </w:r>
+      <w:proofErr w:type="spellEnd"/>
       <w:r>
         <w:rPr>
           <w:rFonts w:ascii="Arial" w:hAnsi="Arial" w:cs="Arial"/>
@@ -6026,7 +6160,21 @@
         <w:rPr>
           <w:rFonts w:ascii="Arial" w:hAnsi="Arial" w:cs="Arial"/>
         </w:rPr>
-        <w:t>(Harężlak, 2024)</w:t>
+        <w:t>(</w:t>
+      </w:r>
+      <w:proofErr w:type="spellStart"/>
+      <w:r>
+        <w:rPr>
+          <w:rFonts w:ascii="Arial" w:hAnsi="Arial" w:cs="Arial"/>
+        </w:rPr>
+        <w:t>Harężlak</w:t>
+      </w:r>
+      <w:proofErr w:type="spellEnd"/>
+      <w:r>
+        <w:rPr>
+          <w:rFonts w:ascii="Arial" w:hAnsi="Arial" w:cs="Arial"/>
+        </w:rPr>
+        <w:t>, 2024)</w:t>
       </w:r>
       <w:r>
         <w:rPr>
@@ -6060,7 +6208,21 @@
         <w:rPr>
           <w:rFonts w:ascii="Arial" w:hAnsi="Arial" w:cs="Arial"/>
         </w:rPr>
-        <w:t xml:space="preserve">notes that package managers streamline software management by automating tasks such as installation, updates, configuration, and removal. A package typically consists of compressed files containing the software, settings, and dependency information. In addition, according to Nineleaps (2023), package management boosts productivity and streamlines development workflows, playing a crucial role in modern software development. Its key benefits include efficient dependency management, simplified version control, and optimized resource utilization, making a reliable package manager essential for contemporary software development. </w:t>
+        <w:t xml:space="preserve">notes that package managers streamline software management by automating tasks such as installation, updates, configuration, and removal. A package typically consists of compressed files containing the software, settings, and dependency information. In addition, according to </w:t>
+      </w:r>
+      <w:proofErr w:type="spellStart"/>
+      <w:r>
+        <w:rPr>
+          <w:rFonts w:ascii="Arial" w:hAnsi="Arial" w:cs="Arial"/>
+        </w:rPr>
+        <w:t>Nineleaps</w:t>
+      </w:r>
+      <w:proofErr w:type="spellEnd"/>
+      <w:r>
+        <w:rPr>
+          <w:rFonts w:ascii="Arial" w:hAnsi="Arial" w:cs="Arial"/>
+        </w:rPr>
+        <w:t xml:space="preserve"> (2023), package management boosts productivity and streamlines development workflows, playing a crucial role in modern software development. Its key benefits include efficient dependency management, simplified version control, and optimized resource utilization, making a reliable package manager essential for contemporary software development. </w:t>
       </w:r>
     </w:p>
     <w:p>
@@ -6124,7 +6286,21 @@
         <w:rPr>
           <w:rFonts w:ascii="Arial" w:hAnsi="Arial" w:cs="Arial"/>
         </w:rPr>
-        <w:t>(Octorina, 2021)</w:t>
+        <w:t>(</w:t>
+      </w:r>
+      <w:proofErr w:type="spellStart"/>
+      <w:r>
+        <w:rPr>
+          <w:rFonts w:ascii="Arial" w:hAnsi="Arial" w:cs="Arial"/>
+        </w:rPr>
+        <w:t>Octorina</w:t>
+      </w:r>
+      <w:proofErr w:type="spellEnd"/>
+      <w:r>
+        <w:rPr>
+          <w:rFonts w:ascii="Arial" w:hAnsi="Arial" w:cs="Arial"/>
+        </w:rPr>
+        <w:t>, 2021)</w:t>
       </w:r>
       <w:r>
         <w:rPr>
@@ -6146,7 +6322,21 @@
         <w:rPr>
           <w:rFonts w:ascii="Arial" w:hAnsi="Arial" w:cs="Arial"/>
         </w:rPr>
-        <w:t xml:space="preserve">As said by Khairka et al. (2024), the normal exam creation process is slow and difficult for both educators and learners, which leads to delays in result declaration. Multiple-choice questions (MCQs) are identified as the easy way of assessing student knowledge. </w:t>
+        <w:t xml:space="preserve">As said by </w:t>
+      </w:r>
+      <w:proofErr w:type="spellStart"/>
+      <w:r>
+        <w:rPr>
+          <w:rFonts w:ascii="Arial" w:hAnsi="Arial" w:cs="Arial"/>
+        </w:rPr>
+        <w:t>Khairka</w:t>
+      </w:r>
+      <w:proofErr w:type="spellEnd"/>
+      <w:r>
+        <w:rPr>
+          <w:rFonts w:ascii="Arial" w:hAnsi="Arial" w:cs="Arial"/>
+        </w:rPr>
+        <w:t xml:space="preserve"> et al. (2024), the normal exam creation process is slow and difficult for both educators and learners, which leads to delays in result declaration. Multiple-choice questions (MCQs) are identified as the easy way of assessing student knowledge. </w:t>
       </w:r>
     </w:p>
     <w:p>
@@ -6199,11 +6389,19 @@
           <w:rFonts w:ascii="Arial" w:hAnsi="Arial" w:cs="Arial"/>
         </w:rPr>
       </w:pPr>
-      <w:r>
-        <w:rPr>
-          <w:rFonts w:ascii="Arial" w:hAnsi="Arial" w:cs="Arial"/>
-        </w:rPr>
-        <w:t xml:space="preserve">Rüth et al. (2021) discussed the basis of mobile quiz apps. Quiz apps have the potential to facilitate remote and self-regulated learning. In this context, automated feedback plays a crucial role. They examined the effects of two feedback types of quiz apps on performance, namely, the standard corrective feedback and feedback that incorporates additional information related to the correct response option. </w:t>
+      <w:proofErr w:type="spellStart"/>
+      <w:r>
+        <w:rPr>
+          <w:rFonts w:ascii="Arial" w:hAnsi="Arial" w:cs="Arial"/>
+        </w:rPr>
+        <w:t>Rüth</w:t>
+      </w:r>
+      <w:proofErr w:type="spellEnd"/>
+      <w:r>
+        <w:rPr>
+          <w:rFonts w:ascii="Arial" w:hAnsi="Arial" w:cs="Arial"/>
+        </w:rPr>
+        <w:t xml:space="preserve"> et al. (2021) discussed the basis of mobile quiz apps. Quiz apps have the potential to facilitate remote and self-regulated learning. In this context, automated feedback plays a crucial role. They examined the effects of two feedback types of quiz apps on performance, namely, the standard corrective feedback and feedback that incorporates additional information related to the correct response option. </w:t>
       </w:r>
     </w:p>
     <w:p>
@@ -6247,7 +6445,21 @@
         <w:rPr>
           <w:rFonts w:ascii="Arial" w:hAnsi="Arial" w:cs="Arial"/>
         </w:rPr>
-        <w:t>(Setyawan, 2019)</w:t>
+        <w:t>(</w:t>
+      </w:r>
+      <w:proofErr w:type="spellStart"/>
+      <w:r>
+        <w:rPr>
+          <w:rFonts w:ascii="Arial" w:hAnsi="Arial" w:cs="Arial"/>
+        </w:rPr>
+        <w:t>Setyawan</w:t>
+      </w:r>
+      <w:proofErr w:type="spellEnd"/>
+      <w:r>
+        <w:rPr>
+          <w:rFonts w:ascii="Arial" w:hAnsi="Arial" w:cs="Arial"/>
+        </w:rPr>
+        <w:t>, 2019)</w:t>
       </w:r>
       <w:r>
         <w:rPr>
@@ -6269,7 +6481,21 @@
         <w:rPr>
           <w:rFonts w:ascii="Arial" w:hAnsi="Arial" w:cs="Arial"/>
         </w:rPr>
-        <w:t xml:space="preserve">According to Munoto et al. (2021), by using M-learning (mobile learning), learners attain more information and enhance their interest in learning due to entertainment. It is a combination of electronic learning (e-learning) and mobile </w:t>
+        <w:t xml:space="preserve">According to </w:t>
+      </w:r>
+      <w:proofErr w:type="spellStart"/>
+      <w:r>
+        <w:rPr>
+          <w:rFonts w:ascii="Arial" w:hAnsi="Arial" w:cs="Arial"/>
+        </w:rPr>
+        <w:t>Munoto</w:t>
+      </w:r>
+      <w:proofErr w:type="spellEnd"/>
+      <w:r>
+        <w:rPr>
+          <w:rFonts w:ascii="Arial" w:hAnsi="Arial" w:cs="Arial"/>
+        </w:rPr>
+        <w:t xml:space="preserve"> et al. (2021), by using M-learning (mobile learning), learners attain more information and enhance their interest in learning due to entertainment. It is a combination of electronic learning (e-learning) and mobile </w:t>
       </w:r>
       <w:r>
         <w:rPr>
@@ -6292,7 +6518,21 @@
         <w:rPr>
           <w:rFonts w:ascii="Arial" w:hAnsi="Arial" w:cs="Arial"/>
         </w:rPr>
-        <w:t xml:space="preserve">Based on the study of Smiderle et al. (2020), similar to how games can improve specific skills and maximize learning, gamification of education can increase student engagement levels. They have examined how gamification affects students' behavior, learning, and engagement based on their personality traits. Their findings indicated that the effect of gamification depends on the user's characteristics. </w:t>
+        <w:t xml:space="preserve">Based on the study of </w:t>
+      </w:r>
+      <w:proofErr w:type="spellStart"/>
+      <w:r>
+        <w:rPr>
+          <w:rFonts w:ascii="Arial" w:hAnsi="Arial" w:cs="Arial"/>
+        </w:rPr>
+        <w:t>Smiderle</w:t>
+      </w:r>
+      <w:proofErr w:type="spellEnd"/>
+      <w:r>
+        <w:rPr>
+          <w:rFonts w:ascii="Arial" w:hAnsi="Arial" w:cs="Arial"/>
+        </w:rPr>
+        <w:t xml:space="preserve"> et al. (2020), similar to how games can improve specific skills and maximize learning, gamification of education can increase student engagement levels. They have examined how gamification affects students' behavior, learning, and engagement based on their personality traits. Their findings indicated that the effect of gamification depends on the user's characteristics. </w:t>
       </w:r>
     </w:p>
     <w:p>
@@ -6320,7 +6560,21 @@
         <w:rPr>
           <w:rFonts w:ascii="Arial" w:hAnsi="Arial" w:cs="Arial"/>
         </w:rPr>
-        <w:t>(Mutiawani et al., 2020)</w:t>
+        <w:t>(</w:t>
+      </w:r>
+      <w:proofErr w:type="spellStart"/>
+      <w:r>
+        <w:rPr>
+          <w:rFonts w:ascii="Arial" w:hAnsi="Arial" w:cs="Arial"/>
+        </w:rPr>
+        <w:t>Mutiawani</w:t>
+      </w:r>
+      <w:proofErr w:type="spellEnd"/>
+      <w:r>
+        <w:rPr>
+          <w:rFonts w:ascii="Arial" w:hAnsi="Arial" w:cs="Arial"/>
+        </w:rPr>
+        <w:t xml:space="preserve"> et al., 2020)</w:t>
       </w:r>
       <w:r>
         <w:rPr>
@@ -7291,7 +7545,25 @@
                 <w:b/>
                 <w:bCs/>
               </w:rPr>
-              <w:t>Amount (Php)</w:t>
+              <w:t>Amount (</w:t>
+            </w:r>
+            <w:proofErr w:type="spellStart"/>
+            <w:r>
+              <w:rPr>
+                <w:rFonts w:ascii="Arial" w:hAnsi="Arial" w:cs="Arial"/>
+                <w:b/>
+                <w:bCs/>
+              </w:rPr>
+              <w:t>Php</w:t>
+            </w:r>
+            <w:proofErr w:type="spellEnd"/>
+            <w:r>
+              <w:rPr>
+                <w:rFonts w:ascii="Arial" w:hAnsi="Arial" w:cs="Arial"/>
+                <w:b/>
+                <w:bCs/>
+              </w:rPr>
+              <w:t>)</w:t>
             </w:r>
           </w:p>
         </w:tc>
@@ -11489,11 +11761,19 @@
         </w:rPr>
         <w:t>(</w:t>
       </w:r>
-      <w:r>
-        <w:rPr>
-          <w:rFonts w:ascii="Arial" w:hAnsi="Arial" w:cs="Arial"/>
-        </w:rPr>
-        <w:t>Ifenthaler &amp; Yau, 2020). Such tools reduce manual workload and improve the accuracy of performance tracking, making the process easier and more effective.</w:t>
+      <w:proofErr w:type="spellStart"/>
+      <w:r>
+        <w:rPr>
+          <w:rFonts w:ascii="Arial" w:hAnsi="Arial" w:cs="Arial"/>
+        </w:rPr>
+        <w:t>Ifenthaler</w:t>
+      </w:r>
+      <w:proofErr w:type="spellEnd"/>
+      <w:r>
+        <w:rPr>
+          <w:rFonts w:ascii="Arial" w:hAnsi="Arial" w:cs="Arial"/>
+        </w:rPr>
+        <w:t xml:space="preserve"> &amp; Yau, 2020). Such tools reduce manual workload and improve the accuracy of performance tracking, making the process easier and more effective.</w:t>
       </w:r>
     </w:p>
     <w:p>
@@ -12760,7 +13040,35 @@
         <w:rPr>
           <w:rFonts w:ascii="Arial" w:hAnsi="Arial" w:cs="Arial"/>
         </w:rPr>
-        <w:t>, simple fonts such as sans-serif styles (e.g., Arial, Calibri) improve reading speed and comprehension, especially on screens (Kurniawan &amp; Zaphiris, 2021). Additionally, larger font sizes reduce eye strain and enhance accessibility, making reading easier for users with visual impairments or older adults (Al-Wabil et al., 2021).</w:t>
+        <w:t xml:space="preserve">, simple fonts such as sans-serif styles (e.g., Arial, Calibri) improve reading speed and comprehension, especially on screens (Kurniawan &amp; </w:t>
+      </w:r>
+      <w:proofErr w:type="spellStart"/>
+      <w:r>
+        <w:rPr>
+          <w:rFonts w:ascii="Arial" w:hAnsi="Arial" w:cs="Arial"/>
+        </w:rPr>
+        <w:t>Zaphiris</w:t>
+      </w:r>
+      <w:proofErr w:type="spellEnd"/>
+      <w:r>
+        <w:rPr>
+          <w:rFonts w:ascii="Arial" w:hAnsi="Arial" w:cs="Arial"/>
+        </w:rPr>
+        <w:t>, 2021). Additionally, larger font sizes reduce eye strain and enhance accessibility, making reading easier for users with visual impairments or older adults (Al-</w:t>
+      </w:r>
+      <w:proofErr w:type="spellStart"/>
+      <w:r>
+        <w:rPr>
+          <w:rFonts w:ascii="Arial" w:hAnsi="Arial" w:cs="Arial"/>
+        </w:rPr>
+        <w:t>Wabil</w:t>
+      </w:r>
+      <w:proofErr w:type="spellEnd"/>
+      <w:r>
+        <w:rPr>
+          <w:rFonts w:ascii="Arial" w:hAnsi="Arial" w:cs="Arial"/>
+        </w:rPr>
+        <w:t xml:space="preserve"> et al., 2021).</w:t>
       </w:r>
     </w:p>
     <w:p>
@@ -14118,7 +14426,21 @@
         <w:rPr>
           <w:rFonts w:ascii="Arial" w:hAnsi="Arial" w:cs="Arial"/>
         </w:rPr>
-        <w:t xml:space="preserve"> (Obar &amp; Oeldorf-Hirsch, 2020).</w:t>
+        <w:t xml:space="preserve"> (Obar &amp; </w:t>
+      </w:r>
+      <w:proofErr w:type="spellStart"/>
+      <w:r>
+        <w:rPr>
+          <w:rFonts w:ascii="Arial" w:hAnsi="Arial" w:cs="Arial"/>
+        </w:rPr>
+        <w:t>Oeldorf</w:t>
+      </w:r>
+      <w:proofErr w:type="spellEnd"/>
+      <w:r>
+        <w:rPr>
+          <w:rFonts w:ascii="Arial" w:hAnsi="Arial" w:cs="Arial"/>
+        </w:rPr>
+        <w:t>-Hirsch, 2020).</w:t>
       </w:r>
     </w:p>
     <w:p>
@@ -17288,6 +17610,7 @@
                 <w:szCs w:val="18"/>
               </w:rPr>
             </w:pPr>
+            <w:proofErr w:type="spellStart"/>
             <w:r>
               <w:rPr>
                 <w:rFonts w:ascii="Arial" w:hAnsi="Arial" w:cs="Arial"/>
@@ -17298,6 +17621,7 @@
               </w:rPr>
               <w:t>df</w:t>
             </w:r>
+            <w:proofErr w:type="spellEnd"/>
           </w:p>
         </w:tc>
         <w:tc>
@@ -18526,12 +18850,14 @@
         </w:rPr>
         <w:t xml:space="preserve"> </w:t>
       </w:r>
+      <w:proofErr w:type="spellStart"/>
       <w:r>
         <w:rPr>
           <w:rFonts w:ascii="Arial" w:hAnsi="Arial" w:cs="Arial"/>
         </w:rPr>
         <w:t>Alshamrani</w:t>
       </w:r>
+      <w:proofErr w:type="spellEnd"/>
       <w:r>
         <w:rPr>
           <w:rFonts w:ascii="Arial" w:hAnsi="Arial" w:cs="Arial"/>
@@ -18542,7 +18868,21 @@
         <w:rPr>
           <w:rFonts w:ascii="Arial" w:hAnsi="Arial" w:cs="Arial"/>
         </w:rPr>
-        <w:t xml:space="preserve"> Bahattab (2023)</w:t>
+        <w:t xml:space="preserve"> </w:t>
+      </w:r>
+      <w:proofErr w:type="spellStart"/>
+      <w:r>
+        <w:rPr>
+          <w:rFonts w:ascii="Arial" w:hAnsi="Arial" w:cs="Arial"/>
+        </w:rPr>
+        <w:t>Bahattab</w:t>
+      </w:r>
+      <w:proofErr w:type="spellEnd"/>
+      <w:r>
+        <w:rPr>
+          <w:rFonts w:ascii="Arial" w:hAnsi="Arial" w:cs="Arial"/>
+        </w:rPr>
+        <w:t xml:space="preserve"> (2023)</w:t>
       </w:r>
       <w:r>
         <w:rPr>
@@ -18815,6 +19155,7 @@
                 <w:szCs w:val="18"/>
               </w:rPr>
             </w:pPr>
+            <w:proofErr w:type="spellStart"/>
             <w:r>
               <w:rPr>
                 <w:rFonts w:ascii="Arial" w:hAnsi="Arial" w:cs="Arial"/>
@@ -18825,6 +19166,7 @@
               </w:rPr>
               <w:t>df</w:t>
             </w:r>
+            <w:proofErr w:type="spellEnd"/>
           </w:p>
         </w:tc>
         <w:tc>
@@ -20299,6 +20641,7 @@
                 <w:szCs w:val="18"/>
               </w:rPr>
             </w:pPr>
+            <w:proofErr w:type="spellStart"/>
             <w:r>
               <w:rPr>
                 <w:rFonts w:ascii="Arial" w:hAnsi="Arial" w:cs="Arial"/>
@@ -20309,6 +20652,7 @@
               </w:rPr>
               <w:t>df</w:t>
             </w:r>
+            <w:proofErr w:type="spellEnd"/>
           </w:p>
         </w:tc>
         <w:tc>
@@ -23045,14 +23389,455 @@
           <w:rFonts w:ascii="Arial" w:hAnsi="Arial" w:cs="Arial"/>
           <w:color w:val="000000" w:themeColor="text1"/>
         </w:rPr>
-        <w:t>aaaaaaaaaaaaaaaaaaaaaaaaaaaaaaaaaaaaaaaaaaaa</w:t>
-      </w:r>
-      <w:r>
-        <w:rPr>
-          <w:rFonts w:ascii="Arial" w:hAnsi="Arial" w:cs="Arial"/>
-          <w:color w:val="000000" w:themeColor="text1"/>
-        </w:rPr>
-        <w:t xml:space="preserve"> </w:t>
+        <w:t>The researchers recommended refining smoothness even with plenty of users,</w:t>
+      </w:r>
+      <w:r>
+        <w:rPr>
+          <w:rFonts w:ascii="Arial" w:hAnsi="Arial" w:cs="Arial"/>
+          <w:color w:val="000000" w:themeColor="text1"/>
+        </w:rPr>
+        <w:br/>
+        <w:t xml:space="preserve">    </w:t>
+      </w:r>
+      <w:r>
+        <w:rPr>
+          <w:rFonts w:ascii="Arial" w:hAnsi="Arial" w:cs="Arial"/>
+          <w:color w:val="000000" w:themeColor="text1"/>
+        </w:rPr>
+        <w:t>since the study revealed that the application has high graphical performance</w:t>
+      </w:r>
+      <w:r>
+        <w:rPr>
+          <w:rFonts w:ascii="Arial" w:hAnsi="Arial" w:cs="Arial"/>
+          <w:color w:val="000000" w:themeColor="text1"/>
+        </w:rPr>
+        <w:br/>
+        <w:t xml:space="preserve">    </w:t>
+      </w:r>
+      <w:r>
+        <w:rPr>
+          <w:rFonts w:ascii="Arial" w:hAnsi="Arial" w:cs="Arial"/>
+          <w:color w:val="000000" w:themeColor="text1"/>
+        </w:rPr>
+        <w:t>and usability. Maintaining the smooth animations and transitions should help</w:t>
+      </w:r>
+      <w:r>
+        <w:rPr>
+          <w:rFonts w:ascii="Arial" w:hAnsi="Arial" w:cs="Arial"/>
+          <w:color w:val="000000" w:themeColor="text1"/>
+        </w:rPr>
+        <w:br/>
+        <w:t xml:space="preserve">    </w:t>
+      </w:r>
+      <w:r>
+        <w:rPr>
+          <w:rFonts w:ascii="Arial" w:hAnsi="Arial" w:cs="Arial"/>
+          <w:color w:val="000000" w:themeColor="text1"/>
+        </w:rPr>
+        <w:t>usability in immediate feedback after a quiz session</w:t>
+      </w:r>
+      <w:r>
+        <w:rPr>
+          <w:rFonts w:ascii="Arial" w:hAnsi="Arial" w:cs="Arial"/>
+          <w:color w:val="000000" w:themeColor="text1"/>
+        </w:rPr>
+        <w:t>.</w:t>
+      </w:r>
+    </w:p>
+    <w:p>
+      <w:pPr>
+        <w:spacing w:line="480" w:lineRule="auto"/>
+        <w:ind w:left="-90"/>
+        <w:rPr>
+          <w:rFonts w:ascii="Arial" w:hAnsi="Arial" w:cs="Arial"/>
+          <w:color w:val="000000" w:themeColor="text1"/>
+        </w:rPr>
+      </w:pPr>
+      <w:r>
+        <w:rPr>
+          <w:rFonts w:ascii="Arial" w:hAnsi="Arial" w:cs="Arial"/>
+          <w:color w:val="000000" w:themeColor="text1"/>
+        </w:rPr>
+        <w:t xml:space="preserve">4. </w:t>
+      </w:r>
+      <w:r>
+        <w:rPr>
+          <w:rFonts w:ascii="Arial" w:hAnsi="Arial" w:cs="Arial"/>
+          <w:color w:val="000000" w:themeColor="text1"/>
+        </w:rPr>
+        <w:t>The application has shown to be consistent in transmitting data and is highly</w:t>
+      </w:r>
+      <w:r>
+        <w:rPr>
+          <w:rFonts w:ascii="Arial" w:hAnsi="Arial" w:cs="Arial"/>
+          <w:color w:val="000000" w:themeColor="text1"/>
+        </w:rPr>
+        <w:br/>
+        <w:t xml:space="preserve">    </w:t>
+      </w:r>
+      <w:r>
+        <w:rPr>
+          <w:rFonts w:ascii="Arial" w:hAnsi="Arial" w:cs="Arial"/>
+          <w:color w:val="000000" w:themeColor="text1"/>
+        </w:rPr>
+        <w:t>usable, so the researchers recommend keeping the stability of transmission</w:t>
+      </w:r>
+      <w:r>
+        <w:rPr>
+          <w:rFonts w:ascii="Arial" w:hAnsi="Arial" w:cs="Arial"/>
+          <w:color w:val="000000" w:themeColor="text1"/>
+        </w:rPr>
+        <w:br/>
+        <w:t xml:space="preserve">    </w:t>
+      </w:r>
+      <w:r>
+        <w:rPr>
+          <w:rFonts w:ascii="Arial" w:hAnsi="Arial" w:cs="Arial"/>
+          <w:color w:val="000000" w:themeColor="text1"/>
+        </w:rPr>
+        <w:t>and the quick receiving of warnings. Sustaining fast connection and response</w:t>
+      </w:r>
+      <w:r>
+        <w:rPr>
+          <w:rFonts w:ascii="Arial" w:hAnsi="Arial" w:cs="Arial"/>
+          <w:color w:val="000000" w:themeColor="text1"/>
+        </w:rPr>
+        <w:br/>
+        <w:t xml:space="preserve">    </w:t>
+      </w:r>
+      <w:r>
+        <w:rPr>
+          <w:rFonts w:ascii="Arial" w:hAnsi="Arial" w:cs="Arial"/>
+          <w:color w:val="000000" w:themeColor="text1"/>
+        </w:rPr>
+        <w:t>should help in reviewing and tracking progress.</w:t>
+      </w:r>
+    </w:p>
+    <w:p>
+      <w:pPr>
+        <w:spacing w:line="480" w:lineRule="auto"/>
+        <w:ind w:left="-90"/>
+        <w:rPr>
+          <w:rFonts w:ascii="Arial" w:hAnsi="Arial" w:cs="Arial"/>
+          <w:color w:val="000000" w:themeColor="text1"/>
+        </w:rPr>
+      </w:pPr>
+      <w:r>
+        <w:rPr>
+          <w:rFonts w:ascii="Arial" w:hAnsi="Arial" w:cs="Arial"/>
+          <w:color w:val="000000" w:themeColor="text1"/>
+        </w:rPr>
+        <w:t xml:space="preserve">5. </w:t>
+      </w:r>
+      <w:r>
+        <w:rPr>
+          <w:rFonts w:ascii="Arial" w:hAnsi="Arial" w:cs="Arial" w:hint="cs"/>
+          <w:color w:val="000000" w:themeColor="text1"/>
+        </w:rPr>
+        <w:t>‎</w:t>
+      </w:r>
+      <w:r>
+        <w:rPr>
+          <w:rFonts w:ascii="Arial" w:hAnsi="Arial" w:cs="Arial"/>
+          <w:color w:val="000000" w:themeColor="text1"/>
+        </w:rPr>
+        <w:t>Further refinement can be done to preserve the clean and organized layout of</w:t>
+      </w:r>
+      <w:r>
+        <w:rPr>
+          <w:rFonts w:ascii="Arial" w:hAnsi="Arial" w:cs="Arial"/>
+          <w:color w:val="000000" w:themeColor="text1"/>
+        </w:rPr>
+        <w:br/>
+        <w:t xml:space="preserve">    </w:t>
+      </w:r>
+      <w:r>
+        <w:rPr>
+          <w:rFonts w:ascii="Arial" w:hAnsi="Arial" w:cs="Arial"/>
+          <w:color w:val="000000" w:themeColor="text1"/>
+        </w:rPr>
+        <w:t xml:space="preserve">the application, </w:t>
+      </w:r>
+      <w:r>
+        <w:rPr>
+          <w:rFonts w:ascii="Arial" w:hAnsi="Arial" w:cs="Arial"/>
+          <w:color w:val="000000" w:themeColor="text1"/>
+        </w:rPr>
+        <w:t>because</w:t>
+      </w:r>
+      <w:r>
+        <w:rPr>
+          <w:rFonts w:ascii="Arial" w:hAnsi="Arial" w:cs="Arial"/>
+          <w:color w:val="000000" w:themeColor="text1"/>
+        </w:rPr>
+        <w:t xml:space="preserve"> the study determined that the application has highly</w:t>
+      </w:r>
+      <w:r>
+        <w:rPr>
+          <w:rFonts w:ascii="Arial" w:hAnsi="Arial" w:cs="Arial"/>
+          <w:color w:val="000000" w:themeColor="text1"/>
+        </w:rPr>
+        <w:br/>
+        <w:t xml:space="preserve">    </w:t>
+      </w:r>
+      <w:r>
+        <w:rPr>
+          <w:rFonts w:ascii="Arial" w:hAnsi="Arial" w:cs="Arial"/>
+          <w:color w:val="000000" w:themeColor="text1"/>
+        </w:rPr>
+        <w:t>acceptable design and is graphically performant. Retaining a well-structured</w:t>
+      </w:r>
+      <w:r>
+        <w:rPr>
+          <w:rFonts w:ascii="Arial" w:hAnsi="Arial" w:cs="Arial"/>
+          <w:color w:val="000000" w:themeColor="text1"/>
+        </w:rPr>
+        <w:br/>
+        <w:t xml:space="preserve">    </w:t>
+      </w:r>
+      <w:r>
+        <w:rPr>
+          <w:rFonts w:ascii="Arial" w:hAnsi="Arial" w:cs="Arial"/>
+          <w:color w:val="000000" w:themeColor="text1"/>
+        </w:rPr>
+        <w:t>layout should help sustain the smooth graphical performance of the application.</w:t>
+      </w:r>
+    </w:p>
+    <w:p>
+      <w:pPr>
+        <w:spacing w:line="480" w:lineRule="auto"/>
+        <w:ind w:left="-90"/>
+        <w:rPr>
+          <w:rFonts w:ascii="Arial" w:hAnsi="Arial" w:cs="Arial"/>
+          <w:color w:val="000000" w:themeColor="text1"/>
+        </w:rPr>
+      </w:pPr>
+      <w:r>
+        <w:rPr>
+          <w:rFonts w:ascii="Arial" w:hAnsi="Arial" w:cs="Arial"/>
+          <w:color w:val="000000" w:themeColor="text1"/>
+        </w:rPr>
+        <w:t xml:space="preserve">6. </w:t>
+      </w:r>
+      <w:r>
+        <w:rPr>
+          <w:rFonts w:ascii="Arial" w:hAnsi="Arial" w:cs="Arial"/>
+          <w:color w:val="000000" w:themeColor="text1"/>
+        </w:rPr>
+        <w:t>Since the application demonstrated to have high transmission continuity and</w:t>
+      </w:r>
+      <w:r>
+        <w:rPr>
+          <w:rFonts w:ascii="Arial" w:hAnsi="Arial" w:cs="Arial"/>
+          <w:color w:val="000000" w:themeColor="text1"/>
+        </w:rPr>
+        <w:br/>
+        <w:t xml:space="preserve">    </w:t>
+      </w:r>
+      <w:r>
+        <w:rPr>
+          <w:rFonts w:ascii="Arial" w:hAnsi="Arial" w:cs="Arial"/>
+          <w:color w:val="000000" w:themeColor="text1"/>
+        </w:rPr>
+        <w:t>acceptable design, it is recommended to retain the design of the application.</w:t>
+      </w:r>
+      <w:r>
+        <w:rPr>
+          <w:rFonts w:ascii="Arial" w:hAnsi="Arial" w:cs="Arial"/>
+          <w:color w:val="000000" w:themeColor="text1"/>
+        </w:rPr>
+        <w:br/>
+        <w:t xml:space="preserve">    </w:t>
+      </w:r>
+      <w:r>
+        <w:rPr>
+          <w:rFonts w:ascii="Arial" w:hAnsi="Arial" w:cs="Arial"/>
+          <w:color w:val="000000" w:themeColor="text1"/>
+        </w:rPr>
+        <w:t>Keeping the load friendly design should help maintain the visibility of having</w:t>
+      </w:r>
+      <w:r>
+        <w:rPr>
+          <w:rFonts w:ascii="Arial" w:hAnsi="Arial" w:cs="Arial"/>
+          <w:color w:val="000000" w:themeColor="text1"/>
+        </w:rPr>
+        <w:br/>
+        <w:t xml:space="preserve">    </w:t>
+      </w:r>
+      <w:r>
+        <w:rPr>
+          <w:rFonts w:ascii="Arial" w:hAnsi="Arial" w:cs="Arial"/>
+          <w:color w:val="000000" w:themeColor="text1"/>
+        </w:rPr>
+        <w:t>fast data transmissions.</w:t>
+      </w:r>
+    </w:p>
+    <w:p>
+      <w:pPr>
+        <w:spacing w:line="480" w:lineRule="auto"/>
+        <w:ind w:left="-90"/>
+        <w:rPr>
+          <w:rFonts w:ascii="Arial" w:hAnsi="Arial" w:cs="Arial"/>
+          <w:color w:val="000000" w:themeColor="text1"/>
+        </w:rPr>
+      </w:pPr>
+      <w:r>
+        <w:rPr>
+          <w:rFonts w:ascii="Arial" w:hAnsi="Arial" w:cs="Arial"/>
+          <w:color w:val="000000" w:themeColor="text1"/>
+        </w:rPr>
+        <w:t xml:space="preserve">7. </w:t>
+      </w:r>
+      <w:r>
+        <w:rPr>
+          <w:rFonts w:ascii="Arial" w:hAnsi="Arial" w:cs="Arial" w:hint="cs"/>
+          <w:color w:val="000000" w:themeColor="text1"/>
+        </w:rPr>
+        <w:t>‎</w:t>
+      </w:r>
+      <w:r>
+        <w:rPr>
+          <w:rFonts w:ascii="Arial" w:hAnsi="Arial" w:cs="Arial"/>
+          <w:color w:val="000000" w:themeColor="text1"/>
+        </w:rPr>
+        <w:t>Maintaining the smoothness of the application is recommended, since the study</w:t>
+      </w:r>
+      <w:r>
+        <w:rPr>
+          <w:rFonts w:ascii="Arial" w:hAnsi="Arial" w:cs="Arial"/>
+          <w:color w:val="000000" w:themeColor="text1"/>
+        </w:rPr>
+        <w:br/>
+        <w:t xml:space="preserve">    </w:t>
+      </w:r>
+      <w:r>
+        <w:rPr>
+          <w:rFonts w:ascii="Arial" w:hAnsi="Arial" w:cs="Arial"/>
+          <w:color w:val="000000" w:themeColor="text1"/>
+        </w:rPr>
+        <w:t>deemed the application to be graphically performant and highly secured.</w:t>
+      </w:r>
+      <w:r>
+        <w:rPr>
+          <w:rFonts w:ascii="Arial" w:hAnsi="Arial" w:cs="Arial"/>
+          <w:color w:val="000000" w:themeColor="text1"/>
+        </w:rPr>
+        <w:br/>
+        <w:t xml:space="preserve">    </w:t>
+      </w:r>
+      <w:r>
+        <w:rPr>
+          <w:rFonts w:ascii="Arial" w:hAnsi="Arial" w:cs="Arial"/>
+          <w:color w:val="000000" w:themeColor="text1"/>
+        </w:rPr>
+        <w:t>Keeping clicks and interactions smooth should help in maintaining the security</w:t>
+      </w:r>
+      <w:r>
+        <w:rPr>
+          <w:rFonts w:ascii="Arial" w:hAnsi="Arial" w:cs="Arial"/>
+          <w:color w:val="000000" w:themeColor="text1"/>
+        </w:rPr>
+        <w:br/>
+        <w:t xml:space="preserve">    </w:t>
+      </w:r>
+      <w:r>
+        <w:rPr>
+          <w:rFonts w:ascii="Arial" w:hAnsi="Arial" w:cs="Arial"/>
+          <w:color w:val="000000" w:themeColor="text1"/>
+        </w:rPr>
+        <w:t>of the application.</w:t>
+      </w:r>
+    </w:p>
+    <w:p>
+      <w:pPr>
+        <w:spacing w:line="480" w:lineRule="auto"/>
+        <w:ind w:left="-90"/>
+        <w:rPr>
+          <w:rFonts w:ascii="Arial" w:hAnsi="Arial" w:cs="Arial"/>
+          <w:color w:val="000000" w:themeColor="text1"/>
+        </w:rPr>
+      </w:pPr>
+      <w:r>
+        <w:rPr>
+          <w:rFonts w:ascii="Arial" w:hAnsi="Arial" w:cs="Arial"/>
+          <w:color w:val="000000" w:themeColor="text1"/>
+        </w:rPr>
+        <w:lastRenderedPageBreak/>
+        <w:t xml:space="preserve">8. </w:t>
+      </w:r>
+      <w:r>
+        <w:rPr>
+          <w:rFonts w:ascii="Arial" w:hAnsi="Arial" w:cs="Arial" w:hint="cs"/>
+          <w:color w:val="000000" w:themeColor="text1"/>
+        </w:rPr>
+        <w:t>‎</w:t>
+      </w:r>
+      <w:r>
+        <w:rPr>
+          <w:rFonts w:ascii="Arial" w:hAnsi="Arial" w:cs="Arial"/>
+          <w:color w:val="000000" w:themeColor="text1"/>
+        </w:rPr>
+        <w:t>The researchers recommend further improvements in maintaining a fast</w:t>
+      </w:r>
+      <w:r>
+        <w:rPr>
+          <w:rFonts w:ascii="Arial" w:hAnsi="Arial" w:cs="Arial"/>
+          <w:color w:val="000000" w:themeColor="text1"/>
+        </w:rPr>
+        <w:br/>
+        <w:t xml:space="preserve">    </w:t>
+      </w:r>
+      <w:r>
+        <w:rPr>
+          <w:rFonts w:ascii="Arial" w:hAnsi="Arial" w:cs="Arial"/>
+          <w:color w:val="000000" w:themeColor="text1"/>
+        </w:rPr>
+        <w:t>connection, as the findings indicate that the application is highly secured and</w:t>
+      </w:r>
+      <w:r>
+        <w:rPr>
+          <w:rFonts w:ascii="Arial" w:hAnsi="Arial" w:cs="Arial"/>
+          <w:color w:val="000000" w:themeColor="text1"/>
+        </w:rPr>
+        <w:br/>
+        <w:t xml:space="preserve">    </w:t>
+      </w:r>
+      <w:r>
+        <w:rPr>
+          <w:rFonts w:ascii="Arial" w:hAnsi="Arial" w:cs="Arial"/>
+          <w:color w:val="000000" w:themeColor="text1"/>
+        </w:rPr>
+        <w:t>efficient in transmission continuity. Maintaining the stable connection will</w:t>
+      </w:r>
+      <w:r>
+        <w:rPr>
+          <w:rFonts w:ascii="Arial" w:hAnsi="Arial" w:cs="Arial"/>
+          <w:color w:val="000000" w:themeColor="text1"/>
+        </w:rPr>
+        <w:br/>
+        <w:t xml:space="preserve">    </w:t>
+      </w:r>
+      <w:r>
+        <w:rPr>
+          <w:rFonts w:ascii="Arial" w:hAnsi="Arial" w:cs="Arial"/>
+          <w:color w:val="000000" w:themeColor="text1"/>
+        </w:rPr>
+        <w:t>support effective monitoring, helping learners avoid unnecessary actions during</w:t>
+      </w:r>
+      <w:r>
+        <w:rPr>
+          <w:rFonts w:ascii="Arial" w:hAnsi="Arial" w:cs="Arial"/>
+          <w:color w:val="000000" w:themeColor="text1"/>
+        </w:rPr>
+        <w:br/>
+        <w:t xml:space="preserve">    </w:t>
+      </w:r>
+      <w:r>
+        <w:rPr>
+          <w:rFonts w:ascii="Arial" w:hAnsi="Arial" w:cs="Arial"/>
+          <w:color w:val="000000" w:themeColor="text1"/>
+        </w:rPr>
+        <w:t>quizzes.</w:t>
       </w:r>
       <w:r>
         <w:rPr>
@@ -23119,7 +23904,25 @@
           <w:bCs/>
           <w:color w:val="000000" w:themeColor="text1"/>
         </w:rPr>
-        <w:t>Al-Wabil, A., Al-Salman, A., &amp; Alzahrani, A. (2021). Effect of font size and type on readability in digital content. Journal of Educational Computing Research, 59(2), 345–362. https://doi.org/10.1177/0735633120981234</w:t>
+        <w:t>Al-</w:t>
+      </w:r>
+      <w:proofErr w:type="spellStart"/>
+      <w:r>
+        <w:rPr>
+          <w:rFonts w:ascii="Arial" w:hAnsi="Arial" w:cs="Arial"/>
+          <w:bCs/>
+          <w:color w:val="000000" w:themeColor="text1"/>
+        </w:rPr>
+        <w:t>Wabil</w:t>
+      </w:r>
+      <w:proofErr w:type="spellEnd"/>
+      <w:r>
+        <w:rPr>
+          <w:rFonts w:ascii="Arial" w:hAnsi="Arial" w:cs="Arial"/>
+          <w:bCs/>
+          <w:color w:val="000000" w:themeColor="text1"/>
+        </w:rPr>
+        <w:t>, A., Al-Salman, A., &amp; Alzahrani, A. (2021). Effect of font size and type on readability in digital content. Journal of Educational Computing Research, 59(2), 345–362. https://doi.org/10.1177/0735633120981234</w:t>
       </w:r>
     </w:p>
     <w:p>
@@ -23132,13 +23935,41 @@
           <w:color w:val="000000" w:themeColor="text1"/>
         </w:rPr>
       </w:pPr>
-      <w:r>
-        <w:rPr>
-          <w:rFonts w:ascii="Arial" w:hAnsi="Arial" w:cs="Arial"/>
-          <w:bCs/>
-          <w:color w:val="000000" w:themeColor="text1"/>
-        </w:rPr>
-        <w:t>Alshamrani, A., &amp; Bahattab, A. (2023). Evaluating the impact of usability and graphical performance on user experience. Journal of Systems and Software, 198, 111345. https://doi.org/10.1016/j.jss.2023.111345</w:t>
+      <w:proofErr w:type="spellStart"/>
+      <w:r>
+        <w:rPr>
+          <w:rFonts w:ascii="Arial" w:hAnsi="Arial" w:cs="Arial"/>
+          <w:bCs/>
+          <w:color w:val="000000" w:themeColor="text1"/>
+        </w:rPr>
+        <w:t>Alshamrani</w:t>
+      </w:r>
+      <w:proofErr w:type="spellEnd"/>
+      <w:r>
+        <w:rPr>
+          <w:rFonts w:ascii="Arial" w:hAnsi="Arial" w:cs="Arial"/>
+          <w:bCs/>
+          <w:color w:val="000000" w:themeColor="text1"/>
+        </w:rPr>
+        <w:t xml:space="preserve">, A., &amp; </w:t>
+      </w:r>
+      <w:proofErr w:type="spellStart"/>
+      <w:r>
+        <w:rPr>
+          <w:rFonts w:ascii="Arial" w:hAnsi="Arial" w:cs="Arial"/>
+          <w:bCs/>
+          <w:color w:val="000000" w:themeColor="text1"/>
+        </w:rPr>
+        <w:t>Bahattab</w:t>
+      </w:r>
+      <w:proofErr w:type="spellEnd"/>
+      <w:r>
+        <w:rPr>
+          <w:rFonts w:ascii="Arial" w:hAnsi="Arial" w:cs="Arial"/>
+          <w:bCs/>
+          <w:color w:val="000000" w:themeColor="text1"/>
+        </w:rPr>
+        <w:t>, A. (2023). Evaluating the impact of usability and graphical performance on user experience. Journal of Systems and Software, 198, 111345. https://doi.org/10.1016/j.jss.2023.111345</w:t>
       </w:r>
     </w:p>
     <w:p>
@@ -23379,13 +24210,23 @@
           <w:color w:val="000000" w:themeColor="text1"/>
         </w:rPr>
       </w:pPr>
-      <w:r>
-        <w:rPr>
-          <w:rFonts w:ascii="Arial" w:hAnsi="Arial" w:cs="Arial"/>
-          <w:bCs/>
-          <w:color w:val="000000" w:themeColor="text1"/>
-        </w:rPr>
-        <w:t>Gumasing, M. J. J., Dahilig, J. A. V., Taw, C. A. Y., &amp; Valeriano, C. (2022, June). Effects of Boredom on the Academic Engagement of Students during Online Class. In Proceeding of the 7th North American International Conference on Industrial Engineering and Operations Management, Orlando, Florida, USA (pp. 12-14).</w:t>
+      <w:proofErr w:type="spellStart"/>
+      <w:r>
+        <w:rPr>
+          <w:rFonts w:ascii="Arial" w:hAnsi="Arial" w:cs="Arial"/>
+          <w:bCs/>
+          <w:color w:val="000000" w:themeColor="text1"/>
+        </w:rPr>
+        <w:t>Gumasing</w:t>
+      </w:r>
+      <w:proofErr w:type="spellEnd"/>
+      <w:r>
+        <w:rPr>
+          <w:rFonts w:ascii="Arial" w:hAnsi="Arial" w:cs="Arial"/>
+          <w:bCs/>
+          <w:color w:val="000000" w:themeColor="text1"/>
+        </w:rPr>
+        <w:t>, M. J. J., Dahilig, J. A. V., Taw, C. A. Y., &amp; Valeriano, C. (2022, June). Effects of Boredom on the Academic Engagement of Students during Online Class. In Proceeding of the 7th North American International Conference on Industrial Engineering and Operations Management, Orlando, Florida, USA (pp. 12-14).</w:t>
       </w:r>
       <w:r>
         <w:rPr>
@@ -23421,7 +24262,25 @@
           <w:color w:val="000000" w:themeColor="text1"/>
         </w:rPr>
         <w:lastRenderedPageBreak/>
-        <w:t>Harężlak, R. (2024). 10 Successful Companies Using Node.js. Selleo. https://selleo.com/blog/10-successful-companies-using-nodejs</w:t>
+        <w:t xml:space="preserve">Harężlak, R. (2024). 10 Successful Companies Using Node.js. </w:t>
+      </w:r>
+      <w:proofErr w:type="spellStart"/>
+      <w:r>
+        <w:rPr>
+          <w:rFonts w:ascii="Arial" w:hAnsi="Arial" w:cs="Arial"/>
+          <w:bCs/>
+          <w:color w:val="000000" w:themeColor="text1"/>
+        </w:rPr>
+        <w:t>Selleo</w:t>
+      </w:r>
+      <w:proofErr w:type="spellEnd"/>
+      <w:r>
+        <w:rPr>
+          <w:rFonts w:ascii="Arial" w:hAnsi="Arial" w:cs="Arial"/>
+          <w:bCs/>
+          <w:color w:val="000000" w:themeColor="text1"/>
+        </w:rPr>
+        <w:t>. https://selleo.com/blog/10-successful-companies-using-nodejs</w:t>
       </w:r>
     </w:p>
     <w:p>
@@ -23499,7 +24358,25 @@
           <w:bCs/>
           <w:color w:val="000000" w:themeColor="text1"/>
         </w:rPr>
-        <w:t>Hussain, A., Mkpojiogu, E. O. C., &amp; Kamal, F. M. (2021). Effects of graphical interface usability on user performance in mobile applications. International Journal of Interactive Mobile Technologies, 15(7), 17–34. https://doi.org/10.3991/ijim.v15i07.20677</w:t>
+        <w:t xml:space="preserve">Hussain, A., </w:t>
+      </w:r>
+      <w:proofErr w:type="spellStart"/>
+      <w:r>
+        <w:rPr>
+          <w:rFonts w:ascii="Arial" w:hAnsi="Arial" w:cs="Arial"/>
+          <w:bCs/>
+          <w:color w:val="000000" w:themeColor="text1"/>
+        </w:rPr>
+        <w:t>Mkpojiogu</w:t>
+      </w:r>
+      <w:proofErr w:type="spellEnd"/>
+      <w:r>
+        <w:rPr>
+          <w:rFonts w:ascii="Arial" w:hAnsi="Arial" w:cs="Arial"/>
+          <w:bCs/>
+          <w:color w:val="000000" w:themeColor="text1"/>
+        </w:rPr>
+        <w:t>, E. O. C., &amp; Kamal, F. M. (2021). Effects of graphical interface usability on user performance in mobile applications. International Journal of Interactive Mobile Technologies, 15(7), 17–34. https://doi.org/10.3991/ijim.v15i07.20677</w:t>
       </w:r>
     </w:p>
     <w:p>
@@ -23512,13 +24389,59 @@
           <w:color w:val="000000" w:themeColor="text1"/>
         </w:rPr>
       </w:pPr>
-      <w:r>
-        <w:rPr>
-          <w:rFonts w:ascii="Arial" w:hAnsi="Arial" w:cs="Arial"/>
-          <w:bCs/>
-          <w:color w:val="000000" w:themeColor="text1"/>
-        </w:rPr>
-        <w:t>Ifenthaler, D., &amp; Yau, J. Y.-K. (2020). Utilising learning analytics for study success: Reflections on current empirical findings. In D. Ifenthaler, N. Bellin-Mularski, &amp; D. Mah (Eds.), Implementing learning analytics in higher education (pp. 19–36). Springer. https://doi.org/10.1007/978-3-030-50160-0_2</w:t>
+      <w:proofErr w:type="spellStart"/>
+      <w:r>
+        <w:rPr>
+          <w:rFonts w:ascii="Arial" w:hAnsi="Arial" w:cs="Arial"/>
+          <w:bCs/>
+          <w:color w:val="000000" w:themeColor="text1"/>
+        </w:rPr>
+        <w:t>Ifenthaler</w:t>
+      </w:r>
+      <w:proofErr w:type="spellEnd"/>
+      <w:r>
+        <w:rPr>
+          <w:rFonts w:ascii="Arial" w:hAnsi="Arial" w:cs="Arial"/>
+          <w:bCs/>
+          <w:color w:val="000000" w:themeColor="text1"/>
+        </w:rPr>
+        <w:t xml:space="preserve">, D., &amp; Yau, J. Y.-K. (2020). </w:t>
+      </w:r>
+      <w:proofErr w:type="spellStart"/>
+      <w:r>
+        <w:rPr>
+          <w:rFonts w:ascii="Arial" w:hAnsi="Arial" w:cs="Arial"/>
+          <w:bCs/>
+          <w:color w:val="000000" w:themeColor="text1"/>
+        </w:rPr>
+        <w:t>Utilising</w:t>
+      </w:r>
+      <w:proofErr w:type="spellEnd"/>
+      <w:r>
+        <w:rPr>
+          <w:rFonts w:ascii="Arial" w:hAnsi="Arial" w:cs="Arial"/>
+          <w:bCs/>
+          <w:color w:val="000000" w:themeColor="text1"/>
+        </w:rPr>
+        <w:t xml:space="preserve"> learning analytics for study success: Reflections on current empirical findings. In D. </w:t>
+      </w:r>
+      <w:proofErr w:type="spellStart"/>
+      <w:r>
+        <w:rPr>
+          <w:rFonts w:ascii="Arial" w:hAnsi="Arial" w:cs="Arial"/>
+          <w:bCs/>
+          <w:color w:val="000000" w:themeColor="text1"/>
+        </w:rPr>
+        <w:t>Ifenthaler</w:t>
+      </w:r>
+      <w:proofErr w:type="spellEnd"/>
+      <w:r>
+        <w:rPr>
+          <w:rFonts w:ascii="Arial" w:hAnsi="Arial" w:cs="Arial"/>
+          <w:bCs/>
+          <w:color w:val="000000" w:themeColor="text1"/>
+        </w:rPr>
+        <w:t>, N. Bellin-Mularski, &amp; D. Mah (Eds.), Implementing learning analytics in higher education (pp. 19–36). Springer. https://doi.org/10.1007/978-3-030-50160-0_2</w:t>
       </w:r>
     </w:p>
     <w:p>
@@ -23550,13 +24473,95 @@
           <w:color w:val="000000" w:themeColor="text1"/>
         </w:rPr>
       </w:pPr>
-      <w:r>
-        <w:rPr>
-          <w:rFonts w:ascii="Arial" w:hAnsi="Arial" w:cs="Arial"/>
-          <w:bCs/>
-          <w:color w:val="000000" w:themeColor="text1"/>
-        </w:rPr>
-        <w:t>Khairkar, A., Bulbule, S., Manchalkar, S., Phatate, S., &amp; Soni, K. (2023). Eduassesspro: An Automated Quiz Generator and Exam Creator. Journal of AI-Driven Educational Tools. https://doi.org/10.47392/IRJASH.2024.027</w:t>
+      <w:proofErr w:type="spellStart"/>
+      <w:r>
+        <w:rPr>
+          <w:rFonts w:ascii="Arial" w:hAnsi="Arial" w:cs="Arial"/>
+          <w:bCs/>
+          <w:color w:val="000000" w:themeColor="text1"/>
+        </w:rPr>
+        <w:t>Khairkar</w:t>
+      </w:r>
+      <w:proofErr w:type="spellEnd"/>
+      <w:r>
+        <w:rPr>
+          <w:rFonts w:ascii="Arial" w:hAnsi="Arial" w:cs="Arial"/>
+          <w:bCs/>
+          <w:color w:val="000000" w:themeColor="text1"/>
+        </w:rPr>
+        <w:t xml:space="preserve">, A., </w:t>
+      </w:r>
+      <w:proofErr w:type="spellStart"/>
+      <w:r>
+        <w:rPr>
+          <w:rFonts w:ascii="Arial" w:hAnsi="Arial" w:cs="Arial"/>
+          <w:bCs/>
+          <w:color w:val="000000" w:themeColor="text1"/>
+        </w:rPr>
+        <w:t>Bulbule</w:t>
+      </w:r>
+      <w:proofErr w:type="spellEnd"/>
+      <w:r>
+        <w:rPr>
+          <w:rFonts w:ascii="Arial" w:hAnsi="Arial" w:cs="Arial"/>
+          <w:bCs/>
+          <w:color w:val="000000" w:themeColor="text1"/>
+        </w:rPr>
+        <w:t xml:space="preserve">, S., </w:t>
+      </w:r>
+      <w:proofErr w:type="spellStart"/>
+      <w:r>
+        <w:rPr>
+          <w:rFonts w:ascii="Arial" w:hAnsi="Arial" w:cs="Arial"/>
+          <w:bCs/>
+          <w:color w:val="000000" w:themeColor="text1"/>
+        </w:rPr>
+        <w:t>Manchalkar</w:t>
+      </w:r>
+      <w:proofErr w:type="spellEnd"/>
+      <w:r>
+        <w:rPr>
+          <w:rFonts w:ascii="Arial" w:hAnsi="Arial" w:cs="Arial"/>
+          <w:bCs/>
+          <w:color w:val="000000" w:themeColor="text1"/>
+        </w:rPr>
+        <w:t xml:space="preserve">, S., </w:t>
+      </w:r>
+      <w:proofErr w:type="spellStart"/>
+      <w:r>
+        <w:rPr>
+          <w:rFonts w:ascii="Arial" w:hAnsi="Arial" w:cs="Arial"/>
+          <w:bCs/>
+          <w:color w:val="000000" w:themeColor="text1"/>
+        </w:rPr>
+        <w:t>Phatate</w:t>
+      </w:r>
+      <w:proofErr w:type="spellEnd"/>
+      <w:r>
+        <w:rPr>
+          <w:rFonts w:ascii="Arial" w:hAnsi="Arial" w:cs="Arial"/>
+          <w:bCs/>
+          <w:color w:val="000000" w:themeColor="text1"/>
+        </w:rPr>
+        <w:t xml:space="preserve">, S., &amp; Soni, K. (2023). </w:t>
+      </w:r>
+      <w:proofErr w:type="spellStart"/>
+      <w:r>
+        <w:rPr>
+          <w:rFonts w:ascii="Arial" w:hAnsi="Arial" w:cs="Arial"/>
+          <w:bCs/>
+          <w:color w:val="000000" w:themeColor="text1"/>
+        </w:rPr>
+        <w:t>Eduassesspro</w:t>
+      </w:r>
+      <w:proofErr w:type="spellEnd"/>
+      <w:r>
+        <w:rPr>
+          <w:rFonts w:ascii="Arial" w:hAnsi="Arial" w:cs="Arial"/>
+          <w:bCs/>
+          <w:color w:val="000000" w:themeColor="text1"/>
+        </w:rPr>
+        <w:t>: An Automated Quiz Generator and Exam Creator. Journal of AI-Driven Educational Tools. https://doi.org/10.47392/IRJASH.2024.027</w:t>
       </w:r>
     </w:p>
     <w:p>
@@ -23569,6 +24574,7 @@
           <w:color w:val="000000" w:themeColor="text1"/>
         </w:rPr>
       </w:pPr>
+      <w:proofErr w:type="spellStart"/>
       <w:r>
         <w:rPr>
           <w:rFonts w:ascii="Arial" w:hAnsi="Arial" w:cs="Arial"/>
@@ -23576,7 +24582,16 @@
           <w:color w:val="000000" w:themeColor="text1"/>
         </w:rPr>
         <w:lastRenderedPageBreak/>
-        <w:t>Khomyn, A. (2025). The Complete Guide To Building Educational Apps In 2024: From Concept To Launch. https://soloway.tech/blog/the-complete-guide-to-building-educational-apps/</w:t>
+        <w:t>Khomyn</w:t>
+      </w:r>
+      <w:proofErr w:type="spellEnd"/>
+      <w:r>
+        <w:rPr>
+          <w:rFonts w:ascii="Arial" w:hAnsi="Arial" w:cs="Arial"/>
+          <w:bCs/>
+          <w:color w:val="000000" w:themeColor="text1"/>
+        </w:rPr>
+        <w:t>, A. (2025). The Complete Guide To Building Educational Apps In 2024: From Concept To Launch. https://soloway.tech/blog/the-complete-guide-to-building-educational-apps/</w:t>
       </w:r>
     </w:p>
     <w:p>
@@ -23638,7 +24653,25 @@
           <w:bCs/>
           <w:color w:val="000000" w:themeColor="text1"/>
         </w:rPr>
-        <w:t>Kurniawan, S., &amp; Zaphiris, P. (2021). The impact of font and text size on user reading performance. International Journal of Human-Computer Studies, 147, 102563. https://doi.org/10.1016/j.ijhcs.2020.102563</w:t>
+        <w:t xml:space="preserve">Kurniawan, S., &amp; </w:t>
+      </w:r>
+      <w:proofErr w:type="spellStart"/>
+      <w:r>
+        <w:rPr>
+          <w:rFonts w:ascii="Arial" w:hAnsi="Arial" w:cs="Arial"/>
+          <w:bCs/>
+          <w:color w:val="000000" w:themeColor="text1"/>
+        </w:rPr>
+        <w:t>Zaphiris</w:t>
+      </w:r>
+      <w:proofErr w:type="spellEnd"/>
+      <w:r>
+        <w:rPr>
+          <w:rFonts w:ascii="Arial" w:hAnsi="Arial" w:cs="Arial"/>
+          <w:bCs/>
+          <w:color w:val="000000" w:themeColor="text1"/>
+        </w:rPr>
+        <w:t>, P. (2021). The impact of font and text size on user reading performance. International Journal of Human-Computer Studies, 147, 102563. https://doi.org/10.1016/j.ijhcs.2020.102563</w:t>
       </w:r>
     </w:p>
     <w:p>
@@ -23774,7 +24807,25 @@
           <w:bCs/>
           <w:color w:val="000000" w:themeColor="text1"/>
         </w:rPr>
-        <w:t>MDN (n.d.). The WebSocket API (WebSockets). Retrieved August 23, 2025, from https://developer.mozilla.org/docs/Web/API/WebSockets_API</w:t>
+        <w:t>MDN (n.d.). The WebSocket API (</w:t>
+      </w:r>
+      <w:proofErr w:type="spellStart"/>
+      <w:r>
+        <w:rPr>
+          <w:rFonts w:ascii="Arial" w:hAnsi="Arial" w:cs="Arial"/>
+          <w:bCs/>
+          <w:color w:val="000000" w:themeColor="text1"/>
+        </w:rPr>
+        <w:t>WebSockets</w:t>
+      </w:r>
+      <w:proofErr w:type="spellEnd"/>
+      <w:r>
+        <w:rPr>
+          <w:rFonts w:ascii="Arial" w:hAnsi="Arial" w:cs="Arial"/>
+          <w:bCs/>
+          <w:color w:val="000000" w:themeColor="text1"/>
+        </w:rPr>
+        <w:t>). Retrieved August 23, 2025, from https://developer.mozilla.org/docs/Web/API/WebSockets_API</w:t>
       </w:r>
     </w:p>
     <w:p>
@@ -23806,13 +24857,41 @@
           <w:color w:val="000000" w:themeColor="text1"/>
         </w:rPr>
       </w:pPr>
-      <w:r>
-        <w:rPr>
-          <w:rFonts w:ascii="Arial" w:hAnsi="Arial" w:cs="Arial"/>
-          <w:bCs/>
-          <w:color w:val="000000" w:themeColor="text1"/>
-        </w:rPr>
-        <w:t>Munoto, M., Sumbawati, M. S., &amp; Sari, S. F. M. (2021). The use of mobile technology in learning with online and offline systems. International Journal of Information and Communication Technology Education (IJICTE), 17(2), 54-67. http://doi.org/10.4018/IJICTE.2021040104</w:t>
+      <w:proofErr w:type="spellStart"/>
+      <w:r>
+        <w:rPr>
+          <w:rFonts w:ascii="Arial" w:hAnsi="Arial" w:cs="Arial"/>
+          <w:bCs/>
+          <w:color w:val="000000" w:themeColor="text1"/>
+        </w:rPr>
+        <w:t>Munoto</w:t>
+      </w:r>
+      <w:proofErr w:type="spellEnd"/>
+      <w:r>
+        <w:rPr>
+          <w:rFonts w:ascii="Arial" w:hAnsi="Arial" w:cs="Arial"/>
+          <w:bCs/>
+          <w:color w:val="000000" w:themeColor="text1"/>
+        </w:rPr>
+        <w:t xml:space="preserve">, M., </w:t>
+      </w:r>
+      <w:proofErr w:type="spellStart"/>
+      <w:r>
+        <w:rPr>
+          <w:rFonts w:ascii="Arial" w:hAnsi="Arial" w:cs="Arial"/>
+          <w:bCs/>
+          <w:color w:val="000000" w:themeColor="text1"/>
+        </w:rPr>
+        <w:t>Sumbawati</w:t>
+      </w:r>
+      <w:proofErr w:type="spellEnd"/>
+      <w:r>
+        <w:rPr>
+          <w:rFonts w:ascii="Arial" w:hAnsi="Arial" w:cs="Arial"/>
+          <w:bCs/>
+          <w:color w:val="000000" w:themeColor="text1"/>
+        </w:rPr>
+        <w:t>, M. S., &amp; Sari, S. F. M. (2021). The use of mobile technology in learning with online and offline systems. International Journal of Information and Communication Technology Education (IJICTE), 17(2), 54-67. http://doi.org/10.4018/IJICTE.2021040104</w:t>
       </w:r>
     </w:p>
     <w:p>
@@ -23825,13 +24904,41 @@
           <w:color w:val="000000" w:themeColor="text1"/>
         </w:rPr>
       </w:pPr>
-      <w:r>
-        <w:rPr>
-          <w:rFonts w:ascii="Arial" w:hAnsi="Arial" w:cs="Arial"/>
-          <w:bCs/>
-          <w:color w:val="000000" w:themeColor="text1"/>
-        </w:rPr>
-        <w:t>Mutiawani, V., Amrin, N., Saputra, K., &amp; Yunardi, D. H. (2020, November). Developing a Desktop-based Offline Quiz Application. In 2020 IEEE Conference on e-Learning, e-Management and e-Services (IC3e) (pp. 98-103). IEEE. http://doi.org/10.1109/IC3e50159.2020.9288376</w:t>
+      <w:proofErr w:type="spellStart"/>
+      <w:r>
+        <w:rPr>
+          <w:rFonts w:ascii="Arial" w:hAnsi="Arial" w:cs="Arial"/>
+          <w:bCs/>
+          <w:color w:val="000000" w:themeColor="text1"/>
+        </w:rPr>
+        <w:t>Mutiawani</w:t>
+      </w:r>
+      <w:proofErr w:type="spellEnd"/>
+      <w:r>
+        <w:rPr>
+          <w:rFonts w:ascii="Arial" w:hAnsi="Arial" w:cs="Arial"/>
+          <w:bCs/>
+          <w:color w:val="000000" w:themeColor="text1"/>
+        </w:rPr>
+        <w:t xml:space="preserve">, V., Amrin, N., Saputra, K., &amp; </w:t>
+      </w:r>
+      <w:proofErr w:type="spellStart"/>
+      <w:r>
+        <w:rPr>
+          <w:rFonts w:ascii="Arial" w:hAnsi="Arial" w:cs="Arial"/>
+          <w:bCs/>
+          <w:color w:val="000000" w:themeColor="text1"/>
+        </w:rPr>
+        <w:t>Yunardi</w:t>
+      </w:r>
+      <w:proofErr w:type="spellEnd"/>
+      <w:r>
+        <w:rPr>
+          <w:rFonts w:ascii="Arial" w:hAnsi="Arial" w:cs="Arial"/>
+          <w:bCs/>
+          <w:color w:val="000000" w:themeColor="text1"/>
+        </w:rPr>
+        <w:t>, D. H. (2020, November). Developing a Desktop-based Offline Quiz Application. In 2020 IEEE Conference on e-Learning, e-Management and e-Services (IC3e) (pp. 98-103). IEEE. http://doi.org/10.1109/IC3e50159.2020.9288376</w:t>
       </w:r>
     </w:p>
     <w:p>
@@ -23863,13 +24970,23 @@
           <w:color w:val="000000" w:themeColor="text1"/>
         </w:rPr>
       </w:pPr>
-      <w:r>
-        <w:rPr>
-          <w:rFonts w:ascii="Arial" w:hAnsi="Arial" w:cs="Arial"/>
-          <w:bCs/>
-          <w:color w:val="000000" w:themeColor="text1"/>
-        </w:rPr>
-        <w:t>Nineleaps (2025). Package management. Medium. https://medium.com/technology-nineleaps/package-management-d5059784dae4</w:t>
+      <w:proofErr w:type="spellStart"/>
+      <w:r>
+        <w:rPr>
+          <w:rFonts w:ascii="Arial" w:hAnsi="Arial" w:cs="Arial"/>
+          <w:bCs/>
+          <w:color w:val="000000" w:themeColor="text1"/>
+        </w:rPr>
+        <w:t>Nineleaps</w:t>
+      </w:r>
+      <w:proofErr w:type="spellEnd"/>
+      <w:r>
+        <w:rPr>
+          <w:rFonts w:ascii="Arial" w:hAnsi="Arial" w:cs="Arial"/>
+          <w:bCs/>
+          <w:color w:val="000000" w:themeColor="text1"/>
+        </w:rPr>
+        <w:t xml:space="preserve"> (2025). Package management. Medium. https://medium.com/technology-nineleaps/package-management-d5059784dae4</w:t>
       </w:r>
     </w:p>
     <w:p>
@@ -23882,13 +24999,41 @@
           <w:color w:val="000000" w:themeColor="text1"/>
         </w:rPr>
       </w:pPr>
-      <w:r>
-        <w:rPr>
-          <w:rFonts w:ascii="Arial" w:hAnsi="Arial" w:cs="Arial"/>
-          <w:bCs/>
-          <w:color w:val="000000" w:themeColor="text1"/>
-        </w:rPr>
-        <w:t>npm Docs (n.d.). About npm. Retrieved August 25, 2025, from. https://docs.npmjs.com/about-npm#learn-more</w:t>
+      <w:proofErr w:type="spellStart"/>
+      <w:r>
+        <w:rPr>
+          <w:rFonts w:ascii="Arial" w:hAnsi="Arial" w:cs="Arial"/>
+          <w:bCs/>
+          <w:color w:val="000000" w:themeColor="text1"/>
+        </w:rPr>
+        <w:t>npm</w:t>
+      </w:r>
+      <w:proofErr w:type="spellEnd"/>
+      <w:r>
+        <w:rPr>
+          <w:rFonts w:ascii="Arial" w:hAnsi="Arial" w:cs="Arial"/>
+          <w:bCs/>
+          <w:color w:val="000000" w:themeColor="text1"/>
+        </w:rPr>
+        <w:t xml:space="preserve"> Docs (n.d.). About </w:t>
+      </w:r>
+      <w:proofErr w:type="spellStart"/>
+      <w:r>
+        <w:rPr>
+          <w:rFonts w:ascii="Arial" w:hAnsi="Arial" w:cs="Arial"/>
+          <w:bCs/>
+          <w:color w:val="000000" w:themeColor="text1"/>
+        </w:rPr>
+        <w:t>npm</w:t>
+      </w:r>
+      <w:proofErr w:type="spellEnd"/>
+      <w:r>
+        <w:rPr>
+          <w:rFonts w:ascii="Arial" w:hAnsi="Arial" w:cs="Arial"/>
+          <w:bCs/>
+          <w:color w:val="000000" w:themeColor="text1"/>
+        </w:rPr>
+        <w:t>. Retrieved August 25, 2025, from. https://docs.npmjs.com/about-npm#learn-more</w:t>
       </w:r>
     </w:p>
     <w:p>
@@ -23901,6 +25046,7 @@
           <w:color w:val="000000" w:themeColor="text1"/>
         </w:rPr>
       </w:pPr>
+      <w:proofErr w:type="spellStart"/>
       <w:r>
         <w:rPr>
           <w:rFonts w:ascii="Arial" w:hAnsi="Arial" w:cs="Arial"/>
@@ -23908,7 +25054,160 @@
           <w:color w:val="000000" w:themeColor="text1"/>
         </w:rPr>
         <w:lastRenderedPageBreak/>
-        <w:t>Octorina, A. (2021). Implementasi aplikasi quizizz untuk meningkatkan kehadiran dan hasil belajar IPS. SOSEARCH: Social Science Educational Research, 1(2), 68-76. https://doi.org/10.26740/sosearch.v1n2.p68-76</w:t>
+        <w:t>Octorina</w:t>
+      </w:r>
+      <w:proofErr w:type="spellEnd"/>
+      <w:r>
+        <w:rPr>
+          <w:rFonts w:ascii="Arial" w:hAnsi="Arial" w:cs="Arial"/>
+          <w:bCs/>
+          <w:color w:val="000000" w:themeColor="text1"/>
+        </w:rPr>
+        <w:t xml:space="preserve">, A. (2021). </w:t>
+      </w:r>
+      <w:proofErr w:type="spellStart"/>
+      <w:r>
+        <w:rPr>
+          <w:rFonts w:ascii="Arial" w:hAnsi="Arial" w:cs="Arial"/>
+          <w:bCs/>
+          <w:color w:val="000000" w:themeColor="text1"/>
+        </w:rPr>
+        <w:t>Implementasi</w:t>
+      </w:r>
+      <w:proofErr w:type="spellEnd"/>
+      <w:r>
+        <w:rPr>
+          <w:rFonts w:ascii="Arial" w:hAnsi="Arial" w:cs="Arial"/>
+          <w:bCs/>
+          <w:color w:val="000000" w:themeColor="text1"/>
+        </w:rPr>
+        <w:t xml:space="preserve"> </w:t>
+      </w:r>
+      <w:proofErr w:type="spellStart"/>
+      <w:r>
+        <w:rPr>
+          <w:rFonts w:ascii="Arial" w:hAnsi="Arial" w:cs="Arial"/>
+          <w:bCs/>
+          <w:color w:val="000000" w:themeColor="text1"/>
+        </w:rPr>
+        <w:t>aplikasi</w:t>
+      </w:r>
+      <w:proofErr w:type="spellEnd"/>
+      <w:r>
+        <w:rPr>
+          <w:rFonts w:ascii="Arial" w:hAnsi="Arial" w:cs="Arial"/>
+          <w:bCs/>
+          <w:color w:val="000000" w:themeColor="text1"/>
+        </w:rPr>
+        <w:t xml:space="preserve"> </w:t>
+      </w:r>
+      <w:proofErr w:type="spellStart"/>
+      <w:r>
+        <w:rPr>
+          <w:rFonts w:ascii="Arial" w:hAnsi="Arial" w:cs="Arial"/>
+          <w:bCs/>
+          <w:color w:val="000000" w:themeColor="text1"/>
+        </w:rPr>
+        <w:t>quizizz</w:t>
+      </w:r>
+      <w:proofErr w:type="spellEnd"/>
+      <w:r>
+        <w:rPr>
+          <w:rFonts w:ascii="Arial" w:hAnsi="Arial" w:cs="Arial"/>
+          <w:bCs/>
+          <w:color w:val="000000" w:themeColor="text1"/>
+        </w:rPr>
+        <w:t xml:space="preserve"> </w:t>
+      </w:r>
+      <w:proofErr w:type="spellStart"/>
+      <w:r>
+        <w:rPr>
+          <w:rFonts w:ascii="Arial" w:hAnsi="Arial" w:cs="Arial"/>
+          <w:bCs/>
+          <w:color w:val="000000" w:themeColor="text1"/>
+        </w:rPr>
+        <w:t>untuk</w:t>
+      </w:r>
+      <w:proofErr w:type="spellEnd"/>
+      <w:r>
+        <w:rPr>
+          <w:rFonts w:ascii="Arial" w:hAnsi="Arial" w:cs="Arial"/>
+          <w:bCs/>
+          <w:color w:val="000000" w:themeColor="text1"/>
+        </w:rPr>
+        <w:t xml:space="preserve"> </w:t>
+      </w:r>
+      <w:proofErr w:type="spellStart"/>
+      <w:r>
+        <w:rPr>
+          <w:rFonts w:ascii="Arial" w:hAnsi="Arial" w:cs="Arial"/>
+          <w:bCs/>
+          <w:color w:val="000000" w:themeColor="text1"/>
+        </w:rPr>
+        <w:t>meningkatkan</w:t>
+      </w:r>
+      <w:proofErr w:type="spellEnd"/>
+      <w:r>
+        <w:rPr>
+          <w:rFonts w:ascii="Arial" w:hAnsi="Arial" w:cs="Arial"/>
+          <w:bCs/>
+          <w:color w:val="000000" w:themeColor="text1"/>
+        </w:rPr>
+        <w:t xml:space="preserve"> </w:t>
+      </w:r>
+      <w:proofErr w:type="spellStart"/>
+      <w:r>
+        <w:rPr>
+          <w:rFonts w:ascii="Arial" w:hAnsi="Arial" w:cs="Arial"/>
+          <w:bCs/>
+          <w:color w:val="000000" w:themeColor="text1"/>
+        </w:rPr>
+        <w:t>kehadiran</w:t>
+      </w:r>
+      <w:proofErr w:type="spellEnd"/>
+      <w:r>
+        <w:rPr>
+          <w:rFonts w:ascii="Arial" w:hAnsi="Arial" w:cs="Arial"/>
+          <w:bCs/>
+          <w:color w:val="000000" w:themeColor="text1"/>
+        </w:rPr>
+        <w:t xml:space="preserve"> dan </w:t>
+      </w:r>
+      <w:proofErr w:type="spellStart"/>
+      <w:r>
+        <w:rPr>
+          <w:rFonts w:ascii="Arial" w:hAnsi="Arial" w:cs="Arial"/>
+          <w:bCs/>
+          <w:color w:val="000000" w:themeColor="text1"/>
+        </w:rPr>
+        <w:t>hasil</w:t>
+      </w:r>
+      <w:proofErr w:type="spellEnd"/>
+      <w:r>
+        <w:rPr>
+          <w:rFonts w:ascii="Arial" w:hAnsi="Arial" w:cs="Arial"/>
+          <w:bCs/>
+          <w:color w:val="000000" w:themeColor="text1"/>
+        </w:rPr>
+        <w:t xml:space="preserve"> </w:t>
+      </w:r>
+      <w:proofErr w:type="spellStart"/>
+      <w:r>
+        <w:rPr>
+          <w:rFonts w:ascii="Arial" w:hAnsi="Arial" w:cs="Arial"/>
+          <w:bCs/>
+          <w:color w:val="000000" w:themeColor="text1"/>
+        </w:rPr>
+        <w:t>belajar</w:t>
+      </w:r>
+      <w:proofErr w:type="spellEnd"/>
+      <w:r>
+        <w:rPr>
+          <w:rFonts w:ascii="Arial" w:hAnsi="Arial" w:cs="Arial"/>
+          <w:bCs/>
+          <w:color w:val="000000" w:themeColor="text1"/>
+        </w:rPr>
+        <w:t xml:space="preserve"> IPS. SOSEARCH: Social Science Educational Research, 1(2), 68-76. https://doi.org/10.26740/sosearch.v1n2.p68-76</w:t>
       </w:r>
     </w:p>
     <w:p>
@@ -23937,13 +25236,23 @@
         </w:rPr>
         <w:t xml:space="preserve"> </w:t>
       </w:r>
-      <w:r>
-        <w:rPr>
-          <w:rFonts w:ascii="Arial" w:hAnsi="Arial" w:cs="Arial"/>
-          <w:bCs/>
-          <w:color w:val="000000" w:themeColor="text1"/>
-        </w:rPr>
-        <w:t>DevTools: Essential Tricks for Web Development. https://itequia.com/en/essential-tips-to-maximize-the-potential-of-devtools/</w:t>
+      <w:proofErr w:type="spellStart"/>
+      <w:r>
+        <w:rPr>
+          <w:rFonts w:ascii="Arial" w:hAnsi="Arial" w:cs="Arial"/>
+          <w:bCs/>
+          <w:color w:val="000000" w:themeColor="text1"/>
+        </w:rPr>
+        <w:t>DevTools</w:t>
+      </w:r>
+      <w:proofErr w:type="spellEnd"/>
+      <w:r>
+        <w:rPr>
+          <w:rFonts w:ascii="Arial" w:hAnsi="Arial" w:cs="Arial"/>
+          <w:bCs/>
+          <w:color w:val="000000" w:themeColor="text1"/>
+        </w:rPr>
+        <w:t>: Essential Tricks for Web Development. https://itequia.com/en/essential-tips-to-maximize-the-potential-of-devtools/</w:t>
       </w:r>
     </w:p>
     <w:p>
@@ -23978,7 +25287,25 @@
           <w:bCs/>
           <w:color w:val="000000" w:themeColor="text1"/>
         </w:rPr>
-        <w:t>(2020). Package manager. Devopeida. https://devopedia.org/package-manager</w:t>
+        <w:t xml:space="preserve">(2020). Package manager. </w:t>
+      </w:r>
+      <w:proofErr w:type="spellStart"/>
+      <w:r>
+        <w:rPr>
+          <w:rFonts w:ascii="Arial" w:hAnsi="Arial" w:cs="Arial"/>
+          <w:bCs/>
+          <w:color w:val="000000" w:themeColor="text1"/>
+        </w:rPr>
+        <w:t>Devopeida</w:t>
+      </w:r>
+      <w:proofErr w:type="spellEnd"/>
+      <w:r>
+        <w:rPr>
+          <w:rFonts w:ascii="Arial" w:hAnsi="Arial" w:cs="Arial"/>
+          <w:bCs/>
+          <w:color w:val="000000" w:themeColor="text1"/>
+        </w:rPr>
+        <w:t>. https://devopedia.org/package-manager</w:t>
       </w:r>
     </w:p>
     <w:p>
@@ -24048,13 +25375,23 @@
           <w:color w:val="000000" w:themeColor="text1"/>
         </w:rPr>
       </w:pPr>
-      <w:r>
-        <w:rPr>
-          <w:rFonts w:ascii="Arial" w:hAnsi="Arial" w:cs="Arial"/>
-          <w:bCs/>
-          <w:color w:val="000000" w:themeColor="text1"/>
-        </w:rPr>
-        <w:t>Rüth, M., Breuer, J., Zimmermann, D., &amp; Kaspar, K. (2021). The effects of different feedback types on learning with mobile quiz apps. Frontiers in Psychology, 12, 665144. http://dx.doi.org/10.3389/fpsyg.2021.665144</w:t>
+      <w:proofErr w:type="spellStart"/>
+      <w:r>
+        <w:rPr>
+          <w:rFonts w:ascii="Arial" w:hAnsi="Arial" w:cs="Arial"/>
+          <w:bCs/>
+          <w:color w:val="000000" w:themeColor="text1"/>
+        </w:rPr>
+        <w:t>Rüth</w:t>
+      </w:r>
+      <w:proofErr w:type="spellEnd"/>
+      <w:r>
+        <w:rPr>
+          <w:rFonts w:ascii="Arial" w:hAnsi="Arial" w:cs="Arial"/>
+          <w:bCs/>
+          <w:color w:val="000000" w:themeColor="text1"/>
+        </w:rPr>
+        <w:t>, M., Breuer, J., Zimmermann, D., &amp; Kaspar, K. (2021). The effects of different feedback types on learning with mobile quiz apps. Frontiers in Psychology, 12, 665144. http://dx.doi.org/10.3389/fpsyg.2021.665144</w:t>
       </w:r>
     </w:p>
     <w:p>
@@ -24067,6 +25404,7 @@
           <w:color w:val="000000" w:themeColor="text1"/>
         </w:rPr>
       </w:pPr>
+      <w:proofErr w:type="spellStart"/>
       <w:r>
         <w:rPr>
           <w:rFonts w:ascii="Arial" w:hAnsi="Arial" w:cs="Arial"/>
@@ -24074,7 +25412,52 @@
           <w:color w:val="000000" w:themeColor="text1"/>
         </w:rPr>
         <w:lastRenderedPageBreak/>
-        <w:t>Setyawan, H. (2019). Blended method: Online-offline teaching and learning, on students’ reading achievement. English Education: Jurnal Tadris Bahasa Inggris, 12(1), 22-33. https://doi.org/10.2p4042/ee-jtbi.v12i1.4432</w:t>
+        <w:t>Setyawan</w:t>
+      </w:r>
+      <w:proofErr w:type="spellEnd"/>
+      <w:r>
+        <w:rPr>
+          <w:rFonts w:ascii="Arial" w:hAnsi="Arial" w:cs="Arial"/>
+          <w:bCs/>
+          <w:color w:val="000000" w:themeColor="text1"/>
+        </w:rPr>
+        <w:t xml:space="preserve">, H. (2019). Blended method: Online-offline teaching and learning, on students’ reading achievement. English Education: </w:t>
+      </w:r>
+      <w:proofErr w:type="spellStart"/>
+      <w:r>
+        <w:rPr>
+          <w:rFonts w:ascii="Arial" w:hAnsi="Arial" w:cs="Arial"/>
+          <w:bCs/>
+          <w:color w:val="000000" w:themeColor="text1"/>
+        </w:rPr>
+        <w:t>Jurnal</w:t>
+      </w:r>
+      <w:proofErr w:type="spellEnd"/>
+      <w:r>
+        <w:rPr>
+          <w:rFonts w:ascii="Arial" w:hAnsi="Arial" w:cs="Arial"/>
+          <w:bCs/>
+          <w:color w:val="000000" w:themeColor="text1"/>
+        </w:rPr>
+        <w:t xml:space="preserve"> Tadris Bahasa </w:t>
+      </w:r>
+      <w:proofErr w:type="spellStart"/>
+      <w:r>
+        <w:rPr>
+          <w:rFonts w:ascii="Arial" w:hAnsi="Arial" w:cs="Arial"/>
+          <w:bCs/>
+          <w:color w:val="000000" w:themeColor="text1"/>
+        </w:rPr>
+        <w:t>Inggris</w:t>
+      </w:r>
+      <w:proofErr w:type="spellEnd"/>
+      <w:r>
+        <w:rPr>
+          <w:rFonts w:ascii="Arial" w:hAnsi="Arial" w:cs="Arial"/>
+          <w:bCs/>
+          <w:color w:val="000000" w:themeColor="text1"/>
+        </w:rPr>
+        <w:t>, 12(1), 22-33. https://doi.org/10.2p4042/ee-jtbi.v12i1.4432</w:t>
       </w:r>
     </w:p>
     <w:p>
@@ -24160,13 +25543,23 @@
           <w:color w:val="000000" w:themeColor="text1"/>
         </w:rPr>
       </w:pPr>
-      <w:r>
-        <w:rPr>
-          <w:rFonts w:ascii="Arial" w:hAnsi="Arial" w:cs="Arial"/>
-          <w:bCs/>
-          <w:color w:val="000000" w:themeColor="text1"/>
-        </w:rPr>
-        <w:t>UMATechnology. (2025). TCP Protocol: What It Is and Why It’s Important. TCP Protocol: What It Is and Why It’s Important - UMA Technology</w:t>
+      <w:proofErr w:type="spellStart"/>
+      <w:r>
+        <w:rPr>
+          <w:rFonts w:ascii="Arial" w:hAnsi="Arial" w:cs="Arial"/>
+          <w:bCs/>
+          <w:color w:val="000000" w:themeColor="text1"/>
+        </w:rPr>
+        <w:t>UMATechnology</w:t>
+      </w:r>
+      <w:proofErr w:type="spellEnd"/>
+      <w:r>
+        <w:rPr>
+          <w:rFonts w:ascii="Arial" w:hAnsi="Arial" w:cs="Arial"/>
+          <w:bCs/>
+          <w:color w:val="000000" w:themeColor="text1"/>
+        </w:rPr>
+        <w:t>. (2025). TCP Protocol: What It Is and Why It’s Important. TCP Protocol: What It Is and Why It’s Important - UMA Technology</w:t>
       </w:r>
       <w:r>
         <w:rPr>
@@ -24299,7 +25692,25 @@
           <w:bCs/>
           <w:color w:val="000000" w:themeColor="text1"/>
         </w:rPr>
-        <w:t>Xie, X., Li, Y., Ning, Z., Purwanto, E., Li, N., &amp; Wong, K. H. (2023, September). SwiftQuiz-An interactive module to help teachers swiftly create questions and get rich feedback. In 2023 3rd International Conference on Educational Technology (ICET) (pp. 76-80). IEEE. https://doi.org/10.1109/icet59358.2023.10424127</w:t>
+        <w:t xml:space="preserve">Xie, X., Li, Y., Ning, Z., Purwanto, E., Li, N., &amp; Wong, K. H. (2023, September). </w:t>
+      </w:r>
+      <w:proofErr w:type="spellStart"/>
+      <w:r>
+        <w:rPr>
+          <w:rFonts w:ascii="Arial" w:hAnsi="Arial" w:cs="Arial"/>
+          <w:bCs/>
+          <w:color w:val="000000" w:themeColor="text1"/>
+        </w:rPr>
+        <w:t>SwiftQuiz</w:t>
+      </w:r>
+      <w:proofErr w:type="spellEnd"/>
+      <w:r>
+        <w:rPr>
+          <w:rFonts w:ascii="Arial" w:hAnsi="Arial" w:cs="Arial"/>
+          <w:bCs/>
+          <w:color w:val="000000" w:themeColor="text1"/>
+        </w:rPr>
+        <w:t>-An interactive module to help teachers swiftly create questions and get rich feedback. In 2023 3rd International Conference on Educational Technology (ICET) (pp. 76-80). IEEE. https://doi.org/10.1109/icet59358.2023.10424127</w:t>
       </w:r>
     </w:p>
     <w:p>

--- a/SHS/Chapters.docx
+++ b/SHS/Chapters.docx
@@ -1109,23 +1109,7 @@
           <w:rFonts w:ascii="Arial" w:hAnsi="Arial" w:cs="Arial"/>
           <w:lang w:val="en-US"/>
         </w:rPr>
-        <w:t xml:space="preserve"> will enhance the interactivity of students to sessions in every class as according to </w:t>
-      </w:r>
-      <w:proofErr w:type="spellStart"/>
-      <w:r>
-        <w:rPr>
-          <w:rFonts w:ascii="Arial" w:hAnsi="Arial" w:cs="Arial"/>
-          <w:lang w:val="en-US"/>
-        </w:rPr>
-        <w:t>Gumasing</w:t>
-      </w:r>
-      <w:proofErr w:type="spellEnd"/>
-      <w:r>
-        <w:rPr>
-          <w:rFonts w:ascii="Arial" w:hAnsi="Arial" w:cs="Arial"/>
-          <w:lang w:val="en-US"/>
-        </w:rPr>
-        <w:t>, et. al. (2022)</w:t>
+        <w:t xml:space="preserve"> will enhance the interactivity of students to sessions in every class as according to Gumasing, et. al. (2022)</w:t>
       </w:r>
       <w:r>
         <w:rPr>
@@ -1803,14 +1787,12 @@
         </w:rPr>
         <w:t xml:space="preserve">and </w:t>
       </w:r>
-      <w:proofErr w:type="spellStart"/>
       <w:r>
         <w:rPr>
           <w:rFonts w:ascii="Arial" w:hAnsi="Arial" w:cs="Arial"/>
         </w:rPr>
         <w:t>npm</w:t>
       </w:r>
-      <w:proofErr w:type="spellEnd"/>
       <w:r>
         <w:rPr>
           <w:rFonts w:ascii="Arial" w:hAnsi="Arial" w:cs="Arial"/>
@@ -1853,14 +1835,12 @@
         </w:rPr>
         <w:t xml:space="preserve"> Node.js and </w:t>
       </w:r>
-      <w:proofErr w:type="spellStart"/>
       <w:r>
         <w:rPr>
           <w:rFonts w:ascii="Arial" w:hAnsi="Arial" w:cs="Arial"/>
         </w:rPr>
         <w:t>npm</w:t>
       </w:r>
-      <w:proofErr w:type="spellEnd"/>
       <w:r>
         <w:rPr>
           <w:rFonts w:ascii="Arial" w:hAnsi="Arial" w:cs="Arial"/>
@@ -5732,21 +5712,7 @@
         <w:rPr>
           <w:rFonts w:ascii="Arial" w:hAnsi="Arial" w:cs="Arial"/>
         </w:rPr>
-        <w:t xml:space="preserve">Electron is a framework for building apps for desktops using both web technologies and Node.js. It is reliable, secure, and stable. It is the leading choice for most companies when building their most important product. Chat apps like Slack, Discord, and Signal are built with Electron. AI applications also use Electron, including both OpenAI’s ChatGPT and </w:t>
-      </w:r>
-      <w:proofErr w:type="spellStart"/>
-      <w:r>
-        <w:rPr>
-          <w:rFonts w:ascii="Arial" w:hAnsi="Arial" w:cs="Arial"/>
-        </w:rPr>
-        <w:t>Anthropic’s</w:t>
-      </w:r>
-      <w:proofErr w:type="spellEnd"/>
-      <w:r>
-        <w:rPr>
-          <w:rFonts w:ascii="Arial" w:hAnsi="Arial" w:cs="Arial"/>
-        </w:rPr>
-        <w:t xml:space="preserve"> Claude. Canva, Visual Studio </w:t>
+        <w:t xml:space="preserve">Electron is a framework for building apps for desktops using both web technologies and Node.js. It is reliable, secure, and stable. It is the leading choice for most companies when building their most important product. Chat apps like Slack, Discord, and Signal are built with Electron. AI applications also use Electron, including both OpenAI’s ChatGPT and Anthropic’s Claude. Canva, Visual Studio </w:t>
       </w:r>
       <w:r>
         <w:rPr>
@@ -5912,21 +5878,7 @@
         <w:rPr>
           <w:rFonts w:ascii="Arial" w:hAnsi="Arial" w:cs="Arial"/>
         </w:rPr>
-        <w:t xml:space="preserve">According to </w:t>
-      </w:r>
-      <w:proofErr w:type="spellStart"/>
-      <w:r>
-        <w:rPr>
-          <w:rFonts w:ascii="Arial" w:hAnsi="Arial" w:cs="Arial"/>
-        </w:rPr>
-        <w:t>Khomyn</w:t>
-      </w:r>
-      <w:proofErr w:type="spellEnd"/>
-      <w:r>
-        <w:rPr>
-          <w:rFonts w:ascii="Arial" w:hAnsi="Arial" w:cs="Arial"/>
-        </w:rPr>
-        <w:t xml:space="preserve"> (202</w:t>
+        <w:t>According to Khomyn (202</w:t>
       </w:r>
       <w:r>
         <w:rPr>
@@ -5977,21 +5929,7 @@
         <w:rPr>
           <w:rFonts w:ascii="Arial" w:hAnsi="Arial" w:cs="Arial"/>
         </w:rPr>
-        <w:t>The Transmission Control Protocol (TCP) stands out as a foundation of the internet protocol suite. Designed for robust communication over networks, TCP is one of the most crucial protocols allowing for the seamless exchange of data across the globe. It ensures that data packets sent from one computer to another arrive intact and in the correct order. It reliably works due to its design, which includes connection-oriented protocol, three-way handshake, reliable data transfer, flow control, congestion control, data segmentation, and error detection and correction. TCP offers various advantages that are crucial for successful data transmission over the internet. Advantages include reliability, order preservation, error recovery, standardization, and flexible data flow. TCP is used in web browsing, email services, file transfers, remote access, and streaming services (</w:t>
-      </w:r>
-      <w:proofErr w:type="spellStart"/>
-      <w:r>
-        <w:rPr>
-          <w:rFonts w:ascii="Arial" w:hAnsi="Arial" w:cs="Arial"/>
-        </w:rPr>
-        <w:t>UMATechnology</w:t>
-      </w:r>
-      <w:proofErr w:type="spellEnd"/>
-      <w:r>
-        <w:rPr>
-          <w:rFonts w:ascii="Arial" w:hAnsi="Arial" w:cs="Arial"/>
-        </w:rPr>
-        <w:t>, 202</w:t>
+        <w:t>The Transmission Control Protocol (TCP) stands out as a foundation of the internet protocol suite. Designed for robust communication over networks, TCP is one of the most crucial protocols allowing for the seamless exchange of data across the globe. It ensures that data packets sent from one computer to another arrive intact and in the correct order. It reliably works due to its design, which includes connection-oriented protocol, three-way handshake, reliable data transfer, flow control, congestion control, data segmentation, and error detection and correction. TCP offers various advantages that are crucial for successful data transmission over the internet. Advantages include reliability, order preservation, error recovery, standardization, and flexible data flow. TCP is used in web browsing, email services, file transfers, remote access, and streaming services (UMATechnology, 202</w:t>
       </w:r>
       <w:r>
         <w:rPr>
@@ -6041,56 +5979,14 @@
         <w:rPr>
           <w:rFonts w:ascii="Arial" w:hAnsi="Arial" w:cs="Arial"/>
         </w:rPr>
-        <w:t xml:space="preserve">Ortega (2023) stated that one of the key functions of </w:t>
-      </w:r>
-      <w:proofErr w:type="spellStart"/>
-      <w:r>
-        <w:rPr>
-          <w:rFonts w:ascii="Arial" w:hAnsi="Arial" w:cs="Arial"/>
-        </w:rPr>
-        <w:t>DevTools</w:t>
-      </w:r>
-      <w:proofErr w:type="spellEnd"/>
-      <w:r>
-        <w:rPr>
-          <w:rFonts w:ascii="Arial" w:hAnsi="Arial" w:cs="Arial"/>
-        </w:rPr>
-        <w:t xml:space="preserve"> is to inspect, debug errors, and optimize a site. It saves time and effort in the development process, allowing for an efficient identification and resolution of issues. In addition, </w:t>
+        <w:t xml:space="preserve">Ortega (2023) stated that one of the key functions of DevTools is to inspect, debug errors, and optimize a site. It saves time and effort in the development process, allowing for an efficient identification and resolution of issues. In addition, </w:t>
       </w:r>
       <w:r>
         <w:rPr>
           <w:rFonts w:ascii="Arial" w:hAnsi="Arial" w:cs="Arial"/>
         </w:rPr>
         <w:lastRenderedPageBreak/>
-        <w:t xml:space="preserve">the console in </w:t>
-      </w:r>
-      <w:proofErr w:type="spellStart"/>
-      <w:r>
-        <w:rPr>
-          <w:rFonts w:ascii="Arial" w:hAnsi="Arial" w:cs="Arial"/>
-        </w:rPr>
-        <w:t>DevTools</w:t>
-      </w:r>
-      <w:proofErr w:type="spellEnd"/>
-      <w:r>
-        <w:rPr>
-          <w:rFonts w:ascii="Arial" w:hAnsi="Arial" w:cs="Arial"/>
-        </w:rPr>
-        <w:t xml:space="preserve"> is an important tool that enables JavaScript testing, printing debugging messages, executing commands, and evaluating expressions. Another valuable tool in </w:t>
-      </w:r>
-      <w:proofErr w:type="spellStart"/>
-      <w:r>
-        <w:rPr>
-          <w:rFonts w:ascii="Arial" w:hAnsi="Arial" w:cs="Arial"/>
-        </w:rPr>
-        <w:t>DevTools</w:t>
-      </w:r>
-      <w:proofErr w:type="spellEnd"/>
-      <w:r>
-        <w:rPr>
-          <w:rFonts w:ascii="Arial" w:hAnsi="Arial" w:cs="Arial"/>
-        </w:rPr>
-        <w:t xml:space="preserve"> is network functionality. It helps to understand how the page communicates with the server, and it identifies the performance issues. Also, it facilitates data transfer optimization. </w:t>
+        <w:t xml:space="preserve">the console in DevTools is an important tool that enables JavaScript testing, printing debugging messages, executing commands, and evaluating expressions. Another valuable tool in DevTools is network functionality. It helps to understand how the page communicates with the server, and it identifies the performance issues. Also, it facilitates data transfer optimization. </w:t>
       </w:r>
     </w:p>
     <w:p>
@@ -6106,44 +6002,14 @@
         <w:rPr>
           <w:rFonts w:ascii="Arial" w:hAnsi="Arial" w:cs="Arial"/>
         </w:rPr>
-        <w:t xml:space="preserve">According to the </w:t>
-      </w:r>
-      <w:proofErr w:type="spellStart"/>
+        <w:t xml:space="preserve">According to the npm Docs (n.d.), the largest software registry in the world is Node Package Manager (npm). It is used to distribute software packages to open-source developers on many continents and by many organizations to oversee private work. It is also used to modify packages for apps, download standalone tools, run packages, and share code anywhere. </w:t>
+      </w:r>
       <w:r>
         <w:rPr>
           <w:rFonts w:ascii="Arial" w:hAnsi="Arial" w:cs="Arial"/>
         </w:rPr>
         <w:t>npm</w:t>
       </w:r>
-      <w:proofErr w:type="spellEnd"/>
-      <w:r>
-        <w:rPr>
-          <w:rFonts w:ascii="Arial" w:hAnsi="Arial" w:cs="Arial"/>
-        </w:rPr>
-        <w:t xml:space="preserve"> Docs (n.d.), the largest software registry in the world is Node Package Manager (</w:t>
-      </w:r>
-      <w:proofErr w:type="spellStart"/>
-      <w:r>
-        <w:rPr>
-          <w:rFonts w:ascii="Arial" w:hAnsi="Arial" w:cs="Arial"/>
-        </w:rPr>
-        <w:t>npm</w:t>
-      </w:r>
-      <w:proofErr w:type="spellEnd"/>
-      <w:r>
-        <w:rPr>
-          <w:rFonts w:ascii="Arial" w:hAnsi="Arial" w:cs="Arial"/>
-        </w:rPr>
-        <w:t xml:space="preserve">). It is used to distribute software packages to open-source developers on many continents and by many organizations to oversee private work. It is also used to modify packages for apps, download standalone tools, run packages, and share code anywhere. </w:t>
-      </w:r>
-      <w:proofErr w:type="spellStart"/>
-      <w:r>
-        <w:rPr>
-          <w:rFonts w:ascii="Arial" w:hAnsi="Arial" w:cs="Arial"/>
-        </w:rPr>
-        <w:t>npm</w:t>
-      </w:r>
-      <w:proofErr w:type="spellEnd"/>
       <w:r>
         <w:rPr>
           <w:rFonts w:ascii="Arial" w:hAnsi="Arial" w:cs="Arial"/>
@@ -6160,21 +6026,7 @@
         <w:rPr>
           <w:rFonts w:ascii="Arial" w:hAnsi="Arial" w:cs="Arial"/>
         </w:rPr>
-        <w:t>(</w:t>
-      </w:r>
-      <w:proofErr w:type="spellStart"/>
-      <w:r>
-        <w:rPr>
-          <w:rFonts w:ascii="Arial" w:hAnsi="Arial" w:cs="Arial"/>
-        </w:rPr>
-        <w:t>Harężlak</w:t>
-      </w:r>
-      <w:proofErr w:type="spellEnd"/>
-      <w:r>
-        <w:rPr>
-          <w:rFonts w:ascii="Arial" w:hAnsi="Arial" w:cs="Arial"/>
-        </w:rPr>
-        <w:t>, 2024)</w:t>
+        <w:t>(Harężlak, 2024)</w:t>
       </w:r>
       <w:r>
         <w:rPr>
@@ -6208,21 +6060,7 @@
         <w:rPr>
           <w:rFonts w:ascii="Arial" w:hAnsi="Arial" w:cs="Arial"/>
         </w:rPr>
-        <w:t xml:space="preserve">notes that package managers streamline software management by automating tasks such as installation, updates, configuration, and removal. A package typically consists of compressed files containing the software, settings, and dependency information. In addition, according to </w:t>
-      </w:r>
-      <w:proofErr w:type="spellStart"/>
-      <w:r>
-        <w:rPr>
-          <w:rFonts w:ascii="Arial" w:hAnsi="Arial" w:cs="Arial"/>
-        </w:rPr>
-        <w:t>Nineleaps</w:t>
-      </w:r>
-      <w:proofErr w:type="spellEnd"/>
-      <w:r>
-        <w:rPr>
-          <w:rFonts w:ascii="Arial" w:hAnsi="Arial" w:cs="Arial"/>
-        </w:rPr>
-        <w:t xml:space="preserve"> (2023), package management boosts productivity and streamlines development workflows, playing a crucial role in modern software development. Its key benefits include efficient dependency management, simplified version control, and optimized resource utilization, making a reliable package manager essential for contemporary software development. </w:t>
+        <w:t xml:space="preserve">notes that package managers streamline software management by automating tasks such as installation, updates, configuration, and removal. A package typically consists of compressed files containing the software, settings, and dependency information. In addition, according to Nineleaps (2023), package management boosts productivity and streamlines development workflows, playing a crucial role in modern software development. Its key benefits include efficient dependency management, simplified version control, and optimized resource utilization, making a reliable package manager essential for contemporary software development. </w:t>
       </w:r>
     </w:p>
     <w:p>
@@ -6286,21 +6124,7 @@
         <w:rPr>
           <w:rFonts w:ascii="Arial" w:hAnsi="Arial" w:cs="Arial"/>
         </w:rPr>
-        <w:t>(</w:t>
-      </w:r>
-      <w:proofErr w:type="spellStart"/>
-      <w:r>
-        <w:rPr>
-          <w:rFonts w:ascii="Arial" w:hAnsi="Arial" w:cs="Arial"/>
-        </w:rPr>
-        <w:t>Octorina</w:t>
-      </w:r>
-      <w:proofErr w:type="spellEnd"/>
-      <w:r>
-        <w:rPr>
-          <w:rFonts w:ascii="Arial" w:hAnsi="Arial" w:cs="Arial"/>
-        </w:rPr>
-        <w:t>, 2021)</w:t>
+        <w:t>(Octorina, 2021)</w:t>
       </w:r>
       <w:r>
         <w:rPr>
@@ -6322,21 +6146,7 @@
         <w:rPr>
           <w:rFonts w:ascii="Arial" w:hAnsi="Arial" w:cs="Arial"/>
         </w:rPr>
-        <w:t xml:space="preserve">As said by </w:t>
-      </w:r>
-      <w:proofErr w:type="spellStart"/>
-      <w:r>
-        <w:rPr>
-          <w:rFonts w:ascii="Arial" w:hAnsi="Arial" w:cs="Arial"/>
-        </w:rPr>
-        <w:t>Khairka</w:t>
-      </w:r>
-      <w:proofErr w:type="spellEnd"/>
-      <w:r>
-        <w:rPr>
-          <w:rFonts w:ascii="Arial" w:hAnsi="Arial" w:cs="Arial"/>
-        </w:rPr>
-        <w:t xml:space="preserve"> et al. (2024), the normal exam creation process is slow and difficult for both educators and learners, which leads to delays in result declaration. Multiple-choice questions (MCQs) are identified as the easy way of assessing student knowledge. </w:t>
+        <w:t xml:space="preserve">As said by Khairka et al. (2024), the normal exam creation process is slow and difficult for both educators and learners, which leads to delays in result declaration. Multiple-choice questions (MCQs) are identified as the easy way of assessing student knowledge. </w:t>
       </w:r>
     </w:p>
     <w:p>
@@ -6389,19 +6199,11 @@
           <w:rFonts w:ascii="Arial" w:hAnsi="Arial" w:cs="Arial"/>
         </w:rPr>
       </w:pPr>
-      <w:proofErr w:type="spellStart"/>
-      <w:r>
-        <w:rPr>
-          <w:rFonts w:ascii="Arial" w:hAnsi="Arial" w:cs="Arial"/>
-        </w:rPr>
-        <w:t>Rüth</w:t>
-      </w:r>
-      <w:proofErr w:type="spellEnd"/>
-      <w:r>
-        <w:rPr>
-          <w:rFonts w:ascii="Arial" w:hAnsi="Arial" w:cs="Arial"/>
-        </w:rPr>
-        <w:t xml:space="preserve"> et al. (2021) discussed the basis of mobile quiz apps. Quiz apps have the potential to facilitate remote and self-regulated learning. In this context, automated feedback plays a crucial role. They examined the effects of two feedback types of quiz apps on performance, namely, the standard corrective feedback and feedback that incorporates additional information related to the correct response option. </w:t>
+      <w:r>
+        <w:rPr>
+          <w:rFonts w:ascii="Arial" w:hAnsi="Arial" w:cs="Arial"/>
+        </w:rPr>
+        <w:t xml:space="preserve">Rüth et al. (2021) discussed the basis of mobile quiz apps. Quiz apps have the potential to facilitate remote and self-regulated learning. In this context, automated feedback plays a crucial role. They examined the effects of two feedback types of quiz apps on performance, namely, the standard corrective feedback and feedback that incorporates additional information related to the correct response option. </w:t>
       </w:r>
     </w:p>
     <w:p>
@@ -6445,21 +6247,7 @@
         <w:rPr>
           <w:rFonts w:ascii="Arial" w:hAnsi="Arial" w:cs="Arial"/>
         </w:rPr>
-        <w:t>(</w:t>
-      </w:r>
-      <w:proofErr w:type="spellStart"/>
-      <w:r>
-        <w:rPr>
-          <w:rFonts w:ascii="Arial" w:hAnsi="Arial" w:cs="Arial"/>
-        </w:rPr>
-        <w:t>Setyawan</w:t>
-      </w:r>
-      <w:proofErr w:type="spellEnd"/>
-      <w:r>
-        <w:rPr>
-          <w:rFonts w:ascii="Arial" w:hAnsi="Arial" w:cs="Arial"/>
-        </w:rPr>
-        <w:t>, 2019)</w:t>
+        <w:t>(Setyawan, 2019)</w:t>
       </w:r>
       <w:r>
         <w:rPr>
@@ -6481,21 +6269,7 @@
         <w:rPr>
           <w:rFonts w:ascii="Arial" w:hAnsi="Arial" w:cs="Arial"/>
         </w:rPr>
-        <w:t xml:space="preserve">According to </w:t>
-      </w:r>
-      <w:proofErr w:type="spellStart"/>
-      <w:r>
-        <w:rPr>
-          <w:rFonts w:ascii="Arial" w:hAnsi="Arial" w:cs="Arial"/>
-        </w:rPr>
-        <w:t>Munoto</w:t>
-      </w:r>
-      <w:proofErr w:type="spellEnd"/>
-      <w:r>
-        <w:rPr>
-          <w:rFonts w:ascii="Arial" w:hAnsi="Arial" w:cs="Arial"/>
-        </w:rPr>
-        <w:t xml:space="preserve"> et al. (2021), by using M-learning (mobile learning), learners attain more information and enhance their interest in learning due to entertainment. It is a combination of electronic learning (e-learning) and mobile </w:t>
+        <w:t xml:space="preserve">According to Munoto et al. (2021), by using M-learning (mobile learning), learners attain more information and enhance their interest in learning due to entertainment. It is a combination of electronic learning (e-learning) and mobile </w:t>
       </w:r>
       <w:r>
         <w:rPr>
@@ -6518,21 +6292,7 @@
         <w:rPr>
           <w:rFonts w:ascii="Arial" w:hAnsi="Arial" w:cs="Arial"/>
         </w:rPr>
-        <w:t xml:space="preserve">Based on the study of </w:t>
-      </w:r>
-      <w:proofErr w:type="spellStart"/>
-      <w:r>
-        <w:rPr>
-          <w:rFonts w:ascii="Arial" w:hAnsi="Arial" w:cs="Arial"/>
-        </w:rPr>
-        <w:t>Smiderle</w:t>
-      </w:r>
-      <w:proofErr w:type="spellEnd"/>
-      <w:r>
-        <w:rPr>
-          <w:rFonts w:ascii="Arial" w:hAnsi="Arial" w:cs="Arial"/>
-        </w:rPr>
-        <w:t xml:space="preserve"> et al. (2020), similar to how games can improve specific skills and maximize learning, gamification of education can increase student engagement levels. They have examined how gamification affects students' behavior, learning, and engagement based on their personality traits. Their findings indicated that the effect of gamification depends on the user's characteristics. </w:t>
+        <w:t xml:space="preserve">Based on the study of Smiderle et al. (2020), similar to how games can improve specific skills and maximize learning, gamification of education can increase student engagement levels. They have examined how gamification affects students' behavior, learning, and engagement based on their personality traits. Their findings indicated that the effect of gamification depends on the user's characteristics. </w:t>
       </w:r>
     </w:p>
     <w:p>
@@ -6560,21 +6320,7 @@
         <w:rPr>
           <w:rFonts w:ascii="Arial" w:hAnsi="Arial" w:cs="Arial"/>
         </w:rPr>
-        <w:t>(</w:t>
-      </w:r>
-      <w:proofErr w:type="spellStart"/>
-      <w:r>
-        <w:rPr>
-          <w:rFonts w:ascii="Arial" w:hAnsi="Arial" w:cs="Arial"/>
-        </w:rPr>
-        <w:t>Mutiawani</w:t>
-      </w:r>
-      <w:proofErr w:type="spellEnd"/>
-      <w:r>
-        <w:rPr>
-          <w:rFonts w:ascii="Arial" w:hAnsi="Arial" w:cs="Arial"/>
-        </w:rPr>
-        <w:t xml:space="preserve"> et al., 2020)</w:t>
+        <w:t>(Mutiawani et al., 2020)</w:t>
       </w:r>
       <w:r>
         <w:rPr>
@@ -7545,25 +7291,7 @@
                 <w:b/>
                 <w:bCs/>
               </w:rPr>
-              <w:t>Amount (</w:t>
-            </w:r>
-            <w:proofErr w:type="spellStart"/>
-            <w:r>
-              <w:rPr>
-                <w:rFonts w:ascii="Arial" w:hAnsi="Arial" w:cs="Arial"/>
-                <w:b/>
-                <w:bCs/>
-              </w:rPr>
-              <w:t>Php</w:t>
-            </w:r>
-            <w:proofErr w:type="spellEnd"/>
-            <w:r>
-              <w:rPr>
-                <w:rFonts w:ascii="Arial" w:hAnsi="Arial" w:cs="Arial"/>
-                <w:b/>
-                <w:bCs/>
-              </w:rPr>
-              <w:t>)</w:t>
+              <w:t>Amount (Php)</w:t>
             </w:r>
           </w:p>
         </w:tc>
@@ -11761,19 +11489,11 @@
         </w:rPr>
         <w:t>(</w:t>
       </w:r>
-      <w:proofErr w:type="spellStart"/>
-      <w:r>
-        <w:rPr>
-          <w:rFonts w:ascii="Arial" w:hAnsi="Arial" w:cs="Arial"/>
-        </w:rPr>
-        <w:t>Ifenthaler</w:t>
-      </w:r>
-      <w:proofErr w:type="spellEnd"/>
-      <w:r>
-        <w:rPr>
-          <w:rFonts w:ascii="Arial" w:hAnsi="Arial" w:cs="Arial"/>
-        </w:rPr>
-        <w:t xml:space="preserve"> &amp; Yau, 2020). Such tools reduce manual workload and improve the accuracy of performance tracking, making the process easier and more effective.</w:t>
+      <w:r>
+        <w:rPr>
+          <w:rFonts w:ascii="Arial" w:hAnsi="Arial" w:cs="Arial"/>
+        </w:rPr>
+        <w:t>Ifenthaler &amp; Yau, 2020). Such tools reduce manual workload and improve the accuracy of performance tracking, making the process easier and more effective.</w:t>
       </w:r>
     </w:p>
     <w:p>
@@ -13040,35 +12760,7 @@
         <w:rPr>
           <w:rFonts w:ascii="Arial" w:hAnsi="Arial" w:cs="Arial"/>
         </w:rPr>
-        <w:t xml:space="preserve">, simple fonts such as sans-serif styles (e.g., Arial, Calibri) improve reading speed and comprehension, especially on screens (Kurniawan &amp; </w:t>
-      </w:r>
-      <w:proofErr w:type="spellStart"/>
-      <w:r>
-        <w:rPr>
-          <w:rFonts w:ascii="Arial" w:hAnsi="Arial" w:cs="Arial"/>
-        </w:rPr>
-        <w:t>Zaphiris</w:t>
-      </w:r>
-      <w:proofErr w:type="spellEnd"/>
-      <w:r>
-        <w:rPr>
-          <w:rFonts w:ascii="Arial" w:hAnsi="Arial" w:cs="Arial"/>
-        </w:rPr>
-        <w:t>, 2021). Additionally, larger font sizes reduce eye strain and enhance accessibility, making reading easier for users with visual impairments or older adults (Al-</w:t>
-      </w:r>
-      <w:proofErr w:type="spellStart"/>
-      <w:r>
-        <w:rPr>
-          <w:rFonts w:ascii="Arial" w:hAnsi="Arial" w:cs="Arial"/>
-        </w:rPr>
-        <w:t>Wabil</w:t>
-      </w:r>
-      <w:proofErr w:type="spellEnd"/>
-      <w:r>
-        <w:rPr>
-          <w:rFonts w:ascii="Arial" w:hAnsi="Arial" w:cs="Arial"/>
-        </w:rPr>
-        <w:t xml:space="preserve"> et al., 2021).</w:t>
+        <w:t>, simple fonts such as sans-serif styles (e.g., Arial, Calibri) improve reading speed and comprehension, especially on screens (Kurniawan &amp; Zaphiris, 2021). Additionally, larger font sizes reduce eye strain and enhance accessibility, making reading easier for users with visual impairments or older adults (Al-Wabil et al., 2021).</w:t>
       </w:r>
     </w:p>
     <w:p>
@@ -14426,21 +14118,7 @@
         <w:rPr>
           <w:rFonts w:ascii="Arial" w:hAnsi="Arial" w:cs="Arial"/>
         </w:rPr>
-        <w:t xml:space="preserve"> (Obar &amp; </w:t>
-      </w:r>
-      <w:proofErr w:type="spellStart"/>
-      <w:r>
-        <w:rPr>
-          <w:rFonts w:ascii="Arial" w:hAnsi="Arial" w:cs="Arial"/>
-        </w:rPr>
-        <w:t>Oeldorf</w:t>
-      </w:r>
-      <w:proofErr w:type="spellEnd"/>
-      <w:r>
-        <w:rPr>
-          <w:rFonts w:ascii="Arial" w:hAnsi="Arial" w:cs="Arial"/>
-        </w:rPr>
-        <w:t>-Hirsch, 2020).</w:t>
+        <w:t xml:space="preserve"> (Obar &amp; Oeldorf-Hirsch, 2020).</w:t>
       </w:r>
     </w:p>
     <w:p>
@@ -17610,7 +17288,6 @@
                 <w:szCs w:val="18"/>
               </w:rPr>
             </w:pPr>
-            <w:proofErr w:type="spellStart"/>
             <w:r>
               <w:rPr>
                 <w:rFonts w:ascii="Arial" w:hAnsi="Arial" w:cs="Arial"/>
@@ -17621,7 +17298,6 @@
               </w:rPr>
               <w:t>df</w:t>
             </w:r>
-            <w:proofErr w:type="spellEnd"/>
           </w:p>
         </w:tc>
         <w:tc>
@@ -18850,14 +18526,12 @@
         </w:rPr>
         <w:t xml:space="preserve"> </w:t>
       </w:r>
-      <w:proofErr w:type="spellStart"/>
       <w:r>
         <w:rPr>
           <w:rFonts w:ascii="Arial" w:hAnsi="Arial" w:cs="Arial"/>
         </w:rPr>
         <w:t>Alshamrani</w:t>
       </w:r>
-      <w:proofErr w:type="spellEnd"/>
       <w:r>
         <w:rPr>
           <w:rFonts w:ascii="Arial" w:hAnsi="Arial" w:cs="Arial"/>
@@ -18868,21 +18542,7 @@
         <w:rPr>
           <w:rFonts w:ascii="Arial" w:hAnsi="Arial" w:cs="Arial"/>
         </w:rPr>
-        <w:t xml:space="preserve"> </w:t>
-      </w:r>
-      <w:proofErr w:type="spellStart"/>
-      <w:r>
-        <w:rPr>
-          <w:rFonts w:ascii="Arial" w:hAnsi="Arial" w:cs="Arial"/>
-        </w:rPr>
-        <w:t>Bahattab</w:t>
-      </w:r>
-      <w:proofErr w:type="spellEnd"/>
-      <w:r>
-        <w:rPr>
-          <w:rFonts w:ascii="Arial" w:hAnsi="Arial" w:cs="Arial"/>
-        </w:rPr>
-        <w:t xml:space="preserve"> (2023)</w:t>
+        <w:t xml:space="preserve"> Bahattab (2023)</w:t>
       </w:r>
       <w:r>
         <w:rPr>
@@ -19155,7 +18815,6 @@
                 <w:szCs w:val="18"/>
               </w:rPr>
             </w:pPr>
-            <w:proofErr w:type="spellStart"/>
             <w:r>
               <w:rPr>
                 <w:rFonts w:ascii="Arial" w:hAnsi="Arial" w:cs="Arial"/>
@@ -19166,7 +18825,6 @@
               </w:rPr>
               <w:t>df</w:t>
             </w:r>
-            <w:proofErr w:type="spellEnd"/>
           </w:p>
         </w:tc>
         <w:tc>
@@ -20641,7 +20299,6 @@
                 <w:szCs w:val="18"/>
               </w:rPr>
             </w:pPr>
-            <w:proofErr w:type="spellStart"/>
             <w:r>
               <w:rPr>
                 <w:rFonts w:ascii="Arial" w:hAnsi="Arial" w:cs="Arial"/>
@@ -20652,7 +20309,6 @@
               </w:rPr>
               <w:t>df</w:t>
             </w:r>
-            <w:proofErr w:type="spellEnd"/>
           </w:p>
         </w:tc>
         <w:tc>
@@ -23343,7 +22999,7 @@
           <w:rFonts w:ascii="Arial" w:hAnsi="Arial" w:cs="Arial"/>
           <w:color w:val="000000" w:themeColor="text1"/>
         </w:rPr>
-        <w:t>Developers must maintain stable transmission continuity and optimize graphical</w:t>
+        <w:t>Developers maintain stable transmission continuity and optimize graphical</w:t>
       </w:r>
       <w:r>
         <w:rPr>
@@ -23556,21 +23212,7 @@
           <w:rFonts w:ascii="Arial" w:hAnsi="Arial" w:cs="Arial"/>
           <w:color w:val="000000" w:themeColor="text1"/>
         </w:rPr>
-        <w:t xml:space="preserve">the application, </w:t>
-      </w:r>
-      <w:r>
-        <w:rPr>
-          <w:rFonts w:ascii="Arial" w:hAnsi="Arial" w:cs="Arial"/>
-          <w:color w:val="000000" w:themeColor="text1"/>
-        </w:rPr>
-        <w:t>because</w:t>
-      </w:r>
-      <w:r>
-        <w:rPr>
-          <w:rFonts w:ascii="Arial" w:hAnsi="Arial" w:cs="Arial"/>
-          <w:color w:val="000000" w:themeColor="text1"/>
-        </w:rPr>
-        <w:t xml:space="preserve"> the study determined that the application has highly</w:t>
+        <w:t>the application, because the study determined that the application has highly</w:t>
       </w:r>
       <w:r>
         <w:rPr>
@@ -23904,25 +23546,7 @@
           <w:bCs/>
           <w:color w:val="000000" w:themeColor="text1"/>
         </w:rPr>
-        <w:t>Al-</w:t>
-      </w:r>
-      <w:proofErr w:type="spellStart"/>
-      <w:r>
-        <w:rPr>
-          <w:rFonts w:ascii="Arial" w:hAnsi="Arial" w:cs="Arial"/>
-          <w:bCs/>
-          <w:color w:val="000000" w:themeColor="text1"/>
-        </w:rPr>
-        <w:t>Wabil</w:t>
-      </w:r>
-      <w:proofErr w:type="spellEnd"/>
-      <w:r>
-        <w:rPr>
-          <w:rFonts w:ascii="Arial" w:hAnsi="Arial" w:cs="Arial"/>
-          <w:bCs/>
-          <w:color w:val="000000" w:themeColor="text1"/>
-        </w:rPr>
-        <w:t>, A., Al-Salman, A., &amp; Alzahrani, A. (2021). Effect of font size and type on readability in digital content. Journal of Educational Computing Research, 59(2), 345–362. https://doi.org/10.1177/0735633120981234</w:t>
+        <w:t>Al-Wabil, A., Al-Salman, A., &amp; Alzahrani, A. (2021). Effect of font size and type on readability in digital content. Journal of Educational Computing Research, 59(2), 345–362. https://doi.org/10.1177/0735633120981234</w:t>
       </w:r>
     </w:p>
     <w:p>
@@ -23935,41 +23559,13 @@
           <w:color w:val="000000" w:themeColor="text1"/>
         </w:rPr>
       </w:pPr>
-      <w:proofErr w:type="spellStart"/>
       <w:r>
         <w:rPr>
           <w:rFonts w:ascii="Arial" w:hAnsi="Arial" w:cs="Arial"/>
           <w:bCs/>
           <w:color w:val="000000" w:themeColor="text1"/>
         </w:rPr>
-        <w:t>Alshamrani</w:t>
-      </w:r>
-      <w:proofErr w:type="spellEnd"/>
-      <w:r>
-        <w:rPr>
-          <w:rFonts w:ascii="Arial" w:hAnsi="Arial" w:cs="Arial"/>
-          <w:bCs/>
-          <w:color w:val="000000" w:themeColor="text1"/>
-        </w:rPr>
-        <w:t xml:space="preserve">, A., &amp; </w:t>
-      </w:r>
-      <w:proofErr w:type="spellStart"/>
-      <w:r>
-        <w:rPr>
-          <w:rFonts w:ascii="Arial" w:hAnsi="Arial" w:cs="Arial"/>
-          <w:bCs/>
-          <w:color w:val="000000" w:themeColor="text1"/>
-        </w:rPr>
-        <w:t>Bahattab</w:t>
-      </w:r>
-      <w:proofErr w:type="spellEnd"/>
-      <w:r>
-        <w:rPr>
-          <w:rFonts w:ascii="Arial" w:hAnsi="Arial" w:cs="Arial"/>
-          <w:bCs/>
-          <w:color w:val="000000" w:themeColor="text1"/>
-        </w:rPr>
-        <w:t>, A. (2023). Evaluating the impact of usability and graphical performance on user experience. Journal of Systems and Software, 198, 111345. https://doi.org/10.1016/j.jss.2023.111345</w:t>
+        <w:t>Alshamrani, A., &amp; Bahattab, A. (2023). Evaluating the impact of usability and graphical performance on user experience. Journal of Systems and Software, 198, 111345. https://doi.org/10.1016/j.jss.2023.111345</w:t>
       </w:r>
     </w:p>
     <w:p>
@@ -24210,23 +23806,13 @@
           <w:color w:val="000000" w:themeColor="text1"/>
         </w:rPr>
       </w:pPr>
-      <w:proofErr w:type="spellStart"/>
       <w:r>
         <w:rPr>
           <w:rFonts w:ascii="Arial" w:hAnsi="Arial" w:cs="Arial"/>
           <w:bCs/>
           <w:color w:val="000000" w:themeColor="text1"/>
         </w:rPr>
-        <w:t>Gumasing</w:t>
-      </w:r>
-      <w:proofErr w:type="spellEnd"/>
-      <w:r>
-        <w:rPr>
-          <w:rFonts w:ascii="Arial" w:hAnsi="Arial" w:cs="Arial"/>
-          <w:bCs/>
-          <w:color w:val="000000" w:themeColor="text1"/>
-        </w:rPr>
-        <w:t>, M. J. J., Dahilig, J. A. V., Taw, C. A. Y., &amp; Valeriano, C. (2022, June). Effects of Boredom on the Academic Engagement of Students during Online Class. In Proceeding of the 7th North American International Conference on Industrial Engineering and Operations Management, Orlando, Florida, USA (pp. 12-14).</w:t>
+        <w:t>Gumasing, M. J. J., Dahilig, J. A. V., Taw, C. A. Y., &amp; Valeriano, C. (2022, June). Effects of Boredom on the Academic Engagement of Students during Online Class. In Proceeding of the 7th North American International Conference on Industrial Engineering and Operations Management, Orlando, Florida, USA (pp. 12-14).</w:t>
       </w:r>
       <w:r>
         <w:rPr>
@@ -24262,25 +23848,7 @@
           <w:color w:val="000000" w:themeColor="text1"/>
         </w:rPr>
         <w:lastRenderedPageBreak/>
-        <w:t xml:space="preserve">Harężlak, R. (2024). 10 Successful Companies Using Node.js. </w:t>
-      </w:r>
-      <w:proofErr w:type="spellStart"/>
-      <w:r>
-        <w:rPr>
-          <w:rFonts w:ascii="Arial" w:hAnsi="Arial" w:cs="Arial"/>
-          <w:bCs/>
-          <w:color w:val="000000" w:themeColor="text1"/>
-        </w:rPr>
-        <w:t>Selleo</w:t>
-      </w:r>
-      <w:proofErr w:type="spellEnd"/>
-      <w:r>
-        <w:rPr>
-          <w:rFonts w:ascii="Arial" w:hAnsi="Arial" w:cs="Arial"/>
-          <w:bCs/>
-          <w:color w:val="000000" w:themeColor="text1"/>
-        </w:rPr>
-        <w:t>. https://selleo.com/blog/10-successful-companies-using-nodejs</w:t>
+        <w:t>Harężlak, R. (2024). 10 Successful Companies Using Node.js. Selleo. https://selleo.com/blog/10-successful-companies-using-nodejs</w:t>
       </w:r>
     </w:p>
     <w:p>
@@ -24358,25 +23926,7 @@
           <w:bCs/>
           <w:color w:val="000000" w:themeColor="text1"/>
         </w:rPr>
-        <w:t xml:space="preserve">Hussain, A., </w:t>
-      </w:r>
-      <w:proofErr w:type="spellStart"/>
-      <w:r>
-        <w:rPr>
-          <w:rFonts w:ascii="Arial" w:hAnsi="Arial" w:cs="Arial"/>
-          <w:bCs/>
-          <w:color w:val="000000" w:themeColor="text1"/>
-        </w:rPr>
-        <w:t>Mkpojiogu</w:t>
-      </w:r>
-      <w:proofErr w:type="spellEnd"/>
-      <w:r>
-        <w:rPr>
-          <w:rFonts w:ascii="Arial" w:hAnsi="Arial" w:cs="Arial"/>
-          <w:bCs/>
-          <w:color w:val="000000" w:themeColor="text1"/>
-        </w:rPr>
-        <w:t>, E. O. C., &amp; Kamal, F. M. (2021). Effects of graphical interface usability on user performance in mobile applications. International Journal of Interactive Mobile Technologies, 15(7), 17–34. https://doi.org/10.3991/ijim.v15i07.20677</w:t>
+        <w:t>Hussain, A., Mkpojiogu, E. O. C., &amp; Kamal, F. M. (2021). Effects of graphical interface usability on user performance in mobile applications. International Journal of Interactive Mobile Technologies, 15(7), 17–34. https://doi.org/10.3991/ijim.v15i07.20677</w:t>
       </w:r>
     </w:p>
     <w:p>
@@ -24389,59 +23939,13 @@
           <w:color w:val="000000" w:themeColor="text1"/>
         </w:rPr>
       </w:pPr>
-      <w:proofErr w:type="spellStart"/>
       <w:r>
         <w:rPr>
           <w:rFonts w:ascii="Arial" w:hAnsi="Arial" w:cs="Arial"/>
           <w:bCs/>
           <w:color w:val="000000" w:themeColor="text1"/>
         </w:rPr>
-        <w:t>Ifenthaler</w:t>
-      </w:r>
-      <w:proofErr w:type="spellEnd"/>
-      <w:r>
-        <w:rPr>
-          <w:rFonts w:ascii="Arial" w:hAnsi="Arial" w:cs="Arial"/>
-          <w:bCs/>
-          <w:color w:val="000000" w:themeColor="text1"/>
-        </w:rPr>
-        <w:t xml:space="preserve">, D., &amp; Yau, J. Y.-K. (2020). </w:t>
-      </w:r>
-      <w:proofErr w:type="spellStart"/>
-      <w:r>
-        <w:rPr>
-          <w:rFonts w:ascii="Arial" w:hAnsi="Arial" w:cs="Arial"/>
-          <w:bCs/>
-          <w:color w:val="000000" w:themeColor="text1"/>
-        </w:rPr>
-        <w:t>Utilising</w:t>
-      </w:r>
-      <w:proofErr w:type="spellEnd"/>
-      <w:r>
-        <w:rPr>
-          <w:rFonts w:ascii="Arial" w:hAnsi="Arial" w:cs="Arial"/>
-          <w:bCs/>
-          <w:color w:val="000000" w:themeColor="text1"/>
-        </w:rPr>
-        <w:t xml:space="preserve"> learning analytics for study success: Reflections on current empirical findings. In D. </w:t>
-      </w:r>
-      <w:proofErr w:type="spellStart"/>
-      <w:r>
-        <w:rPr>
-          <w:rFonts w:ascii="Arial" w:hAnsi="Arial" w:cs="Arial"/>
-          <w:bCs/>
-          <w:color w:val="000000" w:themeColor="text1"/>
-        </w:rPr>
-        <w:t>Ifenthaler</w:t>
-      </w:r>
-      <w:proofErr w:type="spellEnd"/>
-      <w:r>
-        <w:rPr>
-          <w:rFonts w:ascii="Arial" w:hAnsi="Arial" w:cs="Arial"/>
-          <w:bCs/>
-          <w:color w:val="000000" w:themeColor="text1"/>
-        </w:rPr>
-        <w:t>, N. Bellin-Mularski, &amp; D. Mah (Eds.), Implementing learning analytics in higher education (pp. 19–36). Springer. https://doi.org/10.1007/978-3-030-50160-0_2</w:t>
+        <w:t>Ifenthaler, D., &amp; Yau, J. Y.-K. (2020). Utilising learning analytics for study success: Reflections on current empirical findings. In D. Ifenthaler, N. Bellin-Mularski, &amp; D. Mah (Eds.), Implementing learning analytics in higher education (pp. 19–36). Springer. https://doi.org/10.1007/978-3-030-50160-0_2</w:t>
       </w:r>
     </w:p>
     <w:p>
@@ -24473,95 +23977,13 @@
           <w:color w:val="000000" w:themeColor="text1"/>
         </w:rPr>
       </w:pPr>
-      <w:proofErr w:type="spellStart"/>
       <w:r>
         <w:rPr>
           <w:rFonts w:ascii="Arial" w:hAnsi="Arial" w:cs="Arial"/>
           <w:bCs/>
           <w:color w:val="000000" w:themeColor="text1"/>
         </w:rPr>
-        <w:t>Khairkar</w:t>
-      </w:r>
-      <w:proofErr w:type="spellEnd"/>
-      <w:r>
-        <w:rPr>
-          <w:rFonts w:ascii="Arial" w:hAnsi="Arial" w:cs="Arial"/>
-          <w:bCs/>
-          <w:color w:val="000000" w:themeColor="text1"/>
-        </w:rPr>
-        <w:t xml:space="preserve">, A., </w:t>
-      </w:r>
-      <w:proofErr w:type="spellStart"/>
-      <w:r>
-        <w:rPr>
-          <w:rFonts w:ascii="Arial" w:hAnsi="Arial" w:cs="Arial"/>
-          <w:bCs/>
-          <w:color w:val="000000" w:themeColor="text1"/>
-        </w:rPr>
-        <w:t>Bulbule</w:t>
-      </w:r>
-      <w:proofErr w:type="spellEnd"/>
-      <w:r>
-        <w:rPr>
-          <w:rFonts w:ascii="Arial" w:hAnsi="Arial" w:cs="Arial"/>
-          <w:bCs/>
-          <w:color w:val="000000" w:themeColor="text1"/>
-        </w:rPr>
-        <w:t xml:space="preserve">, S., </w:t>
-      </w:r>
-      <w:proofErr w:type="spellStart"/>
-      <w:r>
-        <w:rPr>
-          <w:rFonts w:ascii="Arial" w:hAnsi="Arial" w:cs="Arial"/>
-          <w:bCs/>
-          <w:color w:val="000000" w:themeColor="text1"/>
-        </w:rPr>
-        <w:t>Manchalkar</w:t>
-      </w:r>
-      <w:proofErr w:type="spellEnd"/>
-      <w:r>
-        <w:rPr>
-          <w:rFonts w:ascii="Arial" w:hAnsi="Arial" w:cs="Arial"/>
-          <w:bCs/>
-          <w:color w:val="000000" w:themeColor="text1"/>
-        </w:rPr>
-        <w:t xml:space="preserve">, S., </w:t>
-      </w:r>
-      <w:proofErr w:type="spellStart"/>
-      <w:r>
-        <w:rPr>
-          <w:rFonts w:ascii="Arial" w:hAnsi="Arial" w:cs="Arial"/>
-          <w:bCs/>
-          <w:color w:val="000000" w:themeColor="text1"/>
-        </w:rPr>
-        <w:t>Phatate</w:t>
-      </w:r>
-      <w:proofErr w:type="spellEnd"/>
-      <w:r>
-        <w:rPr>
-          <w:rFonts w:ascii="Arial" w:hAnsi="Arial" w:cs="Arial"/>
-          <w:bCs/>
-          <w:color w:val="000000" w:themeColor="text1"/>
-        </w:rPr>
-        <w:t xml:space="preserve">, S., &amp; Soni, K. (2023). </w:t>
-      </w:r>
-      <w:proofErr w:type="spellStart"/>
-      <w:r>
-        <w:rPr>
-          <w:rFonts w:ascii="Arial" w:hAnsi="Arial" w:cs="Arial"/>
-          <w:bCs/>
-          <w:color w:val="000000" w:themeColor="text1"/>
-        </w:rPr>
-        <w:t>Eduassesspro</w:t>
-      </w:r>
-      <w:proofErr w:type="spellEnd"/>
-      <w:r>
-        <w:rPr>
-          <w:rFonts w:ascii="Arial" w:hAnsi="Arial" w:cs="Arial"/>
-          <w:bCs/>
-          <w:color w:val="000000" w:themeColor="text1"/>
-        </w:rPr>
-        <w:t>: An Automated Quiz Generator and Exam Creator. Journal of AI-Driven Educational Tools. https://doi.org/10.47392/IRJASH.2024.027</w:t>
+        <w:t>Khairkar, A., Bulbule, S., Manchalkar, S., Phatate, S., &amp; Soni, K. (2023). Eduassesspro: An Automated Quiz Generator and Exam Creator. Journal of AI-Driven Educational Tools. https://doi.org/10.47392/IRJASH.2024.027</w:t>
       </w:r>
     </w:p>
     <w:p>
@@ -24574,7 +23996,6 @@
           <w:color w:val="000000" w:themeColor="text1"/>
         </w:rPr>
       </w:pPr>
-      <w:proofErr w:type="spellStart"/>
       <w:r>
         <w:rPr>
           <w:rFonts w:ascii="Arial" w:hAnsi="Arial" w:cs="Arial"/>
@@ -24582,16 +24003,7 @@
           <w:color w:val="000000" w:themeColor="text1"/>
         </w:rPr>
         <w:lastRenderedPageBreak/>
-        <w:t>Khomyn</w:t>
-      </w:r>
-      <w:proofErr w:type="spellEnd"/>
-      <w:r>
-        <w:rPr>
-          <w:rFonts w:ascii="Arial" w:hAnsi="Arial" w:cs="Arial"/>
-          <w:bCs/>
-          <w:color w:val="000000" w:themeColor="text1"/>
-        </w:rPr>
-        <w:t>, A. (2025). The Complete Guide To Building Educational Apps In 2024: From Concept To Launch. https://soloway.tech/blog/the-complete-guide-to-building-educational-apps/</w:t>
+        <w:t>Khomyn, A. (2025). The Complete Guide To Building Educational Apps In 2024: From Concept To Launch. https://soloway.tech/blog/the-complete-guide-to-building-educational-apps/</w:t>
       </w:r>
     </w:p>
     <w:p>
@@ -24653,25 +24065,7 @@
           <w:bCs/>
           <w:color w:val="000000" w:themeColor="text1"/>
         </w:rPr>
-        <w:t xml:space="preserve">Kurniawan, S., &amp; </w:t>
-      </w:r>
-      <w:proofErr w:type="spellStart"/>
-      <w:r>
-        <w:rPr>
-          <w:rFonts w:ascii="Arial" w:hAnsi="Arial" w:cs="Arial"/>
-          <w:bCs/>
-          <w:color w:val="000000" w:themeColor="text1"/>
-        </w:rPr>
-        <w:t>Zaphiris</w:t>
-      </w:r>
-      <w:proofErr w:type="spellEnd"/>
-      <w:r>
-        <w:rPr>
-          <w:rFonts w:ascii="Arial" w:hAnsi="Arial" w:cs="Arial"/>
-          <w:bCs/>
-          <w:color w:val="000000" w:themeColor="text1"/>
-        </w:rPr>
-        <w:t>, P. (2021). The impact of font and text size on user reading performance. International Journal of Human-Computer Studies, 147, 102563. https://doi.org/10.1016/j.ijhcs.2020.102563</w:t>
+        <w:t>Kurniawan, S., &amp; Zaphiris, P. (2021). The impact of font and text size on user reading performance. International Journal of Human-Computer Studies, 147, 102563. https://doi.org/10.1016/j.ijhcs.2020.102563</w:t>
       </w:r>
     </w:p>
     <w:p>
@@ -24807,25 +24201,7 @@
           <w:bCs/>
           <w:color w:val="000000" w:themeColor="text1"/>
         </w:rPr>
-        <w:t>MDN (n.d.). The WebSocket API (</w:t>
-      </w:r>
-      <w:proofErr w:type="spellStart"/>
-      <w:r>
-        <w:rPr>
-          <w:rFonts w:ascii="Arial" w:hAnsi="Arial" w:cs="Arial"/>
-          <w:bCs/>
-          <w:color w:val="000000" w:themeColor="text1"/>
-        </w:rPr>
-        <w:t>WebSockets</w:t>
-      </w:r>
-      <w:proofErr w:type="spellEnd"/>
-      <w:r>
-        <w:rPr>
-          <w:rFonts w:ascii="Arial" w:hAnsi="Arial" w:cs="Arial"/>
-          <w:bCs/>
-          <w:color w:val="000000" w:themeColor="text1"/>
-        </w:rPr>
-        <w:t>). Retrieved August 23, 2025, from https://developer.mozilla.org/docs/Web/API/WebSockets_API</w:t>
+        <w:t>MDN (n.d.). The WebSocket API (WebSockets). Retrieved August 23, 2025, from https://developer.mozilla.org/docs/Web/API/WebSockets_API</w:t>
       </w:r>
     </w:p>
     <w:p>
@@ -24857,41 +24233,13 @@
           <w:color w:val="000000" w:themeColor="text1"/>
         </w:rPr>
       </w:pPr>
-      <w:proofErr w:type="spellStart"/>
       <w:r>
         <w:rPr>
           <w:rFonts w:ascii="Arial" w:hAnsi="Arial" w:cs="Arial"/>
           <w:bCs/>
           <w:color w:val="000000" w:themeColor="text1"/>
         </w:rPr>
-        <w:t>Munoto</w:t>
-      </w:r>
-      <w:proofErr w:type="spellEnd"/>
-      <w:r>
-        <w:rPr>
-          <w:rFonts w:ascii="Arial" w:hAnsi="Arial" w:cs="Arial"/>
-          <w:bCs/>
-          <w:color w:val="000000" w:themeColor="text1"/>
-        </w:rPr>
-        <w:t xml:space="preserve">, M., </w:t>
-      </w:r>
-      <w:proofErr w:type="spellStart"/>
-      <w:r>
-        <w:rPr>
-          <w:rFonts w:ascii="Arial" w:hAnsi="Arial" w:cs="Arial"/>
-          <w:bCs/>
-          <w:color w:val="000000" w:themeColor="text1"/>
-        </w:rPr>
-        <w:t>Sumbawati</w:t>
-      </w:r>
-      <w:proofErr w:type="spellEnd"/>
-      <w:r>
-        <w:rPr>
-          <w:rFonts w:ascii="Arial" w:hAnsi="Arial" w:cs="Arial"/>
-          <w:bCs/>
-          <w:color w:val="000000" w:themeColor="text1"/>
-        </w:rPr>
-        <w:t>, M. S., &amp; Sari, S. F. M. (2021). The use of mobile technology in learning with online and offline systems. International Journal of Information and Communication Technology Education (IJICTE), 17(2), 54-67. http://doi.org/10.4018/IJICTE.2021040104</w:t>
+        <w:t>Munoto, M., Sumbawati, M. S., &amp; Sari, S. F. M. (2021). The use of mobile technology in learning with online and offline systems. International Journal of Information and Communication Technology Education (IJICTE), 17(2), 54-67. http://doi.org/10.4018/IJICTE.2021040104</w:t>
       </w:r>
     </w:p>
     <w:p>
@@ -24904,41 +24252,13 @@
           <w:color w:val="000000" w:themeColor="text1"/>
         </w:rPr>
       </w:pPr>
-      <w:proofErr w:type="spellStart"/>
       <w:r>
         <w:rPr>
           <w:rFonts w:ascii="Arial" w:hAnsi="Arial" w:cs="Arial"/>
           <w:bCs/>
           <w:color w:val="000000" w:themeColor="text1"/>
         </w:rPr>
-        <w:t>Mutiawani</w:t>
-      </w:r>
-      <w:proofErr w:type="spellEnd"/>
-      <w:r>
-        <w:rPr>
-          <w:rFonts w:ascii="Arial" w:hAnsi="Arial" w:cs="Arial"/>
-          <w:bCs/>
-          <w:color w:val="000000" w:themeColor="text1"/>
-        </w:rPr>
-        <w:t xml:space="preserve">, V., Amrin, N., Saputra, K., &amp; </w:t>
-      </w:r>
-      <w:proofErr w:type="spellStart"/>
-      <w:r>
-        <w:rPr>
-          <w:rFonts w:ascii="Arial" w:hAnsi="Arial" w:cs="Arial"/>
-          <w:bCs/>
-          <w:color w:val="000000" w:themeColor="text1"/>
-        </w:rPr>
-        <w:t>Yunardi</w:t>
-      </w:r>
-      <w:proofErr w:type="spellEnd"/>
-      <w:r>
-        <w:rPr>
-          <w:rFonts w:ascii="Arial" w:hAnsi="Arial" w:cs="Arial"/>
-          <w:bCs/>
-          <w:color w:val="000000" w:themeColor="text1"/>
-        </w:rPr>
-        <w:t>, D. H. (2020, November). Developing a Desktop-based Offline Quiz Application. In 2020 IEEE Conference on e-Learning, e-Management and e-Services (IC3e) (pp. 98-103). IEEE. http://doi.org/10.1109/IC3e50159.2020.9288376</w:t>
+        <w:t>Mutiawani, V., Amrin, N., Saputra, K., &amp; Yunardi, D. H. (2020, November). Developing a Desktop-based Offline Quiz Application. In 2020 IEEE Conference on e-Learning, e-Management and e-Services (IC3e) (pp. 98-103). IEEE. http://doi.org/10.1109/IC3e50159.2020.9288376</w:t>
       </w:r>
     </w:p>
     <w:p>
@@ -24970,23 +24290,13 @@
           <w:color w:val="000000" w:themeColor="text1"/>
         </w:rPr>
       </w:pPr>
-      <w:proofErr w:type="spellStart"/>
       <w:r>
         <w:rPr>
           <w:rFonts w:ascii="Arial" w:hAnsi="Arial" w:cs="Arial"/>
           <w:bCs/>
           <w:color w:val="000000" w:themeColor="text1"/>
         </w:rPr>
-        <w:t>Nineleaps</w:t>
-      </w:r>
-      <w:proofErr w:type="spellEnd"/>
-      <w:r>
-        <w:rPr>
-          <w:rFonts w:ascii="Arial" w:hAnsi="Arial" w:cs="Arial"/>
-          <w:bCs/>
-          <w:color w:val="000000" w:themeColor="text1"/>
-        </w:rPr>
-        <w:t xml:space="preserve"> (2025). Package management. Medium. https://medium.com/technology-nineleaps/package-management-d5059784dae4</w:t>
+        <w:t>Nineleaps (2025). Package management. Medium. https://medium.com/technology-nineleaps/package-management-d5059784dae4</w:t>
       </w:r>
     </w:p>
     <w:p>
@@ -24999,41 +24309,13 @@
           <w:color w:val="000000" w:themeColor="text1"/>
         </w:rPr>
       </w:pPr>
-      <w:proofErr w:type="spellStart"/>
       <w:r>
         <w:rPr>
           <w:rFonts w:ascii="Arial" w:hAnsi="Arial" w:cs="Arial"/>
           <w:bCs/>
           <w:color w:val="000000" w:themeColor="text1"/>
         </w:rPr>
-        <w:t>npm</w:t>
-      </w:r>
-      <w:proofErr w:type="spellEnd"/>
-      <w:r>
-        <w:rPr>
-          <w:rFonts w:ascii="Arial" w:hAnsi="Arial" w:cs="Arial"/>
-          <w:bCs/>
-          <w:color w:val="000000" w:themeColor="text1"/>
-        </w:rPr>
-        <w:t xml:space="preserve"> Docs (n.d.). About </w:t>
-      </w:r>
-      <w:proofErr w:type="spellStart"/>
-      <w:r>
-        <w:rPr>
-          <w:rFonts w:ascii="Arial" w:hAnsi="Arial" w:cs="Arial"/>
-          <w:bCs/>
-          <w:color w:val="000000" w:themeColor="text1"/>
-        </w:rPr>
-        <w:t>npm</w:t>
-      </w:r>
-      <w:proofErr w:type="spellEnd"/>
-      <w:r>
-        <w:rPr>
-          <w:rFonts w:ascii="Arial" w:hAnsi="Arial" w:cs="Arial"/>
-          <w:bCs/>
-          <w:color w:val="000000" w:themeColor="text1"/>
-        </w:rPr>
-        <w:t>. Retrieved August 25, 2025, from. https://docs.npmjs.com/about-npm#learn-more</w:t>
+        <w:t>npm Docs (n.d.). About npm. Retrieved August 25, 2025, from. https://docs.npmjs.com/about-npm#learn-more</w:t>
       </w:r>
     </w:p>
     <w:p>
@@ -25046,7 +24328,6 @@
           <w:color w:val="000000" w:themeColor="text1"/>
         </w:rPr>
       </w:pPr>
-      <w:proofErr w:type="spellStart"/>
       <w:r>
         <w:rPr>
           <w:rFonts w:ascii="Arial" w:hAnsi="Arial" w:cs="Arial"/>
@@ -25054,160 +24335,7 @@
           <w:color w:val="000000" w:themeColor="text1"/>
         </w:rPr>
         <w:lastRenderedPageBreak/>
-        <w:t>Octorina</w:t>
-      </w:r>
-      <w:proofErr w:type="spellEnd"/>
-      <w:r>
-        <w:rPr>
-          <w:rFonts w:ascii="Arial" w:hAnsi="Arial" w:cs="Arial"/>
-          <w:bCs/>
-          <w:color w:val="000000" w:themeColor="text1"/>
-        </w:rPr>
-        <w:t xml:space="preserve">, A. (2021). </w:t>
-      </w:r>
-      <w:proofErr w:type="spellStart"/>
-      <w:r>
-        <w:rPr>
-          <w:rFonts w:ascii="Arial" w:hAnsi="Arial" w:cs="Arial"/>
-          <w:bCs/>
-          <w:color w:val="000000" w:themeColor="text1"/>
-        </w:rPr>
-        <w:t>Implementasi</w:t>
-      </w:r>
-      <w:proofErr w:type="spellEnd"/>
-      <w:r>
-        <w:rPr>
-          <w:rFonts w:ascii="Arial" w:hAnsi="Arial" w:cs="Arial"/>
-          <w:bCs/>
-          <w:color w:val="000000" w:themeColor="text1"/>
-        </w:rPr>
-        <w:t xml:space="preserve"> </w:t>
-      </w:r>
-      <w:proofErr w:type="spellStart"/>
-      <w:r>
-        <w:rPr>
-          <w:rFonts w:ascii="Arial" w:hAnsi="Arial" w:cs="Arial"/>
-          <w:bCs/>
-          <w:color w:val="000000" w:themeColor="text1"/>
-        </w:rPr>
-        <w:t>aplikasi</w:t>
-      </w:r>
-      <w:proofErr w:type="spellEnd"/>
-      <w:r>
-        <w:rPr>
-          <w:rFonts w:ascii="Arial" w:hAnsi="Arial" w:cs="Arial"/>
-          <w:bCs/>
-          <w:color w:val="000000" w:themeColor="text1"/>
-        </w:rPr>
-        <w:t xml:space="preserve"> </w:t>
-      </w:r>
-      <w:proofErr w:type="spellStart"/>
-      <w:r>
-        <w:rPr>
-          <w:rFonts w:ascii="Arial" w:hAnsi="Arial" w:cs="Arial"/>
-          <w:bCs/>
-          <w:color w:val="000000" w:themeColor="text1"/>
-        </w:rPr>
-        <w:t>quizizz</w:t>
-      </w:r>
-      <w:proofErr w:type="spellEnd"/>
-      <w:r>
-        <w:rPr>
-          <w:rFonts w:ascii="Arial" w:hAnsi="Arial" w:cs="Arial"/>
-          <w:bCs/>
-          <w:color w:val="000000" w:themeColor="text1"/>
-        </w:rPr>
-        <w:t xml:space="preserve"> </w:t>
-      </w:r>
-      <w:proofErr w:type="spellStart"/>
-      <w:r>
-        <w:rPr>
-          <w:rFonts w:ascii="Arial" w:hAnsi="Arial" w:cs="Arial"/>
-          <w:bCs/>
-          <w:color w:val="000000" w:themeColor="text1"/>
-        </w:rPr>
-        <w:t>untuk</w:t>
-      </w:r>
-      <w:proofErr w:type="spellEnd"/>
-      <w:r>
-        <w:rPr>
-          <w:rFonts w:ascii="Arial" w:hAnsi="Arial" w:cs="Arial"/>
-          <w:bCs/>
-          <w:color w:val="000000" w:themeColor="text1"/>
-        </w:rPr>
-        <w:t xml:space="preserve"> </w:t>
-      </w:r>
-      <w:proofErr w:type="spellStart"/>
-      <w:r>
-        <w:rPr>
-          <w:rFonts w:ascii="Arial" w:hAnsi="Arial" w:cs="Arial"/>
-          <w:bCs/>
-          <w:color w:val="000000" w:themeColor="text1"/>
-        </w:rPr>
-        <w:t>meningkatkan</w:t>
-      </w:r>
-      <w:proofErr w:type="spellEnd"/>
-      <w:r>
-        <w:rPr>
-          <w:rFonts w:ascii="Arial" w:hAnsi="Arial" w:cs="Arial"/>
-          <w:bCs/>
-          <w:color w:val="000000" w:themeColor="text1"/>
-        </w:rPr>
-        <w:t xml:space="preserve"> </w:t>
-      </w:r>
-      <w:proofErr w:type="spellStart"/>
-      <w:r>
-        <w:rPr>
-          <w:rFonts w:ascii="Arial" w:hAnsi="Arial" w:cs="Arial"/>
-          <w:bCs/>
-          <w:color w:val="000000" w:themeColor="text1"/>
-        </w:rPr>
-        <w:t>kehadiran</w:t>
-      </w:r>
-      <w:proofErr w:type="spellEnd"/>
-      <w:r>
-        <w:rPr>
-          <w:rFonts w:ascii="Arial" w:hAnsi="Arial" w:cs="Arial"/>
-          <w:bCs/>
-          <w:color w:val="000000" w:themeColor="text1"/>
-        </w:rPr>
-        <w:t xml:space="preserve"> dan </w:t>
-      </w:r>
-      <w:proofErr w:type="spellStart"/>
-      <w:r>
-        <w:rPr>
-          <w:rFonts w:ascii="Arial" w:hAnsi="Arial" w:cs="Arial"/>
-          <w:bCs/>
-          <w:color w:val="000000" w:themeColor="text1"/>
-        </w:rPr>
-        <w:t>hasil</w:t>
-      </w:r>
-      <w:proofErr w:type="spellEnd"/>
-      <w:r>
-        <w:rPr>
-          <w:rFonts w:ascii="Arial" w:hAnsi="Arial" w:cs="Arial"/>
-          <w:bCs/>
-          <w:color w:val="000000" w:themeColor="text1"/>
-        </w:rPr>
-        <w:t xml:space="preserve"> </w:t>
-      </w:r>
-      <w:proofErr w:type="spellStart"/>
-      <w:r>
-        <w:rPr>
-          <w:rFonts w:ascii="Arial" w:hAnsi="Arial" w:cs="Arial"/>
-          <w:bCs/>
-          <w:color w:val="000000" w:themeColor="text1"/>
-        </w:rPr>
-        <w:t>belajar</w:t>
-      </w:r>
-      <w:proofErr w:type="spellEnd"/>
-      <w:r>
-        <w:rPr>
-          <w:rFonts w:ascii="Arial" w:hAnsi="Arial" w:cs="Arial"/>
-          <w:bCs/>
-          <w:color w:val="000000" w:themeColor="text1"/>
-        </w:rPr>
-        <w:t xml:space="preserve"> IPS. SOSEARCH: Social Science Educational Research, 1(2), 68-76. https://doi.org/10.26740/sosearch.v1n2.p68-76</w:t>
+        <w:t>Octorina, A. (2021). Implementasi aplikasi quizizz untuk meningkatkan kehadiran dan hasil belajar IPS. SOSEARCH: Social Science Educational Research, 1(2), 68-76. https://doi.org/10.26740/sosearch.v1n2.p68-76</w:t>
       </w:r>
     </w:p>
     <w:p>
@@ -25236,23 +24364,13 @@
         </w:rPr>
         <w:t xml:space="preserve"> </w:t>
       </w:r>
-      <w:proofErr w:type="spellStart"/>
       <w:r>
         <w:rPr>
           <w:rFonts w:ascii="Arial" w:hAnsi="Arial" w:cs="Arial"/>
           <w:bCs/>
           <w:color w:val="000000" w:themeColor="text1"/>
         </w:rPr>
-        <w:t>DevTools</w:t>
-      </w:r>
-      <w:proofErr w:type="spellEnd"/>
-      <w:r>
-        <w:rPr>
-          <w:rFonts w:ascii="Arial" w:hAnsi="Arial" w:cs="Arial"/>
-          <w:bCs/>
-          <w:color w:val="000000" w:themeColor="text1"/>
-        </w:rPr>
-        <w:t>: Essential Tricks for Web Development. https://itequia.com/en/essential-tips-to-maximize-the-potential-of-devtools/</w:t>
+        <w:t>DevTools: Essential Tricks for Web Development. https://itequia.com/en/essential-tips-to-maximize-the-potential-of-devtools/</w:t>
       </w:r>
     </w:p>
     <w:p>
@@ -25287,25 +24405,7 @@
           <w:bCs/>
           <w:color w:val="000000" w:themeColor="text1"/>
         </w:rPr>
-        <w:t xml:space="preserve">(2020). Package manager. </w:t>
-      </w:r>
-      <w:proofErr w:type="spellStart"/>
-      <w:r>
-        <w:rPr>
-          <w:rFonts w:ascii="Arial" w:hAnsi="Arial" w:cs="Arial"/>
-          <w:bCs/>
-          <w:color w:val="000000" w:themeColor="text1"/>
-        </w:rPr>
-        <w:t>Devopeida</w:t>
-      </w:r>
-      <w:proofErr w:type="spellEnd"/>
-      <w:r>
-        <w:rPr>
-          <w:rFonts w:ascii="Arial" w:hAnsi="Arial" w:cs="Arial"/>
-          <w:bCs/>
-          <w:color w:val="000000" w:themeColor="text1"/>
-        </w:rPr>
-        <w:t>. https://devopedia.org/package-manager</w:t>
+        <w:t>(2020). Package manager. Devopeida. https://devopedia.org/package-manager</w:t>
       </w:r>
     </w:p>
     <w:p>
@@ -25375,23 +24475,13 @@
           <w:color w:val="000000" w:themeColor="text1"/>
         </w:rPr>
       </w:pPr>
-      <w:proofErr w:type="spellStart"/>
       <w:r>
         <w:rPr>
           <w:rFonts w:ascii="Arial" w:hAnsi="Arial" w:cs="Arial"/>
           <w:bCs/>
           <w:color w:val="000000" w:themeColor="text1"/>
         </w:rPr>
-        <w:t>Rüth</w:t>
-      </w:r>
-      <w:proofErr w:type="spellEnd"/>
-      <w:r>
-        <w:rPr>
-          <w:rFonts w:ascii="Arial" w:hAnsi="Arial" w:cs="Arial"/>
-          <w:bCs/>
-          <w:color w:val="000000" w:themeColor="text1"/>
-        </w:rPr>
-        <w:t>, M., Breuer, J., Zimmermann, D., &amp; Kaspar, K. (2021). The effects of different feedback types on learning with mobile quiz apps. Frontiers in Psychology, 12, 665144. http://dx.doi.org/10.3389/fpsyg.2021.665144</w:t>
+        <w:t>Rüth, M., Breuer, J., Zimmermann, D., &amp; Kaspar, K. (2021). The effects of different feedback types on learning with mobile quiz apps. Frontiers in Psychology, 12, 665144. http://dx.doi.org/10.3389/fpsyg.2021.665144</w:t>
       </w:r>
     </w:p>
     <w:p>
@@ -25404,7 +24494,6 @@
           <w:color w:val="000000" w:themeColor="text1"/>
         </w:rPr>
       </w:pPr>
-      <w:proofErr w:type="spellStart"/>
       <w:r>
         <w:rPr>
           <w:rFonts w:ascii="Arial" w:hAnsi="Arial" w:cs="Arial"/>
@@ -25412,52 +24501,7 @@
           <w:color w:val="000000" w:themeColor="text1"/>
         </w:rPr>
         <w:lastRenderedPageBreak/>
-        <w:t>Setyawan</w:t>
-      </w:r>
-      <w:proofErr w:type="spellEnd"/>
-      <w:r>
-        <w:rPr>
-          <w:rFonts w:ascii="Arial" w:hAnsi="Arial" w:cs="Arial"/>
-          <w:bCs/>
-          <w:color w:val="000000" w:themeColor="text1"/>
-        </w:rPr>
-        <w:t xml:space="preserve">, H. (2019). Blended method: Online-offline teaching and learning, on students’ reading achievement. English Education: </w:t>
-      </w:r>
-      <w:proofErr w:type="spellStart"/>
-      <w:r>
-        <w:rPr>
-          <w:rFonts w:ascii="Arial" w:hAnsi="Arial" w:cs="Arial"/>
-          <w:bCs/>
-          <w:color w:val="000000" w:themeColor="text1"/>
-        </w:rPr>
-        <w:t>Jurnal</w:t>
-      </w:r>
-      <w:proofErr w:type="spellEnd"/>
-      <w:r>
-        <w:rPr>
-          <w:rFonts w:ascii="Arial" w:hAnsi="Arial" w:cs="Arial"/>
-          <w:bCs/>
-          <w:color w:val="000000" w:themeColor="text1"/>
-        </w:rPr>
-        <w:t xml:space="preserve"> Tadris Bahasa </w:t>
-      </w:r>
-      <w:proofErr w:type="spellStart"/>
-      <w:r>
-        <w:rPr>
-          <w:rFonts w:ascii="Arial" w:hAnsi="Arial" w:cs="Arial"/>
-          <w:bCs/>
-          <w:color w:val="000000" w:themeColor="text1"/>
-        </w:rPr>
-        <w:t>Inggris</w:t>
-      </w:r>
-      <w:proofErr w:type="spellEnd"/>
-      <w:r>
-        <w:rPr>
-          <w:rFonts w:ascii="Arial" w:hAnsi="Arial" w:cs="Arial"/>
-          <w:bCs/>
-          <w:color w:val="000000" w:themeColor="text1"/>
-        </w:rPr>
-        <w:t>, 12(1), 22-33. https://doi.org/10.2p4042/ee-jtbi.v12i1.4432</w:t>
+        <w:t>Setyawan, H. (2019). Blended method: Online-offline teaching and learning, on students’ reading achievement. English Education: Jurnal Tadris Bahasa Inggris, 12(1), 22-33. https://doi.org/10.2p4042/ee-jtbi.v12i1.4432</w:t>
       </w:r>
     </w:p>
     <w:p>
@@ -25543,23 +24587,13 @@
           <w:color w:val="000000" w:themeColor="text1"/>
         </w:rPr>
       </w:pPr>
-      <w:proofErr w:type="spellStart"/>
       <w:r>
         <w:rPr>
           <w:rFonts w:ascii="Arial" w:hAnsi="Arial" w:cs="Arial"/>
           <w:bCs/>
           <w:color w:val="000000" w:themeColor="text1"/>
         </w:rPr>
-        <w:t>UMATechnology</w:t>
-      </w:r>
-      <w:proofErr w:type="spellEnd"/>
-      <w:r>
-        <w:rPr>
-          <w:rFonts w:ascii="Arial" w:hAnsi="Arial" w:cs="Arial"/>
-          <w:bCs/>
-          <w:color w:val="000000" w:themeColor="text1"/>
-        </w:rPr>
-        <w:t>. (2025). TCP Protocol: What It Is and Why It’s Important. TCP Protocol: What It Is and Why It’s Important - UMA Technology</w:t>
+        <w:t>UMATechnology. (2025). TCP Protocol: What It Is and Why It’s Important. TCP Protocol: What It Is and Why It’s Important - UMA Technology</w:t>
       </w:r>
       <w:r>
         <w:rPr>
@@ -25692,25 +24726,7 @@
           <w:bCs/>
           <w:color w:val="000000" w:themeColor="text1"/>
         </w:rPr>
-        <w:t xml:space="preserve">Xie, X., Li, Y., Ning, Z., Purwanto, E., Li, N., &amp; Wong, K. H. (2023, September). </w:t>
-      </w:r>
-      <w:proofErr w:type="spellStart"/>
-      <w:r>
-        <w:rPr>
-          <w:rFonts w:ascii="Arial" w:hAnsi="Arial" w:cs="Arial"/>
-          <w:bCs/>
-          <w:color w:val="000000" w:themeColor="text1"/>
-        </w:rPr>
-        <w:t>SwiftQuiz</w:t>
-      </w:r>
-      <w:proofErr w:type="spellEnd"/>
-      <w:r>
-        <w:rPr>
-          <w:rFonts w:ascii="Arial" w:hAnsi="Arial" w:cs="Arial"/>
-          <w:bCs/>
-          <w:color w:val="000000" w:themeColor="text1"/>
-        </w:rPr>
-        <w:t>-An interactive module to help teachers swiftly create questions and get rich feedback. In 2023 3rd International Conference on Educational Technology (ICET) (pp. 76-80). IEEE. https://doi.org/10.1109/icet59358.2023.10424127</w:t>
+        <w:t>Xie, X., Li, Y., Ning, Z., Purwanto, E., Li, N., &amp; Wong, K. H. (2023, September). SwiftQuiz-An interactive module to help teachers swiftly create questions and get rich feedback. In 2023 3rd International Conference on Educational Technology (ICET) (pp. 76-80). IEEE. https://doi.org/10.1109/icet59358.2023.10424127</w:t>
       </w:r>
     </w:p>
     <w:p>

--- a/SHS/Chapters.docx
+++ b/SHS/Chapters.docx
@@ -1109,7 +1109,23 @@
           <w:rFonts w:ascii="Arial" w:hAnsi="Arial" w:cs="Arial"/>
           <w:lang w:val="en-US"/>
         </w:rPr>
-        <w:t xml:space="preserve"> will enhance the interactivity of students to sessions in every class as according to Gumasing, et. al. (2022)</w:t>
+        <w:t xml:space="preserve"> will enhance the interactivity of students to sessions in every class as according to </w:t>
+      </w:r>
+      <w:proofErr w:type="spellStart"/>
+      <w:r>
+        <w:rPr>
+          <w:rFonts w:ascii="Arial" w:hAnsi="Arial" w:cs="Arial"/>
+          <w:lang w:val="en-US"/>
+        </w:rPr>
+        <w:t>Gumasing</w:t>
+      </w:r>
+      <w:proofErr w:type="spellEnd"/>
+      <w:r>
+        <w:rPr>
+          <w:rFonts w:ascii="Arial" w:hAnsi="Arial" w:cs="Arial"/>
+          <w:lang w:val="en-US"/>
+        </w:rPr>
+        <w:t>, et. al. (2022)</w:t>
       </w:r>
       <w:r>
         <w:rPr>
@@ -1787,12 +1803,14 @@
         </w:rPr>
         <w:t xml:space="preserve">and </w:t>
       </w:r>
+      <w:proofErr w:type="spellStart"/>
       <w:r>
         <w:rPr>
           <w:rFonts w:ascii="Arial" w:hAnsi="Arial" w:cs="Arial"/>
         </w:rPr>
         <w:t>npm</w:t>
       </w:r>
+      <w:proofErr w:type="spellEnd"/>
       <w:r>
         <w:rPr>
           <w:rFonts w:ascii="Arial" w:hAnsi="Arial" w:cs="Arial"/>
@@ -1835,12 +1853,14 @@
         </w:rPr>
         <w:t xml:space="preserve"> Node.js and </w:t>
       </w:r>
+      <w:proofErr w:type="spellStart"/>
       <w:r>
         <w:rPr>
           <w:rFonts w:ascii="Arial" w:hAnsi="Arial" w:cs="Arial"/>
         </w:rPr>
         <w:t>npm</w:t>
       </w:r>
+      <w:proofErr w:type="spellEnd"/>
       <w:r>
         <w:rPr>
           <w:rFonts w:ascii="Arial" w:hAnsi="Arial" w:cs="Arial"/>
@@ -4506,7 +4526,19 @@
         <w:rPr>
           <w:rFonts w:ascii="Arial" w:hAnsi="Arial" w:cs="Arial"/>
         </w:rPr>
-        <w:t>explores the validity of the</w:t>
+        <w:t>explore</w:t>
+      </w:r>
+      <w:r>
+        <w:rPr>
+          <w:rFonts w:ascii="Arial" w:hAnsi="Arial" w:cs="Arial"/>
+        </w:rPr>
+        <w:t>d</w:t>
+      </w:r>
+      <w:r>
+        <w:rPr>
+          <w:rFonts w:ascii="Arial" w:hAnsi="Arial" w:cs="Arial"/>
+        </w:rPr>
+        <w:t xml:space="preserve"> the validity of the</w:t>
       </w:r>
       <w:r>
         <w:rPr>
@@ -5712,7 +5744,21 @@
         <w:rPr>
           <w:rFonts w:ascii="Arial" w:hAnsi="Arial" w:cs="Arial"/>
         </w:rPr>
-        <w:t xml:space="preserve">Electron is a framework for building apps for desktops using both web technologies and Node.js. It is reliable, secure, and stable. It is the leading choice for most companies when building their most important product. Chat apps like Slack, Discord, and Signal are built with Electron. AI applications also use Electron, including both OpenAI’s ChatGPT and Anthropic’s Claude. Canva, Visual Studio </w:t>
+        <w:t xml:space="preserve">Electron is a framework for building apps for desktops using both web technologies and Node.js. It is reliable, secure, and stable. It is the leading choice for most companies when building their most important product. Chat apps like Slack, Discord, and Signal are built with Electron. AI applications also use Electron, including both OpenAI’s ChatGPT and </w:t>
+      </w:r>
+      <w:proofErr w:type="spellStart"/>
+      <w:r>
+        <w:rPr>
+          <w:rFonts w:ascii="Arial" w:hAnsi="Arial" w:cs="Arial"/>
+        </w:rPr>
+        <w:t>Anthropic’s</w:t>
+      </w:r>
+      <w:proofErr w:type="spellEnd"/>
+      <w:r>
+        <w:rPr>
+          <w:rFonts w:ascii="Arial" w:hAnsi="Arial" w:cs="Arial"/>
+        </w:rPr>
+        <w:t xml:space="preserve"> Claude. Canva, Visual Studio </w:t>
       </w:r>
       <w:r>
         <w:rPr>
@@ -5878,7 +5924,21 @@
         <w:rPr>
           <w:rFonts w:ascii="Arial" w:hAnsi="Arial" w:cs="Arial"/>
         </w:rPr>
-        <w:t>According to Khomyn (202</w:t>
+        <w:t xml:space="preserve">According to </w:t>
+      </w:r>
+      <w:proofErr w:type="spellStart"/>
+      <w:r>
+        <w:rPr>
+          <w:rFonts w:ascii="Arial" w:hAnsi="Arial" w:cs="Arial"/>
+        </w:rPr>
+        <w:t>Khomyn</w:t>
+      </w:r>
+      <w:proofErr w:type="spellEnd"/>
+      <w:r>
+        <w:rPr>
+          <w:rFonts w:ascii="Arial" w:hAnsi="Arial" w:cs="Arial"/>
+        </w:rPr>
+        <w:t xml:space="preserve"> (202</w:t>
       </w:r>
       <w:r>
         <w:rPr>
@@ -5929,7 +5989,21 @@
         <w:rPr>
           <w:rFonts w:ascii="Arial" w:hAnsi="Arial" w:cs="Arial"/>
         </w:rPr>
-        <w:t>The Transmission Control Protocol (TCP) stands out as a foundation of the internet protocol suite. Designed for robust communication over networks, TCP is one of the most crucial protocols allowing for the seamless exchange of data across the globe. It ensures that data packets sent from one computer to another arrive intact and in the correct order. It reliably works due to its design, which includes connection-oriented protocol, three-way handshake, reliable data transfer, flow control, congestion control, data segmentation, and error detection and correction. TCP offers various advantages that are crucial for successful data transmission over the internet. Advantages include reliability, order preservation, error recovery, standardization, and flexible data flow. TCP is used in web browsing, email services, file transfers, remote access, and streaming services (UMATechnology, 202</w:t>
+        <w:t>The Transmission Control Protocol (TCP) stands out as a foundation of the internet protocol suite. Designed for robust communication over networks, TCP is one of the most crucial protocols allowing for the seamless exchange of data across the globe. It ensures that data packets sent from one computer to another arrive intact and in the correct order. It reliably works due to its design, which includes connection-oriented protocol, three-way handshake, reliable data transfer, flow control, congestion control, data segmentation, and error detection and correction. TCP offers various advantages that are crucial for successful data transmission over the internet. Advantages include reliability, order preservation, error recovery, standardization, and flexible data flow. TCP is used in web browsing, email services, file transfers, remote access, and streaming services (</w:t>
+      </w:r>
+      <w:proofErr w:type="spellStart"/>
+      <w:r>
+        <w:rPr>
+          <w:rFonts w:ascii="Arial" w:hAnsi="Arial" w:cs="Arial"/>
+        </w:rPr>
+        <w:t>UMATechnology</w:t>
+      </w:r>
+      <w:proofErr w:type="spellEnd"/>
+      <w:r>
+        <w:rPr>
+          <w:rFonts w:ascii="Arial" w:hAnsi="Arial" w:cs="Arial"/>
+        </w:rPr>
+        <w:t>, 202</w:t>
       </w:r>
       <w:r>
         <w:rPr>
@@ -5979,14 +6053,56 @@
         <w:rPr>
           <w:rFonts w:ascii="Arial" w:hAnsi="Arial" w:cs="Arial"/>
         </w:rPr>
-        <w:t xml:space="preserve">Ortega (2023) stated that one of the key functions of DevTools is to inspect, debug errors, and optimize a site. It saves time and effort in the development process, allowing for an efficient identification and resolution of issues. In addition, </w:t>
+        <w:t xml:space="preserve">Ortega (2023) stated that one of the key functions of </w:t>
+      </w:r>
+      <w:proofErr w:type="spellStart"/>
+      <w:r>
+        <w:rPr>
+          <w:rFonts w:ascii="Arial" w:hAnsi="Arial" w:cs="Arial"/>
+        </w:rPr>
+        <w:t>DevTools</w:t>
+      </w:r>
+      <w:proofErr w:type="spellEnd"/>
+      <w:r>
+        <w:rPr>
+          <w:rFonts w:ascii="Arial" w:hAnsi="Arial" w:cs="Arial"/>
+        </w:rPr>
+        <w:t xml:space="preserve"> is to inspect, debug errors, and optimize a site. It saves time and effort in the development process, allowing for an efficient identification and resolution of issues. In addition, </w:t>
       </w:r>
       <w:r>
         <w:rPr>
           <w:rFonts w:ascii="Arial" w:hAnsi="Arial" w:cs="Arial"/>
         </w:rPr>
         <w:lastRenderedPageBreak/>
-        <w:t xml:space="preserve">the console in DevTools is an important tool that enables JavaScript testing, printing debugging messages, executing commands, and evaluating expressions. Another valuable tool in DevTools is network functionality. It helps to understand how the page communicates with the server, and it identifies the performance issues. Also, it facilitates data transfer optimization. </w:t>
+        <w:t xml:space="preserve">the console in </w:t>
+      </w:r>
+      <w:proofErr w:type="spellStart"/>
+      <w:r>
+        <w:rPr>
+          <w:rFonts w:ascii="Arial" w:hAnsi="Arial" w:cs="Arial"/>
+        </w:rPr>
+        <w:t>DevTools</w:t>
+      </w:r>
+      <w:proofErr w:type="spellEnd"/>
+      <w:r>
+        <w:rPr>
+          <w:rFonts w:ascii="Arial" w:hAnsi="Arial" w:cs="Arial"/>
+        </w:rPr>
+        <w:t xml:space="preserve"> is an important tool that enables JavaScript testing, printing debugging messages, executing commands, and evaluating expressions. Another valuable tool in </w:t>
+      </w:r>
+      <w:proofErr w:type="spellStart"/>
+      <w:r>
+        <w:rPr>
+          <w:rFonts w:ascii="Arial" w:hAnsi="Arial" w:cs="Arial"/>
+        </w:rPr>
+        <w:t>DevTools</w:t>
+      </w:r>
+      <w:proofErr w:type="spellEnd"/>
+      <w:r>
+        <w:rPr>
+          <w:rFonts w:ascii="Arial" w:hAnsi="Arial" w:cs="Arial"/>
+        </w:rPr>
+        <w:t xml:space="preserve"> is network functionality. It helps to understand how the page communicates with the server, and it identifies the performance issues. Also, it facilitates data transfer optimization. </w:t>
       </w:r>
     </w:p>
     <w:p>
@@ -6002,14 +6118,44 @@
         <w:rPr>
           <w:rFonts w:ascii="Arial" w:hAnsi="Arial" w:cs="Arial"/>
         </w:rPr>
-        <w:t xml:space="preserve">According to the npm Docs (n.d.), the largest software registry in the world is Node Package Manager (npm). It is used to distribute software packages to open-source developers on many continents and by many organizations to oversee private work. It is also used to modify packages for apps, download standalone tools, run packages, and share code anywhere. </w:t>
-      </w:r>
+        <w:t xml:space="preserve">According to the </w:t>
+      </w:r>
+      <w:proofErr w:type="spellStart"/>
       <w:r>
         <w:rPr>
           <w:rFonts w:ascii="Arial" w:hAnsi="Arial" w:cs="Arial"/>
         </w:rPr>
         <w:t>npm</w:t>
       </w:r>
+      <w:proofErr w:type="spellEnd"/>
+      <w:r>
+        <w:rPr>
+          <w:rFonts w:ascii="Arial" w:hAnsi="Arial" w:cs="Arial"/>
+        </w:rPr>
+        <w:t xml:space="preserve"> Docs (n.d.), the largest software registry in the world is Node Package Manager (</w:t>
+      </w:r>
+      <w:proofErr w:type="spellStart"/>
+      <w:r>
+        <w:rPr>
+          <w:rFonts w:ascii="Arial" w:hAnsi="Arial" w:cs="Arial"/>
+        </w:rPr>
+        <w:t>npm</w:t>
+      </w:r>
+      <w:proofErr w:type="spellEnd"/>
+      <w:r>
+        <w:rPr>
+          <w:rFonts w:ascii="Arial" w:hAnsi="Arial" w:cs="Arial"/>
+        </w:rPr>
+        <w:t xml:space="preserve">). It is used to distribute software packages to open-source developers on many continents and by many organizations to oversee private work. It is also used to modify packages for apps, download standalone tools, run packages, and share code anywhere. </w:t>
+      </w:r>
+      <w:proofErr w:type="spellStart"/>
+      <w:r>
+        <w:rPr>
+          <w:rFonts w:ascii="Arial" w:hAnsi="Arial" w:cs="Arial"/>
+        </w:rPr>
+        <w:t>npm</w:t>
+      </w:r>
+      <w:proofErr w:type="spellEnd"/>
       <w:r>
         <w:rPr>
           <w:rFonts w:ascii="Arial" w:hAnsi="Arial" w:cs="Arial"/>
@@ -6026,7 +6172,21 @@
         <w:rPr>
           <w:rFonts w:ascii="Arial" w:hAnsi="Arial" w:cs="Arial"/>
         </w:rPr>
-        <w:t>(Harężlak, 2024)</w:t>
+        <w:t>(</w:t>
+      </w:r>
+      <w:proofErr w:type="spellStart"/>
+      <w:r>
+        <w:rPr>
+          <w:rFonts w:ascii="Arial" w:hAnsi="Arial" w:cs="Arial"/>
+        </w:rPr>
+        <w:t>Harężlak</w:t>
+      </w:r>
+      <w:proofErr w:type="spellEnd"/>
+      <w:r>
+        <w:rPr>
+          <w:rFonts w:ascii="Arial" w:hAnsi="Arial" w:cs="Arial"/>
+        </w:rPr>
+        <w:t>, 2024)</w:t>
       </w:r>
       <w:r>
         <w:rPr>
@@ -6060,7 +6220,21 @@
         <w:rPr>
           <w:rFonts w:ascii="Arial" w:hAnsi="Arial" w:cs="Arial"/>
         </w:rPr>
-        <w:t xml:space="preserve">notes that package managers streamline software management by automating tasks such as installation, updates, configuration, and removal. A package typically consists of compressed files containing the software, settings, and dependency information. In addition, according to Nineleaps (2023), package management boosts productivity and streamlines development workflows, playing a crucial role in modern software development. Its key benefits include efficient dependency management, simplified version control, and optimized resource utilization, making a reliable package manager essential for contemporary software development. </w:t>
+        <w:t xml:space="preserve">notes that package managers streamline software management by automating tasks such as installation, updates, configuration, and removal. A package typically consists of compressed files containing the software, settings, and dependency information. In addition, according to </w:t>
+      </w:r>
+      <w:proofErr w:type="spellStart"/>
+      <w:r>
+        <w:rPr>
+          <w:rFonts w:ascii="Arial" w:hAnsi="Arial" w:cs="Arial"/>
+        </w:rPr>
+        <w:t>Nineleaps</w:t>
+      </w:r>
+      <w:proofErr w:type="spellEnd"/>
+      <w:r>
+        <w:rPr>
+          <w:rFonts w:ascii="Arial" w:hAnsi="Arial" w:cs="Arial"/>
+        </w:rPr>
+        <w:t xml:space="preserve"> (2023), package management boosts productivity and streamlines development workflows, playing a crucial role in modern software development. Its key benefits include efficient dependency management, simplified version control, and optimized resource utilization, making a reliable package manager essential for contemporary software development. </w:t>
       </w:r>
     </w:p>
     <w:p>
@@ -6124,7 +6298,21 @@
         <w:rPr>
           <w:rFonts w:ascii="Arial" w:hAnsi="Arial" w:cs="Arial"/>
         </w:rPr>
-        <w:t>(Octorina, 2021)</w:t>
+        <w:t>(</w:t>
+      </w:r>
+      <w:proofErr w:type="spellStart"/>
+      <w:r>
+        <w:rPr>
+          <w:rFonts w:ascii="Arial" w:hAnsi="Arial" w:cs="Arial"/>
+        </w:rPr>
+        <w:t>Octorina</w:t>
+      </w:r>
+      <w:proofErr w:type="spellEnd"/>
+      <w:r>
+        <w:rPr>
+          <w:rFonts w:ascii="Arial" w:hAnsi="Arial" w:cs="Arial"/>
+        </w:rPr>
+        <w:t>, 2021)</w:t>
       </w:r>
       <w:r>
         <w:rPr>
@@ -6146,7 +6334,21 @@
         <w:rPr>
           <w:rFonts w:ascii="Arial" w:hAnsi="Arial" w:cs="Arial"/>
         </w:rPr>
-        <w:t xml:space="preserve">As said by Khairka et al. (2024), the normal exam creation process is slow and difficult for both educators and learners, which leads to delays in result declaration. Multiple-choice questions (MCQs) are identified as the easy way of assessing student knowledge. </w:t>
+        <w:t xml:space="preserve">As said by </w:t>
+      </w:r>
+      <w:proofErr w:type="spellStart"/>
+      <w:r>
+        <w:rPr>
+          <w:rFonts w:ascii="Arial" w:hAnsi="Arial" w:cs="Arial"/>
+        </w:rPr>
+        <w:t>Khairka</w:t>
+      </w:r>
+      <w:proofErr w:type="spellEnd"/>
+      <w:r>
+        <w:rPr>
+          <w:rFonts w:ascii="Arial" w:hAnsi="Arial" w:cs="Arial"/>
+        </w:rPr>
+        <w:t xml:space="preserve"> et al. (2024), the normal exam creation process is slow and difficult for both educators and learners, which leads to delays in result declaration. Multiple-choice questions (MCQs) are identified as the easy way of assessing student knowledge. </w:t>
       </w:r>
     </w:p>
     <w:p>
@@ -6199,11 +6401,19 @@
           <w:rFonts w:ascii="Arial" w:hAnsi="Arial" w:cs="Arial"/>
         </w:rPr>
       </w:pPr>
-      <w:r>
-        <w:rPr>
-          <w:rFonts w:ascii="Arial" w:hAnsi="Arial" w:cs="Arial"/>
-        </w:rPr>
-        <w:t xml:space="preserve">Rüth et al. (2021) discussed the basis of mobile quiz apps. Quiz apps have the potential to facilitate remote and self-regulated learning. In this context, automated feedback plays a crucial role. They examined the effects of two feedback types of quiz apps on performance, namely, the standard corrective feedback and feedback that incorporates additional information related to the correct response option. </w:t>
+      <w:proofErr w:type="spellStart"/>
+      <w:r>
+        <w:rPr>
+          <w:rFonts w:ascii="Arial" w:hAnsi="Arial" w:cs="Arial"/>
+        </w:rPr>
+        <w:t>Rüth</w:t>
+      </w:r>
+      <w:proofErr w:type="spellEnd"/>
+      <w:r>
+        <w:rPr>
+          <w:rFonts w:ascii="Arial" w:hAnsi="Arial" w:cs="Arial"/>
+        </w:rPr>
+        <w:t xml:space="preserve"> et al. (2021) discussed the basis of mobile quiz apps. Quiz apps have the potential to facilitate remote and self-regulated learning. In this context, automated feedback plays a crucial role. They examined the effects of two feedback types of quiz apps on performance, namely, the standard corrective feedback and feedback that incorporates additional information related to the correct response option. </w:t>
       </w:r>
     </w:p>
     <w:p>
@@ -6247,7 +6457,21 @@
         <w:rPr>
           <w:rFonts w:ascii="Arial" w:hAnsi="Arial" w:cs="Arial"/>
         </w:rPr>
-        <w:t>(Setyawan, 2019)</w:t>
+        <w:t>(</w:t>
+      </w:r>
+      <w:proofErr w:type="spellStart"/>
+      <w:r>
+        <w:rPr>
+          <w:rFonts w:ascii="Arial" w:hAnsi="Arial" w:cs="Arial"/>
+        </w:rPr>
+        <w:t>Setyawan</w:t>
+      </w:r>
+      <w:proofErr w:type="spellEnd"/>
+      <w:r>
+        <w:rPr>
+          <w:rFonts w:ascii="Arial" w:hAnsi="Arial" w:cs="Arial"/>
+        </w:rPr>
+        <w:t>, 2019)</w:t>
       </w:r>
       <w:r>
         <w:rPr>
@@ -6269,7 +6493,21 @@
         <w:rPr>
           <w:rFonts w:ascii="Arial" w:hAnsi="Arial" w:cs="Arial"/>
         </w:rPr>
-        <w:t xml:space="preserve">According to Munoto et al. (2021), by using M-learning (mobile learning), learners attain more information and enhance their interest in learning due to entertainment. It is a combination of electronic learning (e-learning) and mobile </w:t>
+        <w:t xml:space="preserve">According to </w:t>
+      </w:r>
+      <w:proofErr w:type="spellStart"/>
+      <w:r>
+        <w:rPr>
+          <w:rFonts w:ascii="Arial" w:hAnsi="Arial" w:cs="Arial"/>
+        </w:rPr>
+        <w:t>Munoto</w:t>
+      </w:r>
+      <w:proofErr w:type="spellEnd"/>
+      <w:r>
+        <w:rPr>
+          <w:rFonts w:ascii="Arial" w:hAnsi="Arial" w:cs="Arial"/>
+        </w:rPr>
+        <w:t xml:space="preserve"> et al. (2021), by using M-learning (mobile learning), learners attain more information and enhance their interest in learning due to entertainment. It is a combination of electronic learning (e-learning) and mobile </w:t>
       </w:r>
       <w:r>
         <w:rPr>
@@ -6292,7 +6530,21 @@
         <w:rPr>
           <w:rFonts w:ascii="Arial" w:hAnsi="Arial" w:cs="Arial"/>
         </w:rPr>
-        <w:t xml:space="preserve">Based on the study of Smiderle et al. (2020), similar to how games can improve specific skills and maximize learning, gamification of education can increase student engagement levels. They have examined how gamification affects students' behavior, learning, and engagement based on their personality traits. Their findings indicated that the effect of gamification depends on the user's characteristics. </w:t>
+        <w:t xml:space="preserve">Based on the study of </w:t>
+      </w:r>
+      <w:proofErr w:type="spellStart"/>
+      <w:r>
+        <w:rPr>
+          <w:rFonts w:ascii="Arial" w:hAnsi="Arial" w:cs="Arial"/>
+        </w:rPr>
+        <w:t>Smiderle</w:t>
+      </w:r>
+      <w:proofErr w:type="spellEnd"/>
+      <w:r>
+        <w:rPr>
+          <w:rFonts w:ascii="Arial" w:hAnsi="Arial" w:cs="Arial"/>
+        </w:rPr>
+        <w:t xml:space="preserve"> et al. (2020), similar to how games can improve specific skills and maximize learning, gamification of education can increase student engagement levels. They have examined how gamification affects students' behavior, learning, and engagement based on their personality traits. Their findings indicated that the effect of gamification depends on the user's characteristics. </w:t>
       </w:r>
     </w:p>
     <w:p>
@@ -6320,7 +6572,21 @@
         <w:rPr>
           <w:rFonts w:ascii="Arial" w:hAnsi="Arial" w:cs="Arial"/>
         </w:rPr>
-        <w:t>(Mutiawani et al., 2020)</w:t>
+        <w:t>(</w:t>
+      </w:r>
+      <w:proofErr w:type="spellStart"/>
+      <w:r>
+        <w:rPr>
+          <w:rFonts w:ascii="Arial" w:hAnsi="Arial" w:cs="Arial"/>
+        </w:rPr>
+        <w:t>Mutiawani</w:t>
+      </w:r>
+      <w:proofErr w:type="spellEnd"/>
+      <w:r>
+        <w:rPr>
+          <w:rFonts w:ascii="Arial" w:hAnsi="Arial" w:cs="Arial"/>
+        </w:rPr>
+        <w:t xml:space="preserve"> et al., 2020)</w:t>
       </w:r>
       <w:r>
         <w:rPr>
@@ -7291,7 +7557,25 @@
                 <w:b/>
                 <w:bCs/>
               </w:rPr>
-              <w:t>Amount (Php)</w:t>
+              <w:t>Amount (</w:t>
+            </w:r>
+            <w:proofErr w:type="spellStart"/>
+            <w:r>
+              <w:rPr>
+                <w:rFonts w:ascii="Arial" w:hAnsi="Arial" w:cs="Arial"/>
+                <w:b/>
+                <w:bCs/>
+              </w:rPr>
+              <w:t>Php</w:t>
+            </w:r>
+            <w:proofErr w:type="spellEnd"/>
+            <w:r>
+              <w:rPr>
+                <w:rFonts w:ascii="Arial" w:hAnsi="Arial" w:cs="Arial"/>
+                <w:b/>
+                <w:bCs/>
+              </w:rPr>
+              <w:t>)</w:t>
             </w:r>
           </w:p>
         </w:tc>
@@ -9489,6 +9773,7 @@
                 <w:tab w:val="left" w:pos="5383"/>
               </w:tabs>
               <w:spacing w:before="100" w:beforeAutospacing="1" w:after="100" w:afterAutospacing="1" w:line="240" w:lineRule="auto"/>
+              <w:jc w:val="both"/>
               <w:rPr>
                 <w:rFonts w:ascii="Arial" w:hAnsi="Arial" w:cs="Arial"/>
                 <w:bCs/>
@@ -9560,6 +9845,7 @@
                 <w:tab w:val="left" w:pos="5383"/>
               </w:tabs>
               <w:spacing w:before="100" w:beforeAutospacing="1" w:after="100" w:afterAutospacing="1" w:line="240" w:lineRule="auto"/>
+              <w:jc w:val="both"/>
               <w:rPr>
                 <w:rFonts w:ascii="Arial" w:hAnsi="Arial" w:cs="Arial"/>
                 <w:bCs/>
@@ -9631,6 +9917,7 @@
                 <w:tab w:val="left" w:pos="5383"/>
               </w:tabs>
               <w:spacing w:before="100" w:beforeAutospacing="1" w:after="100" w:afterAutospacing="1" w:line="240" w:lineRule="auto"/>
+              <w:jc w:val="both"/>
               <w:rPr>
                 <w:rFonts w:ascii="Arial" w:hAnsi="Arial" w:cs="Arial"/>
                 <w:bCs/>
@@ -11489,11 +11776,19 @@
         </w:rPr>
         <w:t>(</w:t>
       </w:r>
-      <w:r>
-        <w:rPr>
-          <w:rFonts w:ascii="Arial" w:hAnsi="Arial" w:cs="Arial"/>
-        </w:rPr>
-        <w:t>Ifenthaler &amp; Yau, 2020). Such tools reduce manual workload and improve the accuracy of performance tracking, making the process easier and more effective.</w:t>
+      <w:proofErr w:type="spellStart"/>
+      <w:r>
+        <w:rPr>
+          <w:rFonts w:ascii="Arial" w:hAnsi="Arial" w:cs="Arial"/>
+        </w:rPr>
+        <w:t>Ifenthaler</w:t>
+      </w:r>
+      <w:proofErr w:type="spellEnd"/>
+      <w:r>
+        <w:rPr>
+          <w:rFonts w:ascii="Arial" w:hAnsi="Arial" w:cs="Arial"/>
+        </w:rPr>
+        <w:t xml:space="preserve"> &amp; Yau, 2020). Such tools reduce manual workload and improve the accuracy of performance tracking, making the process easier and more effective.</w:t>
       </w:r>
     </w:p>
     <w:p>
@@ -12760,7 +13055,35 @@
         <w:rPr>
           <w:rFonts w:ascii="Arial" w:hAnsi="Arial" w:cs="Arial"/>
         </w:rPr>
-        <w:t>, simple fonts such as sans-serif styles (e.g., Arial, Calibri) improve reading speed and comprehension, especially on screens (Kurniawan &amp; Zaphiris, 2021). Additionally, larger font sizes reduce eye strain and enhance accessibility, making reading easier for users with visual impairments or older adults (Al-Wabil et al., 2021).</w:t>
+        <w:t xml:space="preserve">, simple fonts such as sans-serif styles (e.g., Arial, Calibri) improve reading speed and comprehension, especially on screens (Kurniawan &amp; </w:t>
+      </w:r>
+      <w:proofErr w:type="spellStart"/>
+      <w:r>
+        <w:rPr>
+          <w:rFonts w:ascii="Arial" w:hAnsi="Arial" w:cs="Arial"/>
+        </w:rPr>
+        <w:t>Zaphiris</w:t>
+      </w:r>
+      <w:proofErr w:type="spellEnd"/>
+      <w:r>
+        <w:rPr>
+          <w:rFonts w:ascii="Arial" w:hAnsi="Arial" w:cs="Arial"/>
+        </w:rPr>
+        <w:t>, 2021). Additionally, larger font sizes reduce eye strain and enhance accessibility, making reading easier for users with visual impairments or older adults (Al-</w:t>
+      </w:r>
+      <w:proofErr w:type="spellStart"/>
+      <w:r>
+        <w:rPr>
+          <w:rFonts w:ascii="Arial" w:hAnsi="Arial" w:cs="Arial"/>
+        </w:rPr>
+        <w:t>Wabil</w:t>
+      </w:r>
+      <w:proofErr w:type="spellEnd"/>
+      <w:r>
+        <w:rPr>
+          <w:rFonts w:ascii="Arial" w:hAnsi="Arial" w:cs="Arial"/>
+        </w:rPr>
+        <w:t xml:space="preserve"> et al., 2021).</w:t>
       </w:r>
     </w:p>
     <w:p>
@@ -14118,7 +14441,21 @@
         <w:rPr>
           <w:rFonts w:ascii="Arial" w:hAnsi="Arial" w:cs="Arial"/>
         </w:rPr>
-        <w:t xml:space="preserve"> (Obar &amp; Oeldorf-Hirsch, 2020).</w:t>
+        <w:t xml:space="preserve"> (Obar &amp; </w:t>
+      </w:r>
+      <w:proofErr w:type="spellStart"/>
+      <w:r>
+        <w:rPr>
+          <w:rFonts w:ascii="Arial" w:hAnsi="Arial" w:cs="Arial"/>
+        </w:rPr>
+        <w:t>Oeldorf</w:t>
+      </w:r>
+      <w:proofErr w:type="spellEnd"/>
+      <w:r>
+        <w:rPr>
+          <w:rFonts w:ascii="Arial" w:hAnsi="Arial" w:cs="Arial"/>
+        </w:rPr>
+        <w:t>-Hirsch, 2020).</w:t>
       </w:r>
     </w:p>
     <w:p>
@@ -17288,6 +17625,7 @@
                 <w:szCs w:val="18"/>
               </w:rPr>
             </w:pPr>
+            <w:proofErr w:type="spellStart"/>
             <w:r>
               <w:rPr>
                 <w:rFonts w:ascii="Arial" w:hAnsi="Arial" w:cs="Arial"/>
@@ -17298,6 +17636,7 @@
               </w:rPr>
               <w:t>df</w:t>
             </w:r>
+            <w:proofErr w:type="spellEnd"/>
           </w:p>
         </w:tc>
         <w:tc>
@@ -18526,12 +18865,14 @@
         </w:rPr>
         <w:t xml:space="preserve"> </w:t>
       </w:r>
+      <w:proofErr w:type="spellStart"/>
       <w:r>
         <w:rPr>
           <w:rFonts w:ascii="Arial" w:hAnsi="Arial" w:cs="Arial"/>
         </w:rPr>
         <w:t>Alshamrani</w:t>
       </w:r>
+      <w:proofErr w:type="spellEnd"/>
       <w:r>
         <w:rPr>
           <w:rFonts w:ascii="Arial" w:hAnsi="Arial" w:cs="Arial"/>
@@ -18542,7 +18883,21 @@
         <w:rPr>
           <w:rFonts w:ascii="Arial" w:hAnsi="Arial" w:cs="Arial"/>
         </w:rPr>
-        <w:t xml:space="preserve"> Bahattab (2023)</w:t>
+        <w:t xml:space="preserve"> </w:t>
+      </w:r>
+      <w:proofErr w:type="spellStart"/>
+      <w:r>
+        <w:rPr>
+          <w:rFonts w:ascii="Arial" w:hAnsi="Arial" w:cs="Arial"/>
+        </w:rPr>
+        <w:t>Bahattab</w:t>
+      </w:r>
+      <w:proofErr w:type="spellEnd"/>
+      <w:r>
+        <w:rPr>
+          <w:rFonts w:ascii="Arial" w:hAnsi="Arial" w:cs="Arial"/>
+        </w:rPr>
+        <w:t xml:space="preserve"> (2023)</w:t>
       </w:r>
       <w:r>
         <w:rPr>
@@ -18815,6 +19170,7 @@
                 <w:szCs w:val="18"/>
               </w:rPr>
             </w:pPr>
+            <w:proofErr w:type="spellStart"/>
             <w:r>
               <w:rPr>
                 <w:rFonts w:ascii="Arial" w:hAnsi="Arial" w:cs="Arial"/>
@@ -18825,6 +19181,7 @@
               </w:rPr>
               <w:t>df</w:t>
             </w:r>
+            <w:proofErr w:type="spellEnd"/>
           </w:p>
         </w:tc>
         <w:tc>
@@ -20299,6 +20656,7 @@
                 <w:szCs w:val="18"/>
               </w:rPr>
             </w:pPr>
+            <w:proofErr w:type="spellStart"/>
             <w:r>
               <w:rPr>
                 <w:rFonts w:ascii="Arial" w:hAnsi="Arial" w:cs="Arial"/>
@@ -20309,6 +20667,7 @@
               </w:rPr>
               <w:t>df</w:t>
             </w:r>
+            <w:proofErr w:type="spellEnd"/>
           </w:p>
         </w:tc>
         <w:tc>
@@ -22880,6 +23239,7 @@
       <w:pPr>
         <w:spacing w:line="480" w:lineRule="auto"/>
         <w:ind w:left="-90"/>
+        <w:jc w:val="both"/>
       </w:pPr>
       <w:r>
         <w:rPr>
@@ -22978,6 +23338,7 @@
       <w:pPr>
         <w:spacing w:line="480" w:lineRule="auto"/>
         <w:ind w:left="-90"/>
+        <w:jc w:val="both"/>
         <w:rPr>
           <w:rFonts w:ascii="Arial" w:hAnsi="Arial" w:cs="Arial"/>
           <w:color w:val="000000" w:themeColor="text1"/>
@@ -23021,6 +23382,7 @@
       <w:pPr>
         <w:spacing w:line="480" w:lineRule="auto"/>
         <w:ind w:left="-90"/>
+        <w:jc w:val="both"/>
         <w:rPr>
           <w:rFonts w:ascii="Arial" w:hAnsi="Arial" w:cs="Arial"/>
           <w:color w:val="000000" w:themeColor="text1"/>
@@ -23104,6 +23466,7 @@
       <w:pPr>
         <w:spacing w:line="480" w:lineRule="auto"/>
         <w:ind w:left="-90"/>
+        <w:jc w:val="both"/>
         <w:rPr>
           <w:rFonts w:ascii="Arial" w:hAnsi="Arial" w:cs="Arial"/>
           <w:color w:val="000000" w:themeColor="text1"/>
@@ -23173,6 +23536,7 @@
       <w:pPr>
         <w:spacing w:line="480" w:lineRule="auto"/>
         <w:ind w:left="-90"/>
+        <w:jc w:val="both"/>
         <w:rPr>
           <w:rFonts w:ascii="Arial" w:hAnsi="Arial" w:cs="Arial"/>
           <w:color w:val="000000" w:themeColor="text1"/>
@@ -23249,6 +23613,7 @@
       <w:pPr>
         <w:spacing w:line="480" w:lineRule="auto"/>
         <w:ind w:left="-90"/>
+        <w:jc w:val="both"/>
         <w:rPr>
           <w:rFonts w:ascii="Arial" w:hAnsi="Arial" w:cs="Arial"/>
           <w:color w:val="000000" w:themeColor="text1"/>
@@ -23318,6 +23683,7 @@
       <w:pPr>
         <w:spacing w:line="480" w:lineRule="auto"/>
         <w:ind w:left="-90"/>
+        <w:jc w:val="both"/>
         <w:rPr>
           <w:rFonts w:ascii="Arial" w:hAnsi="Arial" w:cs="Arial"/>
           <w:color w:val="000000" w:themeColor="text1"/>
@@ -23394,6 +23760,7 @@
       <w:pPr>
         <w:spacing w:line="480" w:lineRule="auto"/>
         <w:ind w:left="-90"/>
+        <w:jc w:val="both"/>
         <w:rPr>
           <w:rFonts w:ascii="Arial" w:hAnsi="Arial" w:cs="Arial"/>
           <w:color w:val="000000" w:themeColor="text1"/>
@@ -23546,7 +23913,25 @@
           <w:bCs/>
           <w:color w:val="000000" w:themeColor="text1"/>
         </w:rPr>
-        <w:t>Al-Wabil, A., Al-Salman, A., &amp; Alzahrani, A. (2021). Effect of font size and type on readability in digital content. Journal of Educational Computing Research, 59(2), 345–362. https://doi.org/10.1177/0735633120981234</w:t>
+        <w:t>Al-</w:t>
+      </w:r>
+      <w:proofErr w:type="spellStart"/>
+      <w:r>
+        <w:rPr>
+          <w:rFonts w:ascii="Arial" w:hAnsi="Arial" w:cs="Arial"/>
+          <w:bCs/>
+          <w:color w:val="000000" w:themeColor="text1"/>
+        </w:rPr>
+        <w:t>Wabil</w:t>
+      </w:r>
+      <w:proofErr w:type="spellEnd"/>
+      <w:r>
+        <w:rPr>
+          <w:rFonts w:ascii="Arial" w:hAnsi="Arial" w:cs="Arial"/>
+          <w:bCs/>
+          <w:color w:val="000000" w:themeColor="text1"/>
+        </w:rPr>
+        <w:t>, A., Al-Salman, A., &amp; Alzahrani, A. (2021). Effect of font size and type on readability in digital content. Journal of Educational Computing Research, 59(2), 345–362. https://doi.org/10.1177/0735633120981234</w:t>
       </w:r>
     </w:p>
     <w:p>
@@ -23559,13 +23944,41 @@
           <w:color w:val="000000" w:themeColor="text1"/>
         </w:rPr>
       </w:pPr>
-      <w:r>
-        <w:rPr>
-          <w:rFonts w:ascii="Arial" w:hAnsi="Arial" w:cs="Arial"/>
-          <w:bCs/>
-          <w:color w:val="000000" w:themeColor="text1"/>
-        </w:rPr>
-        <w:t>Alshamrani, A., &amp; Bahattab, A. (2023). Evaluating the impact of usability and graphical performance on user experience. Journal of Systems and Software, 198, 111345. https://doi.org/10.1016/j.jss.2023.111345</w:t>
+      <w:proofErr w:type="spellStart"/>
+      <w:r>
+        <w:rPr>
+          <w:rFonts w:ascii="Arial" w:hAnsi="Arial" w:cs="Arial"/>
+          <w:bCs/>
+          <w:color w:val="000000" w:themeColor="text1"/>
+        </w:rPr>
+        <w:t>Alshamrani</w:t>
+      </w:r>
+      <w:proofErr w:type="spellEnd"/>
+      <w:r>
+        <w:rPr>
+          <w:rFonts w:ascii="Arial" w:hAnsi="Arial" w:cs="Arial"/>
+          <w:bCs/>
+          <w:color w:val="000000" w:themeColor="text1"/>
+        </w:rPr>
+        <w:t xml:space="preserve">, A., &amp; </w:t>
+      </w:r>
+      <w:proofErr w:type="spellStart"/>
+      <w:r>
+        <w:rPr>
+          <w:rFonts w:ascii="Arial" w:hAnsi="Arial" w:cs="Arial"/>
+          <w:bCs/>
+          <w:color w:val="000000" w:themeColor="text1"/>
+        </w:rPr>
+        <w:t>Bahattab</w:t>
+      </w:r>
+      <w:proofErr w:type="spellEnd"/>
+      <w:r>
+        <w:rPr>
+          <w:rFonts w:ascii="Arial" w:hAnsi="Arial" w:cs="Arial"/>
+          <w:bCs/>
+          <w:color w:val="000000" w:themeColor="text1"/>
+        </w:rPr>
+        <w:t>, A. (2023). Evaluating the impact of usability and graphical performance on user experience. Journal of Systems and Software, 198, 111345. https://doi.org/10.1016/j.jss.2023.111345</w:t>
       </w:r>
     </w:p>
     <w:p>
@@ -23806,13 +24219,23 @@
           <w:color w:val="000000" w:themeColor="text1"/>
         </w:rPr>
       </w:pPr>
-      <w:r>
-        <w:rPr>
-          <w:rFonts w:ascii="Arial" w:hAnsi="Arial" w:cs="Arial"/>
-          <w:bCs/>
-          <w:color w:val="000000" w:themeColor="text1"/>
-        </w:rPr>
-        <w:t>Gumasing, M. J. J., Dahilig, J. A. V., Taw, C. A. Y., &amp; Valeriano, C. (2022, June). Effects of Boredom on the Academic Engagement of Students during Online Class. In Proceeding of the 7th North American International Conference on Industrial Engineering and Operations Management, Orlando, Florida, USA (pp. 12-14).</w:t>
+      <w:proofErr w:type="spellStart"/>
+      <w:r>
+        <w:rPr>
+          <w:rFonts w:ascii="Arial" w:hAnsi="Arial" w:cs="Arial"/>
+          <w:bCs/>
+          <w:color w:val="000000" w:themeColor="text1"/>
+        </w:rPr>
+        <w:t>Gumasing</w:t>
+      </w:r>
+      <w:proofErr w:type="spellEnd"/>
+      <w:r>
+        <w:rPr>
+          <w:rFonts w:ascii="Arial" w:hAnsi="Arial" w:cs="Arial"/>
+          <w:bCs/>
+          <w:color w:val="000000" w:themeColor="text1"/>
+        </w:rPr>
+        <w:t>, M. J. J., Dahilig, J. A. V., Taw, C. A. Y., &amp; Valeriano, C. (2022, June). Effects of Boredom on the Academic Engagement of Students during Online Class. In Proceeding of the 7th North American International Conference on Industrial Engineering and Operations Management, Orlando, Florida, USA (pp. 12-14).</w:t>
       </w:r>
       <w:r>
         <w:rPr>
@@ -23848,7 +24271,25 @@
           <w:color w:val="000000" w:themeColor="text1"/>
         </w:rPr>
         <w:lastRenderedPageBreak/>
-        <w:t>Harężlak, R. (2024). 10 Successful Companies Using Node.js. Selleo. https://selleo.com/blog/10-successful-companies-using-nodejs</w:t>
+        <w:t xml:space="preserve">Harężlak, R. (2024). 10 Successful Companies Using Node.js. </w:t>
+      </w:r>
+      <w:proofErr w:type="spellStart"/>
+      <w:r>
+        <w:rPr>
+          <w:rFonts w:ascii="Arial" w:hAnsi="Arial" w:cs="Arial"/>
+          <w:bCs/>
+          <w:color w:val="000000" w:themeColor="text1"/>
+        </w:rPr>
+        <w:t>Selleo</w:t>
+      </w:r>
+      <w:proofErr w:type="spellEnd"/>
+      <w:r>
+        <w:rPr>
+          <w:rFonts w:ascii="Arial" w:hAnsi="Arial" w:cs="Arial"/>
+          <w:bCs/>
+          <w:color w:val="000000" w:themeColor="text1"/>
+        </w:rPr>
+        <w:t>. https://selleo.com/blog/10-successful-companies-using-nodejs</w:t>
       </w:r>
     </w:p>
     <w:p>
@@ -23926,7 +24367,25 @@
           <w:bCs/>
           <w:color w:val="000000" w:themeColor="text1"/>
         </w:rPr>
-        <w:t>Hussain, A., Mkpojiogu, E. O. C., &amp; Kamal, F. M. (2021). Effects of graphical interface usability on user performance in mobile applications. International Journal of Interactive Mobile Technologies, 15(7), 17–34. https://doi.org/10.3991/ijim.v15i07.20677</w:t>
+        <w:t xml:space="preserve">Hussain, A., </w:t>
+      </w:r>
+      <w:proofErr w:type="spellStart"/>
+      <w:r>
+        <w:rPr>
+          <w:rFonts w:ascii="Arial" w:hAnsi="Arial" w:cs="Arial"/>
+          <w:bCs/>
+          <w:color w:val="000000" w:themeColor="text1"/>
+        </w:rPr>
+        <w:t>Mkpojiogu</w:t>
+      </w:r>
+      <w:proofErr w:type="spellEnd"/>
+      <w:r>
+        <w:rPr>
+          <w:rFonts w:ascii="Arial" w:hAnsi="Arial" w:cs="Arial"/>
+          <w:bCs/>
+          <w:color w:val="000000" w:themeColor="text1"/>
+        </w:rPr>
+        <w:t>, E. O. C., &amp; Kamal, F. M. (2021). Effects of graphical interface usability on user performance in mobile applications. International Journal of Interactive Mobile Technologies, 15(7), 17–34. https://doi.org/10.3991/ijim.v15i07.20677</w:t>
       </w:r>
     </w:p>
     <w:p>
@@ -23939,13 +24398,59 @@
           <w:color w:val="000000" w:themeColor="text1"/>
         </w:rPr>
       </w:pPr>
-      <w:r>
-        <w:rPr>
-          <w:rFonts w:ascii="Arial" w:hAnsi="Arial" w:cs="Arial"/>
-          <w:bCs/>
-          <w:color w:val="000000" w:themeColor="text1"/>
-        </w:rPr>
-        <w:t>Ifenthaler, D., &amp; Yau, J. Y.-K. (2020). Utilising learning analytics for study success: Reflections on current empirical findings. In D. Ifenthaler, N. Bellin-Mularski, &amp; D. Mah (Eds.), Implementing learning analytics in higher education (pp. 19–36). Springer. https://doi.org/10.1007/978-3-030-50160-0_2</w:t>
+      <w:proofErr w:type="spellStart"/>
+      <w:r>
+        <w:rPr>
+          <w:rFonts w:ascii="Arial" w:hAnsi="Arial" w:cs="Arial"/>
+          <w:bCs/>
+          <w:color w:val="000000" w:themeColor="text1"/>
+        </w:rPr>
+        <w:t>Ifenthaler</w:t>
+      </w:r>
+      <w:proofErr w:type="spellEnd"/>
+      <w:r>
+        <w:rPr>
+          <w:rFonts w:ascii="Arial" w:hAnsi="Arial" w:cs="Arial"/>
+          <w:bCs/>
+          <w:color w:val="000000" w:themeColor="text1"/>
+        </w:rPr>
+        <w:t xml:space="preserve">, D., &amp; Yau, J. Y.-K. (2020). </w:t>
+      </w:r>
+      <w:proofErr w:type="spellStart"/>
+      <w:r>
+        <w:rPr>
+          <w:rFonts w:ascii="Arial" w:hAnsi="Arial" w:cs="Arial"/>
+          <w:bCs/>
+          <w:color w:val="000000" w:themeColor="text1"/>
+        </w:rPr>
+        <w:t>Utilising</w:t>
+      </w:r>
+      <w:proofErr w:type="spellEnd"/>
+      <w:r>
+        <w:rPr>
+          <w:rFonts w:ascii="Arial" w:hAnsi="Arial" w:cs="Arial"/>
+          <w:bCs/>
+          <w:color w:val="000000" w:themeColor="text1"/>
+        </w:rPr>
+        <w:t xml:space="preserve"> learning analytics for study success: Reflections on current empirical findings. In D. </w:t>
+      </w:r>
+      <w:proofErr w:type="spellStart"/>
+      <w:r>
+        <w:rPr>
+          <w:rFonts w:ascii="Arial" w:hAnsi="Arial" w:cs="Arial"/>
+          <w:bCs/>
+          <w:color w:val="000000" w:themeColor="text1"/>
+        </w:rPr>
+        <w:t>Ifenthaler</w:t>
+      </w:r>
+      <w:proofErr w:type="spellEnd"/>
+      <w:r>
+        <w:rPr>
+          <w:rFonts w:ascii="Arial" w:hAnsi="Arial" w:cs="Arial"/>
+          <w:bCs/>
+          <w:color w:val="000000" w:themeColor="text1"/>
+        </w:rPr>
+        <w:t>, N. Bellin-Mularski, &amp; D. Mah (Eds.), Implementing learning analytics in higher education (pp. 19–36). Springer. https://doi.org/10.1007/978-3-030-50160-0_2</w:t>
       </w:r>
     </w:p>
     <w:p>
@@ -23977,13 +24482,95 @@
           <w:color w:val="000000" w:themeColor="text1"/>
         </w:rPr>
       </w:pPr>
-      <w:r>
-        <w:rPr>
-          <w:rFonts w:ascii="Arial" w:hAnsi="Arial" w:cs="Arial"/>
-          <w:bCs/>
-          <w:color w:val="000000" w:themeColor="text1"/>
-        </w:rPr>
-        <w:t>Khairkar, A., Bulbule, S., Manchalkar, S., Phatate, S., &amp; Soni, K. (2023). Eduassesspro: An Automated Quiz Generator and Exam Creator. Journal of AI-Driven Educational Tools. https://doi.org/10.47392/IRJASH.2024.027</w:t>
+      <w:proofErr w:type="spellStart"/>
+      <w:r>
+        <w:rPr>
+          <w:rFonts w:ascii="Arial" w:hAnsi="Arial" w:cs="Arial"/>
+          <w:bCs/>
+          <w:color w:val="000000" w:themeColor="text1"/>
+        </w:rPr>
+        <w:t>Khairkar</w:t>
+      </w:r>
+      <w:proofErr w:type="spellEnd"/>
+      <w:r>
+        <w:rPr>
+          <w:rFonts w:ascii="Arial" w:hAnsi="Arial" w:cs="Arial"/>
+          <w:bCs/>
+          <w:color w:val="000000" w:themeColor="text1"/>
+        </w:rPr>
+        <w:t xml:space="preserve">, A., </w:t>
+      </w:r>
+      <w:proofErr w:type="spellStart"/>
+      <w:r>
+        <w:rPr>
+          <w:rFonts w:ascii="Arial" w:hAnsi="Arial" w:cs="Arial"/>
+          <w:bCs/>
+          <w:color w:val="000000" w:themeColor="text1"/>
+        </w:rPr>
+        <w:t>Bulbule</w:t>
+      </w:r>
+      <w:proofErr w:type="spellEnd"/>
+      <w:r>
+        <w:rPr>
+          <w:rFonts w:ascii="Arial" w:hAnsi="Arial" w:cs="Arial"/>
+          <w:bCs/>
+          <w:color w:val="000000" w:themeColor="text1"/>
+        </w:rPr>
+        <w:t xml:space="preserve">, S., </w:t>
+      </w:r>
+      <w:proofErr w:type="spellStart"/>
+      <w:r>
+        <w:rPr>
+          <w:rFonts w:ascii="Arial" w:hAnsi="Arial" w:cs="Arial"/>
+          <w:bCs/>
+          <w:color w:val="000000" w:themeColor="text1"/>
+        </w:rPr>
+        <w:t>Manchalkar</w:t>
+      </w:r>
+      <w:proofErr w:type="spellEnd"/>
+      <w:r>
+        <w:rPr>
+          <w:rFonts w:ascii="Arial" w:hAnsi="Arial" w:cs="Arial"/>
+          <w:bCs/>
+          <w:color w:val="000000" w:themeColor="text1"/>
+        </w:rPr>
+        <w:t xml:space="preserve">, S., </w:t>
+      </w:r>
+      <w:proofErr w:type="spellStart"/>
+      <w:r>
+        <w:rPr>
+          <w:rFonts w:ascii="Arial" w:hAnsi="Arial" w:cs="Arial"/>
+          <w:bCs/>
+          <w:color w:val="000000" w:themeColor="text1"/>
+        </w:rPr>
+        <w:t>Phatate</w:t>
+      </w:r>
+      <w:proofErr w:type="spellEnd"/>
+      <w:r>
+        <w:rPr>
+          <w:rFonts w:ascii="Arial" w:hAnsi="Arial" w:cs="Arial"/>
+          <w:bCs/>
+          <w:color w:val="000000" w:themeColor="text1"/>
+        </w:rPr>
+        <w:t xml:space="preserve">, S., &amp; Soni, K. (2023). </w:t>
+      </w:r>
+      <w:proofErr w:type="spellStart"/>
+      <w:r>
+        <w:rPr>
+          <w:rFonts w:ascii="Arial" w:hAnsi="Arial" w:cs="Arial"/>
+          <w:bCs/>
+          <w:color w:val="000000" w:themeColor="text1"/>
+        </w:rPr>
+        <w:t>Eduassesspro</w:t>
+      </w:r>
+      <w:proofErr w:type="spellEnd"/>
+      <w:r>
+        <w:rPr>
+          <w:rFonts w:ascii="Arial" w:hAnsi="Arial" w:cs="Arial"/>
+          <w:bCs/>
+          <w:color w:val="000000" w:themeColor="text1"/>
+        </w:rPr>
+        <w:t>: An Automated Quiz Generator and Exam Creator. Journal of AI-Driven Educational Tools. https://doi.org/10.47392/IRJASH.2024.027</w:t>
       </w:r>
     </w:p>
     <w:p>
@@ -23996,6 +24583,7 @@
           <w:color w:val="000000" w:themeColor="text1"/>
         </w:rPr>
       </w:pPr>
+      <w:proofErr w:type="spellStart"/>
       <w:r>
         <w:rPr>
           <w:rFonts w:ascii="Arial" w:hAnsi="Arial" w:cs="Arial"/>
@@ -24003,7 +24591,16 @@
           <w:color w:val="000000" w:themeColor="text1"/>
         </w:rPr>
         <w:lastRenderedPageBreak/>
-        <w:t>Khomyn, A. (2025). The Complete Guide To Building Educational Apps In 2024: From Concept To Launch. https://soloway.tech/blog/the-complete-guide-to-building-educational-apps/</w:t>
+        <w:t>Khomyn</w:t>
+      </w:r>
+      <w:proofErr w:type="spellEnd"/>
+      <w:r>
+        <w:rPr>
+          <w:rFonts w:ascii="Arial" w:hAnsi="Arial" w:cs="Arial"/>
+          <w:bCs/>
+          <w:color w:val="000000" w:themeColor="text1"/>
+        </w:rPr>
+        <w:t>, A. (2025). The Complete Guide To Building Educational Apps In 2024: From Concept To Launch. https://soloway.tech/blog/the-complete-guide-to-building-educational-apps/</w:t>
       </w:r>
     </w:p>
     <w:p>
@@ -24065,7 +24662,25 @@
           <w:bCs/>
           <w:color w:val="000000" w:themeColor="text1"/>
         </w:rPr>
-        <w:t>Kurniawan, S., &amp; Zaphiris, P. (2021). The impact of font and text size on user reading performance. International Journal of Human-Computer Studies, 147, 102563. https://doi.org/10.1016/j.ijhcs.2020.102563</w:t>
+        <w:t xml:space="preserve">Kurniawan, S., &amp; </w:t>
+      </w:r>
+      <w:proofErr w:type="spellStart"/>
+      <w:r>
+        <w:rPr>
+          <w:rFonts w:ascii="Arial" w:hAnsi="Arial" w:cs="Arial"/>
+          <w:bCs/>
+          <w:color w:val="000000" w:themeColor="text1"/>
+        </w:rPr>
+        <w:t>Zaphiris</w:t>
+      </w:r>
+      <w:proofErr w:type="spellEnd"/>
+      <w:r>
+        <w:rPr>
+          <w:rFonts w:ascii="Arial" w:hAnsi="Arial" w:cs="Arial"/>
+          <w:bCs/>
+          <w:color w:val="000000" w:themeColor="text1"/>
+        </w:rPr>
+        <w:t>, P. (2021). The impact of font and text size on user reading performance. International Journal of Human-Computer Studies, 147, 102563. https://doi.org/10.1016/j.ijhcs.2020.102563</w:t>
       </w:r>
     </w:p>
     <w:p>
@@ -24201,7 +24816,25 @@
           <w:bCs/>
           <w:color w:val="000000" w:themeColor="text1"/>
         </w:rPr>
-        <w:t>MDN (n.d.). The WebSocket API (WebSockets). Retrieved August 23, 2025, from https://developer.mozilla.org/docs/Web/API/WebSockets_API</w:t>
+        <w:t>MDN (n.d.). The WebSocket API (</w:t>
+      </w:r>
+      <w:proofErr w:type="spellStart"/>
+      <w:r>
+        <w:rPr>
+          <w:rFonts w:ascii="Arial" w:hAnsi="Arial" w:cs="Arial"/>
+          <w:bCs/>
+          <w:color w:val="000000" w:themeColor="text1"/>
+        </w:rPr>
+        <w:t>WebSockets</w:t>
+      </w:r>
+      <w:proofErr w:type="spellEnd"/>
+      <w:r>
+        <w:rPr>
+          <w:rFonts w:ascii="Arial" w:hAnsi="Arial" w:cs="Arial"/>
+          <w:bCs/>
+          <w:color w:val="000000" w:themeColor="text1"/>
+        </w:rPr>
+        <w:t>). Retrieved August 23, 2025, from https://developer.mozilla.org/docs/Web/API/WebSockets_API</w:t>
       </w:r>
     </w:p>
     <w:p>
@@ -24233,13 +24866,41 @@
           <w:color w:val="000000" w:themeColor="text1"/>
         </w:rPr>
       </w:pPr>
-      <w:r>
-        <w:rPr>
-          <w:rFonts w:ascii="Arial" w:hAnsi="Arial" w:cs="Arial"/>
-          <w:bCs/>
-          <w:color w:val="000000" w:themeColor="text1"/>
-        </w:rPr>
-        <w:t>Munoto, M., Sumbawati, M. S., &amp; Sari, S. F. M. (2021). The use of mobile technology in learning with online and offline systems. International Journal of Information and Communication Technology Education (IJICTE), 17(2), 54-67. http://doi.org/10.4018/IJICTE.2021040104</w:t>
+      <w:proofErr w:type="spellStart"/>
+      <w:r>
+        <w:rPr>
+          <w:rFonts w:ascii="Arial" w:hAnsi="Arial" w:cs="Arial"/>
+          <w:bCs/>
+          <w:color w:val="000000" w:themeColor="text1"/>
+        </w:rPr>
+        <w:t>Munoto</w:t>
+      </w:r>
+      <w:proofErr w:type="spellEnd"/>
+      <w:r>
+        <w:rPr>
+          <w:rFonts w:ascii="Arial" w:hAnsi="Arial" w:cs="Arial"/>
+          <w:bCs/>
+          <w:color w:val="000000" w:themeColor="text1"/>
+        </w:rPr>
+        <w:t xml:space="preserve">, M., </w:t>
+      </w:r>
+      <w:proofErr w:type="spellStart"/>
+      <w:r>
+        <w:rPr>
+          <w:rFonts w:ascii="Arial" w:hAnsi="Arial" w:cs="Arial"/>
+          <w:bCs/>
+          <w:color w:val="000000" w:themeColor="text1"/>
+        </w:rPr>
+        <w:t>Sumbawati</w:t>
+      </w:r>
+      <w:proofErr w:type="spellEnd"/>
+      <w:r>
+        <w:rPr>
+          <w:rFonts w:ascii="Arial" w:hAnsi="Arial" w:cs="Arial"/>
+          <w:bCs/>
+          <w:color w:val="000000" w:themeColor="text1"/>
+        </w:rPr>
+        <w:t>, M. S., &amp; Sari, S. F. M. (2021). The use of mobile technology in learning with online and offline systems. International Journal of Information and Communication Technology Education (IJICTE), 17(2), 54-67. http://doi.org/10.4018/IJICTE.2021040104</w:t>
       </w:r>
     </w:p>
     <w:p>
@@ -24252,13 +24913,41 @@
           <w:color w:val="000000" w:themeColor="text1"/>
         </w:rPr>
       </w:pPr>
-      <w:r>
-        <w:rPr>
-          <w:rFonts w:ascii="Arial" w:hAnsi="Arial" w:cs="Arial"/>
-          <w:bCs/>
-          <w:color w:val="000000" w:themeColor="text1"/>
-        </w:rPr>
-        <w:t>Mutiawani, V., Amrin, N., Saputra, K., &amp; Yunardi, D. H. (2020, November). Developing a Desktop-based Offline Quiz Application. In 2020 IEEE Conference on e-Learning, e-Management and e-Services (IC3e) (pp. 98-103). IEEE. http://doi.org/10.1109/IC3e50159.2020.9288376</w:t>
+      <w:proofErr w:type="spellStart"/>
+      <w:r>
+        <w:rPr>
+          <w:rFonts w:ascii="Arial" w:hAnsi="Arial" w:cs="Arial"/>
+          <w:bCs/>
+          <w:color w:val="000000" w:themeColor="text1"/>
+        </w:rPr>
+        <w:t>Mutiawani</w:t>
+      </w:r>
+      <w:proofErr w:type="spellEnd"/>
+      <w:r>
+        <w:rPr>
+          <w:rFonts w:ascii="Arial" w:hAnsi="Arial" w:cs="Arial"/>
+          <w:bCs/>
+          <w:color w:val="000000" w:themeColor="text1"/>
+        </w:rPr>
+        <w:t xml:space="preserve">, V., Amrin, N., Saputra, K., &amp; </w:t>
+      </w:r>
+      <w:proofErr w:type="spellStart"/>
+      <w:r>
+        <w:rPr>
+          <w:rFonts w:ascii="Arial" w:hAnsi="Arial" w:cs="Arial"/>
+          <w:bCs/>
+          <w:color w:val="000000" w:themeColor="text1"/>
+        </w:rPr>
+        <w:t>Yunardi</w:t>
+      </w:r>
+      <w:proofErr w:type="spellEnd"/>
+      <w:r>
+        <w:rPr>
+          <w:rFonts w:ascii="Arial" w:hAnsi="Arial" w:cs="Arial"/>
+          <w:bCs/>
+          <w:color w:val="000000" w:themeColor="text1"/>
+        </w:rPr>
+        <w:t>, D. H. (2020, November). Developing a Desktop-based Offline Quiz Application. In 2020 IEEE Conference on e-Learning, e-Management and e-Services (IC3e) (pp. 98-103). IEEE. http://doi.org/10.1109/IC3e50159.2020.9288376</w:t>
       </w:r>
     </w:p>
     <w:p>
@@ -24290,13 +24979,23 @@
           <w:color w:val="000000" w:themeColor="text1"/>
         </w:rPr>
       </w:pPr>
-      <w:r>
-        <w:rPr>
-          <w:rFonts w:ascii="Arial" w:hAnsi="Arial" w:cs="Arial"/>
-          <w:bCs/>
-          <w:color w:val="000000" w:themeColor="text1"/>
-        </w:rPr>
-        <w:t>Nineleaps (2025). Package management. Medium. https://medium.com/technology-nineleaps/package-management-d5059784dae4</w:t>
+      <w:proofErr w:type="spellStart"/>
+      <w:r>
+        <w:rPr>
+          <w:rFonts w:ascii="Arial" w:hAnsi="Arial" w:cs="Arial"/>
+          <w:bCs/>
+          <w:color w:val="000000" w:themeColor="text1"/>
+        </w:rPr>
+        <w:t>Nineleaps</w:t>
+      </w:r>
+      <w:proofErr w:type="spellEnd"/>
+      <w:r>
+        <w:rPr>
+          <w:rFonts w:ascii="Arial" w:hAnsi="Arial" w:cs="Arial"/>
+          <w:bCs/>
+          <w:color w:val="000000" w:themeColor="text1"/>
+        </w:rPr>
+        <w:t xml:space="preserve"> (2025). Package management. Medium. https://medium.com/technology-nineleaps/package-management-d5059784dae4</w:t>
       </w:r>
     </w:p>
     <w:p>
@@ -24309,13 +25008,41 @@
           <w:color w:val="000000" w:themeColor="text1"/>
         </w:rPr>
       </w:pPr>
-      <w:r>
-        <w:rPr>
-          <w:rFonts w:ascii="Arial" w:hAnsi="Arial" w:cs="Arial"/>
-          <w:bCs/>
-          <w:color w:val="000000" w:themeColor="text1"/>
-        </w:rPr>
-        <w:t>npm Docs (n.d.). About npm. Retrieved August 25, 2025, from. https://docs.npmjs.com/about-npm#learn-more</w:t>
+      <w:proofErr w:type="spellStart"/>
+      <w:r>
+        <w:rPr>
+          <w:rFonts w:ascii="Arial" w:hAnsi="Arial" w:cs="Arial"/>
+          <w:bCs/>
+          <w:color w:val="000000" w:themeColor="text1"/>
+        </w:rPr>
+        <w:t>npm</w:t>
+      </w:r>
+      <w:proofErr w:type="spellEnd"/>
+      <w:r>
+        <w:rPr>
+          <w:rFonts w:ascii="Arial" w:hAnsi="Arial" w:cs="Arial"/>
+          <w:bCs/>
+          <w:color w:val="000000" w:themeColor="text1"/>
+        </w:rPr>
+        <w:t xml:space="preserve"> Docs (n.d.). About </w:t>
+      </w:r>
+      <w:proofErr w:type="spellStart"/>
+      <w:r>
+        <w:rPr>
+          <w:rFonts w:ascii="Arial" w:hAnsi="Arial" w:cs="Arial"/>
+          <w:bCs/>
+          <w:color w:val="000000" w:themeColor="text1"/>
+        </w:rPr>
+        <w:t>npm</w:t>
+      </w:r>
+      <w:proofErr w:type="spellEnd"/>
+      <w:r>
+        <w:rPr>
+          <w:rFonts w:ascii="Arial" w:hAnsi="Arial" w:cs="Arial"/>
+          <w:bCs/>
+          <w:color w:val="000000" w:themeColor="text1"/>
+        </w:rPr>
+        <w:t>. Retrieved August 25, 2025, from. https://docs.npmjs.com/about-npm#learn-more</w:t>
       </w:r>
     </w:p>
     <w:p>
@@ -24328,6 +25055,7 @@
           <w:color w:val="000000" w:themeColor="text1"/>
         </w:rPr>
       </w:pPr>
+      <w:proofErr w:type="spellStart"/>
       <w:r>
         <w:rPr>
           <w:rFonts w:ascii="Arial" w:hAnsi="Arial" w:cs="Arial"/>
@@ -24335,7 +25063,160 @@
           <w:color w:val="000000" w:themeColor="text1"/>
         </w:rPr>
         <w:lastRenderedPageBreak/>
-        <w:t>Octorina, A. (2021). Implementasi aplikasi quizizz untuk meningkatkan kehadiran dan hasil belajar IPS. SOSEARCH: Social Science Educational Research, 1(2), 68-76. https://doi.org/10.26740/sosearch.v1n2.p68-76</w:t>
+        <w:t>Octorina</w:t>
+      </w:r>
+      <w:proofErr w:type="spellEnd"/>
+      <w:r>
+        <w:rPr>
+          <w:rFonts w:ascii="Arial" w:hAnsi="Arial" w:cs="Arial"/>
+          <w:bCs/>
+          <w:color w:val="000000" w:themeColor="text1"/>
+        </w:rPr>
+        <w:t xml:space="preserve">, A. (2021). </w:t>
+      </w:r>
+      <w:proofErr w:type="spellStart"/>
+      <w:r>
+        <w:rPr>
+          <w:rFonts w:ascii="Arial" w:hAnsi="Arial" w:cs="Arial"/>
+          <w:bCs/>
+          <w:color w:val="000000" w:themeColor="text1"/>
+        </w:rPr>
+        <w:t>Implementasi</w:t>
+      </w:r>
+      <w:proofErr w:type="spellEnd"/>
+      <w:r>
+        <w:rPr>
+          <w:rFonts w:ascii="Arial" w:hAnsi="Arial" w:cs="Arial"/>
+          <w:bCs/>
+          <w:color w:val="000000" w:themeColor="text1"/>
+        </w:rPr>
+        <w:t xml:space="preserve"> </w:t>
+      </w:r>
+      <w:proofErr w:type="spellStart"/>
+      <w:r>
+        <w:rPr>
+          <w:rFonts w:ascii="Arial" w:hAnsi="Arial" w:cs="Arial"/>
+          <w:bCs/>
+          <w:color w:val="000000" w:themeColor="text1"/>
+        </w:rPr>
+        <w:t>aplikasi</w:t>
+      </w:r>
+      <w:proofErr w:type="spellEnd"/>
+      <w:r>
+        <w:rPr>
+          <w:rFonts w:ascii="Arial" w:hAnsi="Arial" w:cs="Arial"/>
+          <w:bCs/>
+          <w:color w:val="000000" w:themeColor="text1"/>
+        </w:rPr>
+        <w:t xml:space="preserve"> </w:t>
+      </w:r>
+      <w:proofErr w:type="spellStart"/>
+      <w:r>
+        <w:rPr>
+          <w:rFonts w:ascii="Arial" w:hAnsi="Arial" w:cs="Arial"/>
+          <w:bCs/>
+          <w:color w:val="000000" w:themeColor="text1"/>
+        </w:rPr>
+        <w:t>quizizz</w:t>
+      </w:r>
+      <w:proofErr w:type="spellEnd"/>
+      <w:r>
+        <w:rPr>
+          <w:rFonts w:ascii="Arial" w:hAnsi="Arial" w:cs="Arial"/>
+          <w:bCs/>
+          <w:color w:val="000000" w:themeColor="text1"/>
+        </w:rPr>
+        <w:t xml:space="preserve"> </w:t>
+      </w:r>
+      <w:proofErr w:type="spellStart"/>
+      <w:r>
+        <w:rPr>
+          <w:rFonts w:ascii="Arial" w:hAnsi="Arial" w:cs="Arial"/>
+          <w:bCs/>
+          <w:color w:val="000000" w:themeColor="text1"/>
+        </w:rPr>
+        <w:t>untuk</w:t>
+      </w:r>
+      <w:proofErr w:type="spellEnd"/>
+      <w:r>
+        <w:rPr>
+          <w:rFonts w:ascii="Arial" w:hAnsi="Arial" w:cs="Arial"/>
+          <w:bCs/>
+          <w:color w:val="000000" w:themeColor="text1"/>
+        </w:rPr>
+        <w:t xml:space="preserve"> </w:t>
+      </w:r>
+      <w:proofErr w:type="spellStart"/>
+      <w:r>
+        <w:rPr>
+          <w:rFonts w:ascii="Arial" w:hAnsi="Arial" w:cs="Arial"/>
+          <w:bCs/>
+          <w:color w:val="000000" w:themeColor="text1"/>
+        </w:rPr>
+        <w:t>meningkatkan</w:t>
+      </w:r>
+      <w:proofErr w:type="spellEnd"/>
+      <w:r>
+        <w:rPr>
+          <w:rFonts w:ascii="Arial" w:hAnsi="Arial" w:cs="Arial"/>
+          <w:bCs/>
+          <w:color w:val="000000" w:themeColor="text1"/>
+        </w:rPr>
+        <w:t xml:space="preserve"> </w:t>
+      </w:r>
+      <w:proofErr w:type="spellStart"/>
+      <w:r>
+        <w:rPr>
+          <w:rFonts w:ascii="Arial" w:hAnsi="Arial" w:cs="Arial"/>
+          <w:bCs/>
+          <w:color w:val="000000" w:themeColor="text1"/>
+        </w:rPr>
+        <w:t>kehadiran</w:t>
+      </w:r>
+      <w:proofErr w:type="spellEnd"/>
+      <w:r>
+        <w:rPr>
+          <w:rFonts w:ascii="Arial" w:hAnsi="Arial" w:cs="Arial"/>
+          <w:bCs/>
+          <w:color w:val="000000" w:themeColor="text1"/>
+        </w:rPr>
+        <w:t xml:space="preserve"> dan </w:t>
+      </w:r>
+      <w:proofErr w:type="spellStart"/>
+      <w:r>
+        <w:rPr>
+          <w:rFonts w:ascii="Arial" w:hAnsi="Arial" w:cs="Arial"/>
+          <w:bCs/>
+          <w:color w:val="000000" w:themeColor="text1"/>
+        </w:rPr>
+        <w:t>hasil</w:t>
+      </w:r>
+      <w:proofErr w:type="spellEnd"/>
+      <w:r>
+        <w:rPr>
+          <w:rFonts w:ascii="Arial" w:hAnsi="Arial" w:cs="Arial"/>
+          <w:bCs/>
+          <w:color w:val="000000" w:themeColor="text1"/>
+        </w:rPr>
+        <w:t xml:space="preserve"> </w:t>
+      </w:r>
+      <w:proofErr w:type="spellStart"/>
+      <w:r>
+        <w:rPr>
+          <w:rFonts w:ascii="Arial" w:hAnsi="Arial" w:cs="Arial"/>
+          <w:bCs/>
+          <w:color w:val="000000" w:themeColor="text1"/>
+        </w:rPr>
+        <w:t>belajar</w:t>
+      </w:r>
+      <w:proofErr w:type="spellEnd"/>
+      <w:r>
+        <w:rPr>
+          <w:rFonts w:ascii="Arial" w:hAnsi="Arial" w:cs="Arial"/>
+          <w:bCs/>
+          <w:color w:val="000000" w:themeColor="text1"/>
+        </w:rPr>
+        <w:t xml:space="preserve"> IPS. SOSEARCH: Social Science Educational Research, 1(2), 68-76. https://doi.org/10.26740/sosearch.v1n2.p68-76</w:t>
       </w:r>
     </w:p>
     <w:p>
@@ -24364,13 +25245,23 @@
         </w:rPr>
         <w:t xml:space="preserve"> </w:t>
       </w:r>
-      <w:r>
-        <w:rPr>
-          <w:rFonts w:ascii="Arial" w:hAnsi="Arial" w:cs="Arial"/>
-          <w:bCs/>
-          <w:color w:val="000000" w:themeColor="text1"/>
-        </w:rPr>
-        <w:t>DevTools: Essential Tricks for Web Development. https://itequia.com/en/essential-tips-to-maximize-the-potential-of-devtools/</w:t>
+      <w:proofErr w:type="spellStart"/>
+      <w:r>
+        <w:rPr>
+          <w:rFonts w:ascii="Arial" w:hAnsi="Arial" w:cs="Arial"/>
+          <w:bCs/>
+          <w:color w:val="000000" w:themeColor="text1"/>
+        </w:rPr>
+        <w:t>DevTools</w:t>
+      </w:r>
+      <w:proofErr w:type="spellEnd"/>
+      <w:r>
+        <w:rPr>
+          <w:rFonts w:ascii="Arial" w:hAnsi="Arial" w:cs="Arial"/>
+          <w:bCs/>
+          <w:color w:val="000000" w:themeColor="text1"/>
+        </w:rPr>
+        <w:t>: Essential Tricks for Web Development. https://itequia.com/en/essential-tips-to-maximize-the-potential-of-devtools/</w:t>
       </w:r>
     </w:p>
     <w:p>
@@ -24405,7 +25296,57 @@
           <w:bCs/>
           <w:color w:val="000000" w:themeColor="text1"/>
         </w:rPr>
-        <w:t>(2020). Package manager. Devopeida. https://devopedia.org/package-manager</w:t>
+        <w:t xml:space="preserve">(2020). Package manager. </w:t>
+      </w:r>
+      <w:proofErr w:type="spellStart"/>
+      <w:r>
+        <w:rPr>
+          <w:rFonts w:ascii="Arial" w:hAnsi="Arial" w:cs="Arial"/>
+          <w:bCs/>
+          <w:color w:val="000000" w:themeColor="text1"/>
+        </w:rPr>
+        <w:t>Devopeida</w:t>
+      </w:r>
+      <w:proofErr w:type="spellEnd"/>
+      <w:r>
+        <w:rPr>
+          <w:rFonts w:ascii="Arial" w:hAnsi="Arial" w:cs="Arial"/>
+          <w:bCs/>
+          <w:color w:val="000000" w:themeColor="text1"/>
+        </w:rPr>
+        <w:t>.</w:t>
+      </w:r>
+      <w:r>
+        <w:rPr>
+          <w:rFonts w:ascii="Arial" w:hAnsi="Arial" w:cs="Arial"/>
+          <w:bCs/>
+          <w:color w:val="000000" w:themeColor="text1"/>
+        </w:rPr>
+        <w:t xml:space="preserve"> </w:t>
+      </w:r>
+      <w:r>
+        <w:rPr>
+          <w:rFonts w:ascii="Arial" w:hAnsi="Arial" w:cs="Arial"/>
+          <w:bCs/>
+          <w:color w:val="000000" w:themeColor="text1"/>
+        </w:rPr>
+        <w:t>https://devopedia.org</w:t>
+      </w:r>
+      <w:r>
+        <w:rPr>
+          <w:rFonts w:ascii="Arial" w:hAnsi="Arial" w:cs="Arial"/>
+          <w:bCs/>
+          <w:color w:val="000000" w:themeColor="text1"/>
+        </w:rPr>
+        <w:br/>
+      </w:r>
+      <w:r>
+        <w:rPr>
+          <w:rFonts w:ascii="Arial" w:hAnsi="Arial" w:cs="Arial"/>
+          <w:bCs/>
+          <w:color w:val="000000" w:themeColor="text1"/>
+        </w:rPr>
+        <w:t>/package-manager</w:t>
       </w:r>
     </w:p>
     <w:p>
@@ -24462,7 +25403,39 @@
           <w:bCs/>
           <w:color w:val="000000" w:themeColor="text1"/>
         </w:rPr>
-        <w:t>Roslan, R., Ayub, A. F. M., Ghazali, N., &amp; Zulkifli, N. N. (2021). The development of a collaborated gamified e-quiz and strategy game mobile application to increase students’ motivation and continuance usage intention. ANP Journal of Social Science and Humanities, 2(2), 74-81. https://doi.org/10.53797/anp.jssh.v2i2.10.2021</w:t>
+        <w:t>Roslan, R., Ayub, A. F. M., Ghazali, N., &amp; Zulkifli, N. N. (2021). The development of a collaborated gamified e-quiz and strategy game mobile application to increase students’ motivation and continuance usage intention. ANP Journal of Social Science and Humanities, 2(2), 74-81.</w:t>
+      </w:r>
+      <w:r>
+        <w:rPr>
+          <w:rFonts w:ascii="Arial" w:hAnsi="Arial" w:cs="Arial"/>
+          <w:bCs/>
+          <w:color w:val="000000" w:themeColor="text1"/>
+        </w:rPr>
+        <w:t xml:space="preserve"> </w:t>
+      </w:r>
+      <w:r>
+        <w:rPr>
+          <w:rFonts w:ascii="Arial" w:hAnsi="Arial" w:cs="Arial"/>
+          <w:bCs/>
+          <w:color w:val="000000" w:themeColor="text1"/>
+        </w:rPr>
+        <w:t>https://doi.org</w:t>
+      </w:r>
+      <w:r>
+        <w:rPr>
+          <w:rFonts w:ascii="Arial" w:hAnsi="Arial" w:cs="Arial"/>
+          <w:bCs/>
+          <w:color w:val="000000" w:themeColor="text1"/>
+        </w:rPr>
+        <w:br/>
+      </w:r>
+      <w:r>
+        <w:rPr>
+          <w:rFonts w:ascii="Arial" w:hAnsi="Arial" w:cs="Arial"/>
+          <w:bCs/>
+          <w:color w:val="000000" w:themeColor="text1"/>
+        </w:rPr>
+        <w:t>/10.53797/anp.jssh.v2i2.10.2021</w:t>
       </w:r>
     </w:p>
     <w:p>
@@ -24475,13 +25448,23 @@
           <w:color w:val="000000" w:themeColor="text1"/>
         </w:rPr>
       </w:pPr>
-      <w:r>
-        <w:rPr>
-          <w:rFonts w:ascii="Arial" w:hAnsi="Arial" w:cs="Arial"/>
-          <w:bCs/>
-          <w:color w:val="000000" w:themeColor="text1"/>
-        </w:rPr>
-        <w:t>Rüth, M., Breuer, J., Zimmermann, D., &amp; Kaspar, K. (2021). The effects of different feedback types on learning with mobile quiz apps. Frontiers in Psychology, 12, 665144. http://dx.doi.org/10.3389/fpsyg.2021.665144</w:t>
+      <w:proofErr w:type="spellStart"/>
+      <w:r>
+        <w:rPr>
+          <w:rFonts w:ascii="Arial" w:hAnsi="Arial" w:cs="Arial"/>
+          <w:bCs/>
+          <w:color w:val="000000" w:themeColor="text1"/>
+        </w:rPr>
+        <w:t>Rüth</w:t>
+      </w:r>
+      <w:proofErr w:type="spellEnd"/>
+      <w:r>
+        <w:rPr>
+          <w:rFonts w:ascii="Arial" w:hAnsi="Arial" w:cs="Arial"/>
+          <w:bCs/>
+          <w:color w:val="000000" w:themeColor="text1"/>
+        </w:rPr>
+        <w:t>, M., Breuer, J., Zimmermann, D., &amp; Kaspar, K. (2021). The effects of different feedback types on learning with mobile quiz apps. Frontiers in Psychology, 12, 665144. http://dx.doi.org/10.3389/fpsyg.2021.665144</w:t>
       </w:r>
     </w:p>
     <w:p>
@@ -24494,6 +25477,7 @@
           <w:color w:val="000000" w:themeColor="text1"/>
         </w:rPr>
       </w:pPr>
+      <w:proofErr w:type="spellStart"/>
       <w:r>
         <w:rPr>
           <w:rFonts w:ascii="Arial" w:hAnsi="Arial" w:cs="Arial"/>
@@ -24501,7 +25485,52 @@
           <w:color w:val="000000" w:themeColor="text1"/>
         </w:rPr>
         <w:lastRenderedPageBreak/>
-        <w:t>Setyawan, H. (2019). Blended method: Online-offline teaching and learning, on students’ reading achievement. English Education: Jurnal Tadris Bahasa Inggris, 12(1), 22-33. https://doi.org/10.2p4042/ee-jtbi.v12i1.4432</w:t>
+        <w:t>Setyawan</w:t>
+      </w:r>
+      <w:proofErr w:type="spellEnd"/>
+      <w:r>
+        <w:rPr>
+          <w:rFonts w:ascii="Arial" w:hAnsi="Arial" w:cs="Arial"/>
+          <w:bCs/>
+          <w:color w:val="000000" w:themeColor="text1"/>
+        </w:rPr>
+        <w:t xml:space="preserve">, H. (2019). Blended method: Online-offline teaching and learning, on students’ reading achievement. English Education: </w:t>
+      </w:r>
+      <w:proofErr w:type="spellStart"/>
+      <w:r>
+        <w:rPr>
+          <w:rFonts w:ascii="Arial" w:hAnsi="Arial" w:cs="Arial"/>
+          <w:bCs/>
+          <w:color w:val="000000" w:themeColor="text1"/>
+        </w:rPr>
+        <w:t>Jurnal</w:t>
+      </w:r>
+      <w:proofErr w:type="spellEnd"/>
+      <w:r>
+        <w:rPr>
+          <w:rFonts w:ascii="Arial" w:hAnsi="Arial" w:cs="Arial"/>
+          <w:bCs/>
+          <w:color w:val="000000" w:themeColor="text1"/>
+        </w:rPr>
+        <w:t xml:space="preserve"> Tadris Bahasa </w:t>
+      </w:r>
+      <w:proofErr w:type="spellStart"/>
+      <w:r>
+        <w:rPr>
+          <w:rFonts w:ascii="Arial" w:hAnsi="Arial" w:cs="Arial"/>
+          <w:bCs/>
+          <w:color w:val="000000" w:themeColor="text1"/>
+        </w:rPr>
+        <w:t>Inggris</w:t>
+      </w:r>
+      <w:proofErr w:type="spellEnd"/>
+      <w:r>
+        <w:rPr>
+          <w:rFonts w:ascii="Arial" w:hAnsi="Arial" w:cs="Arial"/>
+          <w:bCs/>
+          <w:color w:val="000000" w:themeColor="text1"/>
+        </w:rPr>
+        <w:t>, 12(1), 22-33. https://doi.org/10.2p4042/ee-jtbi.v12i1.4432</w:t>
       </w:r>
     </w:p>
     <w:p>
@@ -24587,13 +25616,23 @@
           <w:color w:val="000000" w:themeColor="text1"/>
         </w:rPr>
       </w:pPr>
-      <w:r>
-        <w:rPr>
-          <w:rFonts w:ascii="Arial" w:hAnsi="Arial" w:cs="Arial"/>
-          <w:bCs/>
-          <w:color w:val="000000" w:themeColor="text1"/>
-        </w:rPr>
-        <w:t>UMATechnology. (2025). TCP Protocol: What It Is and Why It’s Important. TCP Protocol: What It Is and Why It’s Important - UMA Technology</w:t>
+      <w:proofErr w:type="spellStart"/>
+      <w:r>
+        <w:rPr>
+          <w:rFonts w:ascii="Arial" w:hAnsi="Arial" w:cs="Arial"/>
+          <w:bCs/>
+          <w:color w:val="000000" w:themeColor="text1"/>
+        </w:rPr>
+        <w:t>UMATechnology</w:t>
+      </w:r>
+      <w:proofErr w:type="spellEnd"/>
+      <w:r>
+        <w:rPr>
+          <w:rFonts w:ascii="Arial" w:hAnsi="Arial" w:cs="Arial"/>
+          <w:bCs/>
+          <w:color w:val="000000" w:themeColor="text1"/>
+        </w:rPr>
+        <w:t>. (2025). TCP Protocol: What It Is and Why It’s Important. TCP Protocol: What It Is and Why It’s Important - UMA Technology</w:t>
       </w:r>
       <w:r>
         <w:rPr>
@@ -24726,7 +25765,25 @@
           <w:bCs/>
           <w:color w:val="000000" w:themeColor="text1"/>
         </w:rPr>
-        <w:t>Xie, X., Li, Y., Ning, Z., Purwanto, E., Li, N., &amp; Wong, K. H. (2023, September). SwiftQuiz-An interactive module to help teachers swiftly create questions and get rich feedback. In 2023 3rd International Conference on Educational Technology (ICET) (pp. 76-80). IEEE. https://doi.org/10.1109/icet59358.2023.10424127</w:t>
+        <w:t xml:space="preserve">Xie, X., Li, Y., Ning, Z., Purwanto, E., Li, N., &amp; Wong, K. H. (2023, September). </w:t>
+      </w:r>
+      <w:proofErr w:type="spellStart"/>
+      <w:r>
+        <w:rPr>
+          <w:rFonts w:ascii="Arial" w:hAnsi="Arial" w:cs="Arial"/>
+          <w:bCs/>
+          <w:color w:val="000000" w:themeColor="text1"/>
+        </w:rPr>
+        <w:t>SwiftQuiz</w:t>
+      </w:r>
+      <w:proofErr w:type="spellEnd"/>
+      <w:r>
+        <w:rPr>
+          <w:rFonts w:ascii="Arial" w:hAnsi="Arial" w:cs="Arial"/>
+          <w:bCs/>
+          <w:color w:val="000000" w:themeColor="text1"/>
+        </w:rPr>
+        <w:t>-An interactive module to help teachers swiftly create questions and get rich feedback. In 2023 3rd International Conference on Educational Technology (ICET) (pp. 76-80). IEEE. https://doi.org/10.1109/icet59358.2023.10424127</w:t>
       </w:r>
     </w:p>
     <w:p>
